--- a/reviews/ICLR2027_42504_50972_reviews_pandoc.docx
+++ b/reviews/ICLR2027_42504_50972_reviews_pandoc.docx
@@ -2,13 +2,13 @@
 <file path=word/document.xml><?xml version="1.0" encoding="utf-8"?>
 <w:document xmlns:w="http://schemas.openxmlformats.org/wordprocessingml/2006/main" xmlns:m="http://schemas.openxmlformats.org/officeDocument/2006/math" xmlns:r="http://schemas.openxmlformats.org/officeDocument/2006/relationships" xmlns:o="urn:schemas-microsoft-com:office:office" xmlns:v="urn:schemas-microsoft-com:vml" xmlns:w10="urn:schemas-microsoft-com:office:word" xmlns:a="http://schemas.openxmlformats.org/drawingml/2006/main" xmlns:pic="http://schemas.openxmlformats.org/drawingml/2006/picture" xmlns:wp="http://schemas.openxmlformats.org/drawingml/2006/wordprocessingDrawing">
   <w:body>
-    <w:bookmarkStart w:id="20" w:name="X45891f9aa0a9e91a6df3eb5411f34e3c3fe2834"/>
+    <w:bookmarkStart w:id="20" w:name="X989e85718340a937d120ab555e91f17f17bd3f9"/>
     <w:p>
       <w:pPr>
         <w:pStyle w:val="Heading1"/>
       </w:pPr>
       <w:r>
-        <w:t xml:space="preserve">ICLR 2027 OpenReview-Style Reviews (Bilingual)</w:t>
+        <w:t xml:space="preserve">ICLR 2027 Review Notes — Submissions 42504 &amp; 50972 (Extended + OpenReview Paste-In)</w:t>
       </w:r>
     </w:p>
     <w:p>
@@ -16,7 +16,59 @@
         <w:pStyle w:val="FirstParagraph"/>
       </w:pPr>
       <w:r>
-        <w:t xml:space="preserve">Use each block below for copy-paste into OpenReview. Scores use the</w:t>
+        <w:t xml:space="preserve">This document has two layers for each paper:</w:t>
+      </w:r>
+    </w:p>
+    <w:p>
+      <w:pPr>
+        <w:numPr>
+          <w:ilvl w:val="0"/>
+          <w:numId w:val="1001"/>
+        </w:numPr>
+        <w:pStyle w:val="Compact"/>
+      </w:pPr>
+      <w:r>
+        <w:rPr>
+          <w:bCs/>
+          <w:b/>
+        </w:rPr>
+        <w:t xml:space="preserve">Extended review</w:t>
+      </w:r>
+      <w:r>
+        <w:t xml:space="preserve"> </w:t>
+      </w:r>
+      <w:r>
+        <w:t xml:space="preserve">— background, method walkthrough, theorem intuition, empirical read, and positioning (for your own reading and discussion).</w:t>
+      </w:r>
+    </w:p>
+    <w:p>
+      <w:pPr>
+        <w:numPr>
+          <w:ilvl w:val="0"/>
+          <w:numId w:val="1001"/>
+        </w:numPr>
+        <w:pStyle w:val="Compact"/>
+      </w:pPr>
+      <w:r>
+        <w:rPr>
+          <w:bCs/>
+          <w:b/>
+        </w:rPr>
+        <w:t xml:space="preserve">OpenReview blocks</w:t>
+      </w:r>
+      <w:r>
+        <w:t xml:space="preserve"> </w:t>
+      </w:r>
+      <w:r>
+        <w:t xml:space="preserve">— shorter fields marked for copy-paste into OpenReview (Summary, Strengths, Weaknesses, Questions, 1–3 scores).</w:t>
+      </w:r>
+    </w:p>
+    <w:p>
+      <w:pPr>
+        <w:pStyle w:val="FirstParagraph"/>
+      </w:pPr>
+      <w:r>
+        <w:t xml:space="preserve">Scores use the</w:t>
       </w:r>
       <w:r>
         <w:t xml:space="preserve"> </w:t>
@@ -43,7 +95,7 @@
       </w:r>
     </w:p>
     <w:bookmarkEnd w:id="20"/>
-    <w:bookmarkStart w:id="37" w:name="Xe4b7e8361d7b0ee3b90d10688439e92c6775c24"/>
+    <w:bookmarkStart w:id="54" w:name="Xe4b7e8361d7b0ee3b90d10688439e92c6775c24"/>
     <w:p>
       <w:pPr>
         <w:pStyle w:val="Heading1"/>
@@ -62,22 +114,22 @@
         <w:t xml:space="preserve">An Analysis of Mirror-Descent Soft Actor-Critic</w:t>
       </w:r>
     </w:p>
-    <w:bookmarkStart w:id="28" w:name="english"/>
+    <w:bookmarkStart w:id="31" w:name="extended-review-english"/>
     <w:p>
       <w:pPr>
         <w:pStyle w:val="Heading2"/>
       </w:pPr>
       <w:r>
-        <w:t xml:space="preserve">English</w:t>
-      </w:r>
-    </w:p>
-    <w:bookmarkStart w:id="21" w:name="Xaac74a8d11cddc208a4bbe57998728c337d7751"/>
+        <w:t xml:space="preserve">Extended review (English)</w:t>
+      </w:r>
+    </w:p>
+    <w:bookmarkStart w:id="21" w:name="Xe759612624cdc2c9b3a5de8bd3e9f1dce7b5aea"/>
     <w:p>
       <w:pPr>
         <w:pStyle w:val="Heading3"/>
       </w:pPr>
       <w:r>
-        <w:t xml:space="preserve">AI Documentation For Reviewing (optional; not shown to authors)</w:t>
+        <w:t xml:space="preserve">1. What problem is this paper trying to solve?</w:t>
       </w:r>
     </w:p>
     <w:p>
@@ -85,33 +137,75 @@
         <w:pStyle w:val="FirstParagraph"/>
       </w:pPr>
       <w:r>
-        <w:t xml:space="preserve">I read the full submission PDF. I drafted this review in English and produced the Chinese section with LLM assistance for paste-in. My own assessment before polishing:</w:t>
-      </w:r>
-      <w:r>
-        <w:t xml:space="preserve"> </w:t>
-      </w:r>
-      <w:r>
-        <w:rPr>
-          <w:bCs/>
-          <w:b/>
-        </w:rPr>
-        <w:t xml:space="preserve">weak accept</w:t>
-      </w:r>
-      <w:r>
-        <w:t xml:space="preserve"> </w:t>
-      </w:r>
-      <w:r>
-        <w:t xml:space="preserve">for readers in RL theory; limited practical takeaway for the broader ICLR audience.</w:t>
-      </w:r>
-    </w:p>
-    <w:bookmarkEnd w:id="21"/>
-    <w:bookmarkStart w:id="22" w:name="paper-summary"/>
-    <w:p>
-      <w:pPr>
-        <w:pStyle w:val="Heading3"/>
-      </w:pPr>
-      <w:r>
-        <w:t xml:space="preserve">Paper Summary *</w:t>
+        <w:t xml:space="preserve">Soft Actor-Critic (SAC) is the de facto off-policy algorithm for continuous control with entropy regularization. In code, each outer loop typically:</w:t>
+      </w:r>
+    </w:p>
+    <w:p>
+      <w:pPr>
+        <w:numPr>
+          <w:ilvl w:val="0"/>
+          <w:numId w:val="1002"/>
+        </w:numPr>
+        <w:pStyle w:val="Compact"/>
+      </w:pPr>
+      <w:r>
+        <w:t xml:space="preserve">updates critics with soft Bellman / TD targets;</w:t>
+      </w:r>
+    </w:p>
+    <w:p>
+      <w:pPr>
+        <w:numPr>
+          <w:ilvl w:val="0"/>
+          <w:numId w:val="1002"/>
+        </w:numPr>
+        <w:pStyle w:val="Compact"/>
+      </w:pPr>
+      <w:r>
+        <w:t xml:space="preserve">defines a</w:t>
+      </w:r>
+      <w:r>
+        <w:t xml:space="preserve"> </w:t>
+      </w:r>
+      <w:r>
+        <w:rPr>
+          <w:bCs/>
+          <w:b/>
+        </w:rPr>
+        <w:t xml:space="preserve">target policy</w:t>
+      </w:r>
+      <w:r>
+        <w:t xml:space="preserve"> </w:t>
+      </w:r>
+      <w:r>
+        <w:t xml:space="preserve">from the current Q-estimate (softmax / Gibbs form);</w:t>
+      </w:r>
+    </w:p>
+    <w:p>
+      <w:pPr>
+        <w:numPr>
+          <w:ilvl w:val="0"/>
+          <w:numId w:val="1002"/>
+        </w:numPr>
+        <w:pStyle w:val="Compact"/>
+      </w:pPr>
+      <w:r>
+        <w:t xml:space="preserve">performs</w:t>
+      </w:r>
+      <w:r>
+        <w:t xml:space="preserve"> </w:t>
+      </w:r>
+      <w:r>
+        <w:rPr>
+          <w:bCs/>
+          <w:b/>
+        </w:rPr>
+        <w:t xml:space="preserve">one or a few</w:t>
+      </w:r>
+      <w:r>
+        <w:t xml:space="preserve"> </w:t>
+      </w:r>
+      <w:r>
+        <w:t xml:space="preserve">gradient steps on the actor to minimize reverse KL to that target—not a full convex projection.</w:t>
       </w:r>
     </w:p>
     <w:p>
@@ -119,192 +213,2228 @@
         <w:pStyle w:val="FirstParagraph"/>
       </w:pPr>
       <w:r>
-        <w:t xml:space="preserve">This paper analyzes a</w:t>
-      </w:r>
-      <w:r>
-        <w:t xml:space="preserve"> </w:t>
-      </w:r>
-      <w:r>
-        <w:rPr>
-          <w:bCs/>
-          <w:b/>
-        </w:rPr>
-        <w:t xml:space="preserve">population-level</w:t>
-      </w:r>
-      <w:r>
-        <w:t xml:space="preserve"> </w:t>
-      </w:r>
-      <w:r>
-        <w:t xml:space="preserve">formalization of Soft Actor-Critic (SAC): a</w:t>
-      </w:r>
-      <w:r>
-        <w:t xml:space="preserve"> </w:t>
-      </w:r>
-      <w:r>
-        <w:rPr>
-          <w:bCs/>
-          <w:b/>
-        </w:rPr>
-        <w:t xml:space="preserve">fixed-covariance squashed Gaussian</w:t>
-      </w:r>
-      <w:r>
-        <w:t xml:space="preserve"> </w:t>
-      </w:r>
-      <w:r>
-        <w:t xml:space="preserve">actor (linear mean, tanh push-forward) with</w:t>
-      </w:r>
-      <w:r>
-        <w:t xml:space="preserve"> </w:t>
-      </w:r>
-      <w:r>
-        <w:rPr>
-          <w:bCs/>
-          <w:b/>
-        </w:rPr>
-        <w:t xml:space="preserve">one projected reverse-KL gradient step</w:t>
-      </w:r>
-      <w:r>
-        <w:t xml:space="preserve"> </w:t>
-      </w:r>
-      <w:r>
-        <w:t xml:space="preserve">per outer iteration, and a</w:t>
-      </w:r>
-      <w:r>
-        <w:t xml:space="preserve"> </w:t>
-      </w:r>
-      <w:r>
-        <w:rPr>
-          <w:bCs/>
-          <w:b/>
-        </w:rPr>
-        <w:t xml:space="preserve">critic oracle</w:t>
-      </w:r>
-      <w:r>
-        <w:t xml:space="preserve"> </w:t>
-      </w:r>
-      <w:r>
-        <w:t xml:space="preserve">(</w:t>
-      </w:r>
-      <w:r>
-        <w:t xml:space="preserve">Q_n) with uniform error (</w:t>
+        <w:t xml:space="preserve">Theory, by contrast, often assumes either (i) updates in</w:t>
+      </w:r>
+      <w:r>
+        <w:t xml:space="preserve"> </w:t>
+      </w:r>
+      <w:r>
+        <w:rPr>
+          <w:bCs/>
+          <w:b/>
+        </w:rPr>
+        <w:t xml:space="preserve">full policy space</w:t>
+      </w:r>
+      <w:r>
+        <w:t xml:space="preserve"> </w:t>
+      </w:r>
+      <w:r>
+        <w:t xml:space="preserve">with known critic (policy mirror descent, exponential convergence lines of work), or (ii)</w:t>
+      </w:r>
+      <w:r>
+        <w:t xml:space="preserve"> </w:t>
+      </w:r>
+      <w:r>
+        <w:rPr>
+          <w:bCs/>
+          <w:b/>
+        </w:rPr>
+        <w:t xml:space="preserve">direct policy gradient</w:t>
+      </w:r>
+      <w:r>
+        <w:t xml:space="preserve"> </w:t>
+      </w:r>
+      <w:r>
+        <w:t xml:space="preserve">with regularity that squashed Gaussians violate near action boundaries. This paper asks:</w:t>
+      </w:r>
+      <w:r>
+        <w:t xml:space="preserve"> </w:t>
       </w:r>
       <w:r>
         <w:rPr>
           <w:iCs/>
           <w:i/>
         </w:rPr>
-        <w:t xml:space="preserve">{</w:t>
+        <w:t xml:space="preserve">If we formalize SAC at the population level with a squashed Gaussian actor and a critic oracle, what finite-time guarantees can we prove when the target is either the classical Gibbs policy or a policy-mirror-descent (MD) target—and how do those targets differ for</w:t>
       </w:r>
       <w:r>
         <w:rPr>
           <w:iCs/>
           <w:i/>
         </w:rPr>
-        <w:t xml:space="preserve">}). The</w:t>
-      </w:r>
-      <w:r>
-        <w:rPr>
+        <w:t xml:space="preserve"> </w:t>
+      </w:r>
+      <w:r>
+        <w:rPr>
+          <w:bCs/>
+          <w:b/>
           <w:iCs/>
           <w:i/>
         </w:rPr>
-        <w:t xml:space="preserve"> </w:t>
-      </w:r>
-      <w:r>
-        <w:rPr>
-          <w:bCs/>
-          <w:b/>
+        <w:t xml:space="preserve">tracking</w:t>
+      </w:r>
+      <w:r>
+        <w:rPr>
           <w:iCs/>
           <w:i/>
         </w:rPr>
-        <w:t xml:space="preserve">target policy</w:t>
+        <w:t xml:space="preserve">?</w:t>
+      </w:r>
+    </w:p>
+    <w:p>
+      <w:pPr>
+        <w:pStyle w:val="BodyText"/>
+      </w:pPr>
+      <w:r>
+        <w:t xml:space="preserve">The contribution is</w:t>
+      </w:r>
+      <w:r>
+        <w:t xml:space="preserve"> </w:t>
+      </w:r>
+      <w:r>
+        <w:rPr>
+          <w:bCs/>
+          <w:b/>
+        </w:rPr>
+        <w:t xml:space="preserve">not</w:t>
+      </w:r>
+      <w:r>
+        <w:t xml:space="preserve"> </w:t>
+      </w:r>
+      <w:r>
+        <w:t xml:space="preserve">a new deep RL algorithm. It is a</w:t>
+      </w:r>
+      <w:r>
+        <w:t xml:space="preserve"> </w:t>
+      </w:r>
+      <w:r>
+        <w:rPr>
+          <w:bCs/>
+          <w:b/>
+        </w:rPr>
+        <w:t xml:space="preserve">mathematical model</w:t>
+      </w:r>
+      <w:r>
+        <w:t xml:space="preserve"> </w:t>
+      </w:r>
+      <w:r>
+        <w:t xml:space="preserve">of SAC-like training plus</w:t>
+      </w:r>
+      <w:r>
+        <w:t xml:space="preserve"> </w:t>
+      </w:r>
+      <w:r>
+        <w:rPr>
+          <w:bCs/>
+          <w:b/>
+        </w:rPr>
+        <w:t xml:space="preserve">comparative bounds</w:t>
+      </w:r>
+      <w:r>
+        <w:t xml:space="preserve"> </w:t>
+      </w:r>
+      <w:r>
+        <w:t xml:space="preserve">on target drift and actor tracking, culminating in a</w:t>
+      </w:r>
+      <w:r>
+        <w:t xml:space="preserve"> </w:t>
+      </w:r>
+      <w:r>
+        <w:rPr>
+          <w:bCs/>
+          <w:b/>
+        </w:rPr>
+        <w:t xml:space="preserve">best-iterate</w:t>
+      </w:r>
+      <w:r>
+        <w:t xml:space="preserve"> </w:t>
+      </w:r>
+      <w:r>
+        <w:t xml:space="preserve">(O(N^{-1/5})) rate (up to approximation error) when (</w:t>
+      </w:r>
+      <w:r>
+        <w:t xml:space="preserve">) is tuned with (N).</w:t>
+      </w:r>
+    </w:p>
+    <w:bookmarkEnd w:id="21"/>
+    <w:bookmarkStart w:id="22" w:name="Xa492092ecd20057dcdacbcedbef72b877f40658"/>
+    <w:p>
+      <w:pPr>
+        <w:pStyle w:val="Heading3"/>
+      </w:pPr>
+      <w:r>
+        <w:t xml:space="preserve">2. Setting and notation (compressed but precise)</w:t>
+      </w:r>
+    </w:p>
+    <w:p>
+      <w:pPr>
+        <w:numPr>
+          <w:ilvl w:val="0"/>
+          <w:numId w:val="1003"/>
+        </w:numPr>
+        <w:pStyle w:val="Compact"/>
+      </w:pPr>
+      <w:r>
+        <w:rPr>
+          <w:bCs/>
+          <w:b/>
+        </w:rPr>
+        <w:t xml:space="preserve">MDP:</w:t>
+      </w:r>
+      <w:r>
+        <w:t xml:space="preserve"> </w:t>
+      </w:r>
+      <w:r>
+        <w:t xml:space="preserve">infinite horizon, cost (c), discount (</w:t>
+      </w:r>
+      <w:r>
+        <w:t xml:space="preserve">), actions (A = (-1,1)^M), entropy temperature (</w:t>
+      </w:r>
+      <w:r>
+        <w:t xml:space="preserve">&gt; 0).</w:t>
+      </w:r>
+    </w:p>
+    <w:p>
+      <w:pPr>
+        <w:numPr>
+          <w:ilvl w:val="0"/>
+          <w:numId w:val="1003"/>
+        </w:numPr>
+        <w:pStyle w:val="Compact"/>
+      </w:pPr>
+      <w:r>
+        <w:rPr>
+          <w:bCs/>
+          <w:b/>
+        </w:rPr>
+        <w:t xml:space="preserve">Regularized value</w:t>
+      </w:r>
+      <w:r>
+        <w:t xml:space="preserve"> </w:t>
+      </w:r>
+      <w:r>
+        <w:t xml:space="preserve">(V_</w:t>
+      </w:r>
+      <w:r>
+        <w:t xml:space="preserve">^</w:t>
+      </w:r>
+      <w:r>
+        <w:t xml:space="preserve">(s)): expected discounted cost minus (</w:t>
+      </w:r>
+      <w:r>
+        <w:t xml:space="preserve">) times per-state entropy of (</w:t>
+      </w:r>
+      <w:r>
+        <w:t xml:space="preserve">(</w:t>
+      </w:r>
+      <w:r>
+        <w:t xml:space="preserve">|s)).</w:t>
+      </w:r>
+    </w:p>
+    <w:p>
+      <w:pPr>
+        <w:numPr>
+          <w:ilvl w:val="0"/>
+          <w:numId w:val="1003"/>
+        </w:numPr>
+        <w:pStyle w:val="Compact"/>
+      </w:pPr>
+      <w:r>
+        <w:rPr>
+          <w:bCs/>
+          <w:b/>
+        </w:rPr>
+        <w:t xml:space="preserve">Actor:</w:t>
+      </w:r>
+      <w:r>
+        <w:t xml:space="preserve"> </w:t>
+      </w:r>
+      <w:r>
+        <w:t xml:space="preserve">fixed diagonal covariance Gaussian in pre-tanh space,</w:t>
+      </w:r>
+      <w:r>
+        <w:t xml:space="preserve"> </w:t>
+      </w:r>
+      <w:r>
+        <w:rPr>
+          <w:bCs/>
+          <w:b/>
+        </w:rPr>
+        <w:t xml:space="preserve">linear mean</w:t>
+      </w:r>
+      <w:r>
+        <w:t xml:space="preserve"> </w:t>
+      </w:r>
+      <w:r>
+        <w:t xml:space="preserve">(m_w(s) = x(s)^</w:t>
+      </w:r>
+      <w:r>
+        <w:t xml:space="preserve">w) (feature map (x)), then tanh push-forward to bounded actions. This matches the</w:t>
+      </w:r>
+      <w:r>
+        <w:t xml:space="preserve"> </w:t>
+      </w:r>
+      <w:r>
+        <w:t xml:space="preserve">“</w:t>
+      </w:r>
+      <w:r>
+        <w:t xml:space="preserve">Gaussian + squash</w:t>
+      </w:r>
+      <w:r>
+        <w:t xml:space="preserve">”</w:t>
+      </w:r>
+      <w:r>
+        <w:t xml:space="preserve"> </w:t>
+      </w:r>
+      <w:r>
+        <w:t xml:space="preserve">SAC parameterization at population level.</w:t>
+      </w:r>
+    </w:p>
+    <w:p>
+      <w:pPr>
+        <w:numPr>
+          <w:ilvl w:val="0"/>
+          <w:numId w:val="1003"/>
+        </w:numPr>
+        <w:pStyle w:val="Compact"/>
+      </w:pPr>
+      <w:r>
+        <w:rPr>
+          <w:bCs/>
+          <w:b/>
+        </w:rPr>
+        <w:t xml:space="preserve">Critic oracle:</w:t>
+      </w:r>
+      <w:r>
+        <w:t xml:space="preserve"> </w:t>
+      </w:r>
+      <w:r>
+        <w:t xml:space="preserve">at iteration (n), the learner receives (</w:t>
+      </w:r>
+      <w:r>
+        <w:t xml:space="preserve">Q_n) with uniform error (|</w:t>
+      </w:r>
+      <w:r>
+        <w:t xml:space="preserve">Q_n - Q_</w:t>
+      </w:r>
+      <w:r>
+        <w:t xml:space="preserve">^{</w:t>
       </w:r>
       <w:r>
         <w:rPr>
           <w:iCs/>
           <w:i/>
         </w:rPr>
-        <w:t xml:space="preserve"> </w:t>
+        <w:t xml:space="preserve">{w_n}}|</w:t>
+      </w:r>
+      <w:r>
+        <w:t xml:space="preserve">_{</w:t>
+      </w:r>
+      <w:r>
+        <w:t xml:space="preserve">}) (population, not mini-batch TD).</w:t>
+      </w:r>
+    </w:p>
+    <w:p>
+      <w:pPr>
+        <w:numPr>
+          <w:ilvl w:val="0"/>
+          <w:numId w:val="1003"/>
+        </w:numPr>
+        <w:pStyle w:val="Compact"/>
+      </w:pPr>
+      <w:r>
+        <w:rPr>
+          <w:bCs/>
+          <w:b/>
+        </w:rPr>
+        <w:t xml:space="preserve">Replay / occupancy:</w:t>
+      </w:r>
+      <w:r>
+        <w:t xml:space="preserve"> </w:t>
+      </w:r>
+      <w:r>
+        <w:t xml:space="preserve">state distribution (</w:t>
+      </w:r>
+      <w:r>
+        <w:t xml:space="preserve">_n) evolves (Definition 5 in paper);</w:t>
+      </w:r>
+      <w:r>
+        <w:t xml:space="preserve"> </w:t>
+      </w:r>
+      <w:r>
+        <w:rPr>
+          <w:bCs/>
+          <w:b/>
+        </w:rPr>
+        <w:t xml:space="preserve">concentrability</w:t>
+      </w:r>
+      <w:r>
+        <w:t xml:space="preserve"> </w:t>
+      </w:r>
+      <w:r>
+        <w:t xml:space="preserve">(Assumption 1) bounds mismatch between successive occupancies—standard in batch/off-policy theory.</w:t>
+      </w:r>
+    </w:p>
+    <w:p>
+      <w:pPr>
+        <w:numPr>
+          <w:ilvl w:val="0"/>
+          <w:numId w:val="1003"/>
+        </w:numPr>
+        <w:pStyle w:val="Compact"/>
+      </w:pPr>
+      <w:r>
+        <w:rPr>
+          <w:bCs/>
+          <w:b/>
+        </w:rPr>
+        <w:t xml:space="preserve">Actor step:</w:t>
+      </w:r>
+      <w:r>
+        <w:t xml:space="preserve"> </w:t>
+      </w:r>
+      <w:r>
+        <w:t xml:space="preserve">one projected gradient step with step size (h) on reverse KL objective (J_n(w,</w:t>
+      </w:r>
+      <w:r>
+        <w:t xml:space="preserve"> </w:t>
+      </w:r>
+      <w:r>
+        <w:t xml:space="preserve">_n^{</w:t>
+      </w:r>
+      <w:r>
+        <w:t xml:space="preserve">})) toward the current target, with projection to ball (B(R)).</w:t>
+      </w:r>
+    </w:p>
+    <w:bookmarkEnd w:id="22"/>
+    <w:bookmarkStart w:id="23" w:name="Xb2e69e9361d079a8d4cce294447c23f8dfbaf7b"/>
+    <w:p>
+      <w:pPr>
+        <w:pStyle w:val="Heading3"/>
+      </w:pPr>
+      <w:r>
+        <w:t xml:space="preserve">3. The two targets (this is the conceptual core)</w:t>
+      </w:r>
+    </w:p>
+    <w:p>
+      <w:pPr>
+        <w:pStyle w:val="FirstParagraph"/>
+      </w:pPr>
+      <w:r>
+        <w:rPr>
+          <w:bCs/>
+          <w:b/>
+        </w:rPr>
+        <w:t xml:space="preserve">Gibbs target (Eq. 4,</w:t>
+      </w:r>
+      <w:r>
+        <w:rPr>
+          <w:bCs/>
+          <w:b/>
+        </w:rPr>
+        <w:t xml:space="preserve"> </w:t>
+      </w:r>
+      <w:r>
+        <w:rPr>
+          <w:bCs/>
+          <w:b/>
+        </w:rPr>
+        <w:t xml:space="preserve">“</w:t>
+      </w:r>
+      <w:r>
+        <w:rPr>
+          <w:bCs/>
+          <w:b/>
+        </w:rPr>
+        <w:t xml:space="preserve">classical SAC soft policy</w:t>
+      </w:r>
+      <w:r>
+        <w:rPr>
+          <w:bCs/>
+          <w:b/>
+        </w:rPr>
+        <w:t xml:space="preserve">”</w:t>
+      </w:r>
+      <w:r>
+        <w:rPr>
+          <w:bCs/>
+          <w:b/>
+        </w:rPr>
+        <w:t xml:space="preserve">):</w:t>
+      </w:r>
+      <w:r>
+        <w:br/>
+      </w:r>
+      <w:r>
+        <w:t xml:space="preserve">(</w:t>
+      </w:r>
+      <w:r>
+        <w:t xml:space="preserve">_{n+1}^G(</w:t>
+      </w:r>
+      <w:r>
+        <w:t xml:space="preserve">|s)</w:t>
+      </w:r>
+      <w:r>
+        <w:t xml:space="preserve"> </w:t>
+      </w:r>
+      <w:r>
+        <w:t xml:space="preserve">(-</w:t>
+      </w:r>
+      <w:r>
+        <w:t xml:space="preserve">Q_n(s,</w:t>
+      </w:r>
+      <w:r>
+        <w:t xml:space="preserve">)/</w:t>
+      </w:r>
+      <w:r>
+        <w:t xml:space="preserve">)) (with appropriate base measure on (A)). This is the closed-form solution of the</w:t>
+      </w:r>
+      <w:r>
+        <w:t xml:space="preserve"> </w:t>
+      </w:r>
+      <w:r>
+        <w:rPr>
+          <w:bCs/>
+          <w:b/>
+        </w:rPr>
+        <w:t xml:space="preserve">one-step</w:t>
+      </w:r>
+      <w:r>
+        <w:t xml:space="preserve"> </w:t>
+      </w:r>
+      <w:r>
+        <w:t xml:space="preserve">entropy-regularized improvement problem when the critic is exact. In continuous actions the normalization constant is intractable in general, but the</w:t>
+      </w:r>
+      <w:r>
+        <w:t xml:space="preserve"> </w:t>
+      </w:r>
+      <w:r>
+        <w:rPr>
+          <w:bCs/>
+          <w:b/>
+        </w:rPr>
+        <w:t xml:space="preserve">gradient</w:t>
+      </w:r>
+      <w:r>
+        <w:t xml:space="preserve"> </w:t>
+      </w:r>
+      <w:r>
+        <w:t xml:space="preserve">of the actor objective still avoids needing (Z_n(s)) when defined carefully (paper’s SAC motivation).</w:t>
+      </w:r>
+    </w:p>
+    <w:p>
+      <w:pPr>
+        <w:pStyle w:val="BodyText"/>
+      </w:pPr>
+      <w:r>
+        <w:rPr>
+          <w:bCs/>
+          <w:b/>
+        </w:rPr>
+        <w:t xml:space="preserve">Mirror-descent target (Eq. 5):</w:t>
+      </w:r>
+      <w:r>
+        <w:br/>
+      </w:r>
+      <w:r>
+        <w:t xml:space="preserve">A</w:t>
+      </w:r>
+      <w:r>
+        <w:t xml:space="preserve"> </w:t>
+      </w:r>
+      <w:r>
+        <w:rPr>
+          <w:bCs/>
+          <w:b/>
+        </w:rPr>
+        <w:t xml:space="preserve">proximal</w:t>
+      </w:r>
+      <w:r>
+        <w:t xml:space="preserve"> </w:t>
+      </w:r>
+      <w:r>
+        <w:t xml:space="preserve">update: (</w:t>
+      </w:r>
+      <w:r>
+        <w:t xml:space="preserve">_{n+1}) is the minimizer of a KL-regularized linear functional of (</w:t>
+      </w:r>
+      <w:r>
+        <w:t xml:space="preserve">Q_n)</w:t>
+      </w:r>
+      <w:r>
+        <w:t xml:space="preserve"> </w:t>
+      </w:r>
+      <w:r>
+        <w:rPr>
+          <w:bCs/>
+          <w:b/>
+        </w:rPr>
+        <w:t xml:space="preserve">anchored at the previous target</w:t>
+      </w:r>
+      <w:r>
+        <w:t xml:space="preserve"> </w:t>
+      </w:r>
+      <w:r>
+        <w:t xml:space="preserve">(</w:t>
       </w:r>
       <w:r>
         <w:rPr>
           <w:iCs/>
           <w:i/>
         </w:rPr>
-        <w:t xml:space="preserve">is either the classical</w:t>
+        <w:t xml:space="preserve">n) (not at the current actor (</w:t>
+      </w:r>
+      <w:r>
+        <w:t xml:space="preserve">{w_n})). Step size / penalty (</w:t>
+      </w:r>
+      <w:r>
+        <w:t xml:space="preserve">) controls how far the target moves per outer iteration. Intuitively:</w:t>
+      </w:r>
+    </w:p>
+    <w:p>
+      <w:pPr>
+        <w:numPr>
+          <w:ilvl w:val="0"/>
+          <w:numId w:val="1004"/>
+        </w:numPr>
+        <w:pStyle w:val="Compact"/>
+      </w:pPr>
+      <w:r>
+        <w:t xml:space="preserve">Gibbs: each target is</w:t>
+      </w:r>
+      <w:r>
+        <w:t xml:space="preserve"> </w:t>
+      </w:r>
+      <w:r>
+        <w:t xml:space="preserve">“</w:t>
+      </w:r>
+      <w:r>
+        <w:t xml:space="preserve">fresh softmax of (-</w:t>
+      </w:r>
+      <w:r>
+        <w:t xml:space="preserve">Q/</w:t>
+      </w:r>
+      <w:r>
+        <w:t xml:space="preserve">)</w:t>
+      </w:r>
+      <w:r>
+        <w:t xml:space="preserve">”</w:t>
+      </w:r>
+      <w:r>
+        <w:t xml:space="preserve"> </w:t>
+      </w:r>
+      <w:r>
+        <w:t xml:space="preserve">— can jump when (</w:t>
+      </w:r>
+      <w:r>
+        <w:t xml:space="preserve">Q) or (</w:t>
+      </w:r>
+      <w:r>
+        <w:t xml:space="preserve">_n) changes.</w:t>
+      </w:r>
+    </w:p>
+    <w:p>
+      <w:pPr>
+        <w:numPr>
+          <w:ilvl w:val="0"/>
+          <w:numId w:val="1004"/>
+        </w:numPr>
+        <w:pStyle w:val="Compact"/>
+      </w:pPr>
+      <w:r>
+        <w:t xml:space="preserve">MD: target chain ({</w:t>
+      </w:r>
+      <w:r>
+        <w:t xml:space="preserve">_n}) is</w:t>
+      </w:r>
+      <w:r>
+        <w:t xml:space="preserve"> </w:t>
+      </w:r>
+      <w:r>
+        <w:rPr>
+          <w:bCs/>
+          <w:b/>
+        </w:rPr>
+        <w:t xml:space="preserve">inertial</w:t>
+      </w:r>
+      <w:r>
+        <w:t xml:space="preserve">; large (</w:t>
+      </w:r>
+      <w:r>
+        <w:t xml:space="preserve">) → aggressive improvement; small (</w:t>
+      </w:r>
+      <w:r>
+        <w:t xml:space="preserve">) → slowly moving target.</w:t>
+      </w:r>
+    </w:p>
+    <w:p>
+      <w:pPr>
+        <w:pStyle w:val="FirstParagraph"/>
+      </w:pPr>
+      <w:r>
+        <w:rPr>
+          <w:bCs/>
+          <w:b/>
+        </w:rPr>
+        <w:t xml:space="preserve">Why targets</w:t>
+      </w:r>
+      <w:r>
+        <w:rPr>
+          <w:bCs/>
+          <w:b/>
+        </w:rPr>
+        <w:t xml:space="preserve"> </w:t>
+      </w:r>
+      <w:r>
+        <w:rPr>
+          <w:bCs/>
+          <w:b/>
+        </w:rPr>
+        <w:t xml:space="preserve">“</w:t>
+      </w:r>
+      <w:r>
+        <w:rPr>
+          <w:bCs/>
+          <w:b/>
+        </w:rPr>
+        <w:t xml:space="preserve">change</w:t>
+      </w:r>
+      <w:r>
+        <w:rPr>
+          <w:bCs/>
+          <w:b/>
+        </w:rPr>
+        <w:t xml:space="preserve">”</w:t>
+      </w:r>
+      <w:r>
+        <w:rPr>
+          <w:bCs/>
+          <w:b/>
+        </w:rPr>
+        <w:t xml:space="preserve"> </w:t>
+      </w:r>
+      <w:r>
+        <w:rPr>
+          <w:bCs/>
+          <w:b/>
+        </w:rPr>
+        <w:t xml:space="preserve">at all:</w:t>
+      </w:r>
+      <w:r>
+        <w:t xml:space="preserve"> </w:t>
+      </w:r>
+      <w:r>
+        <w:t xml:space="preserve">the critic (</w:t>
+      </w:r>
+      <w:r>
+        <w:t xml:space="preserve">Q_n) changes as (w_n) and (</w:t>
+      </w:r>
+      <w:r>
+        <w:t xml:space="preserve">_n) change; the paper separates</w:t>
+      </w:r>
+      <w:r>
+        <w:t xml:space="preserve"> </w:t>
+      </w:r>
+      <w:r>
+        <w:rPr>
+          <w:bCs/>
+          <w:b/>
+        </w:rPr>
+        <w:t xml:space="preserve">target drift</w:t>
+      </w:r>
+      <w:r>
+        <w:t xml:space="preserve"> </w:t>
+      </w:r>
+      <w:r>
+        <w:t xml:space="preserve">(how fast (</w:t>
+      </w:r>
+      <w:r>
+        <w:t xml:space="preserve">_n^{</w:t>
+      </w:r>
+      <w:r>
+        <w:t xml:space="preserve">}) moves) from</w:t>
+      </w:r>
+      <w:r>
+        <w:t xml:space="preserve"> </w:t>
+      </w:r>
+      <w:r>
+        <w:rPr>
+          <w:bCs/>
+          <w:b/>
+        </w:rPr>
+        <w:t xml:space="preserve">actor tracking error</w:t>
+      </w:r>
+      <w:r>
+        <w:t xml:space="preserve"> </w:t>
+      </w:r>
+      <w:r>
+        <w:t xml:space="preserve">(how well one KL gradient step follows that target).</w:t>
+      </w:r>
+    </w:p>
+    <w:bookmarkEnd w:id="23"/>
+    <w:bookmarkStart w:id="24" w:name="X0fe0567634c1005cc1711c0f2498f6a533217b5"/>
+    <w:p>
+      <w:pPr>
+        <w:pStyle w:val="Heading3"/>
+      </w:pPr>
+      <w:r>
+        <w:t xml:space="preserve">4. Curvature condition (Theorem 2) — what it means</w:t>
+      </w:r>
+    </w:p>
+    <w:p>
+      <w:pPr>
+        <w:pStyle w:val="FirstParagraph"/>
+      </w:pPr>
+      <w:r>
+        <w:t xml:space="preserve">The reverse-KL actor objective is generally</w:t>
+      </w:r>
+      <w:r>
+        <w:t xml:space="preserve"> </w:t>
+      </w:r>
+      <w:r>
+        <w:rPr>
+          <w:bCs/>
+          <w:b/>
+        </w:rPr>
+        <w:t xml:space="preserve">non-convex</w:t>
+      </w:r>
+      <w:r>
+        <w:t xml:space="preserve"> </w:t>
+      </w:r>
+      <w:r>
+        <w:t xml:space="preserve">in (w) because of tanh and because (</w:t>
+      </w:r>
+      <w:r>
+        <w:t xml:space="preserve">Q) enters through the target log-density. The paper introduces a</w:t>
+      </w:r>
+      <w:r>
+        <w:t xml:space="preserve"> </w:t>
+      </w:r>
+      <w:r>
+        <w:rPr>
+          <w:bCs/>
+          <w:b/>
+        </w:rPr>
+        <w:t xml:space="preserve">Legendre-type operator</w:t>
+      </w:r>
+      <w:r>
+        <w:t xml:space="preserve"> </w:t>
+      </w:r>
+      <w:r>
+        <w:t xml:space="preserve">(T) applied to (</w:t>
+      </w:r>
+      <w:r>
+        <w:t xml:space="preserve">Q(s,</w:t>
+      </w:r>
+      <w:r>
+        <w:t xml:space="preserve">)) in action space and a scalar</w:t>
+      </w:r>
+      <w:r>
+        <w:t xml:space="preserve"> </w:t>
+      </w:r>
+      <w:r>
+        <w:rPr>
+          <w:bCs/>
+          <w:b/>
+        </w:rPr>
+        <w:t xml:space="preserve">curvature</w:t>
+      </w:r>
+      <w:r>
+        <w:t xml:space="preserve"> </w:t>
+      </w:r>
+      <w:r>
+        <w:t xml:space="preserve">(R_{</w:t>
+      </w:r>
+      <w:r>
+        <w:t xml:space="preserve">Q}) (sup of operator norms across states).</w:t>
+      </w:r>
+    </w:p>
+    <w:p>
+      <w:pPr>
+        <w:pStyle w:val="BodyText"/>
+      </w:pPr>
+      <w:r>
+        <w:rPr>
+          <w:bCs/>
+          <w:b/>
+        </w:rPr>
+        <w:t xml:space="preserve">Key condition:</w:t>
+      </w:r>
+      <w:r>
+        <w:t xml:space="preserve"> </w:t>
+      </w:r>
+      <w:r>
+        <w:t xml:space="preserve">(R_{</w:t>
+      </w:r>
+      <w:r>
+        <w:t xml:space="preserve">Q}/2 &lt;</w:t>
+      </w:r>
+      <w:r>
+        <w:t xml:space="preserve"> </w:t>
+      </w:r>
+      <w:r>
+        <w:t xml:space="preserve">).</w:t>
+      </w:r>
+    </w:p>
+    <w:p>
+      <w:pPr>
+        <w:pStyle w:val="BodyText"/>
+      </w:pPr>
+      <w:r>
+        <w:t xml:space="preserve">When this holds on a ball of radius (R), the actor objective (w</w:t>
+      </w:r>
+      <w:r>
+        <w:t xml:space="preserve"> </w:t>
+      </w:r>
+      <w:r>
+        <w:t xml:space="preserve">J_n(w,</w:t>
+      </w:r>
+      <w:r>
+        <w:t xml:space="preserve"> </w:t>
+      </w:r>
+      <w:r>
+        <w:t xml:space="preserve">_{n+1})) is</w:t>
+      </w:r>
+      <w:r>
+        <w:t xml:space="preserve"> </w:t>
+      </w:r>
+      <w:r>
+        <w:rPr>
+          <w:bCs/>
+          <w:b/>
+        </w:rPr>
+        <w:t xml:space="preserve">strongly convex and smooth</w:t>
+      </w:r>
+      <w:r>
+        <w:t xml:space="preserve"> </w:t>
+      </w:r>
+      <w:r>
+        <w:t xml:space="preserve">with explicit constants (</w:t>
+      </w:r>
+      <w:r>
+        <w:t xml:space="preserve">) and (L). Then a</w:t>
+      </w:r>
+      <w:r>
+        <w:t xml:space="preserve"> </w:t>
+      </w:r>
+      <w:r>
+        <w:rPr>
+          <w:bCs/>
+          <w:b/>
+        </w:rPr>
+        <w:t xml:space="preserve">single</w:t>
+      </w:r>
+      <w:r>
+        <w:t xml:space="preserve"> </w:t>
+      </w:r>
+      <w:r>
+        <w:t xml:space="preserve">gradient step analysis is tractable (like convex tracking).</w:t>
+      </w:r>
+    </w:p>
+    <w:p>
+      <w:pPr>
+        <w:pStyle w:val="BodyText"/>
+      </w:pPr>
+      <w:r>
+        <w:rPr>
+          <w:bCs/>
+          <w:b/>
+        </w:rPr>
+        <w:t xml:space="preserve">Interpretation:</w:t>
+      </w:r>
+      <w:r>
+        <w:t xml:space="preserve"> </w:t>
+      </w:r>
+      <w:r>
+        <w:t xml:space="preserve">entropy (</w:t>
+      </w:r>
+      <w:r>
+        <w:t xml:space="preserve">) must dominate</w:t>
+      </w:r>
+      <w:r>
+        <w:t xml:space="preserve"> </w:t>
+      </w:r>
+      <w:r>
+        <w:t xml:space="preserve">“</w:t>
+      </w:r>
+      <w:r>
+        <w:t xml:space="preserve">how bent</w:t>
+      </w:r>
+      <w:r>
+        <w:t xml:space="preserve">”</w:t>
+      </w:r>
+      <w:r>
+        <w:t xml:space="preserve"> </w:t>
+      </w:r>
+      <w:r>
+        <w:t xml:space="preserve">the critic looks along the squashed action map. Violating this matches Appendix/Figure 1</w:t>
+      </w:r>
+      <w:r>
+        <w:t xml:space="preserve"> </w:t>
+      </w:r>
+      <w:r>
+        <w:rPr>
+          <w:bCs/>
+          <w:b/>
+        </w:rPr>
+        <w:t xml:space="preserve">orange</w:t>
+      </w:r>
+      <w:r>
+        <w:t xml:space="preserve"> </w:t>
+      </w:r>
+      <w:r>
+        <w:t xml:space="preserve">curves: training can fail or stall even with equal (</w:t>
+      </w:r>
+      <w:r>
+        <w:t xml:space="preserve">_{</w:t>
+      </w:r>
+      <w:r>
+        <w:t xml:space="preserve">}).</w:t>
+      </w:r>
+    </w:p>
+    <w:p>
+      <w:pPr>
+        <w:pStyle w:val="BodyText"/>
+      </w:pPr>
+      <w:r>
+        <w:rPr>
+          <w:bCs/>
+          <w:b/>
+        </w:rPr>
+        <w:t xml:space="preserve">Gap for practitioners:</w:t>
+      </w:r>
+      <w:r>
+        <w:t xml:space="preserve"> </w:t>
+      </w:r>
+      <w:r>
+        <w:t xml:space="preserve">only</w:t>
+      </w:r>
+      <w:r>
+        <w:t xml:space="preserve"> </w:t>
+      </w:r>
+      <w:r>
+        <w:rPr>
+          <w:bCs/>
+          <w:b/>
+        </w:rPr>
+        <w:t xml:space="preserve">Fourier-linear critic</w:t>
+      </w:r>
+      <w:r>
+        <w:t xml:space="preserve"> </w:t>
+      </w:r>
+      <w:r>
+        <w:t xml:space="preserve">examples give checkable bounds on (R_{</w:t>
+      </w:r>
+      <w:r>
+        <w:t xml:space="preserve">Q}); for deep nets there is no recipe to verify or monitor this during training.</w:t>
+      </w:r>
+    </w:p>
+    <w:bookmarkEnd w:id="24"/>
+    <w:bookmarkStart w:id="25" w:name="main-results-prose"/>
+    <w:p>
+      <w:pPr>
+        <w:pStyle w:val="Heading3"/>
+      </w:pPr>
+      <w:r>
+        <w:t xml:space="preserve">5. Main results (prose)</w:t>
+      </w:r>
+    </w:p>
+    <w:tbl>
+      <w:tblPr>
+        <w:tblStyle w:val="Table"/>
+        <w:tblW w:type="pct" w:w="5000"/>
+        <w:tblLook w:firstRow="1" w:lastRow="0" w:firstColumn="0" w:lastColumn="0" w:noHBand="0" w:noVBand="0" w:val="0020"/>
+        <w:jc w:val="start"/>
+      </w:tblPr>
+      <w:tblGrid>
+        <w:gridCol w:w="4525"/>
+        <w:gridCol w:w="3394"/>
+      </w:tblGrid>
+      <w:tr>
+        <w:trPr>
+          <w:tblHeader w:val="true"/>
+        </w:trPr>
+        <w:tc>
+          <w:tcPr/>
+          <w:p>
+            <w:pPr>
+              <w:pStyle w:val="Compact"/>
+              <w:jc w:val="left"/>
+            </w:pPr>
+            <w:r>
+              <w:t xml:space="preserve">Result</w:t>
+            </w:r>
+          </w:p>
+        </w:tc>
+        <w:tc>
+          <w:tcPr/>
+          <w:p>
+            <w:pPr>
+              <w:pStyle w:val="Compact"/>
+              <w:jc w:val="left"/>
+            </w:pPr>
+            <w:r>
+              <w:t xml:space="preserve">Role</w:t>
+            </w:r>
+          </w:p>
+        </w:tc>
+      </w:tr>
+      <w:tr>
+        <w:tc>
+          <w:tcPr/>
+          <w:p>
+            <w:pPr>
+              <w:pStyle w:val="Compact"/>
+              <w:jc w:val="left"/>
+            </w:pPr>
+            <w:r>
+              <w:rPr>
+                <w:bCs/>
+                <w:b/>
+              </w:rPr>
+              <w:t xml:space="preserve">Theorem 1 (MD tracking)</w:t>
+            </w:r>
+          </w:p>
+        </w:tc>
+        <w:tc>
+          <w:tcPr/>
+          <w:p>
+            <w:pPr>
+              <w:pStyle w:val="Compact"/>
+              <w:jc w:val="left"/>
+            </w:pPr>
+            <w:r>
+              <w:t xml:space="preserve">Bounds time-averaged actor suboptimality for MD target; drift enters through (O(</w:t>
+            </w:r>
+            <w:r>
+              <w:t xml:space="preserve">)) target movement (Lemma 9) and (1/</w:t>
+            </w:r>
+            <w:r>
+              <w:t xml:space="preserve">) terms from MD progress (trade-off).</w:t>
+            </w:r>
+          </w:p>
+        </w:tc>
+      </w:tr>
+      <w:tr>
+        <w:tc>
+          <w:tcPr/>
+          <w:p>
+            <w:pPr>
+              <w:pStyle w:val="Compact"/>
+              <w:jc w:val="left"/>
+            </w:pPr>
+            <w:r>
+              <w:rPr>
+                <w:bCs/>
+                <w:b/>
+              </w:rPr>
+              <w:t xml:space="preserve">Corollary 1 (Gibbs tracking)</w:t>
+            </w:r>
+          </w:p>
+        </w:tc>
+        <w:tc>
+          <w:tcPr/>
+          <w:p>
+            <w:pPr>
+              <w:pStyle w:val="Compact"/>
+              <w:jc w:val="left"/>
+            </w:pPr>
+            <w:r>
+              <w:t xml:space="preserve">Same tracking functional for Gibbs target; bound includes</w:t>
+            </w:r>
+            <w:r>
+              <w:t xml:space="preserve"> </w:t>
+            </w:r>
+            <w:r>
+              <w:rPr>
+                <w:bCs/>
+                <w:b/>
+              </w:rPr>
+              <w:t xml:space="preserve">non-vanishing (1/</w:t>
+            </w:r>
+            <w:r>
+              <w:rPr>
+                <w:bCs/>
+                <w:b/>
+              </w:rPr>
+              <w:t xml:space="preserve">)</w:t>
+            </w:r>
+            <w:r>
+              <w:t xml:space="preserve"> </w:t>
+            </w:r>
+            <w:r>
+              <w:t xml:space="preserve">piece even when replay changes slowly—actor cannot track arbitrarily closely purely by slowing data shift.</w:t>
+            </w:r>
+          </w:p>
+        </w:tc>
+      </w:tr>
+      <w:tr>
+        <w:tc>
+          <w:tcPr/>
+          <w:p>
+            <w:pPr>
+              <w:pStyle w:val="Compact"/>
+              <w:jc w:val="left"/>
+            </w:pPr>
+            <w:r>
+              <w:rPr>
+                <w:bCs/>
+                <w:b/>
+              </w:rPr>
+              <w:t xml:space="preserve">Theorem 3 (best-iterate value gap)</w:t>
+            </w:r>
+          </w:p>
+        </w:tc>
+        <w:tc>
+          <w:tcPr/>
+          <w:p>
+            <w:pPr>
+              <w:pStyle w:val="Compact"/>
+              <w:jc w:val="left"/>
+            </w:pPr>
+            <w:r>
+              <w:t xml:space="preserve">With (</w:t>
+            </w:r>
+            <w:r>
+              <w:t xml:space="preserve">=</w:t>
+            </w:r>
+            <w:r>
+              <w:t xml:space="preserve"> </w:t>
+            </w:r>
+            <w:r>
+              <w:t xml:space="preserve">(N^{-4/5})), (h) small enough, best iterate over (N) actor updates achieves (V_</w:t>
+            </w:r>
+            <w:r>
+              <w:rPr>
+                <w:vertAlign w:val="superscript"/>
+              </w:rPr>
+              <w:t xml:space="preserve">{</w:t>
+            </w:r>
+            <w:r>
+              <w:rPr>
+                <w:iCs/>
+                <w:i/>
+                <w:vertAlign w:val="superscript"/>
+              </w:rPr>
+              <w:t xml:space="preserve">{w_r}}(</w:t>
+            </w:r>
+            <w:r>
+              <w:rPr>
+                <w:iCs/>
+                <w:i/>
+                <w:vertAlign w:val="superscript"/>
+              </w:rPr>
+              <w:t xml:space="preserve">) - V</w:t>
+            </w:r>
+            <w:r>
+              <w:t xml:space="preserve">{</w:t>
+            </w:r>
+            <w:r>
+              <w:t xml:space="preserve">^*}(</w:t>
+            </w:r>
+            <w:r>
+              <w:t xml:space="preserve">)</w:t>
+            </w:r>
+            <w:r>
+              <w:t xml:space="preserve"> </w:t>
+            </w:r>
+            <w:r>
+              <w:t xml:space="preserve">O(N^{-1/5} +</w:t>
+            </w:r>
+            <w:r>
+              <w:t xml:space="preserve"> </w:t>
+            </w:r>
+            <w:r>
+              <w:t xml:space="preserve">_{</w:t>
+            </w:r>
+            <w:r>
+              <w:t xml:space="preserve">}(N))).</w:t>
+            </w:r>
+          </w:p>
+        </w:tc>
+      </w:tr>
+    </w:tbl>
+    <w:p>
+      <w:pPr>
+        <w:pStyle w:val="BodyText"/>
+      </w:pPr>
+      <w:r>
+        <w:rPr>
+          <w:bCs/>
+          <w:b/>
+        </w:rPr>
+        <w:t xml:space="preserve">Rate (N^{-1/5}):</w:t>
+      </w:r>
+      <w:r>
+        <w:t xml:space="preserve"> </w:t>
+      </w:r>
+      <w:r>
+        <w:t xml:space="preserve">slower than</w:t>
+      </w:r>
+      <w:r>
+        <w:t xml:space="preserve"> </w:t>
+      </w:r>
+      <w:r>
+        <w:t xml:space="preserve">“</w:t>
+      </w:r>
+      <w:r>
+        <w:t xml:space="preserve">nice</w:t>
+      </w:r>
+      <w:r>
+        <w:t xml:space="preserve">”</w:t>
+      </w:r>
+      <w:r>
+        <w:t xml:space="preserve"> </w:t>
+      </w:r>
+      <w:r>
+        <w:t xml:space="preserve">convex (O(1/N)) or exponential MD in tabular exact-critic settings; reflects</w:t>
+      </w:r>
+      <w:r>
+        <w:t xml:space="preserve"> </w:t>
+      </w:r>
+      <w:r>
+        <w:rPr>
+          <w:bCs/>
+          <w:b/>
+        </w:rPr>
+        <w:t xml:space="preserve">partial</w:t>
+      </w:r>
+      <w:r>
+        <w:t xml:space="preserve"> </w:t>
+      </w:r>
+      <w:r>
+        <w:t xml:space="preserve">actor steps + evolving target + approximation errors bundled into (</w:t>
+      </w:r>
+      <w:r>
+        <w:t xml:space="preserve">_{</w:t>
+      </w:r>
+      <w:r>
+        <w:t xml:space="preserve">}).</w:t>
+      </w:r>
+    </w:p>
+    <w:p>
+      <w:pPr>
+        <w:pStyle w:val="BodyText"/>
+      </w:pPr>
+      <w:r>
+        <w:rPr>
+          <w:bCs/>
+          <w:b/>
+        </w:rPr>
+        <w:t xml:space="preserve">Figure 2 (Appendix K):</w:t>
+      </w:r>
+      <w:r>
+        <w:t xml:space="preserve"> </w:t>
+      </w:r>
+      <w:r>
+        <w:t xml:space="preserve">with</w:t>
+      </w:r>
+      <w:r>
+        <w:t xml:space="preserve"> </w:t>
+      </w:r>
+      <w:r>
+        <w:rPr>
+          <w:bCs/>
+          <w:b/>
+        </w:rPr>
+        <w:t xml:space="preserve">exact</w:t>
+      </w:r>
+      <w:r>
+        <w:t xml:space="preserve"> </w:t>
+      </w:r>
+      <w:r>
+        <w:t xml:space="preserve">critics on a toy MDP, average tracking error vs (</w:t>
+      </w:r>
+      <w:r>
+        <w:t xml:space="preserve">): MD target (solid) vs Gibbs (dashed) at matched actor budgets (n). Gibbs error plateaus; MD error can shrink as (</w:t>
+      </w:r>
+      <w:r>
+        <w:t xml:space="preserve">) (at cost of slower MD policy improvement via (1/</w:t>
+      </w:r>
+      <w:r>
+        <w:t xml:space="preserve">) in Theorem 1).</w:t>
+      </w:r>
+    </w:p>
+    <w:bookmarkEnd w:id="25"/>
+    <w:bookmarkStart w:id="26" w:name="related-work-how-i-place-this-paper"/>
+    <w:p>
+      <w:pPr>
+        <w:pStyle w:val="Heading3"/>
+      </w:pPr>
+      <w:r>
+        <w:t xml:space="preserve">6. Related work (how I place this paper)</w:t>
+      </w:r>
+    </w:p>
+    <w:p>
+      <w:pPr>
+        <w:numPr>
+          <w:ilvl w:val="0"/>
+          <w:numId w:val="1005"/>
+        </w:numPr>
+        <w:pStyle w:val="Compact"/>
+      </w:pPr>
+      <w:r>
+        <w:rPr>
+          <w:bCs/>
+          <w:b/>
+        </w:rPr>
+        <w:t xml:space="preserve">Policy MD / entropy RL (Lan; Ju &amp; Lan; Kerimkulov et al.):</w:t>
+      </w:r>
+      <w:r>
+        <w:t xml:space="preserve"> </w:t>
+      </w:r>
+      <w:r>
+        <w:t xml:space="preserve">exact or high-accuracy critic, updates in policy space—fast rates but not squashed Gaussian + partial steps.</w:t>
+      </w:r>
+    </w:p>
+    <w:p>
+      <w:pPr>
+        <w:numPr>
+          <w:ilvl w:val="0"/>
+          <w:numId w:val="1005"/>
+        </w:numPr>
+        <w:pStyle w:val="Compact"/>
+      </w:pPr>
+      <w:r>
+        <w:rPr>
+          <w:bCs/>
+          <w:b/>
+        </w:rPr>
+        <w:t xml:space="preserve">Parametric SAC analysis (Sherman, Alfano, Yuan, Agarwal lines):</w:t>
+      </w:r>
+      <w:r>
+        <w:t xml:space="preserve"> </w:t>
+      </w:r>
+      <w:r>
+        <w:t xml:space="preserve">closer to implementation but different objective/target choices; this paper explicitly compares</w:t>
+      </w:r>
+      <w:r>
+        <w:t xml:space="preserve"> </w:t>
+      </w:r>
+      <w:r>
+        <w:rPr>
+          <w:bCs/>
+          <w:b/>
+        </w:rPr>
+        <w:t xml:space="preserve">Gibbs vs MD target</w:t>
+      </w:r>
+      <w:r>
+        <w:t xml:space="preserve"> </w:t>
+      </w:r>
+      <w:r>
+        <w:t xml:space="preserve">under one actor formalism.</w:t>
+      </w:r>
+    </w:p>
+    <w:p>
+      <w:pPr>
+        <w:numPr>
+          <w:ilvl w:val="0"/>
+          <w:numId w:val="1005"/>
+        </w:numPr>
+        <w:pStyle w:val="Compact"/>
+      </w:pPr>
+      <w:r>
+        <w:rPr>
+          <w:bCs/>
+          <w:b/>
+        </w:rPr>
+        <w:t xml:space="preserve">Actor–critic with critic error (Labbi, Zorba et al.):</w:t>
+      </w:r>
+      <w:r>
+        <w:t xml:space="preserve"> </w:t>
+      </w:r>
+      <w:r>
+        <w:t xml:space="preserve">complementary; this work</w:t>
+      </w:r>
+      <w:r>
+        <w:t xml:space="preserve"> </w:t>
+      </w:r>
+      <w:r>
+        <w:rPr>
+          <w:bCs/>
+          <w:b/>
+        </w:rPr>
+        <w:t xml:space="preserve">fixes</w:t>
+      </w:r>
+      <w:r>
+        <w:t xml:space="preserve"> </w:t>
+      </w:r>
+      <w:r>
+        <w:t xml:space="preserve">critic error to (</w:t>
+      </w:r>
+      <w:r>
+        <w:t xml:space="preserve">_{</w:t>
+      </w:r>
+      <w:r>
+        <w:t xml:space="preserve">}) and studies actor/target coupling.</w:t>
+      </w:r>
+    </w:p>
+    <w:p>
+      <w:pPr>
+        <w:pStyle w:val="FirstParagraph"/>
+      </w:pPr>
+      <w:r>
+        <w:rPr>
+          <w:bCs/>
+          <w:b/>
+        </w:rPr>
+        <w:t xml:space="preserve">Novelty assessment:</w:t>
+      </w:r>
+      <w:r>
+        <w:t xml:space="preserve"> </w:t>
+      </w:r>
+      <w:r>
+        <w:t xml:space="preserve">incremental but real for</w:t>
+      </w:r>
+      <w:r>
+        <w:t xml:space="preserve"> </w:t>
+      </w:r>
+      <w:r>
+        <w:rPr>
+          <w:bCs/>
+          <w:b/>
+        </w:rPr>
+        <w:t xml:space="preserve">SAC theory</w:t>
+      </w:r>
+      <w:r>
+        <w:t xml:space="preserve">—first population guarantees for squashed Gaussian + one reverse-KL step + explicit</w:t>
+      </w:r>
+      <w:r>
+        <w:t xml:space="preserve"> </w:t>
+      </w:r>
+      <w:r>
+        <w:rPr>
+          <w:bCs/>
+          <w:b/>
+        </w:rPr>
+        <w:t xml:space="preserve">target-type comparison</w:t>
+      </w:r>
+      <w:r>
+        <w:t xml:space="preserve">. Less novel as a general RL algorithm paper.</w:t>
+      </w:r>
+    </w:p>
+    <w:bookmarkEnd w:id="26"/>
+    <w:bookmarkStart w:id="27" w:name="experiments-what-they-actually-show"/>
+    <w:p>
+      <w:pPr>
+        <w:pStyle w:val="Heading3"/>
+      </w:pPr>
+      <w:r>
+        <w:t xml:space="preserve">7. Experiments (what they actually show)</w:t>
+      </w:r>
+    </w:p>
+    <w:p>
+      <w:pPr>
+        <w:pStyle w:val="FirstParagraph"/>
+      </w:pPr>
+      <w:r>
+        <w:t xml:space="preserve">Appendix K only: tabular state, quadratic cost, affine transitions,</w:t>
+      </w:r>
+      <w:r>
+        <w:t xml:space="preserve"> </w:t>
+      </w:r>
+      <w:r>
+        <w:rPr>
+          <w:bCs/>
+          <w:b/>
+        </w:rPr>
+        <w:t xml:space="preserve">exact linear critic solve</w:t>
+      </w:r>
+      <w:r>
+        <w:t xml:space="preserve"> </w:t>
+      </w:r>
+      <w:r>
+        <w:t xml:space="preserve">+ controlled perturbations to vary (R_{</w:t>
+      </w:r>
+      <w:r>
+        <w:t xml:space="preserve">Q}) at fixed (</w:t>
+      </w:r>
+      <w:r>
+        <w:t xml:space="preserve">_{</w:t>
+      </w:r>
+      <w:r>
+        <w:t xml:space="preserve">}). Figure 1: value vs iterations when curvature condition satisfied (green) vs violated (orange).</w:t>
+      </w:r>
+      <w:r>
+        <w:t xml:space="preserve"> </w:t>
+      </w:r>
+      <w:r>
+        <w:rPr>
+          <w:bCs/>
+          <w:b/>
+        </w:rPr>
+        <w:t xml:space="preserve">No MuJoCo/DMC</w:t>
+      </w:r>
+      <w:r>
+        <w:t xml:space="preserve">, no neural nets, no validation of (N^{-1/5}) scaling in log-log plots.</w:t>
+      </w:r>
+    </w:p>
+    <w:bookmarkEnd w:id="27"/>
+    <w:bookmarkStart w:id="28" w:name="extended-strengths"/>
+    <w:p>
+      <w:pPr>
+        <w:pStyle w:val="Heading3"/>
+      </w:pPr>
+      <w:r>
+        <w:t xml:space="preserve">8. Extended strengths</w:t>
+      </w:r>
+    </w:p>
+    <w:p>
+      <w:pPr>
+        <w:numPr>
+          <w:ilvl w:val="0"/>
+          <w:numId w:val="1006"/>
+        </w:numPr>
+        <w:pStyle w:val="Compact"/>
+      </w:pPr>
+      <w:r>
+        <w:rPr>
+          <w:bCs/>
+          <w:b/>
+        </w:rPr>
+        <w:t xml:space="preserve">Implementation-aligned actor:</w:t>
+      </w:r>
+      <w:r>
+        <w:t xml:space="preserve"> </w:t>
+      </w:r>
+      <w:r>
+        <w:t xml:space="preserve">fixed-covariance squashed Gaussian + single projected reverse-KL step is exactly the fragile part of SAC omitted from policy-space MD proofs.</w:t>
+      </w:r>
+    </w:p>
+    <w:p>
+      <w:pPr>
+        <w:numPr>
+          <w:ilvl w:val="0"/>
+          <w:numId w:val="1006"/>
+        </w:numPr>
+        <w:pStyle w:val="Compact"/>
+      </w:pPr>
+      <w:r>
+        <w:rPr>
+          <w:bCs/>
+          <w:b/>
+        </w:rPr>
+        <w:t xml:space="preserve">Explicit Gibbs vs MD tracking dichotomy (Corollary 1):</w:t>
+      </w:r>
+      <w:r>
+        <w:t xml:space="preserve"> </w:t>
+      </w:r>
+      <w:r>
+        <w:t xml:space="preserve">the persistent (1/</w:t>
+      </w:r>
+      <w:r>
+        <w:t xml:space="preserve">) term is a derived contrast, not folklore; Figure 2 supports the mechanism on toy data.</w:t>
+      </w:r>
+    </w:p>
+    <w:p>
+      <w:pPr>
+        <w:numPr>
+          <w:ilvl w:val="0"/>
+          <w:numId w:val="1006"/>
+        </w:numPr>
+        <w:pStyle w:val="Compact"/>
+      </w:pPr>
+      <w:r>
+        <w:rPr>
+          <w:bCs/>
+          <w:b/>
+        </w:rPr>
+        <w:t xml:space="preserve">Curvature narrative links failure modes to (</w:t>
+      </w:r>
+      <w:r>
+        <w:rPr>
+          <w:bCs/>
+          <w:b/>
+        </w:rPr>
+        <w:t xml:space="preserve">Q) geometry</w:t>
+      </w:r>
+      <w:r>
+        <w:t xml:space="preserve"> </w:t>
+      </w:r>
+      <w:r>
+        <w:t xml:space="preserve">via Legendre operator—conceptually useful even if hard to test in deep RL.</w:t>
+      </w:r>
+    </w:p>
+    <w:p>
+      <w:pPr>
+        <w:numPr>
+          <w:ilvl w:val="0"/>
+          <w:numId w:val="1006"/>
+        </w:numPr>
+        <w:pStyle w:val="Compact"/>
+      </w:pPr>
+      <w:r>
+        <w:rPr>
+          <w:bCs/>
+          <w:b/>
+        </w:rPr>
+        <w:t xml:space="preserve">Clear (</w:t>
+      </w:r>
+      <w:r>
+        <w:rPr>
+          <w:bCs/>
+          <w:b/>
+        </w:rPr>
+        <w:t xml:space="preserve">)–(N) trade-off</w:t>
+      </w:r>
+      <w:r>
+        <w:t xml:space="preserve"> </w:t>
+      </w:r>
+      <w:r>
+        <w:t xml:space="preserve">in Theorem 3 ((</w:t>
+      </w:r>
+      <w:r>
+        <w:t xml:space="preserve">N^{-4/5})) for best-iterate value bound—rare explicit tuning exponent in SAC-like analyses.</w:t>
+      </w:r>
+    </w:p>
+    <w:p>
+      <w:pPr>
+        <w:numPr>
+          <w:ilvl w:val="0"/>
+          <w:numId w:val="1006"/>
+        </w:numPr>
+        <w:pStyle w:val="Compact"/>
+      </w:pPr>
+      <w:r>
+        <w:rPr>
+          <w:bCs/>
+          <w:b/>
+        </w:rPr>
+        <w:t xml:space="preserve">Writing quality:</w:t>
+      </w:r>
+      <w:r>
+        <w:t xml:space="preserve"> </w:t>
+      </w:r>
+      <w:r>
+        <w:t xml:space="preserve">assumptions numbered, algorithm box, proof roadmap in appendix—easy for theory readers to navigate 36 pages.</w:t>
+      </w:r>
+    </w:p>
+    <w:bookmarkEnd w:id="28"/>
+    <w:bookmarkStart w:id="29" w:name="extended-weaknesses"/>
+    <w:p>
+      <w:pPr>
+        <w:pStyle w:val="Heading3"/>
+      </w:pPr>
+      <w:r>
+        <w:t xml:space="preserve">9. Extended weaknesses</w:t>
+      </w:r>
+    </w:p>
+    <w:p>
+      <w:pPr>
+        <w:numPr>
+          <w:ilvl w:val="0"/>
+          <w:numId w:val="1007"/>
+        </w:numPr>
+        <w:pStyle w:val="Compact"/>
+      </w:pPr>
+      <w:r>
+        <w:rPr>
+          <w:bCs/>
+          <w:b/>
+        </w:rPr>
+        <w:t xml:space="preserve">Population critic oracle</w:t>
+      </w:r>
+      <w:r>
+        <w:t xml:space="preserve"> </w:t>
+      </w:r>
+      <w:r>
+        <w:t xml:space="preserve">hides TD bootstrapping, target networks, double Q, and non-stationary replay—main theorems are conditional on (</w:t>
+      </w:r>
+      <w:r>
+        <w:t xml:space="preserve">_{</w:t>
+      </w:r>
+      <w:r>
+        <w:t xml:space="preserve">}), not on sample complexity.</w:t>
+      </w:r>
+    </w:p>
+    <w:p>
+      <w:pPr>
+        <w:numPr>
+          <w:ilvl w:val="0"/>
+          <w:numId w:val="1007"/>
+        </w:numPr>
+        <w:pStyle w:val="Compact"/>
+      </w:pPr>
+      <w:r>
+        <w:rPr>
+          <w:bCs/>
+          <w:b/>
+        </w:rPr>
+        <w:t xml:space="preserve">Single actor gradient step</w:t>
+      </w:r>
+      <w:r>
+        <w:t xml:space="preserve"> </w:t>
+      </w:r>
+      <w:r>
+        <w:t xml:space="preserve">vs standard SAC (often multiple actor updates per env step); no theorem for</w:t>
+      </w:r>
+      <w:r>
+        <w:t xml:space="preserve"> </w:t>
+      </w:r>
+      <w:r>
+        <w:t xml:space="preserve">“</w:t>
+      </w:r>
+      <w:r>
+        <w:t xml:space="preserve">(K) inner steps.</w:t>
+      </w:r>
+      <w:r>
+        <w:t xml:space="preserve">”</w:t>
+      </w:r>
+    </w:p>
+    <w:p>
+      <w:pPr>
+        <w:numPr>
+          <w:ilvl w:val="0"/>
+          <w:numId w:val="1007"/>
+        </w:numPr>
+        <w:pStyle w:val="Compact"/>
+      </w:pPr>
+      <w:r>
+        <w:rPr>
+          <w:bCs/>
+          <w:b/>
+        </w:rPr>
+        <w:t xml:space="preserve">(R_{</w:t>
+      </w:r>
+      <w:r>
+        <w:rPr>
+          <w:bCs/>
+          <w:b/>
+        </w:rPr>
+        <w:t xml:space="preserve">Q}/2 &lt;</w:t>
+      </w:r>
+      <w:r>
+        <w:rPr>
+          <w:bCs/>
+          <w:b/>
+        </w:rPr>
+        <w:t xml:space="preserve"> </w:t>
+      </w:r>
+      <w:r>
+        <w:rPr>
+          <w:bCs/>
+          <w:b/>
+        </w:rPr>
+        <w:t xml:space="preserve">)</w:t>
+      </w:r>
+      <w:r>
+        <w:t xml:space="preserve"> </w:t>
+      </w:r>
+      <w:r>
+        <w:t xml:space="preserve">is strong and</w:t>
+      </w:r>
+      <w:r>
+        <w:t xml:space="preserve"> </w:t>
+      </w:r>
+      <w:r>
+        <w:rPr>
+          <w:bCs/>
+          <w:b/>
+        </w:rPr>
+        <w:t xml:space="preserve">unverifiable</w:t>
+      </w:r>
+      <w:r>
+        <w:t xml:space="preserve"> </w:t>
+      </w:r>
+      <w:r>
+        <w:t xml:space="preserve">for deep critics; experiments only show binary satisfy/violate on toy Fourier critics.</w:t>
+      </w:r>
+    </w:p>
+    <w:p>
+      <w:pPr>
+        <w:numPr>
+          <w:ilvl w:val="0"/>
+          <w:numId w:val="1007"/>
+        </w:numPr>
+        <w:pStyle w:val="Compact"/>
+      </w:pPr>
+      <w:r>
+        <w:t xml:space="preserve">**MD target chain (</w:t>
+      </w:r>
+      <w:r>
+        <w:t xml:space="preserve">_n)** may not match every SAC codebase (some implementations implicitly define target from current actor or use separate slow-moving target networks on Q, not on policy MD chain).</w:t>
+      </w:r>
+    </w:p>
+    <w:p>
+      <w:pPr>
+        <w:numPr>
+          <w:ilvl w:val="0"/>
+          <w:numId w:val="1007"/>
+        </w:numPr>
+        <w:pStyle w:val="Compact"/>
+      </w:pPr>
+      <w:r>
+        <w:rPr>
+          <w:bCs/>
+          <w:b/>
+        </w:rPr>
+        <w:t xml:space="preserve">Part of MD advantage is definitional:</w:t>
+      </w:r>
+      <w:r>
+        <w:t xml:space="preserve"> </w:t>
+      </w:r>
+      <w:r>
+        <w:t xml:space="preserve">small (</w:t>
+      </w:r>
+      <w:r>
+        <w:t xml:space="preserve">) ⇒ small KL proximal step ⇒ (O(</w:t>
+      </w:r>
+      <w:r>
+        <w:t xml:space="preserve">)) drift—paper acknowledges via (1/</w:t>
+      </w:r>
+      <w:r>
+        <w:t xml:space="preserve">) in Theorem 1 but could foreground how much is</w:t>
+      </w:r>
+      <w:r>
+        <w:t xml:space="preserve"> </w:t>
+      </w:r>
+      <w:r>
+        <w:rPr>
+          <w:bCs/>
+          <w:b/>
+        </w:rPr>
+        <w:t xml:space="preserve">design of Eq. (5)</w:t>
+      </w:r>
+      <w:r>
+        <w:t xml:space="preserve"> </w:t>
+      </w:r>
+      <w:r>
+        <w:t xml:space="preserve">vs inherent to entropy RL.</w:t>
+      </w:r>
+    </w:p>
+    <w:p>
+      <w:pPr>
+        <w:numPr>
+          <w:ilvl w:val="0"/>
+          <w:numId w:val="1007"/>
+        </w:numPr>
+        <w:pStyle w:val="Compact"/>
+      </w:pPr>
+      <w:r>
+        <w:rPr>
+          <w:bCs/>
+          <w:b/>
+        </w:rPr>
+        <w:t xml:space="preserve">Limited ICLR audience payoff:</w:t>
+      </w:r>
+      <w:r>
+        <w:t xml:space="preserve"> </w:t>
+      </w:r>
+      <w:r>
+        <w:t xml:space="preserve">no actionable hyperparameter rule beyond qualitative</w:t>
+      </w:r>
+      <w:r>
+        <w:t xml:space="preserve"> </w:t>
+      </w:r>
+      <w:r>
+        <w:t xml:space="preserve">“</w:t>
+      </w:r>
+      <w:r>
+        <w:t xml:space="preserve">small (</w:t>
+      </w:r>
+      <w:r>
+        <w:t xml:space="preserve">) helps tracking</w:t>
+      </w:r>
+      <w:r>
+        <w:t xml:space="preserve">”</w:t>
+      </w:r>
+      <w:r>
+        <w:t xml:space="preserve">; (N^{-1/5}) is not sharp enough to guide wall-clock training.</w:t>
+      </w:r>
+    </w:p>
+    <w:bookmarkEnd w:id="29"/>
+    <w:bookmarkStart w:id="30" w:name="recommendation-rationale"/>
+    <w:p>
+      <w:pPr>
+        <w:pStyle w:val="Heading3"/>
+      </w:pPr>
+      <w:r>
+        <w:t xml:space="preserve">10. Recommendation rationale</w:t>
+      </w:r>
+    </w:p>
+    <w:p>
+      <w:pPr>
+        <w:numPr>
+          <w:ilvl w:val="0"/>
+          <w:numId w:val="1008"/>
+        </w:numPr>
+        <w:pStyle w:val="Compact"/>
+      </w:pPr>
+      <w:r>
+        <w:rPr>
+          <w:bCs/>
+          <w:b/>
+        </w:rPr>
+        <w:t xml:space="preserve">For RL theory subcommunity:</w:t>
+      </w:r>
+      <w:r>
+        <w:t xml:space="preserve"> </w:t>
+      </w:r>
+      <w:r>
+        <w:t xml:space="preserve">weak accept — fills a documented gap between SAC practice and MD theory.</w:t>
+      </w:r>
+    </w:p>
+    <w:p>
+      <w:pPr>
+        <w:numPr>
+          <w:ilvl w:val="0"/>
+          <w:numId w:val="1008"/>
+        </w:numPr>
+        <w:pStyle w:val="Compact"/>
+      </w:pPr>
+      <w:r>
+        <w:rPr>
+          <w:bCs/>
+          <w:b/>
+        </w:rPr>
+        <w:t xml:space="preserve">For general ICLR (empirical + systems):</w:t>
+      </w:r>
+      <w:r>
+        <w:t xml:space="preserve"> </w:t>
+      </w:r>
+      <w:r>
+        <w:t xml:space="preserve">borderline — no deep RL evidence, limited engineering takeaway.</w:t>
+      </w:r>
+    </w:p>
+    <w:p>
+      <w:r>
+        <w:pict>
+          <v:rect style="width:0;height:1.5pt" o:hralign="center" o:hrstd="t" o:hr="t"/>
+        </w:pict>
+      </w:r>
+    </w:p>
+    <w:bookmarkEnd w:id="30"/>
+    <w:bookmarkEnd w:id="31"/>
+    <w:bookmarkStart w:id="39" w:name="openreview-paste-in-42504-english"/>
+    <w:p>
+      <w:pPr>
+        <w:pStyle w:val="Heading2"/>
+      </w:pPr>
+      <w:r>
+        <w:t xml:space="preserve">OpenReview paste-in — 42504 (English)</w:t>
+      </w:r>
+    </w:p>
+    <w:bookmarkStart w:id="32" w:name="Xaac74a8d11cddc208a4bbe57998728c337d7751"/>
+    <w:p>
+      <w:pPr>
+        <w:pStyle w:val="Heading3"/>
+      </w:pPr>
+      <w:r>
+        <w:t xml:space="preserve">AI Documentation For Reviewing (optional; not shown to authors)</w:t>
+      </w:r>
+    </w:p>
+    <w:p>
+      <w:pPr>
+        <w:pStyle w:val="FirstParagraph"/>
+      </w:pPr>
+      <w:r>
+        <w:t xml:space="preserve">I read the full 36-page PDF. Extended notes above are for my own use; fields below are what I intend to paste. English is mine; Chinese section below uses LLM polish for paste-in. Pre-polish lean:</w:t>
+      </w:r>
+      <w:r>
+        <w:t xml:space="preserve"> </w:t>
+      </w:r>
+      <w:r>
+        <w:rPr>
+          <w:bCs/>
+          <w:b/>
+        </w:rPr>
+        <w:t xml:space="preserve">weak accept (theory) / borderline (broad ICLR)</w:t>
+      </w:r>
+      <w:r>
+        <w:t xml:space="preserve">.</w:t>
+      </w:r>
+    </w:p>
+    <w:bookmarkEnd w:id="32"/>
+    <w:bookmarkStart w:id="33" w:name="paper-summary"/>
+    <w:p>
+      <w:pPr>
+        <w:pStyle w:val="Heading3"/>
+      </w:pPr>
+      <w:r>
+        <w:t xml:space="preserve">Paper Summary *</w:t>
+      </w:r>
+    </w:p>
+    <w:p>
+      <w:pPr>
+        <w:pStyle w:val="FirstParagraph"/>
+      </w:pPr>
+      <w:r>
+        <w:t xml:space="preserve">This paper analyzes a</w:t>
+      </w:r>
+      <w:r>
+        <w:t xml:space="preserve"> </w:t>
+      </w:r>
+      <w:r>
+        <w:rPr>
+          <w:bCs/>
+          <w:b/>
+        </w:rPr>
+        <w:t xml:space="preserve">population-level</w:t>
+      </w:r>
+      <w:r>
+        <w:t xml:space="preserve"> </w:t>
+      </w:r>
+      <w:r>
+        <w:t xml:space="preserve">SAC formalization:</w:t>
+      </w:r>
+      <w:r>
+        <w:t xml:space="preserve"> </w:t>
+      </w:r>
+      <w:r>
+        <w:rPr>
+          <w:bCs/>
+          <w:b/>
+        </w:rPr>
+        <w:t xml:space="preserve">fixed-covariance squashed Gaussian</w:t>
+      </w:r>
+      <w:r>
+        <w:t xml:space="preserve"> </w:t>
+      </w:r>
+      <w:r>
+        <w:t xml:space="preserve">actor (linear mean in pre-tanh space, tanh to ((-1,1)^M)),</w:t>
+      </w:r>
+      <w:r>
+        <w:t xml:space="preserve"> </w:t>
+      </w:r>
+      <w:r>
+        <w:rPr>
+          <w:bCs/>
+          <w:b/>
+        </w:rPr>
+        <w:t xml:space="preserve">one projected reverse-KL gradient step</w:t>
+      </w:r>
+      <w:r>
+        <w:t xml:space="preserve"> </w:t>
+      </w:r>
+      <w:r>
+        <w:t xml:space="preserve">per outer iteration toward an evolving target, and a</w:t>
+      </w:r>
+      <w:r>
+        <w:t xml:space="preserve"> </w:t>
+      </w:r>
+      <w:r>
+        <w:rPr>
+          <w:bCs/>
+          <w:b/>
+        </w:rPr>
+        <w:t xml:space="preserve">critic oracle</w:t>
+      </w:r>
+      <w:r>
+        <w:t xml:space="preserve"> </w:t>
+      </w:r>
+      <w:r>
+        <w:t xml:space="preserve">(</w:t>
+      </w:r>
+      <w:r>
+        <w:t xml:space="preserve">Q_n) with (|</w:t>
+      </w:r>
+      <w:r>
+        <w:t xml:space="preserve">Q_n - Q_</w:t>
+      </w:r>
+      <w:r>
+        <w:t xml:space="preserve">^{</w:t>
       </w:r>
       <w:r>
         <w:rPr>
           <w:iCs/>
           <w:i/>
         </w:rPr>
-        <w:t xml:space="preserve"> </w:t>
-      </w:r>
-      <w:r>
-        <w:rPr>
-          <w:bCs/>
-          <w:b/>
+        <w:t xml:space="preserve">{w_n}}|</w:t>
+      </w:r>
+      <w:r>
+        <w:rPr>
           <w:iCs/>
           <w:i/>
         </w:rPr>
-        <w:t xml:space="preserve">Gibbs</w:t>
+        <w:t xml:space="preserve">{</w:t>
       </w:r>
       <w:r>
         <w:rPr>
           <w:iCs/>
           <w:i/>
         </w:rPr>
-        <w:t xml:space="preserve"> </w:t>
+        <w:t xml:space="preserve">}). Targets are either the</w:t>
       </w:r>
       <w:r>
         <w:rPr>
           <w:iCs/>
           <w:i/>
         </w:rPr>
-        <w:t xml:space="preserve">(softmax of (-</w:t>
-      </w:r>
-      <w:r>
-        <w:rPr>
+        <w:t xml:space="preserve"> </w:t>
+      </w:r>
+      <w:r>
+        <w:rPr>
+          <w:bCs/>
+          <w:b/>
           <w:iCs/>
           <w:i/>
         </w:rPr>
-        <w:t xml:space="preserve">Q_n/</w:t>
+        <w:t xml:space="preserve">Gibbs</w:t>
       </w:r>
       <w:r>
         <w:rPr>
           <w:iCs/>
           <w:i/>
         </w:rPr>
-        <w:t xml:space="preserve">), Eq. (4)) or a</w:t>
+        <w:t xml:space="preserve"> </w:t>
       </w:r>
       <w:r>
         <w:rPr>
           <w:iCs/>
           <w:i/>
         </w:rPr>
-        <w:t xml:space="preserve"> </w:t>
-      </w:r>
-      <w:r>
-        <w:rPr>
-          <w:bCs/>
-          <w:b/>
+        <w:t xml:space="preserve">policy (</w:t>
+      </w:r>
+      <w:r>
+        <w:rPr>
           <w:iCs/>
           <w:i/>
         </w:rPr>
-        <w:t xml:space="preserve">policy mirror descent</w:t>
+        <w:t xml:space="preserve">(-</w:t>
       </w:r>
       <w:r>
         <w:rPr>
           <w:iCs/>
           <w:i/>
         </w:rPr>
-        <w:t xml:space="preserve"> </w:t>
+        <w:t xml:space="preserve">Q_n/</w:t>
       </w:r>
       <w:r>
         <w:rPr>
           <w:iCs/>
           <w:i/>
         </w:rPr>
-        <w:t xml:space="preserve">target (Eq. (5)) with proximal step (</w:t>
+        <w:t xml:space="preserve">)) (Eq. 4) or a</w:t>
+      </w:r>
+      <w:r>
+        <w:rPr>
+          <w:iCs/>
+          <w:i/>
+        </w:rPr>
+        <w:t xml:space="preserve"> </w:t>
+      </w:r>
+      <w:r>
+        <w:rPr>
+          <w:bCs/>
+          <w:b/>
+          <w:iCs/>
+          <w:i/>
+        </w:rPr>
+        <w:t xml:space="preserve">policy mirror-descent</w:t>
+      </w:r>
+      <w:r>
+        <w:rPr>
+          <w:iCs/>
+          <w:i/>
+        </w:rPr>
+        <w:t xml:space="preserve"> </w:t>
+      </w:r>
+      <w:r>
+        <w:rPr>
+          <w:iCs/>
+          <w:i/>
+        </w:rPr>
+        <w:t xml:space="preserve">target (Eq. 5) with step (</w:t>
       </w:r>
       <w:r>
         <w:rPr>
@@ -320,7 +2450,7 @@
           <w:iCs/>
           <w:i/>
         </w:rPr>
-        <w:t xml:space="preserve">n}) is updated from the</w:t>
+        <w:t xml:space="preserve">n}) updates from the</w:t>
       </w:r>
       <w:r>
         <w:rPr>
@@ -358,14 +2488,14 @@
           <w:iCs/>
           <w:i/>
         </w:rPr>
-        <w:t xml:space="preserve">(not from the current actor (</w:t>
+        <w:t xml:space="preserve">(not the current actor (</w:t>
       </w:r>
       <w:r>
         <w:rPr>
           <w:iCs/>
           <w:i/>
         </w:rPr>
-        <w:t xml:space="preserve">{w_n})). Under optimal-occupancy concentrability and a</w:t>
+        <w:t xml:space="preserve">{w_n})). Under concentrability and</w:t>
       </w:r>
       <w:r>
         <w:rPr>
@@ -395,7 +2525,7 @@
           <w:iCs/>
           <w:i/>
         </w:rPr>
-        <w:t xml:space="preserve">condition (R</w:t>
+        <w:t xml:space="preserve">(R</w:t>
       </w:r>
       <w:r>
         <w:t xml:space="preserve">{</w:t>
@@ -407,7 +2537,7 @@
         <w:t xml:space="preserve"> </w:t>
       </w:r>
       <w:r>
-        <w:t xml:space="preserve">), the authors prove strong convexity/smoothness of the actor KL objective, bound</w:t>
+        <w:t xml:space="preserve">), the authors prove the actor KL objective is strongly convex/smooth on (B(R)), bound</w:t>
       </w:r>
       <w:r>
         <w:t xml:space="preserve"> </w:t>
@@ -433,10 +2563,10 @@
           <w:bCs/>
           <w:b/>
         </w:rPr>
-        <w:t xml:space="preserve">actor tracking error</w:t>
-      </w:r>
-      <w:r>
-        <w:t xml:space="preserve">, and obtain a</w:t>
+        <w:t xml:space="preserve">tracking error</w:t>
+      </w:r>
+      <w:r>
+        <w:t xml:space="preserve">, and obtain</w:t>
       </w:r>
       <w:r>
         <w:t xml:space="preserve"> </w:t>
@@ -452,7 +2582,13 @@
         <w:t xml:space="preserve"> </w:t>
       </w:r>
       <w:r>
-        <w:t xml:space="preserve">regularized value gap (O(N^{-1/5})) (plus approximation error) when (</w:t>
+        <w:t xml:space="preserve">regularized value gap (O(N^{-1/5})) (plus (</w:t>
+      </w:r>
+      <w:r>
+        <w:t xml:space="preserve">_{</w:t>
+      </w:r>
+      <w:r>
+        <w:t xml:space="preserve">})) when (</w:t>
       </w:r>
       <w:r>
         <w:t xml:space="preserve">=</w:t>
@@ -471,39 +2607,63 @@
           <w:bCs/>
           <w:b/>
         </w:rPr>
-        <w:t xml:space="preserve">Corollary 1</w:t>
-      </w:r>
-      <w:r>
-        <w:t xml:space="preserve"> </w:t>
-      </w:r>
-      <w:r>
-        <w:t xml:space="preserve">contrasts Gibbs vs MD: the Gibbs tracking bound retains a</w:t>
-      </w:r>
-      <w:r>
-        <w:t xml:space="preserve"> </w:t>
-      </w:r>
-      <w:r>
-        <w:rPr>
-          <w:bCs/>
-          <w:b/>
-        </w:rPr>
-        <w:t xml:space="preserve">non-vanishing</w:t>
-      </w:r>
-      <w:r>
-        <w:t xml:space="preserve"> </w:t>
-      </w:r>
-      <w:r>
-        <w:t xml:space="preserve">(1/</w:t>
-      </w:r>
-      <w:r>
-        <w:t xml:space="preserve">) term, whereas (</w:t>
-      </w:r>
-      <w:r>
-        <w:t xml:space="preserve">) controls MD target drift. Appendix experiments on a solvable MDP illustrate failure when the curvature condition is violated.</w:t>
-      </w:r>
-    </w:p>
-    <w:bookmarkEnd w:id="22"/>
-    <w:bookmarkStart w:id="23" w:name="ratings"/>
+        <w:t xml:space="preserve">Corollary 1:</w:t>
+      </w:r>
+      <w:r>
+        <w:t xml:space="preserve"> </w:t>
+      </w:r>
+      <w:r>
+        <w:t xml:space="preserve">Gibbs tracking retains a</w:t>
+      </w:r>
+      <w:r>
+        <w:t xml:space="preserve"> </w:t>
+      </w:r>
+      <w:r>
+        <w:rPr>
+          <w:bCs/>
+          <w:b/>
+        </w:rPr>
+        <w:t xml:space="preserve">non-vanishing (1/</w:t>
+      </w:r>
+      <w:r>
+        <w:rPr>
+          <w:bCs/>
+          <w:b/>
+        </w:rPr>
+        <w:t xml:space="preserve">)</w:t>
+      </w:r>
+      <w:r>
+        <w:t xml:space="preserve"> </w:t>
+      </w:r>
+      <w:r>
+        <w:t xml:space="preserve">term; MD drift is</w:t>
+      </w:r>
+      <w:r>
+        <w:t xml:space="preserve"> </w:t>
+      </w:r>
+      <w:r>
+        <w:rPr>
+          <w:bCs/>
+          <w:b/>
+        </w:rPr>
+        <w:t xml:space="preserve">(</w:t>
+      </w:r>
+      <w:r>
+        <w:rPr>
+          <w:bCs/>
+          <w:b/>
+        </w:rPr>
+        <w:t xml:space="preserve">)-controlled</w:t>
+      </w:r>
+      <w:r>
+        <w:t xml:space="preserve">. Appendix toy MDP (exact critics) shows failure when curvature is violated (Fig. 1) and tracking MD vs Gibbs vs (</w:t>
+      </w:r>
+      <w:r>
+        <w:t xml:space="preserve">) (Fig. 2).</w:t>
+      </w:r>
+    </w:p>
+    <w:bookmarkEnd w:id="33"/>
+    <w:bookmarkStart w:id="34" w:name="ratings"/>
     <w:p>
       <w:pPr>
         <w:pStyle w:val="Heading3"/>
@@ -606,7 +2766,7 @@
               <w:jc w:val="left"/>
             </w:pPr>
             <w:r>
-              <w:t xml:space="preserve">Algorithm, assumptions, and theorems are clearly linked; heavy notation is signposted.</w:t>
+              <w:t xml:space="preserve">Clear algorithm/assumption/theorem map; heavy but organized.</w:t>
             </w:r>
           </w:p>
         </w:tc>
@@ -652,7 +2812,7 @@
               <w:jc w:val="left"/>
             </w:pPr>
             <w:r>
-              <w:t xml:space="preserve">Meaningful for RL theory (SAC parametrization + tracking), but narrow audience and no deep RL validation.</w:t>
+              <w:t xml:space="preserve">Valuable SAC theory niche; no deep RL validation or verifiable curvature in practice.</w:t>
             </w:r>
           </w:p>
         </w:tc>
@@ -698,14 +2858,14 @@
               <w:jc w:val="left"/>
             </w:pPr>
             <w:r>
-              <w:t xml:space="preserve">Proof program appears coherent; results are conditional on strong oracle/curvature assumptions and omit sampling and critic TD dynamics.</w:t>
+              <w:t xml:space="preserve">Coherent proof program under strong oracle/geometry assumptions; no sampling/TD dynamics.</w:t>
             </w:r>
           </w:p>
         </w:tc>
       </w:tr>
     </w:tbl>
-    <w:bookmarkEnd w:id="23"/>
-    <w:bookmarkStart w:id="24" w:name="critical-strengths"/>
+    <w:bookmarkEnd w:id="34"/>
+    <w:bookmarkStart w:id="35" w:name="critical-strengths"/>
     <w:p>
       <w:pPr>
         <w:pStyle w:val="Heading3"/>
@@ -718,21 +2878,21 @@
       <w:pPr>
         <w:numPr>
           <w:ilvl w:val="0"/>
-          <w:numId w:val="1001"/>
-        </w:numPr>
-      </w:pPr>
-      <w:r>
-        <w:rPr>
-          <w:bCs/>
-          <w:b/>
-        </w:rPr>
-        <w:t xml:space="preserve">Closes a gap between SAC practice and theory.</w:t>
-      </w:r>
-      <w:r>
-        <w:t xml:space="preserve"> </w:t>
-      </w:r>
-      <w:r>
-        <w:t xml:space="preserve">The analysis matches squashed Gaussian actors and partial KL updates (not abstract policy-space mirror descent) and yields an explicit</w:t>
+          <w:numId w:val="1009"/>
+        </w:numPr>
+      </w:pPr>
+      <w:r>
+        <w:rPr>
+          <w:bCs/>
+          <w:b/>
+        </w:rPr>
+        <w:t xml:space="preserve">Population SAC with partial KL steps</w:t>
+      </w:r>
+      <w:r>
+        <w:t xml:space="preserve"> </w:t>
+      </w:r>
+      <w:r>
+        <w:t xml:space="preserve">linked to explicit</w:t>
       </w:r>
       <w:r>
         <w:t xml:space="preserve"> </w:t>
@@ -748,41 +2908,41 @@
         <w:t xml:space="preserve"> </w:t>
       </w:r>
       <w:r>
-        <w:t xml:space="preserve">best-iterate rate with a clear (</w:t>
-      </w:r>
-      <w:r>
-        <w:t xml:space="preserve">)–(N) trade-off (Theorem 3).</w:t>
-      </w:r>
-    </w:p>
-    <w:p>
-      <w:pPr>
-        <w:numPr>
-          <w:ilvl w:val="0"/>
-          <w:numId w:val="1001"/>
-        </w:numPr>
-      </w:pPr>
-      <w:r>
-        <w:rPr>
-          <w:bCs/>
-          <w:b/>
-        </w:rPr>
-        <w:t xml:space="preserve">Quantitative Gibbs vs mirror-descent tracking.</w:t>
-      </w:r>
-      <w:r>
-        <w:t xml:space="preserve"> </w:t>
-      </w:r>
-      <w:r>
-        <w:t xml:space="preserve">Showing a</w:t>
-      </w:r>
-      <w:r>
-        <w:t xml:space="preserve"> </w:t>
-      </w:r>
-      <w:r>
-        <w:rPr>
-          <w:bCs/>
-          <w:b/>
-        </w:rPr>
-        <w:t xml:space="preserve">persistent (1/</w:t>
+        <w:t xml:space="preserve">best-iterate rate and (</w:t>
+      </w:r>
+      <w:r>
+        <w:t xml:space="preserve">N^{-4/5}) tuning (Theorem 3).</w:t>
+      </w:r>
+    </w:p>
+    <w:p>
+      <w:pPr>
+        <w:numPr>
+          <w:ilvl w:val="0"/>
+          <w:numId w:val="1009"/>
+        </w:numPr>
+      </w:pPr>
+      <w:r>
+        <w:rPr>
+          <w:bCs/>
+          <w:b/>
+        </w:rPr>
+        <w:t xml:space="preserve">Quantitative Gibbs vs MD tracking</w:t>
+      </w:r>
+      <w:r>
+        <w:t xml:space="preserve"> </w:t>
+      </w:r>
+      <w:r>
+        <w:t xml:space="preserve">(Corollary 1, Lemma 9, Fig. 2):</w:t>
+      </w:r>
+      <w:r>
+        <w:t xml:space="preserve"> </w:t>
+      </w:r>
+      <w:r>
+        <w:rPr>
+          <w:bCs/>
+          <w:b/>
+        </w:rPr>
+        <w:t xml:space="preserve">(1/</w:t>
       </w:r>
       <w:r>
         <w:rPr>
@@ -795,7 +2955,7 @@
         <w:t xml:space="preserve"> </w:t>
       </w:r>
       <w:r>
-        <w:t xml:space="preserve">contribution in the Gibbs tracking bound versus</w:t>
+        <w:t xml:space="preserve">persistence vs</w:t>
       </w:r>
       <w:r>
         <w:t xml:space="preserve"> </w:t>
@@ -812,17 +2972,53 @@
           <w:bCs/>
           <w:b/>
         </w:rPr>
-        <w:t xml:space="preserve">)-controlled drift</w:t>
-      </w:r>
-      <w:r>
-        <w:t xml:space="preserve"> </w:t>
-      </w:r>
-      <w:r>
-        <w:t xml:space="preserve">for MD targets is a derived, design-relevant distinction (Corollary 1, Lemma 2, Figure 2), not merely definitional.</w:t>
-      </w:r>
-    </w:p>
-    <w:bookmarkEnd w:id="24"/>
-    <w:bookmarkStart w:id="25" w:name="critical-weaknesses"/>
+        <w:t xml:space="preserve">)-controlled</w:t>
+      </w:r>
+      <w:r>
+        <w:t xml:space="preserve"> </w:t>
+      </w:r>
+      <w:r>
+        <w:t xml:space="preserve">target drift—relevant to proximal soft targets.</w:t>
+      </w:r>
+    </w:p>
+    <w:p>
+      <w:pPr>
+        <w:numPr>
+          <w:ilvl w:val="0"/>
+          <w:numId w:val="1009"/>
+        </w:numPr>
+      </w:pPr>
+      <w:r>
+        <w:rPr>
+          <w:bCs/>
+          <w:b/>
+        </w:rPr>
+        <w:t xml:space="preserve">Curvature condition</w:t>
+      </w:r>
+      <w:r>
+        <w:t xml:space="preserve"> </w:t>
+      </w:r>
+      <w:r>
+        <w:t xml:space="preserve">(R_{</w:t>
+      </w:r>
+      <w:r>
+        <w:t xml:space="preserve">Q}/2 &lt;</w:t>
+      </w:r>
+      <w:r>
+        <w:t xml:space="preserve"> </w:t>
+      </w:r>
+      <w:r>
+        <w:t xml:space="preserve">) explains when reverse-KL actor subproblem is well-conditioned (Theorem 2), with toy ablation at fixed (</w:t>
+      </w:r>
+      <w:r>
+        <w:t xml:space="preserve">_{</w:t>
+      </w:r>
+      <w:r>
+        <w:t xml:space="preserve">}).</w:t>
+      </w:r>
+    </w:p>
+    <w:bookmarkEnd w:id="35"/>
+    <w:bookmarkStart w:id="36" w:name="critical-weaknesses"/>
     <w:p>
       <w:pPr>
         <w:pStyle w:val="Heading3"/>
@@ -835,21 +3031,124 @@
       <w:pPr>
         <w:numPr>
           <w:ilvl w:val="0"/>
-          <w:numId w:val="1002"/>
-        </w:numPr>
-      </w:pPr>
-      <w:r>
-        <w:rPr>
-          <w:bCs/>
-          <w:b/>
-        </w:rPr>
-        <w:t xml:space="preserve">Limited practical impact.</w:t>
-      </w:r>
-      <w:r>
-        <w:t xml:space="preserve"> </w:t>
-      </w:r>
-      <w:r>
-        <w:t xml:space="preserve">Population critic oracle, single exact projected actor step, and an unverifiable global curvature condition (R_{</w:t>
+          <w:numId w:val="1010"/>
+        </w:numPr>
+      </w:pPr>
+      <w:r>
+        <w:rPr>
+          <w:bCs/>
+          <w:b/>
+        </w:rPr>
+        <w:t xml:space="preserve">Conditional for deep SAC:</w:t>
+      </w:r>
+      <w:r>
+        <w:t xml:space="preserve"> </w:t>
+      </w:r>
+      <w:r>
+        <w:t xml:space="preserve">oracle critic, one exact projected actor step, uncheckable global (R_{</w:t>
+      </w:r>
+      <w:r>
+        <w:t xml:space="preserve">Q}); no realistic env validation of rate or constants.</w:t>
+      </w:r>
+    </w:p>
+    <w:p>
+      <w:pPr>
+        <w:numPr>
+          <w:ilvl w:val="0"/>
+          <w:numId w:val="1010"/>
+        </w:numPr>
+      </w:pPr>
+      <w:r>
+        <w:rPr>
+          <w:bCs/>
+          <w:b/>
+        </w:rPr>
+        <w:t xml:space="preserve">MD benefits partly encoded in Eq. (5):</w:t>
+      </w:r>
+      <w:r>
+        <w:t xml:space="preserve"> </w:t>
+      </w:r>
+      <w:r>
+        <w:t xml:space="preserve">(O(</w:t>
+      </w:r>
+      <w:r>
+        <w:t xml:space="preserve">)) drift vs (1/</w:t>
+      </w:r>
+      <w:r>
+        <w:t xml:space="preserve">) improvement trade-off should be disentangled from</w:t>
+      </w:r>
+      <w:r>
+        <w:t xml:space="preserve"> </w:t>
+      </w:r>
+      <w:r>
+        <w:t xml:space="preserve">“</w:t>
+      </w:r>
+      <w:r>
+        <w:t xml:space="preserve">intrinsic</w:t>
+      </w:r>
+      <w:r>
+        <w:t xml:space="preserve">”</w:t>
+      </w:r>
+      <w:r>
+        <w:t xml:space="preserve"> </w:t>
+      </w:r>
+      <w:r>
+        <w:t xml:space="preserve">Gibbs difficulty; (</w:t>
+      </w:r>
+      <w:r>
+        <w:t xml:space="preserve">_n) chain may not match all SAC implementations.</w:t>
+      </w:r>
+    </w:p>
+    <w:p>
+      <w:pPr>
+        <w:numPr>
+          <w:ilvl w:val="0"/>
+          <w:numId w:val="1010"/>
+        </w:numPr>
+      </w:pPr>
+      <w:r>
+        <w:rPr>
+          <w:bCs/>
+          <w:b/>
+        </w:rPr>
+        <w:t xml:space="preserve">Audience fit:</w:t>
+      </w:r>
+      <w:r>
+        <w:t xml:space="preserve"> </w:t>
+      </w:r>
+      <w:r>
+        <w:t xml:space="preserve">36-page theory with appendix-only experiments may under-deliver for empirical ICLR expectations.</w:t>
+      </w:r>
+    </w:p>
+    <w:bookmarkEnd w:id="36"/>
+    <w:bookmarkStart w:id="37" w:name="questions-for-authors"/>
+    <w:p>
+      <w:pPr>
+        <w:pStyle w:val="Heading3"/>
+      </w:pPr>
+      <w:r>
+        <w:t xml:space="preserve">Questions For Authors *</w:t>
+      </w:r>
+    </w:p>
+    <w:p>
+      <w:pPr>
+        <w:numPr>
+          <w:ilvl w:val="0"/>
+          <w:numId w:val="1011"/>
+        </w:numPr>
+      </w:pPr>
+      <w:r>
+        <w:rPr>
+          <w:bCs/>
+          <w:b/>
+        </w:rPr>
+        <w:t xml:space="preserve">Checkable conditions</w:t>
+      </w:r>
+      <w:r>
+        <w:t xml:space="preserve"> </w:t>
+      </w:r>
+      <w:r>
+        <w:t xml:space="preserve">(architecture, regularization, online estimators) for (R_{</w:t>
       </w:r>
       <w:r>
         <w:t xml:space="preserve">Q}/2 &lt;</w:t>
@@ -858,220 +3157,129 @@
         <w:t xml:space="preserve"> </w:t>
       </w:r>
       <w:r>
-        <w:t xml:space="preserve">) (only toy Fourier examples) mean the main rate is</w:t>
-      </w:r>
-      <w:r>
-        <w:t xml:space="preserve"> </w:t>
-      </w:r>
-      <w:r>
-        <w:rPr>
-          <w:bCs/>
-          <w:b/>
-        </w:rPr>
-        <w:t xml:space="preserve">conditional</w:t>
-      </w:r>
-      <w:r>
-        <w:t xml:space="preserve"> </w:t>
-      </w:r>
-      <w:r>
-        <w:t xml:space="preserve">for standard deep SAC; main-text experiments do not validate the</w:t>
-      </w:r>
-      <w:r>
-        <w:t xml:space="preserve"> </w:t>
-      </w:r>
-      <w:r>
-        <w:rPr>
-          <w:bCs/>
-          <w:b/>
-        </w:rPr>
-        <w:t xml:space="preserve">(N^{-1/5})</w:t>
-      </w:r>
-      <w:r>
-        <w:t xml:space="preserve"> </w:t>
-      </w:r>
-      <w:r>
-        <w:t xml:space="preserve">rate on realistic training.</w:t>
-      </w:r>
-    </w:p>
-    <w:p>
-      <w:pPr>
-        <w:numPr>
-          <w:ilvl w:val="0"/>
-          <w:numId w:val="1002"/>
-        </w:numPr>
-      </w:pPr>
-      <w:r>
-        <w:rPr>
-          <w:bCs/>
-          <w:b/>
-        </w:rPr>
-        <w:t xml:space="preserve">MD tracking advantages are partly built into the target.</w:t>
-      </w:r>
-      <w:r>
-        <w:t xml:space="preserve"> </w:t>
-      </w:r>
-      <w:r>
-        <w:t xml:space="preserve">The (O(</w:t>
-      </w:r>
-      <w:r>
-        <w:t xml:space="preserve">)) target drift follows from the (1/</w:t>
-      </w:r>
-      <w:r>
-        <w:t xml:space="preserve">) KL penalty in Eq. (5); the incremental insight over</w:t>
-      </w:r>
-      <w:r>
-        <w:t xml:space="preserve"> </w:t>
-      </w:r>
-      <w:r>
-        <w:t xml:space="preserve">“</w:t>
-      </w:r>
-      <w:r>
-        <w:t xml:space="preserve">proximal targets move slowly</w:t>
-      </w:r>
-      <w:r>
-        <w:t xml:space="preserve">”</w:t>
-      </w:r>
-      <w:r>
-        <w:t xml:space="preserve"> </w:t>
-      </w:r>
-      <w:r>
-        <w:t xml:space="preserve">should be stated more explicitly, and the (</w:t>
-      </w:r>
-      <w:r>
-        <w:t xml:space="preserve">_n) target chain may not match all SAC implementations (target networks / actor-defined targets).</w:t>
-      </w:r>
-    </w:p>
-    <w:bookmarkEnd w:id="25"/>
-    <w:bookmarkStart w:id="26" w:name="questions-for-authors"/>
+        <w:t xml:space="preserve">) w.h.p. during learning?</w:t>
+      </w:r>
+    </w:p>
+    <w:p>
+      <w:pPr>
+        <w:numPr>
+          <w:ilvl w:val="0"/>
+          <w:numId w:val="1011"/>
+        </w:numPr>
+      </w:pPr>
+      <w:r>
+        <w:rPr>
+          <w:bCs/>
+          <w:b/>
+        </w:rPr>
+        <w:t xml:space="preserve">Multiple actor steps</w:t>
+      </w:r>
+      <w:r>
+        <w:t xml:space="preserve"> </w:t>
+      </w:r>
+      <w:r>
+        <w:t xml:space="preserve">per critic update: can Theorem 3 extend with an inner-loop factor (K)?</w:t>
+      </w:r>
+    </w:p>
+    <w:p>
+      <w:pPr>
+        <w:numPr>
+          <w:ilvl w:val="0"/>
+          <w:numId w:val="1011"/>
+        </w:numPr>
+      </w:pPr>
+      <w:r>
+        <w:rPr>
+          <w:bCs/>
+          <w:b/>
+        </w:rPr>
+        <w:t xml:space="preserve">Joint stochastic actor–critic:</w:t>
+      </w:r>
+      <w:r>
+        <w:t xml:space="preserve"> </w:t>
+      </w:r>
+      <w:r>
+        <w:t xml:space="preserve">any path to replace (</w:t>
+      </w:r>
+      <w:r>
+        <w:t xml:space="preserve">_{</w:t>
+      </w:r>
+      <w:r>
+        <w:t xml:space="preserve">}) with sample complexity?</w:t>
+      </w:r>
+    </w:p>
+    <w:p>
+      <w:pPr>
+        <w:numPr>
+          <w:ilvl w:val="0"/>
+          <w:numId w:val="1011"/>
+        </w:numPr>
+      </w:pPr>
+      <w:r>
+        <w:t xml:space="preserve">In Fig. 2, how much of the MD–Gibbs gap remains if Gibbs targets are</w:t>
+      </w:r>
+      <w:r>
+        <w:t xml:space="preserve"> </w:t>
+      </w:r>
+      <w:r>
+        <w:rPr>
+          <w:bCs/>
+          <w:b/>
+        </w:rPr>
+        <w:t xml:space="preserve">slowed</w:t>
+      </w:r>
+      <w:r>
+        <w:t xml:space="preserve"> </w:t>
+      </w:r>
+      <w:r>
+        <w:t xml:space="preserve">(e.g., target network on Q) to match effective drift of small (</w:t>
+      </w:r>
+      <w:r>
+        <w:t xml:space="preserve">)?</w:t>
+      </w:r>
+    </w:p>
+    <w:p>
+      <w:pPr>
+        <w:numPr>
+          <w:ilvl w:val="0"/>
+          <w:numId w:val="1011"/>
+        </w:numPr>
+      </w:pPr>
+      <w:r>
+        <w:t xml:space="preserve">Can you report</w:t>
+      </w:r>
+      <w:r>
+        <w:t xml:space="preserve"> </w:t>
+      </w:r>
+      <w:r>
+        <w:rPr>
+          <w:bCs/>
+          <w:b/>
+        </w:rPr>
+        <w:t xml:space="preserve">log-log</w:t>
+      </w:r>
+      <w:r>
+        <w:t xml:space="preserve"> </w:t>
+      </w:r>
+      <w:r>
+        <w:t xml:space="preserve">empirical convergence rates on the toy MDP to compare with (N^{-1/5})?</w:t>
+      </w:r>
+    </w:p>
+    <w:bookmarkEnd w:id="37"/>
+    <w:bookmarkStart w:id="38" w:name="suggested-overall"/>
     <w:p>
       <w:pPr>
         <w:pStyle w:val="Heading3"/>
       </w:pPr>
       <w:r>
-        <w:t xml:space="preserve">Questions For Authors *</w:t>
-      </w:r>
-    </w:p>
-    <w:p>
-      <w:pPr>
-        <w:numPr>
-          <w:ilvl w:val="0"/>
-          <w:numId w:val="1003"/>
-        </w:numPr>
-      </w:pPr>
-      <w:r>
-        <w:t xml:space="preserve">Can you provide</w:t>
-      </w:r>
-      <w:r>
-        <w:t xml:space="preserve"> </w:t>
-      </w:r>
-      <w:r>
-        <w:rPr>
-          <w:bCs/>
-          <w:b/>
-        </w:rPr>
-        <w:t xml:space="preserve">checkable sufficient conditions</w:t>
-      </w:r>
-      <w:r>
-        <w:t xml:space="preserve"> </w:t>
-      </w:r>
-      <w:r>
-        <w:t xml:space="preserve">(architecture, regularization, or online estimates) under which (R_{</w:t>
-      </w:r>
-      <w:r>
-        <w:t xml:space="preserve">Q}/2 &lt;</w:t>
-      </w:r>
-      <w:r>
-        <w:t xml:space="preserve"> </w:t>
-      </w:r>
-      <w:r>
-        <w:t xml:space="preserve">) holds with high probability during learning?</w:t>
-      </w:r>
-    </w:p>
-    <w:p>
-      <w:pPr>
-        <w:numPr>
-          <w:ilvl w:val="0"/>
-          <w:numId w:val="1003"/>
-        </w:numPr>
-      </w:pPr>
-      <w:r>
-        <w:t xml:space="preserve">How do the bounds change with</w:t>
-      </w:r>
-      <w:r>
-        <w:t xml:space="preserve"> </w:t>
-      </w:r>
-      <w:r>
-        <w:rPr>
-          <w:bCs/>
-          <w:b/>
-        </w:rPr>
-        <w:t xml:space="preserve">multiple actor gradient steps</w:t>
-      </w:r>
-      <w:r>
-        <w:t xml:space="preserve"> </w:t>
-      </w:r>
-      <w:r>
-        <w:t xml:space="preserve">per critic update (standard SAC), and is there a path to</w:t>
-      </w:r>
-      <w:r>
-        <w:t xml:space="preserve"> </w:t>
-      </w:r>
-      <w:r>
-        <w:rPr>
-          <w:bCs/>
-          <w:b/>
-        </w:rPr>
-        <w:t xml:space="preserve">joint stochastic actor–critic</w:t>
-      </w:r>
-      <w:r>
-        <w:t xml:space="preserve"> </w:t>
-      </w:r>
-      <w:r>
-        <w:t xml:space="preserve">analysis?</w:t>
-      </w:r>
-    </w:p>
-    <w:p>
-      <w:pPr>
-        <w:numPr>
-          <w:ilvl w:val="0"/>
-          <w:numId w:val="1003"/>
-        </w:numPr>
-      </w:pPr>
-      <w:r>
-        <w:t xml:space="preserve">Please clarify how much of the mirror-vs-Gibbs tracking gap in Figure 2 is</w:t>
-      </w:r>
-      <w:r>
-        <w:t xml:space="preserve"> </w:t>
-      </w:r>
-      <w:r>
-        <w:rPr>
-          <w:bCs/>
-          <w:b/>
-        </w:rPr>
-        <w:t xml:space="preserve">intrinsic to the MD target definition</w:t>
-      </w:r>
-      <w:r>
-        <w:t xml:space="preserve"> </w:t>
-      </w:r>
-      <w:r>
-        <w:t xml:space="preserve">versus problem-independent constants in the tracking lemmas.</w:t>
-      </w:r>
-    </w:p>
-    <w:bookmarkEnd w:id="26"/>
-    <w:bookmarkStart w:id="27" w:name="X363cafa85d7808484213b5978b89b6c3fc459e3"/>
-    <w:p>
-      <w:pPr>
-        <w:pStyle w:val="Heading3"/>
-      </w:pPr>
-      <w:r>
-        <w:t xml:space="preserve">Suggested overall (if your form includes it)</w:t>
-      </w:r>
-    </w:p>
-    <w:p>
-      <w:pPr>
-        <w:numPr>
-          <w:ilvl w:val="0"/>
-          <w:numId w:val="1004"/>
+        <w:t xml:space="preserve">Suggested overall</w:t>
+      </w:r>
+    </w:p>
+    <w:p>
+      <w:pPr>
+        <w:numPr>
+          <w:ilvl w:val="0"/>
+          <w:numId w:val="1012"/>
         </w:numPr>
         <w:pStyle w:val="Compact"/>
       </w:pPr>
@@ -1093,7 +3301,7 @@
       <w:pPr>
         <w:numPr>
           <w:ilvl w:val="0"/>
-          <w:numId w:val="1004"/>
+          <w:numId w:val="1012"/>
         </w:numPr>
         <w:pStyle w:val="Compact"/>
       </w:pPr>
@@ -1118,24 +3326,24 @@
         </w:pict>
       </w:r>
     </w:p>
-    <w:bookmarkEnd w:id="27"/>
-    <w:bookmarkEnd w:id="28"/>
-    <w:bookmarkStart w:id="36" w:name="中文"/>
+    <w:bookmarkEnd w:id="38"/>
+    <w:bookmarkEnd w:id="39"/>
+    <w:bookmarkStart w:id="45" w:name="extended-review-42504-中文"/>
     <w:p>
       <w:pPr>
         <w:pStyle w:val="Heading2"/>
       </w:pPr>
       <w:r>
-        <w:t xml:space="preserve">中文</w:t>
-      </w:r>
-    </w:p>
-    <w:bookmarkStart w:id="29" w:name="ai-文档说明可选作者不可见"/>
+        <w:t xml:space="preserve">Extended review — 42504 (中文)</w:t>
+      </w:r>
+    </w:p>
+    <w:bookmarkStart w:id="40" w:name="问题与动机"/>
     <w:p>
       <w:pPr>
         <w:pStyle w:val="Heading3"/>
       </w:pPr>
       <w:r>
-        <w:t xml:space="preserve">AI 文档说明（可选；作者不可见）</w:t>
+        <w:t xml:space="preserve">1. 问题与动机</w:t>
       </w:r>
     </w:p>
     <w:p>
@@ -1143,39 +3351,552 @@
         <w:pStyle w:val="FirstParagraph"/>
       </w:pPr>
       <w:r>
-        <w:t xml:space="preserve">已阅读投稿 PDF 全文；英文为本人撰写，中文由 LLM 整理便于粘贴。润色前倾向：</w:t>
-      </w:r>
-      <w:r>
-        <w:rPr>
-          <w:bCs/>
-          <w:b/>
-        </w:rPr>
-        <w:t xml:space="preserve">弱接收</w:t>
-      </w:r>
-      <w:r>
-        <w:t xml:space="preserve">（RL 理论读者）；对 ICLR 广义受众</w:t>
-      </w:r>
-      <w:r>
-        <w:t xml:space="preserve"> </w:t>
-      </w:r>
-      <w:r>
-        <w:rPr>
-          <w:bCs/>
-          <w:b/>
-        </w:rPr>
-        <w:t xml:space="preserve">工程启示有限</w:t>
-      </w:r>
-      <w:r>
-        <w:t xml:space="preserve">。</w:t>
-      </w:r>
-    </w:p>
-    <w:bookmarkEnd w:id="29"/>
-    <w:bookmarkStart w:id="30" w:name="论文摘要"/>
+        <w:t xml:space="preserve">SAC 在连续控制中广泛使用，但理论常假设 policy 空间更新或光滑 policy gradient，而实现上是</w:t>
+      </w:r>
+      <w:r>
+        <w:t xml:space="preserve"> </w:t>
+      </w:r>
+      <w:r>
+        <w:rPr>
+          <w:bCs/>
+          <w:b/>
+        </w:rPr>
+        <w:t xml:space="preserve">tanh 压扁高斯 + 每轮仅少量 reverse-KL 步</w:t>
+      </w:r>
+      <w:r>
+        <w:t xml:space="preserve">。本文在</w:t>
+      </w:r>
+      <w:r>
+        <w:t xml:space="preserve"> </w:t>
+      </w:r>
+      <w:r>
+        <w:rPr>
+          <w:bCs/>
+          <w:b/>
+        </w:rPr>
+        <w:t xml:space="preserve">population</w:t>
+      </w:r>
+      <w:r>
+        <w:t xml:space="preserve"> </w:t>
+      </w:r>
+      <w:r>
+        <w:t xml:space="preserve">层面对齐这一实现，并比较两类</w:t>
+      </w:r>
+      <w:r>
+        <w:t xml:space="preserve"> </w:t>
+      </w:r>
+      <w:r>
+        <w:rPr>
+          <w:bCs/>
+          <w:b/>
+        </w:rPr>
+        <w:t xml:space="preserve">target</w:t>
+      </w:r>
+      <w:r>
+        <w:t xml:space="preserve">：经典</w:t>
+      </w:r>
+      <w:r>
+        <w:t xml:space="preserve"> </w:t>
+      </w:r>
+      <w:r>
+        <w:rPr>
+          <w:bCs/>
+          <w:b/>
+        </w:rPr>
+        <w:t xml:space="preserve">Gibbs</w:t>
+      </w:r>
+      <w:r>
+        <w:t xml:space="preserve">（(</w:t>
+      </w:r>
+      <w:r>
+        <w:t xml:space="preserve">(-</w:t>
+      </w:r>
+      <w:r>
+        <w:t xml:space="preserve">Q/</w:t>
+      </w:r>
+      <w:r>
+        <w:t xml:space="preserve">))）与</w:t>
+      </w:r>
+      <w:r>
+        <w:t xml:space="preserve"> </w:t>
+      </w:r>
+      <w:r>
+        <w:rPr>
+          <w:bCs/>
+          <w:b/>
+        </w:rPr>
+        <w:t xml:space="preserve">policy mirror descent</w:t>
+      </w:r>
+      <w:r>
+        <w:t xml:space="preserve">（式 (5)，步长 (</w:t>
+      </w:r>
+      <w:r>
+        <w:t xml:space="preserve">)），研究</w:t>
+      </w:r>
+      <w:r>
+        <w:t xml:space="preserve"> </w:t>
+      </w:r>
+      <w:r>
+        <w:rPr>
+          <w:bCs/>
+          <w:b/>
+        </w:rPr>
+        <w:t xml:space="preserve">target 漂移</w:t>
+      </w:r>
+      <w:r>
+        <w:t xml:space="preserve"> </w:t>
+      </w:r>
+      <w:r>
+        <w:t xml:space="preserve">与</w:t>
+      </w:r>
+      <w:r>
+        <w:t xml:space="preserve"> </w:t>
+      </w:r>
+      <w:r>
+        <w:rPr>
+          <w:bCs/>
+          <w:b/>
+        </w:rPr>
+        <w:t xml:space="preserve">actor tracking</w:t>
+      </w:r>
+      <w:r>
+        <w:t xml:space="preserve"> </w:t>
+      </w:r>
+      <w:r>
+        <w:t xml:space="preserve">如何影响有限步收敛。</w:t>
+      </w:r>
+    </w:p>
+    <w:bookmarkEnd w:id="40"/>
+    <w:bookmarkStart w:id="41" w:name="两类-target-为何不同"/>
     <w:p>
       <w:pPr>
         <w:pStyle w:val="Heading3"/>
       </w:pPr>
       <w:r>
+        <w:t xml:space="preserve">2. 两类 target 为何不同</w:t>
+      </w:r>
+    </w:p>
+    <w:p>
+      <w:pPr>
+        <w:numPr>
+          <w:ilvl w:val="0"/>
+          <w:numId w:val="1013"/>
+        </w:numPr>
+        <w:pStyle w:val="Compact"/>
+      </w:pPr>
+      <w:r>
+        <w:rPr>
+          <w:bCs/>
+          <w:b/>
+        </w:rPr>
+        <w:t xml:space="preserve">Gibbs</w:t>
+      </w:r>
+      <w:r>
+        <w:t xml:space="preserve">：每步从当前 (</w:t>
+      </w:r>
+      <w:r>
+        <w:t xml:space="preserve">Q_n) 重新做 softmax，(</w:t>
+      </w:r>
+      <w:r>
+        <w:t xml:space="preserve">Q) 或 occupancy 一变，target 可跳变；tracking 界中出现</w:t>
+      </w:r>
+      <w:r>
+        <w:t xml:space="preserve"> </w:t>
+      </w:r>
+      <w:r>
+        <w:rPr>
+          <w:bCs/>
+          <w:b/>
+        </w:rPr>
+        <w:t xml:space="preserve">不随迭代消失的 (1/</w:t>
+      </w:r>
+      <w:r>
+        <w:rPr>
+          <w:bCs/>
+          <w:b/>
+        </w:rPr>
+        <w:t xml:space="preserve">)</w:t>
+      </w:r>
+      <w:r>
+        <w:t xml:space="preserve">（推论 1）。</w:t>
+      </w:r>
+    </w:p>
+    <w:p>
+      <w:pPr>
+        <w:numPr>
+          <w:ilvl w:val="0"/>
+          <w:numId w:val="1013"/>
+        </w:numPr>
+        <w:pStyle w:val="Compact"/>
+      </w:pPr>
+      <w:r>
+        <w:rPr>
+          <w:bCs/>
+          <w:b/>
+        </w:rPr>
+        <w:t xml:space="preserve">MD</w:t>
+      </w:r>
+      <w:r>
+        <w:t xml:space="preserve">：target 链 (</w:t>
+      </w:r>
+      <w:r>
+        <w:t xml:space="preserve">_{n+1}) 由</w:t>
+      </w:r>
+      <w:r>
+        <w:t xml:space="preserve"> </w:t>
+      </w:r>
+      <w:r>
+        <w:rPr>
+          <w:bCs/>
+          <w:b/>
+        </w:rPr>
+        <w:t xml:space="preserve">上一 target</w:t>
+      </w:r>
+      <w:r>
+        <w:t xml:space="preserve"> </w:t>
+      </w:r>
+      <w:r>
+        <w:t xml:space="preserve">经 KL proximal 更新得到；</w:t>
+      </w:r>
+      <w:r>
+        <w:rPr>
+          <w:bCs/>
+          <w:b/>
+        </w:rPr>
+        <w:t xml:space="preserve">(</w:t>
+      </w:r>
+      <w:r>
+        <w:rPr>
+          <w:bCs/>
+          <w:b/>
+        </w:rPr>
+        <w:t xml:space="preserve">) 小</w:t>
+      </w:r>
+      <w:r>
+        <w:t xml:space="preserve">则 target 动得慢，actor 更易跟踪，但 MD 本身 policy improvement 变慢（定理 1 中</w:t>
+      </w:r>
+      <w:r>
+        <w:t xml:space="preserve"> </w:t>
+      </w:r>
+      <w:r>
+        <w:rPr>
+          <w:bCs/>
+          <w:b/>
+        </w:rPr>
+        <w:t xml:space="preserve">(1/</w:t>
+      </w:r>
+      <w:r>
+        <w:rPr>
+          <w:bCs/>
+          <w:b/>
+        </w:rPr>
+        <w:t xml:space="preserve">)</w:t>
+      </w:r>
+      <w:r>
+        <w:t xml:space="preserve"> </w:t>
+      </w:r>
+      <w:r>
+        <w:t xml:space="preserve">项）。</w:t>
+      </w:r>
+    </w:p>
+    <w:bookmarkEnd w:id="41"/>
+    <w:bookmarkStart w:id="42" w:name="曲率条件"/>
+    <w:p>
+      <w:pPr>
+        <w:pStyle w:val="Heading3"/>
+      </w:pPr>
+      <w:r>
+        <w:t xml:space="preserve">3. 曲率条件</w:t>
+      </w:r>
+    </w:p>
+    <w:p>
+      <w:pPr>
+        <w:pStyle w:val="FirstParagraph"/>
+      </w:pPr>
+      <w:r>
+        <w:rPr>
+          <w:bCs/>
+          <w:b/>
+        </w:rPr>
+        <w:t xml:space="preserve">(R_{</w:t>
+      </w:r>
+      <w:r>
+        <w:rPr>
+          <w:bCs/>
+          <w:b/>
+        </w:rPr>
+        <w:t xml:space="preserve">Q}/2 &lt;</w:t>
+      </w:r>
+      <w:r>
+        <w:rPr>
+          <w:bCs/>
+          <w:b/>
+        </w:rPr>
+        <w:t xml:space="preserve"> </w:t>
+      </w:r>
+      <w:r>
+        <w:rPr>
+          <w:bCs/>
+          <w:b/>
+        </w:rPr>
+        <w:t xml:space="preserve">)</w:t>
+      </w:r>
+      <w:r>
+        <w:t xml:space="preserve"> </w:t>
+      </w:r>
+      <w:r>
+        <w:t xml:space="preserve">时 reverse-KL actor 子问题在 (B(R)) 上强凸/光滑，才能分析</w:t>
+      </w:r>
+      <w:r>
+        <w:t xml:space="preserve"> </w:t>
+      </w:r>
+      <w:r>
+        <w:rPr>
+          <w:bCs/>
+          <w:b/>
+        </w:rPr>
+        <w:t xml:space="preserve">单步</w:t>
+      </w:r>
+      <w:r>
+        <w:t xml:space="preserve"> </w:t>
+      </w:r>
+      <w:r>
+        <w:t xml:space="preserve">梯度跟踪。深度 critic 难以验证；附录仅 Fourier 线性 critic 有例。图 1 在固定 (</w:t>
+      </w:r>
+      <w:r>
+        <w:t xml:space="preserve">_{</w:t>
+      </w:r>
+      <w:r>
+        <w:t xml:space="preserve">}) 下比较满足/违反曲率。</w:t>
+      </w:r>
+    </w:p>
+    <w:bookmarkEnd w:id="42"/>
+    <w:bookmarkStart w:id="43" w:name="主结论与实验"/>
+    <w:p>
+      <w:pPr>
+        <w:pStyle w:val="Heading3"/>
+      </w:pPr>
+      <w:r>
+        <w:t xml:space="preserve">4. 主结论与实验</w:t>
+      </w:r>
+    </w:p>
+    <w:p>
+      <w:pPr>
+        <w:pStyle w:val="FirstParagraph"/>
+      </w:pPr>
+      <w:r>
+        <w:t xml:space="preserve">定理 3：</w:t>
+      </w:r>
+      <w:r>
+        <w:rPr>
+          <w:bCs/>
+          <w:b/>
+        </w:rPr>
+        <w:t xml:space="preserve">best-iterate</w:t>
+      </w:r>
+      <w:r>
+        <w:t xml:space="preserve"> </w:t>
+      </w:r>
+      <w:r>
+        <w:t xml:space="preserve">值差距</w:t>
+      </w:r>
+      <w:r>
+        <w:t xml:space="preserve"> </w:t>
+      </w:r>
+      <w:r>
+        <w:rPr>
+          <w:bCs/>
+          <w:b/>
+        </w:rPr>
+        <w:t xml:space="preserve">(O(N</w:t>
+      </w:r>
+      <w:r>
+        <w:rPr>
+          <w:vertAlign w:val="superscript"/>
+          <w:bCs/>
+          <w:b/>
+        </w:rPr>
+        <w:t xml:space="preserve">{-1/5}))</w:t>
+      </w:r>
+      <w:r>
+        <w:rPr>
+          <w:bCs/>
+          <w:b/>
+          <w:vertAlign w:val="superscript"/>
+          <w:bCs/>
+          <w:b/>
+        </w:rPr>
+        <w:t xml:space="preserve">（加逼近误差），取</w:t>
+      </w:r>
+      <w:r>
+        <w:rPr>
+          <w:bCs/>
+          <w:b/>
+          <w:vertAlign w:val="superscript"/>
+          <w:bCs/>
+          <w:b/>
+        </w:rPr>
+        <w:t xml:space="preserve"> </w:t>
+      </w:r>
+      <w:r>
+        <w:rPr>
+          <w:vertAlign w:val="superscript"/>
+          <w:bCs/>
+          <w:b/>
+        </w:rPr>
+        <w:t xml:space="preserve">(</w:t>
+      </w:r>
+      <w:r>
+        <w:rPr>
+          <w:vertAlign w:val="superscript"/>
+          <w:bCs/>
+          <w:b/>
+        </w:rPr>
+        <w:t xml:space="preserve">=</w:t>
+      </w:r>
+      <w:r>
+        <w:rPr>
+          <w:vertAlign w:val="superscript"/>
+          <w:bCs/>
+          <w:b/>
+        </w:rPr>
+        <w:t xml:space="preserve">(N</w:t>
+      </w:r>
+      <w:r>
+        <w:rPr>
+          <w:bCs/>
+          <w:b/>
+        </w:rPr>
+        <w:t xml:space="preserve">{-4/5}))</w:t>
+      </w:r>
+      <w:r>
+        <w:t xml:space="preserve">。实验仅在可精确解 critic 的玩具 MDP（附录 K），</w:t>
+      </w:r>
+      <w:r>
+        <w:rPr>
+          <w:bCs/>
+          <w:b/>
+        </w:rPr>
+        <w:t xml:space="preserve">无</w:t>
+      </w:r>
+      <w:r>
+        <w:t xml:space="preserve"> </w:t>
+      </w:r>
+      <w:r>
+        <w:t xml:space="preserve">深度 RL。</w:t>
+      </w:r>
+    </w:p>
+    <w:bookmarkEnd w:id="43"/>
+    <w:bookmarkStart w:id="44" w:name="贡献强弱判断"/>
+    <w:p>
+      <w:pPr>
+        <w:pStyle w:val="Heading3"/>
+      </w:pPr>
+      <w:r>
+        <w:t xml:space="preserve">5. 贡献强弱判断</w:t>
+      </w:r>
+    </w:p>
+    <w:p>
+      <w:pPr>
+        <w:pStyle w:val="FirstParagraph"/>
+      </w:pPr>
+      <w:r>
+        <w:t xml:space="preserve">对</w:t>
+      </w:r>
+      <w:r>
+        <w:t xml:space="preserve"> </w:t>
+      </w:r>
+      <w:r>
+        <w:rPr>
+          <w:bCs/>
+          <w:b/>
+        </w:rPr>
+        <w:t xml:space="preserve">SAC 理论</w:t>
+      </w:r>
+      <w:r>
+        <w:t xml:space="preserve"> </w:t>
+      </w:r>
+      <w:r>
+        <w:t xml:space="preserve">有填补；对</w:t>
+      </w:r>
+      <w:r>
+        <w:t xml:space="preserve"> </w:t>
+      </w:r>
+      <w:r>
+        <w:rPr>
+          <w:bCs/>
+          <w:b/>
+        </w:rPr>
+        <w:t xml:space="preserve">广义 ICLR</w:t>
+      </w:r>
+      <w:r>
+        <w:t xml:space="preserve"> </w:t>
+      </w:r>
+      <w:r>
+        <w:t xml:space="preserve">工程启示有限。MD 相对 Gibbs 的部分优势来自</w:t>
+      </w:r>
+      <w:r>
+        <w:t xml:space="preserve"> </w:t>
+      </w:r>
+      <w:r>
+        <w:rPr>
+          <w:bCs/>
+          <w:b/>
+        </w:rPr>
+        <w:t xml:space="preserve">target 定义</w:t>
+      </w:r>
+      <w:r>
+        <w:t xml:space="preserve"> </w:t>
+      </w:r>
+      <w:r>
+        <w:t xml:space="preserve">与 (</w:t>
+      </w:r>
+      <w:r>
+        <w:t xml:space="preserve">) 权衡，作者应更明确增量 novelty。</w:t>
+      </w:r>
+    </w:p>
+    <w:p>
+      <w:r>
+        <w:pict>
+          <v:rect style="width:0;height:1.5pt" o:hralign="center" o:hrstd="t" o:hr="t"/>
+        </w:pict>
+      </w:r>
+    </w:p>
+    <w:bookmarkEnd w:id="44"/>
+    <w:bookmarkEnd w:id="45"/>
+    <w:bookmarkStart w:id="53" w:name="openreview-paste-in-42504-中文"/>
+    <w:p>
+      <w:pPr>
+        <w:pStyle w:val="Heading2"/>
+      </w:pPr>
+      <w:r>
+        <w:t xml:space="preserve">OpenReview paste-in — 42504 (中文)</w:t>
+      </w:r>
+    </w:p>
+    <w:bookmarkStart w:id="46" w:name="ai-文档说明可选"/>
+    <w:p>
+      <w:pPr>
+        <w:pStyle w:val="Heading3"/>
+      </w:pPr>
+      <w:r>
+        <w:t xml:space="preserve">AI 文档说明（可选）</w:t>
+      </w:r>
+    </w:p>
+    <w:p>
+      <w:pPr>
+        <w:pStyle w:val="FirstParagraph"/>
+      </w:pPr>
+      <w:r>
+        <w:t xml:space="preserve">已读 36 页全文；上文为扩展笔记。以下为拟粘贴字段。英文本人撰写；中文 LLM 整理。</w:t>
+      </w:r>
+    </w:p>
+    <w:bookmarkEnd w:id="46"/>
+    <w:bookmarkStart w:id="47" w:name="论文摘要"/>
+    <w:p>
+      <w:pPr>
+        <w:pStyle w:val="Heading3"/>
+      </w:pPr>
+      <w:r>
         <w:t xml:space="preserve">论文摘要 *</w:t>
       </w:r>
     </w:p>
@@ -1184,36 +3905,7 @@
         <w:pStyle w:val="FirstParagraph"/>
       </w:pPr>
       <w:r>
-        <w:t xml:space="preserve">本文在</w:t>
-      </w:r>
-      <w:r>
-        <w:t xml:space="preserve"> </w:t>
-      </w:r>
-      <w:r>
-        <w:rPr>
-          <w:bCs/>
-          <w:b/>
-        </w:rPr>
-        <w:t xml:space="preserve">population</w:t>
-      </w:r>
-      <w:r>
-        <w:t xml:space="preserve"> </w:t>
-      </w:r>
-      <w:r>
-        <w:t xml:space="preserve">设定下形式化 SAC：actor 为</w:t>
-      </w:r>
-      <w:r>
-        <w:t xml:space="preserve"> </w:t>
-      </w:r>
-      <w:r>
-        <w:rPr>
-          <w:bCs/>
-          <w:b/>
-        </w:rPr>
-        <w:t xml:space="preserve">固定协方差 tanh 压扁高斯</w:t>
-      </w:r>
-      <w:r>
-        <w:t xml:space="preserve">（线性均值），每轮外层迭代对 evolving target 仅做</w:t>
+        <w:t xml:space="preserve">（同英文 Summary 之中文对应，略长版）population SAC：固定协方差 tanh 高斯 actor、每轮</w:t>
       </w:r>
       <w:r>
         <w:t xml:space="preserve"> </w:t>
@@ -1229,7 +3921,7 @@
         <w:t xml:space="preserve"> </w:t>
       </w:r>
       <w:r>
-        <w:t xml:space="preserve">投影 reverse-KL 梯度；critic 为</w:t>
+        <w:t xml:space="preserve">投影 reverse-KL、critic</w:t>
       </w:r>
       <w:r>
         <w:t xml:space="preserve"> </w:t>
@@ -1248,255 +3940,99 @@
         <w:t xml:space="preserve">(</w:t>
       </w:r>
       <w:r>
-        <w:t xml:space="preserve">Q_n)，满足 (|</w:t>
-      </w:r>
-      <w:r>
-        <w:t xml:space="preserve">Q_n - Q_</w:t>
-      </w:r>
-      <w:r>
-        <w:t xml:space="preserve">^{</w:t>
-      </w:r>
-      <w:r>
-        <w:rPr>
-          <w:iCs/>
-          <w:i/>
-        </w:rPr>
-        <w:t xml:space="preserve">{w_n}}|</w:t>
-      </w:r>
-      <w:r>
-        <w:rPr>
-          <w:iCs/>
-          <w:i/>
-        </w:rPr>
-        <w:t xml:space="preserve">{</w:t>
-      </w:r>
-      <w:r>
-        <w:rPr>
-          <w:iCs/>
-          <w:i/>
-        </w:rPr>
-        <w:t xml:space="preserve">})。</w:t>
-      </w:r>
-      <w:r>
-        <w:rPr>
-          <w:bCs/>
-          <w:b/>
-          <w:iCs/>
-          <w:i/>
-        </w:rPr>
-        <w:t xml:space="preserve">Target</w:t>
-      </w:r>
-      <w:r>
-        <w:rPr>
-          <w:iCs/>
-          <w:i/>
-        </w:rPr>
-        <w:t xml:space="preserve"> </w:t>
-      </w:r>
-      <w:r>
-        <w:rPr>
-          <w:iCs/>
-          <w:i/>
-        </w:rPr>
-        <w:t xml:space="preserve">为经典</w:t>
-      </w:r>
-      <w:r>
-        <w:rPr>
-          <w:iCs/>
-          <w:i/>
-        </w:rPr>
-        <w:t xml:space="preserve"> </w:t>
-      </w:r>
-      <w:r>
-        <w:rPr>
-          <w:bCs/>
-          <w:b/>
-          <w:iCs/>
-          <w:i/>
+        <w:t xml:space="preserve">_{</w:t>
+      </w:r>
+      <w:r>
+        <w:t xml:space="preserve">})。Target 为</w:t>
+      </w:r>
+      <w:r>
+        <w:t xml:space="preserve"> </w:t>
+      </w:r>
+      <w:r>
+        <w:rPr>
+          <w:bCs/>
+          <w:b/>
         </w:rPr>
         <w:t xml:space="preserve">Gibbs</w:t>
       </w:r>
       <w:r>
-        <w:rPr>
-          <w:iCs/>
-          <w:i/>
-        </w:rPr>
-        <w:t xml:space="preserve">（式 (4)，(</w:t>
-      </w:r>
-      <w:r>
-        <w:rPr>
-          <w:iCs/>
-          <w:i/>
-        </w:rPr>
-        <w:t xml:space="preserve">(-</w:t>
-      </w:r>
-      <w:r>
-        <w:rPr>
-          <w:iCs/>
-          <w:i/>
-        </w:rPr>
-        <w:t xml:space="preserve">Q_n/</w:t>
-      </w:r>
-      <w:r>
-        <w:rPr>
-          <w:iCs/>
-          <w:i/>
-        </w:rPr>
-        <w:t xml:space="preserve">))）或</w:t>
-      </w:r>
-      <w:r>
-        <w:rPr>
-          <w:iCs/>
-          <w:i/>
-        </w:rPr>
-        <w:t xml:space="preserve"> </w:t>
-      </w:r>
-      <w:r>
-        <w:rPr>
-          <w:bCs/>
-          <w:b/>
-          <w:iCs/>
-          <w:i/>
-        </w:rPr>
-        <w:t xml:space="preserve">policy mirror descent</w:t>
-      </w:r>
-      <w:r>
-        <w:rPr>
-          <w:iCs/>
-          <w:i/>
-        </w:rPr>
-        <w:t xml:space="preserve">（式 (5)，步长 (</w:t>
-      </w:r>
-      <w:r>
-        <w:rPr>
-          <w:iCs/>
-          <w:i/>
-        </w:rPr>
-        <w:t xml:space="preserve">)），其中 MD 链 ({</w:t>
-      </w:r>
-      <w:r>
-        <w:rPr>
-          <w:iCs/>
-          <w:i/>
-          <w:iCs/>
-          <w:i/>
-        </w:rPr>
-        <w:t xml:space="preserve">n}) 由</w:t>
-      </w:r>
-      <w:r>
-        <w:rPr>
-          <w:iCs/>
-          <w:i/>
-          <w:iCs/>
-          <w:i/>
-        </w:rPr>
-        <w:t xml:space="preserve"> </w:t>
-      </w:r>
-      <w:r>
-        <w:rPr>
-          <w:bCs/>
-          <w:b/>
-          <w:iCs/>
-          <w:i/>
-          <w:iCs/>
-          <w:i/>
-        </w:rPr>
-        <w:t xml:space="preserve">上一 target</w:t>
-      </w:r>
-      <w:r>
-        <w:rPr>
-          <w:iCs/>
-          <w:i/>
-          <w:iCs/>
-          <w:i/>
-        </w:rPr>
-        <w:t xml:space="preserve"> </w:t>
-      </w:r>
-      <w:r>
-        <w:rPr>
-          <w:iCs/>
-          <w:i/>
-          <w:iCs/>
-          <w:i/>
-        </w:rPr>
-        <w:t xml:space="preserve">递推（非当前 actor (</w:t>
-      </w:r>
-      <w:r>
-        <w:rPr>
-          <w:iCs/>
-          <w:i/>
-        </w:rPr>
-        <w:t xml:space="preserve">{w_n})）。在 concentrability 与</w:t>
-      </w:r>
-      <w:r>
-        <w:rPr>
-          <w:iCs/>
-          <w:i/>
-        </w:rPr>
-        <w:t xml:space="preserve"> </w:t>
-      </w:r>
-      <w:r>
-        <w:rPr>
-          <w:bCs/>
-          <w:b/>
-          <w:iCs/>
-          <w:i/>
-        </w:rPr>
-        <w:t xml:space="preserve">Legendre 算子</w:t>
-      </w:r>
-      <w:r>
-        <w:rPr>
-          <w:iCs/>
-          <w:i/>
-        </w:rPr>
-        <w:t xml:space="preserve">曲率条件 (R</w:t>
-      </w:r>
-      <w:r>
-        <w:t xml:space="preserve">{</w:t>
-      </w:r>
-      <w:r>
-        <w:t xml:space="preserve">Q}/2 &lt;</w:t>
-      </w:r>
-      <w:r>
-        <w:t xml:space="preserve"> </w:t>
-      </w:r>
-      <w:r>
-        <w:t xml:space="preserve">) 下，作者证明 actor KL 目标强凸/光滑，控制</w:t>
-      </w:r>
-      <w:r>
-        <w:t xml:space="preserve"> </w:t>
-      </w:r>
-      <w:r>
-        <w:rPr>
-          <w:bCs/>
-          <w:b/>
-        </w:rPr>
-        <w:t xml:space="preserve">target 漂移</w:t>
-      </w:r>
-      <w:r>
-        <w:t xml:space="preserve"> </w:t>
-      </w:r>
-      <w:r>
-        <w:t xml:space="preserve">与</w:t>
-      </w:r>
-      <w:r>
-        <w:t xml:space="preserve"> </w:t>
-      </w:r>
-      <w:r>
-        <w:rPr>
-          <w:bCs/>
-          <w:b/>
-        </w:rPr>
-        <w:t xml:space="preserve">actor tracking 误差</w:t>
-      </w:r>
-      <w:r>
-        <w:t xml:space="preserve">，并在 (</w:t>
-      </w:r>
-      <w:r>
+        <w:t xml:space="preserve">（式 4）或</w:t>
+      </w:r>
+      <w:r>
+        <w:t xml:space="preserve"> </w:t>
+      </w:r>
+      <w:r>
+        <w:rPr>
+          <w:bCs/>
+          <w:b/>
+        </w:rPr>
+        <w:t xml:space="preserve">MD</w:t>
+      </w:r>
+      <w:r>
+        <w:t xml:space="preserve">（式 5，(</w:t>
+      </w:r>
+      <w:r>
+        <w:t xml:space="preserve">)，链 ({</w:t>
+      </w:r>
+      <w:r>
+        <w:t xml:space="preserve">_n}) 由上一 target 递推）。在 concentrability 与</w:t>
+      </w:r>
+      <w:r>
+        <w:t xml:space="preserve"> </w:t>
+      </w:r>
+      <w:r>
+        <w:rPr>
+          <w:bCs/>
+          <w:b/>
+        </w:rPr>
+        <w:t xml:space="preserve">(R_{</w:t>
+      </w:r>
+      <w:r>
+        <w:rPr>
+          <w:bCs/>
+          <w:b/>
+        </w:rPr>
+        <w:t xml:space="preserve">Q}/2&lt;</w:t>
+      </w:r>
+      <w:r>
+        <w:rPr>
+          <w:bCs/>
+          <w:b/>
+        </w:rPr>
+        <w:t xml:space="preserve">)</w:t>
+      </w:r>
+      <w:r>
+        <w:t xml:space="preserve"> </w:t>
+      </w:r>
+      <w:r>
+        <w:t xml:space="preserve">下，证明 actor 目标强凸/光滑，控制漂移与 tracking，</w:t>
+      </w:r>
+      <w:r>
+        <w:rPr>
+          <w:bCs/>
+          <w:b/>
+        </w:rPr>
+        <w:t xml:space="preserve">(</w:t>
+      </w:r>
+      <w:r>
+        <w:rPr>
+          <w:bCs/>
+          <w:b/>
+        </w:rPr>
         <w:t xml:space="preserve">=</w:t>
       </w:r>
       <w:r>
-        <w:t xml:space="preserve">(N^{-4/5})) 时得到</w:t>
+        <w:rPr>
+          <w:bCs/>
+          <w:b/>
+        </w:rPr>
+        <w:t xml:space="preserve">(N^{-4/5}))</w:t>
+      </w:r>
+      <w:r>
+        <w:t xml:space="preserve"> </w:t>
+      </w:r>
+      <w:r>
+        <w:t xml:space="preserve">时</w:t>
       </w:r>
       <w:r>
         <w:t xml:space="preserve"> </w:t>
@@ -1512,46 +4048,70 @@
         <w:t xml:space="preserve"> </w:t>
       </w:r>
       <w:r>
-        <w:t xml:space="preserve">值差距 (O(N^{-1/5}))（含逼近误差）。</w:t>
-      </w:r>
-      <w:r>
-        <w:rPr>
-          <w:bCs/>
-          <w:b/>
-        </w:rPr>
-        <w:t xml:space="preserve">推论 1</w:t>
-      </w:r>
-      <w:r>
-        <w:t xml:space="preserve"> </w:t>
-      </w:r>
-      <w:r>
-        <w:t xml:space="preserve">对比 Gibbs 与 MD：Gibbs tracking 界含</w:t>
-      </w:r>
-      <w:r>
-        <w:t xml:space="preserve"> </w:t>
-      </w:r>
-      <w:r>
-        <w:rPr>
-          <w:bCs/>
-          <w:b/>
-        </w:rPr>
-        <w:t xml:space="preserve">不消失</w:t>
-      </w:r>
-      <w:r>
-        <w:t xml:space="preserve"> </w:t>
-      </w:r>
-      <w:r>
-        <w:t xml:space="preserve">的 (1/</w:t>
-      </w:r>
-      <w:r>
-        <w:t xml:space="preserve">)；MD 可通过 (</w:t>
-      </w:r>
-      <w:r>
-        <w:t xml:space="preserve">) 控制漂移。附录玩具 MDP 展示曲率条件破坏时的退化。</w:t>
-      </w:r>
-    </w:p>
-    <w:bookmarkEnd w:id="30"/>
-    <w:bookmarkStart w:id="31" w:name="评分"/>
+        <w:t xml:space="preserve">差距</w:t>
+      </w:r>
+      <w:r>
+        <w:t xml:space="preserve"> </w:t>
+      </w:r>
+      <w:r>
+        <w:rPr>
+          <w:bCs/>
+          <w:b/>
+        </w:rPr>
+        <w:t xml:space="preserve">(O(N^{-1/5}))</w:t>
+      </w:r>
+      <w:r>
+        <w:t xml:space="preserve">。推论 1：Gibbs tracking 含</w:t>
+      </w:r>
+      <w:r>
+        <w:t xml:space="preserve"> </w:t>
+      </w:r>
+      <w:r>
+        <w:rPr>
+          <w:bCs/>
+          <w:b/>
+        </w:rPr>
+        <w:t xml:space="preserve">(1/</w:t>
+      </w:r>
+      <w:r>
+        <w:rPr>
+          <w:bCs/>
+          <w:b/>
+        </w:rPr>
+        <w:t xml:space="preserve">)</w:t>
+      </w:r>
+      <w:r>
+        <w:t xml:space="preserve"> </w:t>
+      </w:r>
+      <w:r>
+        <w:t xml:space="preserve">残留；MD 由</w:t>
+      </w:r>
+      <w:r>
+        <w:t xml:space="preserve"> </w:t>
+      </w:r>
+      <w:r>
+        <w:rPr>
+          <w:bCs/>
+          <w:b/>
+        </w:rPr>
+        <w:t xml:space="preserve">(</w:t>
+      </w:r>
+      <w:r>
+        <w:rPr>
+          <w:bCs/>
+          <w:b/>
+        </w:rPr>
+        <w:t xml:space="preserve">)</w:t>
+      </w:r>
+      <w:r>
+        <w:t xml:space="preserve"> </w:t>
+      </w:r>
+      <w:r>
+        <w:t xml:space="preserve">控漂移。附录玩具 MDP 验证曲率与 Fig. 2 tracking。</w:t>
+      </w:r>
+    </w:p>
+    <w:bookmarkEnd w:id="47"/>
+    <w:bookmarkStart w:id="48" w:name="评分"/>
     <w:p>
       <w:pPr>
         <w:pStyle w:val="Heading3"/>
@@ -1563,7 +4123,7 @@
     <w:tbl>
       <w:tblPr>
         <w:tblStyle w:val="Table"/>
-        <w:tblW w:type="pct" w:w="5000"/>
+        <w:tblW w:type="auto" w:w="0"/>
         <w:tblLook w:firstRow="1" w:lastRow="0" w:firstColumn="0" w:lastColumn="0" w:noHBand="0" w:noVBand="0" w:val="0020"/>
         <w:jc w:val="start"/>
       </w:tblPr>
@@ -1622,11 +4182,7 @@
               <w:jc w:val="left"/>
             </w:pPr>
             <w:r>
-              <w:rPr>
-                <w:bCs/>
-                <w:b/>
-              </w:rPr>
-              <w:t xml:space="preserve">Presentation 呈现</w:t>
+              <w:t xml:space="preserve">Presentation</w:t>
             </w:r>
           </w:p>
         </w:tc>
@@ -1654,7 +4210,7 @@
               <w:jc w:val="left"/>
             </w:pPr>
             <w:r>
-              <w:t xml:space="preserve">算法、假设与定理对应清楚。</w:t>
+              <w:t xml:space="preserve">结构清晰。</w:t>
             </w:r>
           </w:p>
         </w:tc>
@@ -1668,11 +4224,7 @@
               <w:jc w:val="left"/>
             </w:pPr>
             <w:r>
-              <w:rPr>
-                <w:bCs/>
-                <w:b/>
-              </w:rPr>
-              <w:t xml:space="preserve">Informativeness 信息量</w:t>
+              <w:t xml:space="preserve">Informativeness</w:t>
             </w:r>
           </w:p>
         </w:tc>
@@ -1700,7 +4252,7 @@
               <w:jc w:val="left"/>
             </w:pPr>
             <w:r>
-              <w:t xml:space="preserve">对 SAC 理论分析有意义，但受众窄、无深度 RL 验证。</w:t>
+              <w:t xml:space="preserve">理论受众窄；缺深度 RL。</w:t>
             </w:r>
           </w:p>
         </w:tc>
@@ -1714,11 +4266,7 @@
               <w:jc w:val="left"/>
             </w:pPr>
             <w:r>
-              <w:rPr>
-                <w:bCs/>
-                <w:b/>
-              </w:rPr>
-              <w:t xml:space="preserve">Soundness 可靠性</w:t>
+              <w:t xml:space="preserve">Soundness</w:t>
             </w:r>
           </w:p>
         </w:tc>
@@ -1746,14 +4294,14 @@
               <w:jc w:val="left"/>
             </w:pPr>
             <w:r>
-              <w:t xml:space="preserve">证明链完整感强；强 oracle/曲率假设；缺采样与 critic TD 动力学。</w:t>
+              <w:t xml:space="preserve">强假设下证明完整感强；无 TD/采样。</w:t>
             </w:r>
           </w:p>
         </w:tc>
       </w:tr>
     </w:tbl>
-    <w:bookmarkEnd w:id="31"/>
-    <w:bookmarkStart w:id="32" w:name="关键优点"/>
+    <w:bookmarkEnd w:id="48"/>
+    <w:bookmarkStart w:id="49" w:name="关键优点"/>
     <w:p>
       <w:pPr>
         <w:pStyle w:val="Heading3"/>
@@ -1766,18 +4314,12 @@
       <w:pPr>
         <w:numPr>
           <w:ilvl w:val="0"/>
-          <w:numId w:val="1005"/>
-        </w:numPr>
-      </w:pPr>
-      <w:r>
-        <w:rPr>
-          <w:bCs/>
-          <w:b/>
-        </w:rPr>
-        <w:t xml:space="preserve">贴近实现的 SAC 理论</w:t>
-      </w:r>
-      <w:r>
-        <w:t xml:space="preserve">：squashed Gaussian + 部分 KL 更新，给出显式</w:t>
+          <w:numId w:val="1014"/>
+        </w:numPr>
+        <w:pStyle w:val="Compact"/>
+      </w:pPr>
+      <w:r>
+        <w:t xml:space="preserve">贴近 SAC 的 population 模型 +</w:t>
       </w:r>
       <w:r>
         <w:t xml:space="preserve"> </w:t>
@@ -1793,31 +4335,35 @@
         <w:t xml:space="preserve"> </w:t>
       </w:r>
       <w:r>
-        <w:t xml:space="preserve">best-iterate 率及 (</w:t>
-      </w:r>
-      <w:r>
-        <w:t xml:space="preserve">)–(N) 权衡（定理 3）。</w:t>
-      </w:r>
-    </w:p>
-    <w:p>
-      <w:pPr>
-        <w:numPr>
-          <w:ilvl w:val="0"/>
-          <w:numId w:val="1005"/>
-        </w:numPr>
-      </w:pPr>
-      <w:r>
-        <w:rPr>
-          <w:bCs/>
-          <w:b/>
-        </w:rPr>
-        <w:t xml:space="preserve">Gibbs 与 MD 的 tracking 定量对照</w:t>
-      </w:r>
-      <w:r>
-        <w:t xml:space="preserve">：Gibbs 界中</w:t>
-      </w:r>
-      <w:r>
-        <w:t xml:space="preserve"> </w:t>
+        <w:t xml:space="preserve">显式率与 (</w:t>
+      </w:r>
+      <w:r>
+        <w:t xml:space="preserve">)–(N) 标度。</w:t>
+      </w:r>
+      <w:r>
+        <w:br/>
+      </w:r>
+    </w:p>
+    <w:p>
+      <w:pPr>
+        <w:numPr>
+          <w:ilvl w:val="0"/>
+          <w:numId w:val="1014"/>
+        </w:numPr>
+        <w:pStyle w:val="Compact"/>
+      </w:pPr>
+      <w:r>
+        <w:rPr>
+          <w:bCs/>
+          <w:b/>
+        </w:rPr>
+        <w:t xml:space="preserve">Gibbs vs MD</w:t>
+      </w:r>
+      <w:r>
+        <w:t xml:space="preserve"> </w:t>
+      </w:r>
+      <w:r>
+        <w:t xml:space="preserve">tracking 定量对照（</w:t>
       </w:r>
       <w:r>
         <w:rPr>
@@ -1837,7 +4383,7 @@
         <w:t xml:space="preserve"> </w:t>
       </w:r>
       <w:r>
-        <w:t xml:space="preserve">残留项 vs MD 的</w:t>
+        <w:t xml:space="preserve">vs</w:t>
       </w:r>
       <w:r>
         <w:t xml:space="preserve"> </w:t>
@@ -1857,14 +4403,26 @@
         <w:t xml:space="preserve">)</w:t>
       </w:r>
       <w:r>
-        <w:t xml:space="preserve"> </w:t>
-      </w:r>
-      <w:r>
-        <w:t xml:space="preserve">控漂移，对 proximal soft target 设计有推导层面的意义（推论 1、引理 2、图 2）。</w:t>
-      </w:r>
-    </w:p>
-    <w:bookmarkEnd w:id="32"/>
-    <w:bookmarkStart w:id="33" w:name="关键缺点"/>
+        <w:t xml:space="preserve">）。</w:t>
+      </w:r>
+      <w:r>
+        <w:br/>
+      </w:r>
+    </w:p>
+    <w:p>
+      <w:pPr>
+        <w:numPr>
+          <w:ilvl w:val="0"/>
+          <w:numId w:val="1014"/>
+        </w:numPr>
+        <w:pStyle w:val="Compact"/>
+      </w:pPr>
+      <w:r>
+        <w:t xml:space="preserve">曲率条件与 Fig. 1 失败模式相联系。</w:t>
+      </w:r>
+    </w:p>
+    <w:bookmarkEnd w:id="49"/>
+    <w:bookmarkStart w:id="50" w:name="关键缺点"/>
     <w:p>
       <w:pPr>
         <w:pStyle w:val="Heading3"/>
@@ -1877,221 +4435,169 @@
       <w:pPr>
         <w:numPr>
           <w:ilvl w:val="0"/>
-          <w:numId w:val="1006"/>
-        </w:numPr>
-      </w:pPr>
-      <w:r>
-        <w:rPr>
-          <w:bCs/>
-          <w:b/>
-        </w:rPr>
-        <w:t xml:space="preserve">实际影响有限</w:t>
-      </w:r>
-      <w:r>
-        <w:t xml:space="preserve">：population oracle、单步精确投影 actor、难验证的全局曲率 (R_{</w:t>
+          <w:numId w:val="1015"/>
+        </w:numPr>
+        <w:pStyle w:val="Compact"/>
+      </w:pPr>
+      <w:r>
+        <w:t xml:space="preserve">oracle、单步 actor、不可验证 (R_{</w:t>
+      </w:r>
+      <w:r>
+        <w:t xml:space="preserve">Q}) → 对深度 SAC</w:t>
+      </w:r>
+      <w:r>
+        <w:t xml:space="preserve"> </w:t>
+      </w:r>
+      <w:r>
+        <w:rPr>
+          <w:bCs/>
+          <w:b/>
+        </w:rPr>
+        <w:t xml:space="preserve">条件性</w:t>
+      </w:r>
+      <w:r>
+        <w:t xml:space="preserve">强。</w:t>
+      </w:r>
+      <w:r>
+        <w:br/>
+      </w:r>
+    </w:p>
+    <w:p>
+      <w:pPr>
+        <w:numPr>
+          <w:ilvl w:val="0"/>
+          <w:numId w:val="1015"/>
+        </w:numPr>
+        <w:pStyle w:val="Compact"/>
+      </w:pPr>
+      <w:r>
+        <w:t xml:space="preserve">MD 优势部分来自式 (5) 定义；与实现中 target network 等未必一致。</w:t>
+      </w:r>
+      <w:r>
+        <w:br/>
+      </w:r>
+    </w:p>
+    <w:p>
+      <w:pPr>
+        <w:numPr>
+          <w:ilvl w:val="0"/>
+          <w:numId w:val="1015"/>
+        </w:numPr>
+        <w:pStyle w:val="Compact"/>
+      </w:pPr>
+      <w:r>
+        <w:t xml:space="preserve">主会 empirical 期望下贡献偏窄。</w:t>
+      </w:r>
+    </w:p>
+    <w:bookmarkEnd w:id="50"/>
+    <w:bookmarkStart w:id="51" w:name="给作者的问题"/>
+    <w:p>
+      <w:pPr>
+        <w:pStyle w:val="Heading3"/>
+      </w:pPr>
+      <w:r>
+        <w:t xml:space="preserve">给作者的问题 *</w:t>
+      </w:r>
+    </w:p>
+    <w:p>
+      <w:pPr>
+        <w:numPr>
+          <w:ilvl w:val="0"/>
+          <w:numId w:val="1016"/>
+        </w:numPr>
+        <w:pStyle w:val="Compact"/>
+      </w:pPr>
+      <w:r>
+        <w:t xml:space="preserve">训练时如何检验/保证 (R_{</w:t>
       </w:r>
       <w:r>
         <w:t xml:space="preserve">Q}/2&lt;</w:t>
       </w:r>
       <w:r>
-        <w:t xml:space="preserve">)，使主结论对标准深度 SAC</w:t>
-      </w:r>
-      <w:r>
-        <w:t xml:space="preserve"> </w:t>
-      </w:r>
-      <w:r>
-        <w:rPr>
-          <w:bCs/>
-          <w:b/>
-        </w:rPr>
-        <w:t xml:space="preserve">条件性</w:t>
-      </w:r>
-      <w:r>
-        <w:t xml:space="preserve">强；正文实验未在真实训练上验证</w:t>
-      </w:r>
-      <w:r>
-        <w:t xml:space="preserve"> </w:t>
-      </w:r>
-      <w:r>
-        <w:rPr>
-          <w:bCs/>
-          <w:b/>
-        </w:rPr>
-        <w:t xml:space="preserve">(N^{-1/5})</w:t>
-      </w:r>
-      <w:r>
-        <w:t xml:space="preserve"> </w:t>
-      </w:r>
-      <w:r>
-        <w:t xml:space="preserve">率。</w:t>
-      </w:r>
-    </w:p>
-    <w:p>
-      <w:pPr>
-        <w:numPr>
-          <w:ilvl w:val="0"/>
-          <w:numId w:val="1006"/>
-        </w:numPr>
-      </w:pPr>
-      <w:r>
-        <w:rPr>
-          <w:bCs/>
-          <w:b/>
-        </w:rPr>
-        <w:t xml:space="preserve">MD 优势部分来自 target 定义</w:t>
-      </w:r>
-      <w:r>
-        <w:t xml:space="preserve">：(O(</w:t>
-      </w:r>
-      <w:r>
-        <w:t xml:space="preserve">)) 漂移与式 (5) 中</w:t>
-      </w:r>
-      <w:r>
-        <w:t xml:space="preserve"> </w:t>
-      </w:r>
-      <w:r>
-        <w:rPr>
-          <w:bCs/>
-          <w:b/>
-        </w:rPr>
-        <w:t xml:space="preserve">(1/</w:t>
-      </w:r>
-      <w:r>
-        <w:rPr>
-          <w:bCs/>
-          <w:b/>
-        </w:rPr>
-        <w:t xml:space="preserve">) KL</w:t>
-      </w:r>
-      <w:r>
-        <w:t xml:space="preserve"> </w:t>
-      </w:r>
-      <w:r>
-        <w:t xml:space="preserve">内在相关；相对「proximal target 动得慢」的增量 insight 应更明确；(</w:t>
-      </w:r>
-      <w:r>
-        <w:t xml:space="preserve">_n) 链与部分 SAC 实现（target network 等）未必一致。</w:t>
-      </w:r>
-    </w:p>
-    <w:bookmarkEnd w:id="33"/>
-    <w:bookmarkStart w:id="34" w:name="给作者的问题"/>
+        <w:t xml:space="preserve">)？</w:t>
+      </w:r>
+      <w:r>
+        <w:br/>
+      </w:r>
+    </w:p>
+    <w:p>
+      <w:pPr>
+        <w:numPr>
+          <w:ilvl w:val="0"/>
+          <w:numId w:val="1016"/>
+        </w:numPr>
+        <w:pStyle w:val="Compact"/>
+      </w:pPr>
+      <w:r>
+        <w:t xml:space="preserve">多步 actor 内循环？</w:t>
+      </w:r>
+      <w:r>
+        <w:br/>
+      </w:r>
+    </w:p>
+    <w:p>
+      <w:pPr>
+        <w:numPr>
+          <w:ilvl w:val="0"/>
+          <w:numId w:val="1016"/>
+        </w:numPr>
+        <w:pStyle w:val="Compact"/>
+      </w:pPr>
+      <w:r>
+        <w:t xml:space="preserve">能否给出采样复杂度而不仅是 (</w:t>
+      </w:r>
+      <w:r>
+        <w:t xml:space="preserve">_{</w:t>
+      </w:r>
+      <w:r>
+        <w:t xml:space="preserve">})？</w:t>
+      </w:r>
+      <w:r>
+        <w:br/>
+      </w:r>
+    </w:p>
+    <w:p>
+      <w:pPr>
+        <w:numPr>
+          <w:ilvl w:val="0"/>
+          <w:numId w:val="1016"/>
+        </w:numPr>
+        <w:pStyle w:val="Compact"/>
+      </w:pPr>
+      <w:r>
+        <w:t xml:space="preserve">放慢 Gibbs target 后 MD 优势是否仍存在？</w:t>
+      </w:r>
+      <w:r>
+        <w:br/>
+      </w:r>
+    </w:p>
+    <w:p>
+      <w:pPr>
+        <w:numPr>
+          <w:ilvl w:val="0"/>
+          <w:numId w:val="1016"/>
+        </w:numPr>
+        <w:pStyle w:val="Compact"/>
+      </w:pPr>
+      <w:r>
+        <w:t xml:space="preserve">玩具 MDP 上是否拟合 (N^{-1/5}) 斜率？</w:t>
+      </w:r>
+    </w:p>
+    <w:bookmarkEnd w:id="51"/>
+    <w:bookmarkStart w:id="52" w:name="建议总评"/>
     <w:p>
       <w:pPr>
         <w:pStyle w:val="Heading3"/>
       </w:pPr>
       <w:r>
-        <w:t xml:space="preserve">给作者的问题 *</w:t>
-      </w:r>
-    </w:p>
-    <w:p>
-      <w:pPr>
-        <w:numPr>
-          <w:ilvl w:val="0"/>
-          <w:numId w:val="1007"/>
-        </w:numPr>
-      </w:pPr>
-      <w:r>
-        <w:t xml:space="preserve">是否有</w:t>
-      </w:r>
-      <w:r>
-        <w:t xml:space="preserve"> </w:t>
-      </w:r>
-      <w:r>
-        <w:rPr>
-          <w:bCs/>
-          <w:b/>
-        </w:rPr>
-        <w:t xml:space="preserve">可检验</w:t>
-      </w:r>
-      <w:r>
-        <w:t xml:space="preserve"> </w:t>
-      </w:r>
-      <w:r>
-        <w:t xml:space="preserve">条件（结构、正则或在线估计）保证训练时 (R_{</w:t>
-      </w:r>
-      <w:r>
-        <w:t xml:space="preserve">Q}/2 &lt;</w:t>
-      </w:r>
-      <w:r>
-        <w:t xml:space="preserve"> </w:t>
-      </w:r>
-      <w:r>
-        <w:t xml:space="preserve">)？</w:t>
-      </w:r>
-    </w:p>
-    <w:p>
-      <w:pPr>
-        <w:numPr>
-          <w:ilvl w:val="0"/>
-          <w:numId w:val="1007"/>
-        </w:numPr>
-      </w:pPr>
-      <w:r>
-        <w:rPr>
-          <w:bCs/>
-          <w:b/>
-        </w:rPr>
-        <w:t xml:space="preserve">每 critic 多步 actor</w:t>
-      </w:r>
-      <w:r>
-        <w:t xml:space="preserve">（标准 SAC）与</w:t>
-      </w:r>
-      <w:r>
-        <w:t xml:space="preserve"> </w:t>
-      </w:r>
-      <w:r>
-        <w:rPr>
-          <w:bCs/>
-          <w:b/>
-        </w:rPr>
-        <w:t xml:space="preserve">联合随机 actor–critic</w:t>
-      </w:r>
-      <w:r>
-        <w:t xml:space="preserve"> </w:t>
-      </w:r>
-      <w:r>
-        <w:t xml:space="preserve">如何扩展？</w:t>
-      </w:r>
-    </w:p>
-    <w:p>
-      <w:pPr>
-        <w:numPr>
-          <w:ilvl w:val="0"/>
-          <w:numId w:val="1007"/>
-        </w:numPr>
-      </w:pPr>
-      <w:r>
-        <w:t xml:space="preserve">图 2 中 mirror 相对 Gibbs 的优势，多少来自</w:t>
-      </w:r>
-      <w:r>
-        <w:t xml:space="preserve"> </w:t>
-      </w:r>
-      <w:r>
-        <w:rPr>
-          <w:bCs/>
-          <w:b/>
-        </w:rPr>
-        <w:t xml:space="preserve">MD target 定义本身</w:t>
-      </w:r>
-      <w:r>
-        <w:t xml:space="preserve">，多少来自 tracking 引理中的问题常数？</w:t>
-      </w:r>
-    </w:p>
-    <w:bookmarkEnd w:id="34"/>
-    <w:bookmarkStart w:id="35" w:name="建议总评若表单包含"/>
-    <w:p>
-      <w:pPr>
-        <w:pStyle w:val="Heading3"/>
-      </w:pPr>
-      <w:r>
-        <w:t xml:space="preserve">建议总评（若表单包含）</w:t>
-      </w:r>
-    </w:p>
-    <w:p>
-      <w:pPr>
-        <w:numPr>
-          <w:ilvl w:val="0"/>
-          <w:numId w:val="1008"/>
+        <w:t xml:space="preserve">建议总评</w:t>
+      </w:r>
+    </w:p>
+    <w:p>
+      <w:pPr>
+        <w:numPr>
+          <w:ilvl w:val="0"/>
+          <w:numId w:val="1017"/>
         </w:numPr>
         <w:pStyle w:val="Compact"/>
       </w:pPr>
@@ -2100,7 +4606,7 @@
           <w:bCs/>
           <w:b/>
         </w:rPr>
-        <w:t xml:space="preserve">Recommendation 总评：</w:t>
+        <w:t xml:space="preserve">Recommendation：</w:t>
       </w:r>
       <w:r>
         <w:t xml:space="preserve"> </w:t>
@@ -2108,12 +4614,15 @@
       <w:r>
         <w:t xml:space="preserve">弱接收（理论）/ 边界（广义 ICLR）</w:t>
       </w:r>
-    </w:p>
-    <w:p>
-      <w:pPr>
-        <w:numPr>
-          <w:ilvl w:val="0"/>
-          <w:numId w:val="1008"/>
+      <w:r>
+        <w:br/>
+      </w:r>
+    </w:p>
+    <w:p>
+      <w:pPr>
+        <w:numPr>
+          <w:ilvl w:val="0"/>
+          <w:numId w:val="1017"/>
         </w:numPr>
         <w:pStyle w:val="Compact"/>
       </w:pPr>
@@ -2122,7 +4631,7 @@
           <w:bCs/>
           <w:b/>
         </w:rPr>
-        <w:t xml:space="preserve">Confidence 置信度：</w:t>
+        <w:t xml:space="preserve">Confidence：</w:t>
       </w:r>
       <w:r>
         <w:t xml:space="preserve"> </w:t>
@@ -2138,10 +4647,10 @@
         </w:pict>
       </w:r>
     </w:p>
-    <w:bookmarkEnd w:id="35"/>
-    <w:bookmarkEnd w:id="36"/>
-    <w:bookmarkEnd w:id="37"/>
-    <w:bookmarkStart w:id="54" w:name="X9f3ca886038b85229b3fc92de2a5966c75a3423"/>
+    <w:bookmarkEnd w:id="52"/>
+    <w:bookmarkEnd w:id="53"/>
+    <w:bookmarkEnd w:id="54"/>
+    <w:bookmarkStart w:id="84" w:name="X9f3ca886038b85229b3fc92de2a5966c75a3423"/>
     <w:p>
       <w:pPr>
         <w:pStyle w:val="Heading1"/>
@@ -2166,21 +4675,1369 @@
         <w:t xml:space="preserve">(QNF)</w:t>
       </w:r>
     </w:p>
-    <w:bookmarkStart w:id="45" w:name="english-1"/>
+    <w:bookmarkStart w:id="63" w:name="extended-review-english-1"/>
     <w:p>
       <w:pPr>
         <w:pStyle w:val="Heading2"/>
       </w:pPr>
       <w:r>
-        <w:t xml:space="preserve">English</w:t>
-      </w:r>
-    </w:p>
-    <w:bookmarkStart w:id="38" w:name="ai-documentation-for-reviewing-optional"/>
+        <w:t xml:space="preserve">Extended review (English)</w:t>
+      </w:r>
+    </w:p>
+    <w:bookmarkStart w:id="55" w:name="motivation"/>
     <w:p>
       <w:pPr>
         <w:pStyle w:val="Heading3"/>
       </w:pPr>
       <w:r>
+        <w:t xml:space="preserve">1. Motivation</w:t>
+      </w:r>
+    </w:p>
+    <w:p>
+      <w:pPr>
+        <w:pStyle w:val="FirstParagraph"/>
+      </w:pPr>
+      <w:r>
+        <w:t xml:space="preserve">Discrete Q-learning uses</w:t>
+      </w:r>
+      <w:r>
+        <w:t xml:space="preserve"> </w:t>
+      </w:r>
+      <w:r>
+        <w:rPr>
+          <w:bCs/>
+          <w:b/>
+        </w:rPr>
+        <w:t xml:space="preserve">max</w:t>
+      </w:r>
+      <w:r>
+        <w:t xml:space="preserve"> </w:t>
+      </w:r>
+      <w:r>
+        <w:t xml:space="preserve">over actions; continuous control replaces max with</w:t>
+      </w:r>
+      <w:r>
+        <w:t xml:space="preserve"> </w:t>
+      </w:r>
+      <w:r>
+        <w:rPr>
+          <w:bCs/>
+          <w:b/>
+        </w:rPr>
+        <w:t xml:space="preserve">softmax</w:t>
+      </w:r>
+      <w:r>
+        <w:t xml:space="preserve"> </w:t>
+      </w:r>
+      <w:r>
+        <w:t xml:space="preserve">over actions weighted by (</w:t>
+      </w:r>
+      <w:r>
+        <w:t xml:space="preserve">(Q(s,a)/</w:t>
+      </w:r>
+      <w:r>
+        <w:t xml:space="preserve">)), but then you need either (i) a separate actor to represent that distribution, or (ii) a generative model that</w:t>
+      </w:r>
+      <w:r>
+        <w:t xml:space="preserve"> </w:t>
+      </w:r>
+      <w:r>
+        <w:rPr>
+          <w:bCs/>
+          <w:b/>
+        </w:rPr>
+        <w:t xml:space="preserve">is</w:t>
+      </w:r>
+      <w:r>
+        <w:t xml:space="preserve"> </w:t>
+      </w:r>
+      <w:r>
+        <w:t xml:space="preserve">the softmax. SAC/CrossQ/MPO: learn (Q) (or critic) +</w:t>
+      </w:r>
+      <w:r>
+        <w:t xml:space="preserve"> </w:t>
+      </w:r>
+      <w:r>
+        <w:rPr>
+          <w:bCs/>
+          <w:b/>
+        </w:rPr>
+        <w:t xml:space="preserve">policy extraction</w:t>
+      </w:r>
+      <w:r>
+        <w:t xml:space="preserve"> </w:t>
+      </w:r>
+      <w:r>
+        <w:t xml:space="preserve">(regression to softmax).</w:t>
+      </w:r>
+      <w:r>
+        <w:t xml:space="preserve"> </w:t>
+      </w:r>
+      <w:r>
+        <w:rPr>
+          <w:bCs/>
+          <w:b/>
+        </w:rPr>
+        <w:t xml:space="preserve">QNF</w:t>
+      </w:r>
+      <w:r>
+        <w:t xml:space="preserve"> </w:t>
+      </w:r>
+      <w:r>
+        <w:t xml:space="preserve">parameterizes the</w:t>
+      </w:r>
+      <w:r>
+        <w:t xml:space="preserve"> </w:t>
+      </w:r>
+      <w:r>
+        <w:rPr>
+          <w:bCs/>
+          <w:b/>
+        </w:rPr>
+        <w:t xml:space="preserve">policy density directly</w:t>
+      </w:r>
+      <w:r>
+        <w:t xml:space="preserve"> </w:t>
+      </w:r>
+      <w:r>
+        <w:t xml:space="preserve">as a</w:t>
+      </w:r>
+      <w:r>
+        <w:t xml:space="preserve"> </w:t>
+      </w:r>
+      <w:r>
+        <w:rPr>
+          <w:bCs/>
+          <w:b/>
+        </w:rPr>
+        <w:t xml:space="preserve">normalizing flow</w:t>
+      </w:r>
+      <w:r>
+        <w:t xml:space="preserve">, so the policy</w:t>
+      </w:r>
+      <w:r>
+        <w:t xml:space="preserve"> </w:t>
+      </w:r>
+      <w:r>
+        <w:rPr>
+          <w:bCs/>
+          <w:b/>
+        </w:rPr>
+        <w:t xml:space="preserve">is</w:t>
+      </w:r>
+      <w:r>
+        <w:t xml:space="preserve"> </w:t>
+      </w:r>
+      <w:r>
+        <w:t xml:space="preserve">the implicit softmax of a scalar potential—avoiding an explicit</w:t>
+      </w:r>
+      <w:r>
+        <w:t xml:space="preserve"> </w:t>
+      </w:r>
+      <w:r>
+        <w:t xml:space="preserve">“</w:t>
+      </w:r>
+      <w:r>
+        <w:t xml:space="preserve">actor improvement</w:t>
+      </w:r>
+      <w:r>
+        <w:t xml:space="preserve">”</w:t>
+      </w:r>
+      <w:r>
+        <w:t xml:space="preserve"> </w:t>
+      </w:r>
+      <w:r>
+        <w:t xml:space="preserve">network that chases a moving softmax target.</w:t>
+      </w:r>
+    </w:p>
+    <w:bookmarkEnd w:id="55"/>
+    <w:bookmarkStart w:id="56" w:name="method-pipeline"/>
+    <w:p>
+      <w:pPr>
+        <w:pStyle w:val="Heading3"/>
+      </w:pPr>
+      <w:r>
+        <w:t xml:space="preserve">2. Method pipeline</w:t>
+      </w:r>
+    </w:p>
+    <w:p>
+      <w:pPr>
+        <w:numPr>
+          <w:ilvl w:val="0"/>
+          <w:numId w:val="1018"/>
+        </w:numPr>
+        <w:pStyle w:val="Compact"/>
+      </w:pPr>
+      <w:r>
+        <w:rPr>
+          <w:bCs/>
+          <w:b/>
+        </w:rPr>
+        <w:t xml:space="preserve">Policy:</w:t>
+      </w:r>
+      <w:r>
+        <w:t xml:space="preserve"> </w:t>
+      </w:r>
+      <w:r>
+        <w:t xml:space="preserve">flow (f_</w:t>
+      </w:r>
+      <w:r>
+        <w:t xml:space="preserve">(s,a)) with tractable density (</w:t>
+      </w:r>
+      <w:r>
+        <w:t xml:space="preserve">_</w:t>
+      </w:r>
+      <w:r>
+        <w:t xml:space="preserve">(a|s)); interpret as softmax of implicit Q (Eqs. 11–12 in paper).</w:t>
+      </w:r>
+    </w:p>
+    <w:p>
+      <w:pPr>
+        <w:numPr>
+          <w:ilvl w:val="0"/>
+          <w:numId w:val="1018"/>
+        </w:numPr>
+        <w:pStyle w:val="Compact"/>
+      </w:pPr>
+      <w:r>
+        <w:rPr>
+          <w:bCs/>
+          <w:b/>
+        </w:rPr>
+        <w:t xml:space="preserve">Critics:</w:t>
+      </w:r>
+      <w:r>
+        <w:t xml:space="preserve"> </w:t>
+      </w:r>
+      <w:r>
+        <w:t xml:space="preserve">twin Q (or value + advantage decomposition as in algorithm figure);</w:t>
+      </w:r>
+      <w:r>
+        <w:t xml:space="preserve"> </w:t>
+      </w:r>
+      <w:r>
+        <w:rPr>
+          <w:bCs/>
+          <w:b/>
+        </w:rPr>
+        <w:t xml:space="preserve">target networks</w:t>
+      </w:r>
+      <w:r>
+        <w:t xml:space="preserve"> </w:t>
+      </w:r>
+      <w:r>
+        <w:t xml:space="preserve">for stability.</w:t>
+      </w:r>
+    </w:p>
+    <w:p>
+      <w:pPr>
+        <w:numPr>
+          <w:ilvl w:val="0"/>
+          <w:numId w:val="1018"/>
+        </w:numPr>
+        <w:pStyle w:val="Compact"/>
+      </w:pPr>
+      <w:r>
+        <w:rPr>
+          <w:bCs/>
+          <w:b/>
+        </w:rPr>
+        <w:t xml:space="preserve">Update:</w:t>
+      </w:r>
+      <w:r>
+        <w:t xml:space="preserve"> </w:t>
+      </w:r>
+      <w:r>
+        <w:rPr>
+          <w:bCs/>
+          <w:b/>
+        </w:rPr>
+        <w:t xml:space="preserve">semi-gradient soft TD</w:t>
+      </w:r>
+      <w:r>
+        <w:t xml:space="preserve"> </w:t>
+      </w:r>
+      <w:r>
+        <w:t xml:space="preserve">on flow parameters (Eq. 15)—distinct from Trust-PCL-style</w:t>
+      </w:r>
+      <w:r>
+        <w:t xml:space="preserve"> </w:t>
+      </w:r>
+      <w:r>
+        <w:rPr>
+          <w:bCs/>
+          <w:b/>
+        </w:rPr>
+        <w:t xml:space="preserve">full</w:t>
+      </w:r>
+      <w:r>
+        <w:t xml:space="preserve"> </w:t>
+      </w:r>
+      <w:r>
+        <w:t xml:space="preserve">gradient through the Bellman operator.</w:t>
+      </w:r>
+    </w:p>
+    <w:p>
+      <w:pPr>
+        <w:numPr>
+          <w:ilvl w:val="0"/>
+          <w:numId w:val="1018"/>
+        </w:numPr>
+        <w:pStyle w:val="Compact"/>
+      </w:pPr>
+      <w:r>
+        <w:rPr>
+          <w:bCs/>
+          <w:b/>
+        </w:rPr>
+        <w:t xml:space="preserve">Entropy temperature (</w:t>
+      </w:r>
+      <w:r>
+        <w:rPr>
+          <w:bCs/>
+          <w:b/>
+        </w:rPr>
+        <w:t xml:space="preserve">):</w:t>
+      </w:r>
+      <w:r>
+        <w:t xml:space="preserve"> </w:t>
+      </w:r>
+      <w:r>
+        <w:t xml:space="preserve">not fixed grid only—</w:t>
+      </w:r>
+      <w:r>
+        <w:rPr>
+          <w:bCs/>
+          <w:b/>
+        </w:rPr>
+        <w:t xml:space="preserve">closed-form OLS</w:t>
+      </w:r>
+      <w:r>
+        <w:t xml:space="preserve"> </w:t>
+      </w:r>
+      <w:r>
+        <w:t xml:space="preserve">each step on pairs ((</w:t>
+      </w:r>
+      <w:r>
+        <w:t xml:space="preserve">_</w:t>
+      </w:r>
+      <w:r>
+        <w:t xml:space="preserve">(a|s),</w:t>
+      </w:r>
+      <w:r>
+        <w:t xml:space="preserve"> </w:t>
+      </w:r>
+      <w:r>
+        <w:t xml:space="preserve">)) (Eq. 17),</w:t>
+      </w:r>
+      <w:r>
+        <w:t xml:space="preserve"> </w:t>
+      </w:r>
+      <w:r>
+        <w:t xml:space="preserve">“</w:t>
+      </w:r>
+      <w:r>
+        <w:t xml:space="preserve">stateless greedy</w:t>
+      </w:r>
+      <w:r>
+        <w:t xml:space="preserve">”</w:t>
+      </w:r>
+      <w:r>
+        <w:t xml:space="preserve"> </w:t>
+      </w:r>
+      <w:r>
+        <w:t xml:space="preserve">autotune.</w:t>
+      </w:r>
+    </w:p>
+    <w:p>
+      <w:pPr>
+        <w:numPr>
+          <w:ilvl w:val="0"/>
+          <w:numId w:val="1018"/>
+        </w:numPr>
+        <w:pStyle w:val="Compact"/>
+      </w:pPr>
+      <w:r>
+        <w:rPr>
+          <w:bCs/>
+          <w:b/>
+        </w:rPr>
+        <w:t xml:space="preserve">Greedification (Eqs. 18–20):</w:t>
+      </w:r>
+      <w:r>
+        <w:t xml:space="preserve"> </w:t>
+      </w:r>
+      <w:r>
+        <w:t xml:space="preserve">extra term with scale (</w:t>
+      </w:r>
+      <w:r>
+        <w:t xml:space="preserve">) pushes policy toward colder / more peaked distribution when TD residual small—addresses stagnation when (</w:t>
+      </w:r>
+      <w:r>
+        <w:t xml:space="preserve">).</w:t>
+      </w:r>
+    </w:p>
+    <w:p>
+      <w:pPr>
+        <w:pStyle w:val="FirstParagraph"/>
+      </w:pPr>
+      <w:r>
+        <w:rPr>
+          <w:bCs/>
+          <w:b/>
+        </w:rPr>
+        <w:t xml:space="preserve">QMANSF:</w:t>
+      </w:r>
+      <w:r>
+        <w:t xml:space="preserve"> </w:t>
+      </w:r>
+      <w:r>
+        <w:t xml:space="preserve">masked autoregressive</w:t>
+      </w:r>
+      <w:r>
+        <w:t xml:space="preserve"> </w:t>
+      </w:r>
+      <w:r>
+        <w:rPr>
+          <w:bCs/>
+          <w:b/>
+        </w:rPr>
+        <w:t xml:space="preserve">neural spline flow</w:t>
+      </w:r>
+      <w:r>
+        <w:t xml:space="preserve">—authors’ main architecture; alternatives QMAF, QRNVP, QCNSF, QEBFlow, QMLP, QGauss compared in Fig. 3.</w:t>
+      </w:r>
+    </w:p>
+    <w:bookmarkEnd w:id="56"/>
+    <w:bookmarkStart w:id="57" w:name="baselines-and-protocol"/>
+    <w:p>
+      <w:pPr>
+        <w:pStyle w:val="Heading3"/>
+      </w:pPr>
+      <w:r>
+        <w:t xml:space="preserve">3. Baselines and protocol</w:t>
+      </w:r>
+    </w:p>
+    <w:p>
+      <w:pPr>
+        <w:numPr>
+          <w:ilvl w:val="0"/>
+          <w:numId w:val="1019"/>
+        </w:numPr>
+        <w:pStyle w:val="Compact"/>
+      </w:pPr>
+      <w:r>
+        <w:rPr>
+          <w:bCs/>
+          <w:b/>
+        </w:rPr>
+        <w:t xml:space="preserve">8 DeepMind Control</w:t>
+      </w:r>
+      <w:r>
+        <w:t xml:space="preserve"> </w:t>
+      </w:r>
+      <w:r>
+        <w:t xml:space="preserve">tasks,</w:t>
+      </w:r>
+      <w:r>
+        <w:t xml:space="preserve"> </w:t>
+      </w:r>
+      <w:r>
+        <w:rPr>
+          <w:bCs/>
+          <w:b/>
+        </w:rPr>
+        <w:t xml:space="preserve">500k</w:t>
+      </w:r>
+      <w:r>
+        <w:t xml:space="preserve"> </w:t>
+      </w:r>
+      <w:r>
+        <w:t xml:space="preserve">env steps,</w:t>
+      </w:r>
+      <w:r>
+        <w:t xml:space="preserve"> </w:t>
+      </w:r>
+      <w:r>
+        <w:rPr>
+          <w:bCs/>
+          <w:b/>
+        </w:rPr>
+        <w:t xml:space="preserve">5 seeds</w:t>
+      </w:r>
+      <w:r>
+        <w:t xml:space="preserve">, report</w:t>
+      </w:r>
+      <w:r>
+        <w:t xml:space="preserve"> </w:t>
+      </w:r>
+      <w:r>
+        <w:rPr>
+          <w:bCs/>
+          <w:b/>
+        </w:rPr>
+        <w:t xml:space="preserve">IQM</w:t>
+      </w:r>
+      <w:r>
+        <w:t xml:space="preserve"> </w:t>
+      </w:r>
+      <w:r>
+        <w:t xml:space="preserve">+</w:t>
+      </w:r>
+      <w:r>
+        <w:t xml:space="preserve"> </w:t>
+      </w:r>
+      <w:r>
+        <w:rPr>
+          <w:bCs/>
+          <w:b/>
+        </w:rPr>
+        <w:t xml:space="preserve">95% bootstrap CI</w:t>
+      </w:r>
+      <w:r>
+        <w:t xml:space="preserve"> </w:t>
+      </w:r>
+      <w:r>
+        <w:t xml:space="preserve">(Agarwal et al. 2021).</w:t>
+      </w:r>
+    </w:p>
+    <w:p>
+      <w:pPr>
+        <w:numPr>
+          <w:ilvl w:val="0"/>
+          <w:numId w:val="1019"/>
+        </w:numPr>
+        <w:pStyle w:val="Compact"/>
+      </w:pPr>
+      <w:r>
+        <w:t xml:space="preserve">Baselines:</w:t>
+      </w:r>
+      <w:r>
+        <w:t xml:space="preserve"> </w:t>
+      </w:r>
+      <w:r>
+        <w:rPr>
+          <w:bCs/>
+          <w:b/>
+        </w:rPr>
+        <w:t xml:space="preserve">SAC</w:t>
+      </w:r>
+      <w:r>
+        <w:t xml:space="preserve">,</w:t>
+      </w:r>
+      <w:r>
+        <w:t xml:space="preserve"> </w:t>
+      </w:r>
+      <w:r>
+        <w:rPr>
+          <w:bCs/>
+          <w:b/>
+        </w:rPr>
+        <w:t xml:space="preserve">CrossQ</w:t>
+      </w:r>
+      <w:r>
+        <w:t xml:space="preserve">,</w:t>
+      </w:r>
+      <w:r>
+        <w:t xml:space="preserve"> </w:t>
+      </w:r>
+      <w:r>
+        <w:rPr>
+          <w:bCs/>
+          <w:b/>
+        </w:rPr>
+        <w:t xml:space="preserve">FMER</w:t>
+      </w:r>
+      <w:r>
+        <w:t xml:space="preserve">,</w:t>
+      </w:r>
+      <w:r>
+        <w:t xml:space="preserve"> </w:t>
+      </w:r>
+      <w:r>
+        <w:rPr>
+          <w:bCs/>
+          <w:b/>
+        </w:rPr>
+        <w:t xml:space="preserve">FPO</w:t>
+      </w:r>
+      <w:r>
+        <w:t xml:space="preserve">,</w:t>
+      </w:r>
+      <w:r>
+        <w:t xml:space="preserve"> </w:t>
+      </w:r>
+      <w:r>
+        <w:rPr>
+          <w:bCs/>
+          <w:b/>
+        </w:rPr>
+        <w:t xml:space="preserve">MEow</w:t>
+      </w:r>
+      <w:r>
+        <w:t xml:space="preserve"> </w:t>
+      </w:r>
+      <w:r>
+        <w:t xml:space="preserve">(flow-related / entropy RL methods).</w:t>
+      </w:r>
+    </w:p>
+    <w:p>
+      <w:pPr>
+        <w:numPr>
+          <w:ilvl w:val="0"/>
+          <w:numId w:val="1019"/>
+        </w:numPr>
+        <w:pStyle w:val="Compact"/>
+      </w:pPr>
+      <w:r>
+        <w:rPr>
+          <w:bCs/>
+          <w:b/>
+        </w:rPr>
+        <w:t xml:space="preserve">Shared hyperparameters across envs</w:t>
+      </w:r>
+      <w:r>
+        <w:t xml:space="preserve"> </w:t>
+      </w:r>
+      <w:r>
+        <w:t xml:space="preserve">for all methods (simplicity but may hurt fairness).</w:t>
+      </w:r>
+    </w:p>
+    <w:p>
+      <w:pPr>
+        <w:numPr>
+          <w:ilvl w:val="0"/>
+          <w:numId w:val="1019"/>
+        </w:numPr>
+        <w:pStyle w:val="Compact"/>
+      </w:pPr>
+      <w:r>
+        <w:rPr>
+          <w:bCs/>
+          <w:b/>
+        </w:rPr>
+        <w:t xml:space="preserve">Stochastic evaluation</w:t>
+      </w:r>
+      <w:r>
+        <w:t xml:space="preserve"> </w:t>
+      </w:r>
+      <w:r>
+        <w:t xml:space="preserve">for all (flows lack deterministic mode)—fair to flows, may hurt exploitation-heavy comparison vs deterministic eval SAC.</w:t>
+      </w:r>
+    </w:p>
+    <w:bookmarkEnd w:id="57"/>
+    <w:bookmarkStart w:id="58" w:name="results-detailed-read"/>
+    <w:p>
+      <w:pPr>
+        <w:pStyle w:val="Heading3"/>
+      </w:pPr>
+      <w:r>
+        <w:t xml:space="preserve">4. Results (detailed read)</w:t>
+      </w:r>
+    </w:p>
+    <w:p>
+      <w:pPr>
+        <w:numPr>
+          <w:ilvl w:val="0"/>
+          <w:numId w:val="1020"/>
+        </w:numPr>
+        <w:pStyle w:val="Compact"/>
+      </w:pPr>
+      <w:r>
+        <w:rPr>
+          <w:bCs/>
+          <w:b/>
+        </w:rPr>
+        <w:t xml:space="preserve">Figure 2 (main comparison):</w:t>
+      </w:r>
+      <w:r>
+        <w:t xml:space="preserve"> </w:t>
+      </w:r>
+      <w:r>
+        <w:t xml:space="preserve">QNF</w:t>
+      </w:r>
+      <w:r>
+        <w:t xml:space="preserve"> </w:t>
+      </w:r>
+      <w:r>
+        <w:rPr>
+          <w:bCs/>
+          <w:b/>
+        </w:rPr>
+        <w:t xml:space="preserve">competitive</w:t>
+      </w:r>
+      <w:r>
+        <w:t xml:space="preserve"> </w:t>
+      </w:r>
+      <w:r>
+        <w:t xml:space="preserve">on several locomotion/manipulation tasks but</w:t>
+      </w:r>
+      <w:r>
+        <w:t xml:space="preserve"> </w:t>
+      </w:r>
+      <w:r>
+        <w:rPr>
+          <w:bCs/>
+          <w:b/>
+        </w:rPr>
+        <w:t xml:space="preserve">lags SAC/CrossQ</w:t>
+      </w:r>
+      <w:r>
+        <w:t xml:space="preserve"> </w:t>
+      </w:r>
+      <w:r>
+        <w:t xml:space="preserve">on</w:t>
+      </w:r>
+      <w:r>
+        <w:t xml:space="preserve"> </w:t>
+      </w:r>
+      <w:r>
+        <w:rPr>
+          <w:bCs/>
+          <w:b/>
+        </w:rPr>
+        <w:t xml:space="preserve">exploitation-heavy</w:t>
+      </w:r>
+      <w:r>
+        <w:t xml:space="preserve"> </w:t>
+      </w:r>
+      <w:r>
+        <w:t xml:space="preserve">runners (</w:t>
+      </w:r>
+      <w:r>
+        <w:rPr>
+          <w:bCs/>
+          <w:b/>
+        </w:rPr>
+        <w:t xml:space="preserve">cheetah-run</w:t>
+      </w:r>
+      <w:r>
+        <w:t xml:space="preserve">,</w:t>
+      </w:r>
+      <w:r>
+        <w:t xml:space="preserve"> </w:t>
+      </w:r>
+      <w:r>
+        <w:rPr>
+          <w:bCs/>
+          <w:b/>
+        </w:rPr>
+        <w:t xml:space="preserve">walker-run</w:t>
+      </w:r>
+      <w:r>
+        <w:t xml:space="preserve">) and on</w:t>
+      </w:r>
+      <w:r>
+        <w:t xml:space="preserve"> </w:t>
+      </w:r>
+      <w:r>
+        <w:rPr>
+          <w:bCs/>
+          <w:b/>
+        </w:rPr>
+        <w:t xml:space="preserve">hopper-stand</w:t>
+      </w:r>
+      <w:r>
+        <w:t xml:space="preserve"> </w:t>
+      </w:r>
+      <w:r>
+        <w:t xml:space="preserve">(weak reward / need exploration)—authors acknowledge CrossQ adapts entropy setpoint while QNF with greedification may</w:t>
+      </w:r>
+      <w:r>
+        <w:t xml:space="preserve"> </w:t>
+      </w:r>
+      <w:r>
+        <w:rPr>
+          <w:bCs/>
+          <w:b/>
+        </w:rPr>
+        <w:t xml:space="preserve">wait for signal</w:t>
+      </w:r>
+      <w:r>
+        <w:t xml:space="preserve"> </w:t>
+      </w:r>
+      <w:r>
+        <w:t xml:space="preserve">and fail to discover stand-up behavior.</w:t>
+      </w:r>
+    </w:p>
+    <w:p>
+      <w:pPr>
+        <w:numPr>
+          <w:ilvl w:val="0"/>
+          <w:numId w:val="1020"/>
+        </w:numPr>
+        <w:pStyle w:val="Compact"/>
+      </w:pPr>
+      <w:r>
+        <w:rPr>
+          <w:bCs/>
+          <w:b/>
+        </w:rPr>
+        <w:t xml:space="preserve">Figure 3:</w:t>
+      </w:r>
+      <w:r>
+        <w:t xml:space="preserve"> </w:t>
+      </w:r>
+      <w:r>
+        <w:rPr>
+          <w:bCs/>
+          <w:b/>
+        </w:rPr>
+        <w:t xml:space="preserve">QMANSF</w:t>
+      </w:r>
+      <w:r>
+        <w:t xml:space="preserve"> </w:t>
+      </w:r>
+      <w:r>
+        <w:t xml:space="preserve">among best flow variants—few layers, high expressivity per layer.</w:t>
+      </w:r>
+    </w:p>
+    <w:p>
+      <w:pPr>
+        <w:numPr>
+          <w:ilvl w:val="0"/>
+          <w:numId w:val="1020"/>
+        </w:numPr>
+        <w:pStyle w:val="Compact"/>
+      </w:pPr>
+      <w:r>
+        <w:rPr>
+          <w:bCs/>
+          <w:b/>
+        </w:rPr>
+        <w:t xml:space="preserve">Figure 4:</w:t>
+      </w:r>
+      <w:r>
+        <w:t xml:space="preserve"> </w:t>
+      </w:r>
+      <w:r>
+        <w:rPr>
+          <w:bCs/>
+          <w:b/>
+        </w:rPr>
+        <w:t xml:space="preserve">(</w:t>
+      </w:r>
+      <w:r>
+        <w:rPr>
+          <w:bCs/>
+          <w:b/>
+        </w:rPr>
+        <w:t xml:space="preserve">) sensitivity</w:t>
+      </w:r>
+      <w:r>
+        <w:t xml:space="preserve"> </w:t>
+      </w:r>
+      <w:r>
+        <w:t xml:space="preserve">high across envs; autotune OLS matches best fixed (</w:t>
+      </w:r>
+      <w:r>
+        <w:t xml:space="preserve">) in many cases;</w:t>
+      </w:r>
+      <w:r>
+        <w:t xml:space="preserve"> </w:t>
+      </w:r>
+      <w:r>
+        <w:rPr>
+          <w:bCs/>
+          <w:b/>
+        </w:rPr>
+        <w:t xml:space="preserve">(</w:t>
+      </w:r>
+      <w:r>
+        <w:rPr>
+          <w:bCs/>
+          <w:b/>
+        </w:rPr>
+        <w:t xml:space="preserve">)</w:t>
+      </w:r>
+      <w:r>
+        <w:t xml:space="preserve"> </w:t>
+      </w:r>
+      <w:r>
+        <w:t xml:space="preserve">reasonable for greed; large (</w:t>
+      </w:r>
+      <w:r>
+        <w:t xml:space="preserve">) can</w:t>
+      </w:r>
+      <w:r>
+        <w:t xml:space="preserve"> </w:t>
+      </w:r>
+      <w:r>
+        <w:rPr>
+          <w:bCs/>
+          <w:b/>
+        </w:rPr>
+        <w:t xml:space="preserve">collapse</w:t>
+      </w:r>
+      <w:r>
+        <w:t xml:space="preserve"> </w:t>
+      </w:r>
+      <w:r>
+        <w:t xml:space="preserve">policy.</w:t>
+      </w:r>
+    </w:p>
+    <w:bookmarkEnd w:id="58"/>
+    <w:bookmarkStart w:id="59" w:name="related-positioning"/>
+    <w:p>
+      <w:pPr>
+        <w:pStyle w:val="Heading3"/>
+      </w:pPr>
+      <w:r>
+        <w:t xml:space="preserve">5. Related positioning</w:t>
+      </w:r>
+    </w:p>
+    <w:p>
+      <w:pPr>
+        <w:numPr>
+          <w:ilvl w:val="0"/>
+          <w:numId w:val="1021"/>
+        </w:numPr>
+        <w:pStyle w:val="Compact"/>
+      </w:pPr>
+      <w:r>
+        <w:rPr>
+          <w:bCs/>
+          <w:b/>
+        </w:rPr>
+        <w:t xml:space="preserve">MEow / energy-based flows (NeurIPS 2024 line):</w:t>
+      </w:r>
+      <w:r>
+        <w:t xml:space="preserve"> </w:t>
+      </w:r>
+      <w:r>
+        <w:t xml:space="preserve">also flow + entropy RL; QNF differs by</w:t>
+      </w:r>
+      <w:r>
+        <w:t xml:space="preserve"> </w:t>
+      </w:r>
+      <w:r>
+        <w:rPr>
+          <w:bCs/>
+          <w:b/>
+        </w:rPr>
+        <w:t xml:space="preserve">direct Q-flow</w:t>
+      </w:r>
+      <w:r>
+        <w:t xml:space="preserve"> </w:t>
+      </w:r>
+      <w:r>
+        <w:t xml:space="preserve">+ semi-gradient TD + OLS (</w:t>
+      </w:r>
+      <w:r>
+        <w:t xml:space="preserve">) + greedification.</w:t>
+      </w:r>
+    </w:p>
+    <w:p>
+      <w:pPr>
+        <w:numPr>
+          <w:ilvl w:val="0"/>
+          <w:numId w:val="1021"/>
+        </w:numPr>
+        <w:pStyle w:val="Compact"/>
+      </w:pPr>
+      <w:r>
+        <w:rPr>
+          <w:bCs/>
+          <w:b/>
+        </w:rPr>
+        <w:t xml:space="preserve">Trust-PCL / soft Q with flows:</w:t>
+      </w:r>
+      <w:r>
+        <w:t xml:space="preserve"> </w:t>
+      </w:r>
+      <w:r>
+        <w:t xml:space="preserve">gradient-type differences matter for bias/variance—paper argues semi-gradient is practical.</w:t>
+      </w:r>
+    </w:p>
+    <w:bookmarkEnd w:id="59"/>
+    <w:bookmarkStart w:id="60" w:name="extended-strengths-1"/>
+    <w:p>
+      <w:pPr>
+        <w:pStyle w:val="Heading3"/>
+      </w:pPr>
+      <w:r>
+        <w:t xml:space="preserve">6. Extended strengths</w:t>
+      </w:r>
+    </w:p>
+    <w:p>
+      <w:pPr>
+        <w:numPr>
+          <w:ilvl w:val="0"/>
+          <w:numId w:val="1022"/>
+        </w:numPr>
+        <w:pStyle w:val="Compact"/>
+      </w:pPr>
+      <w:r>
+        <w:rPr>
+          <w:bCs/>
+          <w:b/>
+        </w:rPr>
+        <w:t xml:space="preserve">Conceptual clarity:</w:t>
+      </w:r>
+      <w:r>
+        <w:t xml:space="preserve"> </w:t>
+      </w:r>
+      <w:r>
+        <w:t xml:space="preserve">one generative model replaces actor–critic</w:t>
+      </w:r>
+      <w:r>
+        <w:t xml:space="preserve"> </w:t>
+      </w:r>
+      <w:r>
+        <w:t xml:space="preserve">“</w:t>
+      </w:r>
+      <w:r>
+        <w:t xml:space="preserve">two-headed</w:t>
+      </w:r>
+      <w:r>
+        <w:t xml:space="preserve">”</w:t>
+      </w:r>
+      <w:r>
+        <w:t xml:space="preserve"> </w:t>
+      </w:r>
+      <w:r>
+        <w:t xml:space="preserve">softmax extraction; Figure 1 algorithm is easy to teach.</w:t>
+      </w:r>
+    </w:p>
+    <w:p>
+      <w:pPr>
+        <w:numPr>
+          <w:ilvl w:val="0"/>
+          <w:numId w:val="1022"/>
+        </w:numPr>
+        <w:pStyle w:val="Compact"/>
+      </w:pPr>
+      <w:r>
+        <w:rPr>
+          <w:bCs/>
+          <w:b/>
+        </w:rPr>
+        <w:t xml:space="preserve">Training knobs with ablations:</w:t>
+      </w:r>
+      <w:r>
+        <w:t xml:space="preserve"> </w:t>
+      </w:r>
+      <w:r>
+        <w:t xml:space="preserve">(</w:t>
+      </w:r>
+      <w:r>
+        <w:t xml:space="preserve">) OLS and greed (</w:t>
+      </w:r>
+      <w:r>
+        <w:t xml:space="preserve">) are not afterthoughts—Fig. 4 supports narrative.</w:t>
+      </w:r>
+    </w:p>
+    <w:p>
+      <w:pPr>
+        <w:numPr>
+          <w:ilvl w:val="0"/>
+          <w:numId w:val="1022"/>
+        </w:numPr>
+        <w:pStyle w:val="Compact"/>
+      </w:pPr>
+      <w:r>
+        <w:rPr>
+          <w:bCs/>
+          <w:b/>
+        </w:rPr>
+        <w:t xml:space="preserve">Architecture study (Fig. 3)</w:t>
+      </w:r>
+      <w:r>
+        <w:t xml:space="preserve"> </w:t>
+      </w:r>
+      <w:r>
+        <w:t xml:space="preserve">within QNF family—QMANSF justified, not arbitrary.</w:t>
+      </w:r>
+    </w:p>
+    <w:p>
+      <w:pPr>
+        <w:numPr>
+          <w:ilvl w:val="0"/>
+          <w:numId w:val="1022"/>
+        </w:numPr>
+        <w:pStyle w:val="Compact"/>
+      </w:pPr>
+      <w:r>
+        <w:rPr>
+          <w:bCs/>
+          <w:b/>
+        </w:rPr>
+        <w:t xml:space="preserve">Honest limitation section:</w:t>
+      </w:r>
+      <w:r>
+        <w:t xml:space="preserve"> </w:t>
+      </w:r>
+      <w:r>
+        <w:t xml:space="preserve">sim-only, dense reward, compute vs Gaussian actor, stability tricks (split quadratic solve).</w:t>
+      </w:r>
+    </w:p>
+    <w:p>
+      <w:pPr>
+        <w:numPr>
+          <w:ilvl w:val="0"/>
+          <w:numId w:val="1022"/>
+        </w:numPr>
+        <w:pStyle w:val="Compact"/>
+      </w:pPr>
+      <w:r>
+        <w:rPr>
+          <w:bCs/>
+          <w:b/>
+        </w:rPr>
+        <w:t xml:space="preserve">Reproducibility claim:</w:t>
+      </w:r>
+      <w:r>
+        <w:t xml:space="preserve"> </w:t>
+      </w:r>
+      <w:r>
+        <w:t xml:space="preserve">anonymous code link promised—important if baselines are sensitive (SAC (</w:t>
+      </w:r>
+      <w:r>
+        <w:t xml:space="preserve">) init 0.2 vs official 1.0 noted in text).</w:t>
+      </w:r>
+    </w:p>
+    <w:bookmarkEnd w:id="60"/>
+    <w:bookmarkStart w:id="61" w:name="extended-weaknesses-1"/>
+    <w:p>
+      <w:pPr>
+        <w:pStyle w:val="Heading3"/>
+      </w:pPr>
+      <w:r>
+        <w:t xml:space="preserve">7. Extended weaknesses</w:t>
+      </w:r>
+    </w:p>
+    <w:p>
+      <w:pPr>
+        <w:numPr>
+          <w:ilvl w:val="0"/>
+          <w:numId w:val="1023"/>
+        </w:numPr>
+        <w:pStyle w:val="Compact"/>
+      </w:pPr>
+      <w:r>
+        <w:rPr>
+          <w:bCs/>
+          <w:b/>
+        </w:rPr>
+        <w:t xml:space="preserve">Abstract vs evidence:</w:t>
+      </w:r>
+      <w:r>
+        <w:t xml:space="preserve"> </w:t>
+      </w:r>
+      <w:r>
+        <w:t xml:space="preserve">“</w:t>
+      </w:r>
+      <w:r>
+        <w:t xml:space="preserve">perform similarly to widely used actor-critic</w:t>
+      </w:r>
+      <w:r>
+        <w:t xml:space="preserve">”</w:t>
+      </w:r>
+      <w:r>
+        <w:t xml:space="preserve"> </w:t>
+      </w:r>
+      <w:r>
+        <w:t xml:space="preserve">is</w:t>
+      </w:r>
+      <w:r>
+        <w:t xml:space="preserve"> </w:t>
+      </w:r>
+      <w:r>
+        <w:rPr>
+          <w:bCs/>
+          <w:b/>
+        </w:rPr>
+        <w:t xml:space="preserve">overstated</w:t>
+      </w:r>
+      <w:r>
+        <w:t xml:space="preserve"> </w:t>
+      </w:r>
+      <w:r>
+        <w:t xml:space="preserve">where CrossQ/SAC win clearly on multiple reported tasks.</w:t>
+      </w:r>
+    </w:p>
+    <w:p>
+      <w:pPr>
+        <w:numPr>
+          <w:ilvl w:val="0"/>
+          <w:numId w:val="1023"/>
+        </w:numPr>
+        <w:pStyle w:val="Compact"/>
+      </w:pPr>
+      <w:r>
+        <w:rPr>
+          <w:bCs/>
+          <w:b/>
+        </w:rPr>
+        <w:t xml:space="preserve">No wall-clock / sample-normalized compute</w:t>
+      </w:r>
+      <w:r>
+        <w:t xml:space="preserve">—flows cost more per step; unclear if gaps shrink with equal wall time.</w:t>
+      </w:r>
+    </w:p>
+    <w:p>
+      <w:pPr>
+        <w:numPr>
+          <w:ilvl w:val="0"/>
+          <w:numId w:val="1023"/>
+        </w:numPr>
+        <w:pStyle w:val="Compact"/>
+      </w:pPr>
+      <w:r>
+        <w:rPr>
+          <w:bCs/>
+          <w:b/>
+        </w:rPr>
+        <w:t xml:space="preserve">Single hyperparameter sheet across 8 envs</w:t>
+      </w:r>
+      <w:r>
+        <w:t xml:space="preserve">—may under-tune SAC/CrossQ or over-tune QNF; MEow from Hopper defaults + manual entropy tweak—</w:t>
+      </w:r>
+      <w:r>
+        <w:rPr>
+          <w:bCs/>
+          <w:b/>
+        </w:rPr>
+        <w:t xml:space="preserve">baseline fairness</w:t>
+      </w:r>
+      <w:r>
+        <w:t xml:space="preserve"> </w:t>
+      </w:r>
+      <w:r>
+        <w:t xml:space="preserve">weak.</w:t>
+      </w:r>
+    </w:p>
+    <w:p>
+      <w:pPr>
+        <w:numPr>
+          <w:ilvl w:val="0"/>
+          <w:numId w:val="1023"/>
+        </w:numPr>
+        <w:pStyle w:val="Compact"/>
+      </w:pPr>
+      <w:r>
+        <w:rPr>
+          <w:bCs/>
+          <w:b/>
+        </w:rPr>
+        <w:t xml:space="preserve">No theory</w:t>
+      </w:r>
+      <w:r>
+        <w:t xml:space="preserve"> </w:t>
+      </w:r>
+      <w:r>
+        <w:t xml:space="preserve">for semi-gradient TD + flows; no convergence or bias characterization.</w:t>
+      </w:r>
+    </w:p>
+    <w:p>
+      <w:pPr>
+        <w:numPr>
+          <w:ilvl w:val="0"/>
+          <w:numId w:val="1023"/>
+        </w:numPr>
+        <w:pStyle w:val="Compact"/>
+      </w:pPr>
+      <w:r>
+        <w:rPr>
+          <w:bCs/>
+          <w:b/>
+        </w:rPr>
+        <w:t xml:space="preserve">Scope:</w:t>
+      </w:r>
+      <w:r>
+        <w:t xml:space="preserve"> </w:t>
+      </w:r>
+      <w:r>
+        <w:t xml:space="preserve">no sparse reward, high-D action, real robots; greedification may harm exploration—hopper-stand is a red flag for deployment.</w:t>
+      </w:r>
+    </w:p>
+    <w:p>
+      <w:pPr>
+        <w:numPr>
+          <w:ilvl w:val="0"/>
+          <w:numId w:val="1023"/>
+        </w:numPr>
+        <w:pStyle w:val="Compact"/>
+      </w:pPr>
+      <w:r>
+        <w:rPr>
+          <w:bCs/>
+          <w:b/>
+        </w:rPr>
+        <w:t xml:space="preserve">Statistical testing:</w:t>
+      </w:r>
+      <w:r>
+        <w:t xml:space="preserve"> </w:t>
+      </w:r>
+      <w:r>
+        <w:t xml:space="preserve">CIs shown but few formal tests vs strongest baseline per task.</w:t>
+      </w:r>
+    </w:p>
+    <w:bookmarkEnd w:id="61"/>
+    <w:bookmarkStart w:id="62" w:name="recommendation-rationale-1"/>
+    <w:p>
+      <w:pPr>
+        <w:pStyle w:val="Heading3"/>
+      </w:pPr>
+      <w:r>
+        <w:t xml:space="preserve">8. Recommendation rationale</w:t>
+      </w:r>
+    </w:p>
+    <w:p>
+      <w:pPr>
+        <w:pStyle w:val="FirstParagraph"/>
+      </w:pPr>
+      <w:r>
+        <w:rPr>
+          <w:bCs/>
+          <w:b/>
+        </w:rPr>
+        <w:t xml:space="preserve">Borderline accept:</w:t>
+      </w:r>
+      <w:r>
+        <w:t xml:space="preserve"> </w:t>
+      </w:r>
+      <w:r>
+        <w:t xml:space="preserve">interesting unification and reasonable engineering effort for 15 pages, but empirical headline oversells and key tasks show</w:t>
+      </w:r>
+      <w:r>
+        <w:t xml:space="preserve"> </w:t>
+      </w:r>
+      <w:r>
+        <w:rPr>
+          <w:bCs/>
+          <w:b/>
+        </w:rPr>
+        <w:t xml:space="preserve">clear baseline wins</w:t>
+      </w:r>
+      <w:r>
+        <w:t xml:space="preserve">. Would strengthen with matched-compute tables and per-task tuned baselines.</w:t>
+      </w:r>
+    </w:p>
+    <w:p>
+      <w:r>
+        <w:pict>
+          <v:rect style="width:0;height:1.5pt" o:hralign="center" o:hrstd="t" o:hr="t"/>
+        </w:pict>
+      </w:r>
+    </w:p>
+    <w:bookmarkEnd w:id="62"/>
+    <w:bookmarkEnd w:id="63"/>
+    <w:bookmarkStart w:id="71" w:name="openreview-paste-in-50972-english"/>
+    <w:p>
+      <w:pPr>
+        <w:pStyle w:val="Heading2"/>
+      </w:pPr>
+      <w:r>
+        <w:t xml:space="preserve">OpenReview paste-in — 50972 (English)</w:t>
+      </w:r>
+    </w:p>
+    <w:bookmarkStart w:id="64" w:name="ai-documentation-for-reviewing-optional"/>
+    <w:p>
+      <w:pPr>
+        <w:pStyle w:val="Heading3"/>
+      </w:pPr>
+      <w:r>
         <w:t xml:space="preserve">AI Documentation For Reviewing (optional)</w:t>
       </w:r>
     </w:p>
@@ -2189,7 +6046,7 @@
         <w:pStyle w:val="FirstParagraph"/>
       </w:pPr>
       <w:r>
-        <w:t xml:space="preserve">I read the full 15-page PDF. English review is mine; Chinese adapted with LLM assistance. Tendency:</w:t>
+        <w:t xml:space="preserve">Read full 15-page PDF. Extended notes above for myself; below for OpenReview. Tendency:</w:t>
       </w:r>
       <w:r>
         <w:t xml:space="preserve"> </w:t>
@@ -2205,8 +6062,8 @@
         <w:t xml:space="preserve">.</w:t>
       </w:r>
     </w:p>
-    <w:bookmarkEnd w:id="38"/>
-    <w:bookmarkStart w:id="39" w:name="paper-summary-1"/>
+    <w:bookmarkEnd w:id="64"/>
+    <w:bookmarkStart w:id="65" w:name="paper-summary-1"/>
     <w:p>
       <w:pPr>
         <w:pStyle w:val="Heading3"/>
@@ -2220,12 +6077,6 @@
         <w:pStyle w:val="FirstParagraph"/>
       </w:pPr>
       <w:r>
-        <w:t xml:space="preserve">The paper proposes</w:t>
-      </w:r>
-      <w:r>
-        <w:t xml:space="preserve"> </w:t>
-      </w:r>
-      <w:r>
         <w:rPr>
           <w:bCs/>
           <w:b/>
@@ -2233,7 +6084,10 @@
         <w:t xml:space="preserve">Q Normalizing Flows (QNF)</w:t>
       </w:r>
       <w:r>
-        <w:t xml:space="preserve">: the</w:t>
+        <w:t xml:space="preserve"> </w:t>
+      </w:r>
+      <w:r>
+        <w:t xml:space="preserve">represent the</w:t>
       </w:r>
       <w:r>
         <w:t xml:space="preserve"> </w:t>
@@ -2249,7 +6103,7 @@
         <w:t xml:space="preserve"> </w:t>
       </w:r>
       <w:r>
-        <w:t xml:space="preserve">is parameterized directly as a</w:t>
+        <w:t xml:space="preserve">as a</w:t>
       </w:r>
       <w:r>
         <w:t xml:space="preserve"> </w:t>
@@ -2262,10 +6116,7 @@
         <w:t xml:space="preserve">normalizing flow</w:t>
       </w:r>
       <w:r>
-        <w:t xml:space="preserve"> </w:t>
-      </w:r>
-      <w:r>
-        <w:t xml:space="preserve">density, so the policy</w:t>
+        <w:t xml:space="preserve">, so the policy density</w:t>
       </w:r>
       <w:r>
         <w:t xml:space="preserve"> </w:t>
@@ -2281,7 +6132,7 @@
         <w:t xml:space="preserve"> </w:t>
       </w:r>
       <w:r>
-        <w:t xml:space="preserve">the softmax of an implicit (Q) (Eqs. 11–12), rather than learning scalar (Q(s,a)) plus a separate actor regression (SAC/MPO). Training uses</w:t>
+        <w:t xml:space="preserve">the softmax of an implicit Q (Eqs. 11–12), avoiding separate actor regression (SAC/MPO). Training:</w:t>
       </w:r>
       <w:r>
         <w:t xml:space="preserve"> </w:t>
@@ -2297,7 +6148,7 @@
         <w:t xml:space="preserve"> </w:t>
       </w:r>
       <w:r>
-        <w:t xml:space="preserve">with twin critics and target networks; the flow is updated with</w:t>
+        <w:t xml:space="preserve">with twin critics and targets; flow trained by</w:t>
       </w:r>
       <w:r>
         <w:t xml:space="preserve"> </w:t>
@@ -2313,7 +6164,7 @@
         <w:t xml:space="preserve"> </w:t>
       </w:r>
       <w:r>
-        <w:t xml:space="preserve">(Eq. 15), distinct from Trust-PCL’s full gradient-TD.</w:t>
+        <w:t xml:space="preserve">(Eq. 15).</w:t>
       </w:r>
       <w:r>
         <w:t xml:space="preserve"> </w:t>
@@ -2336,7 +6187,7 @@
         <w:t xml:space="preserve"> </w:t>
       </w:r>
       <w:r>
-        <w:t xml:space="preserve">is tuned via closed-form</w:t>
+        <w:t xml:space="preserve">via closed-form</w:t>
       </w:r>
       <w:r>
         <w:t xml:space="preserve"> </w:t>
@@ -2364,26 +6215,26 @@
         <w:t xml:space="preserve"> </w:t>
       </w:r>
       <w:r>
-        <w:t xml:space="preserve">)) (Eq. 17). A</w:t>
-      </w:r>
-      <w:r>
-        <w:t xml:space="preserve"> </w:t>
-      </w:r>
-      <w:r>
-        <w:rPr>
-          <w:bCs/>
-          <w:b/>
-        </w:rPr>
-        <w:t xml:space="preserve">greedification</w:t>
-      </w:r>
-      <w:r>
-        <w:t xml:space="preserve"> </w:t>
-      </w:r>
-      <w:r>
-        <w:t xml:space="preserve">term (Eqs. 18–20, scale (</w:t>
-      </w:r>
-      <w:r>
-        <w:t xml:space="preserve">)) pushes toward colder softmaps when TD residual vanishes.</w:t>
+        <w:t xml:space="preserve">)) (Eq. 17).</w:t>
+      </w:r>
+      <w:r>
+        <w:t xml:space="preserve"> </w:t>
+      </w:r>
+      <w:r>
+        <w:rPr>
+          <w:bCs/>
+          <w:b/>
+        </w:rPr>
+        <w:t xml:space="preserve">Greedification</w:t>
+      </w:r>
+      <w:r>
+        <w:t xml:space="preserve"> </w:t>
+      </w:r>
+      <w:r>
+        <w:t xml:space="preserve">(Eqs. 18–20, (</w:t>
+      </w:r>
+      <w:r>
+        <w:t xml:space="preserve">)) encourages colder policies when TD residual vanishes.</w:t>
       </w:r>
       <w:r>
         <w:t xml:space="preserve"> </w:t>
@@ -2399,23 +6250,23 @@
         <w:t xml:space="preserve"> </w:t>
       </w:r>
       <w:r>
-        <w:t xml:space="preserve">(masked autoregressive neural spline flows) is evaluated on</w:t>
-      </w:r>
-      <w:r>
-        <w:t xml:space="preserve"> </w:t>
-      </w:r>
-      <w:r>
-        <w:rPr>
-          <w:bCs/>
-          <w:b/>
-        </w:rPr>
-        <w:t xml:space="preserve">8 DeepMind Control</w:t>
-      </w:r>
-      <w:r>
-        <w:t xml:space="preserve"> </w:t>
-      </w:r>
-      <w:r>
-        <w:t xml:space="preserve">tasks (500k steps, 5 seeds, IQM + bootstrap CIs) against</w:t>
+        <w:t xml:space="preserve">(masked autoregressive spline flow) evaluated on</w:t>
+      </w:r>
+      <w:r>
+        <w:t xml:space="preserve"> </w:t>
+      </w:r>
+      <w:r>
+        <w:rPr>
+          <w:bCs/>
+          <w:b/>
+        </w:rPr>
+        <w:t xml:space="preserve">8 DMC</w:t>
+      </w:r>
+      <w:r>
+        <w:t xml:space="preserve"> </w:t>
+      </w:r>
+      <w:r>
+        <w:t xml:space="preserve">tasks (500k steps, 5 seeds, IQM + bootstrap CIs) vs</w:t>
       </w:r>
       <w:r>
         <w:t xml:space="preserve"> </w:t>
@@ -2428,29 +6279,29 @@
         <w:t xml:space="preserve">SAC, CrossQ, FMER, FPO, MEow</w:t>
       </w:r>
       <w:r>
-        <w:t xml:space="preserve">, with flow-architecture and (</w:t>
+        <w:t xml:space="preserve">, plus flow-type and (</w:t>
       </w:r>
       <w:r>
         <w:t xml:space="preserve">)/(</w:t>
       </w:r>
       <w:r>
-        <w:t xml:space="preserve">) ablations. QNF is</w:t>
-      </w:r>
-      <w:r>
-        <w:t xml:space="preserve"> </w:t>
-      </w:r>
-      <w:r>
-        <w:rPr>
-          <w:bCs/>
-          <w:b/>
-        </w:rPr>
-        <w:t xml:space="preserve">competitive</w:t>
-      </w:r>
-      <w:r>
-        <w:t xml:space="preserve"> </w:t>
-      </w:r>
-      <w:r>
-        <w:t xml:space="preserve">on several tasks but</w:t>
+        <w:t xml:space="preserve">) ablations.</w:t>
+      </w:r>
+      <w:r>
+        <w:t xml:space="preserve"> </w:t>
+      </w:r>
+      <w:r>
+        <w:rPr>
+          <w:bCs/>
+          <w:b/>
+        </w:rPr>
+        <w:t xml:space="preserve">Competitive</w:t>
+      </w:r>
+      <w:r>
+        <w:t xml:space="preserve"> </w:t>
+      </w:r>
+      <w:r>
+        <w:t xml:space="preserve">on several tasks;</w:t>
       </w:r>
       <w:r>
         <w:t xml:space="preserve"> </w:t>
@@ -2466,11 +6317,50 @@
         <w:t xml:space="preserve"> </w:t>
       </w:r>
       <w:r>
-        <w:t xml:space="preserve">SAC/CrossQ on exploitation-heavy tasks (e.g., cheetah-run, walker-run) and weak-exploration settings (e.g., hopper-stand). Scope is simulation-only, dense-reward focused.</w:t>
-      </w:r>
-    </w:p>
-    <w:bookmarkEnd w:id="39"/>
-    <w:bookmarkStart w:id="40" w:name="ratings-1"/>
+        <w:t xml:space="preserve">SAC/CrossQ on exploitation tasks (</w:t>
+      </w:r>
+      <w:r>
+        <w:rPr>
+          <w:bCs/>
+          <w:b/>
+        </w:rPr>
+        <w:t xml:space="preserve">cheetah-run</w:t>
+      </w:r>
+      <w:r>
+        <w:t xml:space="preserve">,</w:t>
+      </w:r>
+      <w:r>
+        <w:t xml:space="preserve"> </w:t>
+      </w:r>
+      <w:r>
+        <w:rPr>
+          <w:bCs/>
+          <w:b/>
+        </w:rPr>
+        <w:t xml:space="preserve">walker-run</w:t>
+      </w:r>
+      <w:r>
+        <w:t xml:space="preserve">) and</w:t>
+      </w:r>
+      <w:r>
+        <w:t xml:space="preserve"> </w:t>
+      </w:r>
+      <w:r>
+        <w:rPr>
+          <w:bCs/>
+          <w:b/>
+        </w:rPr>
+        <w:t xml:space="preserve">hopper-stand</w:t>
+      </w:r>
+      <w:r>
+        <w:t xml:space="preserve"> </w:t>
+      </w:r>
+      <w:r>
+        <w:t xml:space="preserve">(exploration). Sim-only, dense rewards; shared hyperparameters across envs.</w:t>
+      </w:r>
+    </w:p>
+    <w:bookmarkEnd w:id="65"/>
+    <w:bookmarkStart w:id="66" w:name="ratings-1"/>
     <w:p>
       <w:pPr>
         <w:pStyle w:val="Heading3"/>
@@ -2573,7 +6463,7 @@
               <w:jc w:val="left"/>
             </w:pPr>
             <w:r>
-              <w:t xml:space="preserve">Motivation, Algorithm 1, and Figure 1 clearly explain QNF updates; related work positions MEow/Trust-PCL.</w:t>
+              <w:t xml:space="preserve">Clear motivation, Algorithm 1, Fig. 1; related work covers MEow/Trust-PCL.</w:t>
             </w:r>
           </w:p>
         </w:tc>
@@ -2619,10 +6509,7 @@
               <w:jc w:val="left"/>
             </w:pPr>
             <w:r>
-              <w:t xml:space="preserve">Unifies softmax policy with flows and useful (</w:t>
-            </w:r>
-            <w:r>
-              <w:t xml:space="preserve">)-OLS/greedification; narrow benchmarks and no convergence theory.</w:t>
+              <w:t xml:space="preserve">Useful Q-flow + autotune/greed; narrow benchmarks, no theory.</w:t>
             </w:r>
           </w:p>
         </w:tc>
@@ -2668,14 +6555,14 @@
               <w:jc w:val="left"/>
             </w:pPr>
             <w:r>
-              <w:t xml:space="preserve">Design is plausible and ablations support choices; several tasks lag strong baselines; baseline tuning not fully harmonized.</w:t>
+              <w:t xml:space="preserve">Plausible design + ablations; multiple task losses to strong baselines; tuning fairness unclear.</w:t>
             </w:r>
           </w:p>
         </w:tc>
       </w:tr>
     </w:tbl>
-    <w:bookmarkEnd w:id="40"/>
-    <w:bookmarkStart w:id="41" w:name="critical-strengths-1"/>
+    <w:bookmarkEnd w:id="66"/>
+    <w:bookmarkStart w:id="67" w:name="critical-strengths-1"/>
     <w:p>
       <w:pPr>
         <w:pStyle w:val="Heading3"/>
@@ -2688,56 +6575,30 @@
       <w:pPr>
         <w:numPr>
           <w:ilvl w:val="0"/>
-          <w:numId w:val="1009"/>
-        </w:numPr>
-      </w:pPr>
-      <w:r>
-        <w:rPr>
-          <w:bCs/>
-          <w:b/>
-        </w:rPr>
-        <w:t xml:space="preserve">Clean conceptual unification.</w:t>
-      </w:r>
-      <w:r>
-        <w:t xml:space="preserve"> </w:t>
-      </w:r>
-      <w:r>
-        <w:t xml:space="preserve">Representing the</w:t>
-      </w:r>
-      <w:r>
-        <w:t xml:space="preserve"> </w:t>
-      </w:r>
-      <w:r>
-        <w:rPr>
-          <w:bCs/>
-          <w:b/>
-        </w:rPr>
-        <w:t xml:space="preserve">softmax policy as the generative model</w:t>
-      </w:r>
-      <w:r>
-        <w:t xml:space="preserve"> </w:t>
-      </w:r>
-      <w:r>
-        <w:t xml:space="preserve">removes SAC-style separate policy-improvement regression while keeping standard off-policy TD machinery.</w:t>
-      </w:r>
-    </w:p>
-    <w:p>
-      <w:pPr>
-        <w:numPr>
-          <w:ilvl w:val="0"/>
-          <w:numId w:val="1009"/>
-        </w:numPr>
-      </w:pPr>
-      <w:r>
-        <w:rPr>
-          <w:bCs/>
-          <w:b/>
-        </w:rPr>
-        <w:t xml:space="preserve">Training mechanisms with ablations.</w:t>
-      </w:r>
-      <w:r>
-        <w:t xml:space="preserve"> </w:t>
-      </w:r>
+          <w:numId w:val="1024"/>
+        </w:numPr>
+      </w:pPr>
+      <w:r>
+        <w:rPr>
+          <w:bCs/>
+          <w:b/>
+        </w:rPr>
+        <w:t xml:space="preserve">Softmax-as-flow</w:t>
+      </w:r>
+      <w:r>
+        <w:t xml:space="preserve"> </w:t>
+      </w:r>
+      <w:r>
+        <w:t xml:space="preserve">removes separate policy-improvement head while keeping off-policy TD stack.</w:t>
+      </w:r>
+    </w:p>
+    <w:p>
+      <w:pPr>
+        <w:numPr>
+          <w:ilvl w:val="0"/>
+          <w:numId w:val="1024"/>
+        </w:numPr>
+      </w:pPr>
       <w:r>
         <w:rPr>
           <w:bCs/>
@@ -2750,39 +6611,41 @@
           <w:bCs/>
           <w:b/>
         </w:rPr>
-        <w:t xml:space="preserve">) OLS autotuning</w:t>
-      </w:r>
-      <w:r>
-        <w:t xml:space="preserve"> </w:t>
-      </w:r>
-      <w:r>
-        <w:t xml:space="preserve">and</w:t>
-      </w:r>
-      <w:r>
-        <w:t xml:space="preserve"> </w:t>
-      </w:r>
-      <w:r>
-        <w:rPr>
-          <w:bCs/>
-          <w:b/>
-        </w:rPr>
-        <w:t xml:space="preserve">greedification</w:t>
-      </w:r>
-      <w:r>
-        <w:t xml:space="preserve"> </w:t>
-      </w:r>
-      <w:r>
-        <w:t xml:space="preserve">address fixed-(</w:t>
-      </w:r>
-      <w:r>
-        <w:t xml:space="preserve">) sensitivity (Figure 4) and stagnation at (</w:t>
-      </w:r>
-      <w:r>
-        <w:t xml:space="preserve">), with experiments matching the narrative.</w:t>
-      </w:r>
-    </w:p>
-    <w:bookmarkEnd w:id="41"/>
-    <w:bookmarkStart w:id="42" w:name="critical-weaknesses-1"/>
+        <w:t xml:space="preserve">) OLS autotune and greedification</w:t>
+      </w:r>
+      <w:r>
+        <w:t xml:space="preserve"> </w:t>
+      </w:r>
+      <w:r>
+        <w:t xml:space="preserve">with Fig. 4 ablations—practical response to fixed-(</w:t>
+      </w:r>
+      <w:r>
+        <w:t xml:space="preserve">) sensitivity.</w:t>
+      </w:r>
+    </w:p>
+    <w:p>
+      <w:pPr>
+        <w:numPr>
+          <w:ilvl w:val="0"/>
+          <w:numId w:val="1024"/>
+        </w:numPr>
+      </w:pPr>
+      <w:r>
+        <w:rPr>
+          <w:bCs/>
+          <w:b/>
+        </w:rPr>
+        <w:t xml:space="preserve">QMANSF</w:t>
+      </w:r>
+      <w:r>
+        <w:t xml:space="preserve"> </w:t>
+      </w:r>
+      <w:r>
+        <w:t xml:space="preserve">supported by intra-QNF comparison (Fig. 3).</w:t>
+      </w:r>
+    </w:p>
+    <w:bookmarkEnd w:id="67"/>
+    <w:bookmarkStart w:id="68" w:name="critical-weaknesses-1"/>
     <w:p>
       <w:pPr>
         <w:pStyle w:val="Heading3"/>
@@ -2795,21 +6658,21 @@
       <w:pPr>
         <w:numPr>
           <w:ilvl w:val="0"/>
-          <w:numId w:val="1010"/>
-        </w:numPr>
-      </w:pPr>
-      <w:r>
-        <w:rPr>
-          <w:bCs/>
-          <w:b/>
-        </w:rPr>
-        <w:t xml:space="preserve">Empirical claims exceed evidence.</w:t>
-      </w:r>
-      <w:r>
-        <w:t xml:space="preserve"> </w:t>
-      </w:r>
-      <w:r>
-        <w:t xml:space="preserve">The abstract’s</w:t>
+          <w:numId w:val="1025"/>
+        </w:numPr>
+      </w:pPr>
+      <w:r>
+        <w:rPr>
+          <w:bCs/>
+          <w:b/>
+        </w:rPr>
+        <w:t xml:space="preserve">Empirical claim stronger than tables:</w:t>
+      </w:r>
+      <w:r>
+        <w:t xml:space="preserve"> </w:t>
+      </w:r>
+      <w:r>
+        <w:t xml:space="preserve">SAC/CrossQ win important tasks; abstract</w:t>
       </w:r>
       <w:r>
         <w:t xml:space="preserve"> </w:t>
@@ -2827,45 +6690,53 @@
         <w:t xml:space="preserve"> </w:t>
       </w:r>
       <w:r>
-        <w:t xml:space="preserve">is not supported on multiple reported tasks where</w:t>
-      </w:r>
-      <w:r>
-        <w:t xml:space="preserve"> </w:t>
-      </w:r>
-      <w:r>
-        <w:rPr>
-          <w:bCs/>
-          <w:b/>
-        </w:rPr>
-        <w:t xml:space="preserve">CrossQ/SAC win</w:t>
-      </w:r>
-      <w:r>
-        <w:t xml:space="preserve">; missing wall-clock, broader benchmarks (sparse/high-dimensional), and statistical head-to-head tests at matched compute.</w:t>
-      </w:r>
-    </w:p>
-    <w:p>
-      <w:pPr>
-        <w:numPr>
-          <w:ilvl w:val="0"/>
-          <w:numId w:val="1010"/>
-        </w:numPr>
-      </w:pPr>
-      <w:r>
-        <w:rPr>
-          <w:bCs/>
-          <w:b/>
-        </w:rPr>
-        <w:t xml:space="preserve">Complexity and fairness.</w:t>
-      </w:r>
-      <w:r>
-        <w:t xml:space="preserve"> </w:t>
-      </w:r>
-      <w:r>
-        <w:t xml:space="preserve">Flows add sampling/log-det cost and instability heuristics; comparisons use shared hyperparameters across envs and stochastic eval for all flows—fairness to tuned SAC/CrossQ and MEow is unclear.</w:t>
-      </w:r>
-    </w:p>
-    <w:bookmarkEnd w:id="42"/>
-    <w:bookmarkStart w:id="43" w:name="questions-for-authors-1"/>
+        <w:t xml:space="preserve">not justified.</w:t>
+      </w:r>
+    </w:p>
+    <w:p>
+      <w:pPr>
+        <w:numPr>
+          <w:ilvl w:val="0"/>
+          <w:numId w:val="1025"/>
+        </w:numPr>
+      </w:pPr>
+      <w:r>
+        <w:rPr>
+          <w:bCs/>
+          <w:b/>
+        </w:rPr>
+        <w:t xml:space="preserve">Fairness / cost:</w:t>
+      </w:r>
+      <w:r>
+        <w:t xml:space="preserve"> </w:t>
+      </w:r>
+      <w:r>
+        <w:t xml:space="preserve">shared cross-env hyperparams, MEow origin tuning, stochastic-only eval; missing wall-time and matched-compute comparisons.</w:t>
+      </w:r>
+    </w:p>
+    <w:p>
+      <w:pPr>
+        <w:numPr>
+          <w:ilvl w:val="0"/>
+          <w:numId w:val="1025"/>
+        </w:numPr>
+      </w:pPr>
+      <w:r>
+        <w:rPr>
+          <w:bCs/>
+          <w:b/>
+        </w:rPr>
+        <w:t xml:space="preserve">Exploration failures (hopper-stand)</w:t>
+      </w:r>
+      <w:r>
+        <w:t xml:space="preserve"> </w:t>
+      </w:r>
+      <w:r>
+        <w:t xml:space="preserve">limit claim of general continuous Q-learning replacement.</w:t>
+      </w:r>
+    </w:p>
+    <w:bookmarkEnd w:id="68"/>
+    <w:bookmarkStart w:id="69" w:name="questions-for-authors-1"/>
     <w:p>
       <w:pPr>
         <w:pStyle w:val="Heading3"/>
@@ -2878,94 +6749,71 @@
       <w:pPr>
         <w:numPr>
           <w:ilvl w:val="0"/>
-          <w:numId w:val="1011"/>
-        </w:numPr>
-      </w:pPr>
-      <w:r>
-        <w:t xml:space="preserve">On</w:t>
-      </w:r>
-      <w:r>
-        <w:t xml:space="preserve"> </w:t>
-      </w:r>
-      <w:r>
-        <w:rPr>
-          <w:bCs/>
-          <w:b/>
-        </w:rPr>
-        <w:t xml:space="preserve">cheetah-run / walker-run / hopper-stand</w:t>
-      </w:r>
-      <w:r>
-        <w:t xml:space="preserve">, please report</w:t>
-      </w:r>
-      <w:r>
-        <w:t xml:space="preserve"> </w:t>
-      </w:r>
-      <w:r>
-        <w:rPr>
-          <w:bCs/>
-          <w:b/>
-        </w:rPr>
-        <w:t xml:space="preserve">final IQM</w:t>
-      </w:r>
-      <w:r>
-        <w:t xml:space="preserve"> </w:t>
-      </w:r>
-      <w:r>
-        <w:t xml:space="preserve">vs SAC/CrossQ at</w:t>
-      </w:r>
-      <w:r>
-        <w:t xml:space="preserve"> </w:t>
-      </w:r>
-      <w:r>
-        <w:rPr>
-          <w:bCs/>
-          <w:b/>
-        </w:rPr>
-        <w:t xml:space="preserve">matched environment steps and wall-time</w:t>
-      </w:r>
-      <w:r>
-        <w:t xml:space="preserve">, with significance tests.</w:t>
-      </w:r>
-    </w:p>
-    <w:p>
-      <w:pPr>
-        <w:numPr>
-          <w:ilvl w:val="0"/>
-          <w:numId w:val="1011"/>
-        </w:numPr>
-      </w:pPr>
-      <w:r>
-        <w:t xml:space="preserve">Does performance rely on</w:t>
-      </w:r>
-      <w:r>
-        <w:t xml:space="preserve"> </w:t>
-      </w:r>
-      <w:r>
-        <w:rPr>
-          <w:bCs/>
-          <w:b/>
-        </w:rPr>
-        <w:t xml:space="preserve">(</w:t>
-      </w:r>
-      <w:r>
-        <w:rPr>
-          <w:bCs/>
-          <w:b/>
-        </w:rPr>
-        <w:t xml:space="preserve">)-OLS + greed</w:t>
-      </w:r>
-      <w:r>
-        <w:t xml:space="preserve"> </w:t>
-      </w:r>
-      <w:r>
-        <w:t xml:space="preserve">specifically, or on the single-model parameterization? Ablate against a flow actor with SAC-style entropy tuning and no greed.</w:t>
-      </w:r>
-    </w:p>
-    <w:p>
-      <w:pPr>
-        <w:numPr>
-          <w:ilvl w:val="0"/>
-          <w:numId w:val="1011"/>
+          <w:numId w:val="1026"/>
+        </w:numPr>
+      </w:pPr>
+      <w:r>
+        <w:rPr>
+          <w:bCs/>
+          <w:b/>
+        </w:rPr>
+        <w:t xml:space="preserve">cheetah-run / walker-run / hopper-stand:</w:t>
+      </w:r>
+      <w:r>
+        <w:t xml:space="preserve"> </w:t>
+      </w:r>
+      <w:r>
+        <w:t xml:space="preserve">final IQM vs SAC/CrossQ at</w:t>
+      </w:r>
+      <w:r>
+        <w:t xml:space="preserve"> </w:t>
+      </w:r>
+      <w:r>
+        <w:rPr>
+          <w:bCs/>
+          <w:b/>
+        </w:rPr>
+        <w:t xml:space="preserve">matched steps and wall-time</w:t>
+      </w:r>
+      <w:r>
+        <w:t xml:space="preserve"> </w:t>
+      </w:r>
+      <w:r>
+        <w:t xml:space="preserve">with significance tests?</w:t>
+      </w:r>
+    </w:p>
+    <w:p>
+      <w:pPr>
+        <w:numPr>
+          <w:ilvl w:val="0"/>
+          <w:numId w:val="1026"/>
+        </w:numPr>
+      </w:pPr>
+      <w:r>
+        <w:t xml:space="preserve">Ablate</w:t>
+      </w:r>
+      <w:r>
+        <w:t xml:space="preserve"> </w:t>
+      </w:r>
+      <w:r>
+        <w:rPr>
+          <w:bCs/>
+          <w:b/>
+        </w:rPr>
+        <w:t xml:space="preserve">flow + SAC-style entropy tuning without greed</w:t>
+      </w:r>
+      <w:r>
+        <w:t xml:space="preserve"> </w:t>
+      </w:r>
+      <w:r>
+        <w:t xml:space="preserve">vs full QNF—is gain from parameterization or from OLS/greed?</w:t>
+      </w:r>
+    </w:p>
+    <w:p>
+      <w:pPr>
+        <w:numPr>
+          <w:ilvl w:val="0"/>
+          <w:numId w:val="1026"/>
         </w:numPr>
       </w:pPr>
       <w:r>
@@ -2979,17 +6827,58 @@
           <w:bCs/>
           <w:b/>
         </w:rPr>
-        <w:t xml:space="preserve">full hyperparameter tables and code</w:t>
-      </w:r>
-      <w:r>
-        <w:t xml:space="preserve"> </w:t>
-      </w:r>
-      <w:r>
-        <w:t xml:space="preserve">reproduce all baselines exactly (anonymous supplement claim)?</w:t>
-      </w:r>
-    </w:p>
-    <w:bookmarkEnd w:id="43"/>
-    <w:bookmarkStart w:id="44" w:name="suggested-overall"/>
+        <w:t xml:space="preserve">full hyperparameter tables + code</w:t>
+      </w:r>
+      <w:r>
+        <w:t xml:space="preserve"> </w:t>
+      </w:r>
+      <w:r>
+        <w:t xml:space="preserve">reproduce every baseline exactly (including SAC (</w:t>
+      </w:r>
+      <w:r>
+        <w:t xml:space="preserve">) init and MEow tuning)?</w:t>
+      </w:r>
+    </w:p>
+    <w:p>
+      <w:pPr>
+        <w:numPr>
+          <w:ilvl w:val="0"/>
+          <w:numId w:val="1026"/>
+        </w:numPr>
+      </w:pPr>
+      <w:r>
+        <w:t xml:space="preserve">Deterministic-eval protocol for Gaussian baselines only—how much does stochastic eval change rankings?</w:t>
+      </w:r>
+    </w:p>
+    <w:p>
+      <w:pPr>
+        <w:numPr>
+          <w:ilvl w:val="0"/>
+          <w:numId w:val="1026"/>
+        </w:numPr>
+      </w:pPr>
+      <w:r>
+        <w:t xml:space="preserve">Any</w:t>
+      </w:r>
+      <w:r>
+        <w:t xml:space="preserve"> </w:t>
+      </w:r>
+      <w:r>
+        <w:rPr>
+          <w:bCs/>
+          <w:b/>
+        </w:rPr>
+        <w:t xml:space="preserve">bias</w:t>
+      </w:r>
+      <w:r>
+        <w:t xml:space="preserve"> </w:t>
+      </w:r>
+      <w:r>
+        <w:t xml:space="preserve">analysis for semi-gradient TD through flow density?</w:t>
+      </w:r>
+    </w:p>
+    <w:bookmarkEnd w:id="69"/>
+    <w:bookmarkStart w:id="70" w:name="suggested-overall-1"/>
     <w:p>
       <w:pPr>
         <w:pStyle w:val="Heading3"/>
@@ -3002,7 +6891,7 @@
       <w:pPr>
         <w:numPr>
           <w:ilvl w:val="0"/>
-          <w:numId w:val="1012"/>
+          <w:numId w:val="1027"/>
         </w:numPr>
         <w:pStyle w:val="Compact"/>
       </w:pPr>
@@ -3019,12 +6908,15 @@
       <w:r>
         <w:t xml:space="preserve">Borderline Accept</w:t>
       </w:r>
-    </w:p>
-    <w:p>
-      <w:pPr>
-        <w:numPr>
-          <w:ilvl w:val="0"/>
-          <w:numId w:val="1012"/>
+      <w:r>
+        <w:br/>
+      </w:r>
+    </w:p>
+    <w:p>
+      <w:pPr>
+        <w:numPr>
+          <w:ilvl w:val="0"/>
+          <w:numId w:val="1027"/>
         </w:numPr>
         <w:pStyle w:val="Compact"/>
       </w:pPr>
@@ -3049,23 +6941,364 @@
         </w:pict>
       </w:r>
     </w:p>
-    <w:bookmarkEnd w:id="44"/>
-    <w:bookmarkEnd w:id="45"/>
-    <w:bookmarkStart w:id="53" w:name="中文-1"/>
+    <w:bookmarkEnd w:id="70"/>
+    <w:bookmarkEnd w:id="71"/>
+    <w:bookmarkStart w:id="75" w:name="extended-review-50972-中文"/>
     <w:p>
       <w:pPr>
         <w:pStyle w:val="Heading2"/>
       </w:pPr>
       <w:r>
-        <w:t xml:space="preserve">中文</w:t>
-      </w:r>
-    </w:p>
-    <w:bookmarkStart w:id="46" w:name="ai-文档说明可选"/>
+        <w:t xml:space="preserve">Extended review — 50972 (中文)</w:t>
+      </w:r>
+    </w:p>
+    <w:bookmarkStart w:id="72" w:name="方法概述"/>
     <w:p>
       <w:pPr>
         <w:pStyle w:val="Heading3"/>
       </w:pPr>
       <w:r>
+        <w:t xml:space="preserve">方法概述</w:t>
+      </w:r>
+    </w:p>
+    <w:p>
+      <w:pPr>
+        <w:pStyle w:val="FirstParagraph"/>
+      </w:pPr>
+      <w:r>
+        <w:t xml:space="preserve">QNF 用</w:t>
+      </w:r>
+      <w:r>
+        <w:t xml:space="preserve"> </w:t>
+      </w:r>
+      <w:r>
+        <w:rPr>
+          <w:bCs/>
+          <w:b/>
+        </w:rPr>
+        <w:t xml:space="preserve">normalizing flow</w:t>
+      </w:r>
+      <w:r>
+        <w:t xml:space="preserve"> </w:t>
+      </w:r>
+      <w:r>
+        <w:t xml:space="preserve">直接表示</w:t>
+      </w:r>
+      <w:r>
+        <w:t xml:space="preserve"> </w:t>
+      </w:r>
+      <w:r>
+        <w:rPr>
+          <w:bCs/>
+          <w:b/>
+        </w:rPr>
+        <w:t xml:space="preserve">熵正则策略</w:t>
+      </w:r>
+      <w:r>
+        <w:t xml:space="preserve">，等价于隐式 Q 的 softmax，省去 SAC 式</w:t>
+      </w:r>
+      <w:r>
+        <w:t xml:space="preserve"> </w:t>
+      </w:r>
+      <w:r>
+        <w:rPr>
+          <w:bCs/>
+          <w:b/>
+        </w:rPr>
+        <w:t xml:space="preserve">actor 对 softmax 的回归</w:t>
+      </w:r>
+      <w:r>
+        <w:t xml:space="preserve">。训练：</w:t>
+      </w:r>
+      <w:r>
+        <w:rPr>
+          <w:bCs/>
+          <w:b/>
+        </w:rPr>
+        <w:t xml:space="preserve">soft TD</w:t>
+      </w:r>
+      <w:r>
+        <w:t xml:space="preserve"> </w:t>
+      </w:r>
+      <w:r>
+        <w:t xml:space="preserve">+ 双 critic + target；flow 用</w:t>
+      </w:r>
+      <w:r>
+        <w:t xml:space="preserve"> </w:t>
+      </w:r>
+      <w:r>
+        <w:rPr>
+          <w:bCs/>
+          <w:b/>
+        </w:rPr>
+        <w:t xml:space="preserve">semi-gradient TD</w:t>
+      </w:r>
+      <w:r>
+        <w:t xml:space="preserve">（非 Trust-PCL 全梯度）。</w:t>
+      </w:r>
+      <w:r>
+        <w:rPr>
+          <w:bCs/>
+          <w:b/>
+        </w:rPr>
+        <w:t xml:space="preserve">(</w:t>
+      </w:r>
+      <w:r>
+        <w:rPr>
+          <w:bCs/>
+          <w:b/>
+        </w:rPr>
+        <w:t xml:space="preserve">)</w:t>
+      </w:r>
+      <w:r>
+        <w:t xml:space="preserve"> </w:t>
+      </w:r>
+      <w:r>
+        <w:t xml:space="preserve">用 advantage 与 (</w:t>
+      </w:r>
+      <w:r>
+        <w:t xml:space="preserve">) 的</w:t>
+      </w:r>
+      <w:r>
+        <w:t xml:space="preserve"> </w:t>
+      </w:r>
+      <w:r>
+        <w:rPr>
+          <w:bCs/>
+          <w:b/>
+        </w:rPr>
+        <w:t xml:space="preserve">OLS 闭式解</w:t>
+      </w:r>
+      <w:r>
+        <w:t xml:space="preserve"> </w:t>
+      </w:r>
+      <w:r>
+        <w:t xml:space="preserve">自适应；</w:t>
+      </w:r>
+      <w:r>
+        <w:rPr>
+          <w:bCs/>
+          <w:b/>
+        </w:rPr>
+        <w:t xml:space="preserve">greedification（(</w:t>
+      </w:r>
+      <w:r>
+        <w:rPr>
+          <w:bCs/>
+          <w:b/>
+        </w:rPr>
+        <w:t xml:space="preserve">)）</w:t>
+      </w:r>
+      <w:r>
+        <w:t xml:space="preserve"> </w:t>
+      </w:r>
+      <w:r>
+        <w:t xml:space="preserve">在 TD 残差小时把策略推得更「冷」。</w:t>
+      </w:r>
+    </w:p>
+    <w:bookmarkEnd w:id="72"/>
+    <w:bookmarkStart w:id="73" w:name="实验解读"/>
+    <w:p>
+      <w:pPr>
+        <w:pStyle w:val="Heading3"/>
+      </w:pPr>
+      <w:r>
+        <w:t xml:space="preserve">实验解读</w:t>
+      </w:r>
+    </w:p>
+    <w:p>
+      <w:pPr>
+        <w:pStyle w:val="FirstParagraph"/>
+      </w:pPr>
+      <w:r>
+        <w:t xml:space="preserve">8 个 DMC、500k 步、5 seed、IQM+CI。QNF 多任务</w:t>
+      </w:r>
+      <w:r>
+        <w:t xml:space="preserve"> </w:t>
+      </w:r>
+      <w:r>
+        <w:rPr>
+          <w:bCs/>
+          <w:b/>
+        </w:rPr>
+        <w:t xml:space="preserve">有竞争力</w:t>
+      </w:r>
+      <w:r>
+        <w:t xml:space="preserve">，但在</w:t>
+      </w:r>
+      <w:r>
+        <w:t xml:space="preserve"> </w:t>
+      </w:r>
+      <w:r>
+        <w:rPr>
+          <w:bCs/>
+          <w:b/>
+        </w:rPr>
+        <w:t xml:space="preserve">cheetah-run、walker-run</w:t>
+      </w:r>
+      <w:r>
+        <w:t xml:space="preserve"> </w:t>
+      </w:r>
+      <w:r>
+        <w:t xml:space="preserve">等利用型任务上</w:t>
+      </w:r>
+      <w:r>
+        <w:t xml:space="preserve"> </w:t>
+      </w:r>
+      <w:r>
+        <w:rPr>
+          <w:bCs/>
+          <w:b/>
+        </w:rPr>
+        <w:t xml:space="preserve">弱于 SAC/CrossQ</w:t>
+      </w:r>
+      <w:r>
+        <w:t xml:space="preserve">；</w:t>
+      </w:r>
+      <w:r>
+        <w:rPr>
+          <w:bCs/>
+          <w:b/>
+        </w:rPr>
+        <w:t xml:space="preserve">hopper-stand</w:t>
+      </w:r>
+      <w:r>
+        <w:t xml:space="preserve"> </w:t>
+      </w:r>
+      <w:r>
+        <w:t xml:space="preserve">探索不足。Fig. 4 显示</w:t>
+      </w:r>
+      <w:r>
+        <w:t xml:space="preserve"> </w:t>
+      </w:r>
+      <w:r>
+        <w:rPr>
+          <w:bCs/>
+          <w:b/>
+        </w:rPr>
+        <w:t xml:space="preserve">(</w:t>
+      </w:r>
+      <w:r>
+        <w:rPr>
+          <w:bCs/>
+          <w:b/>
+        </w:rPr>
+        <w:t xml:space="preserve">)</w:t>
+      </w:r>
+      <w:r>
+        <w:t xml:space="preserve"> </w:t>
+      </w:r>
+      <w:r>
+        <w:t xml:space="preserve">敏感，OLS 自动调 (</w:t>
+      </w:r>
+      <w:r>
+        <w:t xml:space="preserve">) 有效；</w:t>
+      </w:r>
+      <w:r>
+        <w:rPr>
+          <w:bCs/>
+          <w:b/>
+        </w:rPr>
+        <w:t xml:space="preserve">(</w:t>
+      </w:r>
+      <w:r>
+        <w:rPr>
+          <w:bCs/>
+          <w:b/>
+        </w:rPr>
+        <w:t xml:space="preserve">)</w:t>
+      </w:r>
+      <w:r>
+        <w:t xml:space="preserve"> </w:t>
+      </w:r>
+      <w:r>
+        <w:t xml:space="preserve">过大可能崩溃。</w:t>
+      </w:r>
+    </w:p>
+    <w:bookmarkEnd w:id="73"/>
+    <w:bookmarkStart w:id="74" w:name="优缺点扩展"/>
+    <w:p>
+      <w:pPr>
+        <w:pStyle w:val="Heading3"/>
+      </w:pPr>
+      <w:r>
+        <w:t xml:space="preserve">优缺点（扩展）</w:t>
+      </w:r>
+    </w:p>
+    <w:p>
+      <w:pPr>
+        <w:pStyle w:val="FirstParagraph"/>
+      </w:pPr>
+      <w:r>
+        <w:rPr>
+          <w:bCs/>
+          <w:b/>
+        </w:rPr>
+        <w:t xml:space="preserve">优点：</w:t>
+      </w:r>
+      <w:r>
+        <w:t xml:space="preserve"> </w:t>
+      </w:r>
+      <w:r>
+        <w:t xml:space="preserve">概念统一、算法图清晰；(</w:t>
+      </w:r>
+      <w:r>
+        <w:t xml:space="preserve">)/(</w:t>
+      </w:r>
+      <w:r>
+        <w:t xml:space="preserve">) 有消融；QMANSF 有架构对比。</w:t>
+      </w:r>
+      <w:r>
+        <w:br/>
+      </w:r>
+      <w:r>
+        <w:rPr>
+          <w:bCs/>
+          <w:b/>
+        </w:rPr>
+        <w:t xml:space="preserve">缺点：</w:t>
+      </w:r>
+      <w:r>
+        <w:t xml:space="preserve"> </w:t>
+      </w:r>
+      <w:r>
+        <w:t xml:space="preserve">摘要「与主流 actor-critic 相当」</w:t>
+      </w:r>
+      <w:r>
+        <w:rPr>
+          <w:bCs/>
+          <w:b/>
+        </w:rPr>
+        <w:t xml:space="preserve">证据不足</w:t>
+      </w:r>
+      <w:r>
+        <w:t xml:space="preserve">；跨环境共用超参、MEow 调参来源、缺 wall-time；hopper-stand 失败限制泛化 claim；无收敛理论。</w:t>
+      </w:r>
+    </w:p>
+    <w:p>
+      <w:r>
+        <w:pict>
+          <v:rect style="width:0;height:1.5pt" o:hralign="center" o:hrstd="t" o:hr="t"/>
+        </w:pict>
+      </w:r>
+    </w:p>
+    <w:bookmarkEnd w:id="74"/>
+    <w:bookmarkEnd w:id="75"/>
+    <w:bookmarkStart w:id="83" w:name="openreview-paste-in-50972-中文"/>
+    <w:p>
+      <w:pPr>
+        <w:pStyle w:val="Heading2"/>
+      </w:pPr>
+      <w:r>
+        <w:t xml:space="preserve">OpenReview paste-in — 50972 (中文)</w:t>
+      </w:r>
+    </w:p>
+    <w:bookmarkStart w:id="76" w:name="ai-文档说明可选-1"/>
+    <w:p>
+      <w:pPr>
+        <w:pStyle w:val="Heading3"/>
+      </w:pPr>
+      <w:r>
         <w:t xml:space="preserve">AI 文档说明（可选）</w:t>
       </w:r>
     </w:p>
@@ -3074,7 +7307,7 @@
         <w:pStyle w:val="FirstParagraph"/>
       </w:pPr>
       <w:r>
-        <w:t xml:space="preserve">已读 15 页全文；英文自撰，中文 LLM 整理。倾向：</w:t>
+        <w:t xml:space="preserve">已读 15 页全文。倾向：</w:t>
       </w:r>
       <w:r>
         <w:rPr>
@@ -3087,8 +7320,8 @@
         <w:t xml:space="preserve">。</w:t>
       </w:r>
     </w:p>
-    <w:bookmarkEnd w:id="46"/>
-    <w:bookmarkStart w:id="47" w:name="论文摘要-1"/>
+    <w:bookmarkEnd w:id="76"/>
+    <w:bookmarkStart w:id="77" w:name="论文摘要-1"/>
     <w:p>
       <w:pPr>
         <w:pStyle w:val="Heading3"/>
@@ -3102,91 +7335,7 @@
         <w:pStyle w:val="FirstParagraph"/>
       </w:pPr>
       <w:r>
-        <w:t xml:space="preserve">本文提出</w:t>
-      </w:r>
-      <w:r>
-        <w:t xml:space="preserve"> </w:t>
-      </w:r>
-      <w:r>
-        <w:rPr>
-          <w:bCs/>
-          <w:b/>
-        </w:rPr>
-        <w:t xml:space="preserve">Q Normalizing Flows (QNF)</w:t>
-      </w:r>
-      <w:r>
-        <w:t xml:space="preserve">：用</w:t>
-      </w:r>
-      <w:r>
-        <w:t xml:space="preserve"> </w:t>
-      </w:r>
-      <w:r>
-        <w:rPr>
-          <w:bCs/>
-          <w:b/>
-        </w:rPr>
-        <w:t xml:space="preserve">normalizing flow</w:t>
-      </w:r>
-      <w:r>
-        <w:t xml:space="preserve"> </w:t>
-      </w:r>
-      <w:r>
-        <w:t xml:space="preserve">直接参数化</w:t>
-      </w:r>
-      <w:r>
-        <w:t xml:space="preserve"> </w:t>
-      </w:r>
-      <w:r>
-        <w:rPr>
-          <w:bCs/>
-          <w:b/>
-        </w:rPr>
-        <w:t xml:space="preserve">熵正则策略</w:t>
-      </w:r>
-      <w:r>
-        <w:t xml:space="preserve">，使策略密度</w:t>
-      </w:r>
-      <w:r>
-        <w:t xml:space="preserve"> </w:t>
-      </w:r>
-      <w:r>
-        <w:rPr>
-          <w:bCs/>
-          <w:b/>
-        </w:rPr>
-        <w:t xml:space="preserve">即为</w:t>
-      </w:r>
-      <w:r>
-        <w:t xml:space="preserve"> </w:t>
-      </w:r>
-      <w:r>
-        <w:t xml:space="preserve">隐式 (Q) 的 softmax（式 11–12），而非先学 (Q(s,a)) 再单独 actor 回归（SAC/MPO）。训练为</w:t>
-      </w:r>
-      <w:r>
-        <w:t xml:space="preserve"> </w:t>
-      </w:r>
-      <w:r>
-        <w:rPr>
-          <w:bCs/>
-          <w:b/>
-        </w:rPr>
-        <w:t xml:space="preserve">soft TD</w:t>
-      </w:r>
-      <w:r>
-        <w:t xml:space="preserve">、双 critic 与 target；flow 用</w:t>
-      </w:r>
-      <w:r>
-        <w:t xml:space="preserve"> </w:t>
-      </w:r>
-      <w:r>
-        <w:rPr>
-          <w:bCs/>
-          <w:b/>
-        </w:rPr>
-        <w:t xml:space="preserve">semi-gradient TD</w:t>
-      </w:r>
-      <w:r>
-        <w:t xml:space="preserve">（式 15），区别于 Trust-PCL 的 full gradient-TD。</w:t>
+        <w:t xml:space="preserve">（见英文 Summary 中文对应）QNF：flow 即 softmax 策略；semi-gradient soft TD；</w:t>
       </w:r>
       <w:r>
         <w:rPr>
@@ -3206,29 +7355,7 @@
         <w:t xml:space="preserve"> </w:t>
       </w:r>
       <w:r>
-        <w:t xml:space="preserve">通过对 ((</w:t>
-      </w:r>
-      <w:r>
-        <w:t xml:space="preserve">_</w:t>
-      </w:r>
-      <w:r>
-        <w:t xml:space="preserve">,</w:t>
-      </w:r>
-      <w:r>
-        <w:t xml:space="preserve">)) 的</w:t>
-      </w:r>
-      <w:r>
-        <w:t xml:space="preserve"> </w:t>
-      </w:r>
-      <w:r>
-        <w:rPr>
-          <w:bCs/>
-          <w:b/>
-        </w:rPr>
-        <w:t xml:space="preserve">OLS 闭式解</w:t>
-      </w:r>
-      <w:r>
-        <w:t xml:space="preserve">（式 17）自适应；</w:t>
+        <w:t xml:space="preserve">OLS 自适应；</w:t>
       </w:r>
       <w:r>
         <w:rPr>
@@ -3238,97 +7365,7 @@
         <w:t xml:space="preserve">greedification</w:t>
       </w:r>
       <w:r>
-        <w:t xml:space="preserve">（式 18–20，(</w:t>
-      </w:r>
-      <w:r>
-        <w:t xml:space="preserve">)）在 TD 残差趋零时推向更冷 softmax。</w:t>
-      </w:r>
-      <w:r>
-        <w:rPr>
-          <w:bCs/>
-          <w:b/>
-        </w:rPr>
-        <w:t xml:space="preserve">QMANSF</w:t>
-      </w:r>
-      <w:r>
-        <w:t xml:space="preserve"> </w:t>
-      </w:r>
-      <w:r>
-        <w:t xml:space="preserve">在</w:t>
-      </w:r>
-      <w:r>
-        <w:t xml:space="preserve"> </w:t>
-      </w:r>
-      <w:r>
-        <w:rPr>
-          <w:bCs/>
-          <w:b/>
-        </w:rPr>
-        <w:t xml:space="preserve">8 个 DMC</w:t>
-      </w:r>
-      <w:r>
-        <w:t xml:space="preserve"> </w:t>
-      </w:r>
-      <w:r>
-        <w:t xml:space="preserve">任务（500k 步、5 seed、IQM+CI）上对比</w:t>
-      </w:r>
-      <w:r>
-        <w:t xml:space="preserve"> </w:t>
-      </w:r>
-      <w:r>
-        <w:rPr>
-          <w:bCs/>
-          <w:b/>
-        </w:rPr>
-        <w:t xml:space="preserve">SAC、CrossQ、FMER、FPO、MEow</w:t>
-      </w:r>
-      <w:r>
-        <w:t xml:space="preserve">，并做 flow 与 (</w:t>
-      </w:r>
-      <w:r>
-        <w:t xml:space="preserve">)/(</w:t>
-      </w:r>
-      <w:r>
-        <w:t xml:space="preserve">) 消融。多任务</w:t>
-      </w:r>
-      <w:r>
-        <w:t xml:space="preserve"> </w:t>
-      </w:r>
-      <w:r>
-        <w:rPr>
-          <w:bCs/>
-          <w:b/>
-        </w:rPr>
-        <w:t xml:space="preserve">有竞争力</w:t>
-      </w:r>
-      <w:r>
-        <w:t xml:space="preserve">，但在</w:t>
-      </w:r>
-      <w:r>
-        <w:t xml:space="preserve"> </w:t>
-      </w:r>
-      <w:r>
-        <w:rPr>
-          <w:bCs/>
-          <w:b/>
-        </w:rPr>
-        <w:t xml:space="preserve">利用型</w:t>
-      </w:r>
-      <w:r>
-        <w:t xml:space="preserve">（cheetah-run、walker-run）与</w:t>
-      </w:r>
-      <w:r>
-        <w:t xml:space="preserve"> </w:t>
-      </w:r>
-      <w:r>
-        <w:rPr>
-          <w:bCs/>
-          <w:b/>
-        </w:rPr>
-        <w:t xml:space="preserve">弱探索</w:t>
-      </w:r>
-      <w:r>
-        <w:t xml:space="preserve">（hopper-stand）上</w:t>
+        <w:t xml:space="preserve">。QMANSF 在 8 个 DMC 上对比 SAC/CrossQ 等。多任务有竞争力，利用型与 hopper-stand</w:t>
       </w:r>
       <w:r>
         <w:t xml:space="preserve"> </w:t>
@@ -3344,11 +7381,11 @@
         <w:t xml:space="preserve"> </w:t>
       </w:r>
       <w:r>
-        <w:t xml:space="preserve">SAC/CrossQ。仅限仿真、偏 dense reward。</w:t>
-      </w:r>
-    </w:p>
-    <w:bookmarkEnd w:id="47"/>
-    <w:bookmarkStart w:id="48" w:name="评分-1"/>
+        <w:t xml:space="preserve">强基线。</w:t>
+      </w:r>
+    </w:p>
+    <w:bookmarkEnd w:id="77"/>
+    <w:bookmarkStart w:id="78" w:name="评分-1"/>
     <w:p>
       <w:pPr>
         <w:pStyle w:val="Heading3"/>
@@ -3360,7 +7397,7 @@
     <w:tbl>
       <w:tblPr>
         <w:tblStyle w:val="Table"/>
-        <w:tblW w:type="pct" w:w="5000"/>
+        <w:tblW w:type="auto" w:w="0"/>
         <w:tblLook w:firstRow="1" w:lastRow="0" w:firstColumn="0" w:lastColumn="0" w:noHBand="0" w:noVBand="0" w:val="0020"/>
         <w:jc w:val="start"/>
       </w:tblPr>
@@ -3419,10 +7456,6 @@
               <w:jc w:val="left"/>
             </w:pPr>
             <w:r>
-              <w:rPr>
-                <w:bCs/>
-                <w:b/>
-              </w:rPr>
               <w:t xml:space="preserve">Presentation</w:t>
             </w:r>
           </w:p>
@@ -3451,7 +7484,7 @@
               <w:jc w:val="left"/>
             </w:pPr>
             <w:r>
-              <w:t xml:space="preserve">动机、算法与 Figure 1 清楚。</w:t>
+              <w:t xml:space="preserve">清楚。</w:t>
             </w:r>
           </w:p>
         </w:tc>
@@ -3465,10 +7498,6 @@
               <w:jc w:val="left"/>
             </w:pPr>
             <w:r>
-              <w:rPr>
-                <w:bCs/>
-                <w:b/>
-              </w:rPr>
               <w:t xml:space="preserve">Informativeness</w:t>
             </w:r>
           </w:p>
@@ -3497,7 +7526,7 @@
               <w:jc w:val="left"/>
             </w:pPr>
             <w:r>
-              <w:t xml:space="preserve">思路新、训练技巧有用，但 benchmark 窄、无收敛理论。</w:t>
+              <w:t xml:space="preserve">思路新但 benchmark 窄。</w:t>
             </w:r>
           </w:p>
         </w:tc>
@@ -3511,10 +7540,6 @@
               <w:jc w:val="left"/>
             </w:pPr>
             <w:r>
-              <w:rPr>
-                <w:bCs/>
-                <w:b/>
-              </w:rPr>
               <w:t xml:space="preserve">Soundness</w:t>
             </w:r>
           </w:p>
@@ -3543,14 +7568,14 @@
               <w:jc w:val="left"/>
             </w:pPr>
             <w:r>
-              <w:t xml:space="preserve">方法合理；多任务落后强基线；基线调参对齐不充分。</w:t>
+              <w:t xml:space="preserve">合理；基线对齐与算力对比不足。</w:t>
             </w:r>
           </w:p>
         </w:tc>
       </w:tr>
     </w:tbl>
-    <w:bookmarkEnd w:id="48"/>
-    <w:bookmarkStart w:id="49" w:name="关键优点-1"/>
+    <w:bookmarkEnd w:id="78"/>
+    <w:bookmarkStart w:id="79" w:name="关键优点-1"/>
     <w:p>
       <w:pPr>
         <w:pStyle w:val="Heading3"/>
@@ -3563,56 +7588,49 @@
       <w:pPr>
         <w:numPr>
           <w:ilvl w:val="0"/>
-          <w:numId w:val="1013"/>
-        </w:numPr>
-      </w:pPr>
-      <w:r>
-        <w:rPr>
-          <w:bCs/>
-          <w:b/>
-        </w:rPr>
-        <w:t xml:space="preserve">概念统一</w:t>
-      </w:r>
-      <w:r>
-        <w:t xml:space="preserve">：softmax 策略即生成模型，去掉 SAC 式独立 policy improvement，仍用标准 off-policy TD。</w:t>
-      </w:r>
-    </w:p>
-    <w:p>
-      <w:pPr>
-        <w:numPr>
-          <w:ilvl w:val="0"/>
-          <w:numId w:val="1013"/>
-        </w:numPr>
-      </w:pPr>
-      <w:r>
-        <w:rPr>
-          <w:bCs/>
-          <w:b/>
-        </w:rPr>
+          <w:numId w:val="1028"/>
+        </w:numPr>
+        <w:pStyle w:val="Compact"/>
+      </w:pPr>
+      <w:r>
+        <w:t xml:space="preserve">softmax 与 flow 统一，去掉独立 policy improvement。</w:t>
+      </w:r>
+      <w:r>
+        <w:br/>
+      </w:r>
+    </w:p>
+    <w:p>
+      <w:pPr>
+        <w:numPr>
+          <w:ilvl w:val="0"/>
+          <w:numId w:val="1028"/>
+        </w:numPr>
+        <w:pStyle w:val="Compact"/>
+      </w:pPr>
+      <w:r>
         <w:t xml:space="preserve">(</w:t>
       </w:r>
       <w:r>
-        <w:rPr>
-          <w:bCs/>
-          <w:b/>
-        </w:rPr>
-        <w:t xml:space="preserve">) OLS 与 greedification</w:t>
-      </w:r>
-      <w:r>
-        <w:t xml:space="preserve"> </w:t>
-      </w:r>
-      <w:r>
-        <w:t xml:space="preserve">有 Figure 4 等消融支撑，针对固定 (</w:t>
-      </w:r>
-      <w:r>
-        <w:t xml:space="preserve">) 敏感与 (</w:t>
-      </w:r>
-      <w:r>
-        <w:t xml:space="preserve">) 停滞。</w:t>
-      </w:r>
-    </w:p>
-    <w:bookmarkEnd w:id="49"/>
-    <w:bookmarkStart w:id="50" w:name="关键缺点-1"/>
+        <w:t xml:space="preserve">) OLS 与 greed 有 Fig. 4 支撑。</w:t>
+      </w:r>
+      <w:r>
+        <w:br/>
+      </w:r>
+    </w:p>
+    <w:p>
+      <w:pPr>
+        <w:numPr>
+          <w:ilvl w:val="0"/>
+          <w:numId w:val="1028"/>
+        </w:numPr>
+        <w:pStyle w:val="Compact"/>
+      </w:pPr>
+      <w:r>
+        <w:t xml:space="preserve">QMANSF 经 Fig. 3 论证。</w:t>
+      </w:r>
+    </w:p>
+    <w:bookmarkEnd w:id="79"/>
+    <w:bookmarkStart w:id="80" w:name="关键缺点-1"/>
     <w:p>
       <w:pPr>
         <w:pStyle w:val="Heading3"/>
@@ -3625,40 +7643,31 @@
       <w:pPr>
         <w:numPr>
           <w:ilvl w:val="0"/>
-          <w:numId w:val="1014"/>
-        </w:numPr>
-      </w:pPr>
-      <w:r>
-        <w:rPr>
-          <w:bCs/>
-          <w:b/>
-        </w:rPr>
-        <w:t xml:space="preserve">实验不足以支撑「与主流 actor–critic 相当」</w:t>
-      </w:r>
-      <w:r>
-        <w:t xml:space="preserve">：多篇任务 SAC/CrossQ 更优；缺 wall-time、更广 benchmark 与同算力显著性检验。</w:t>
-      </w:r>
-    </w:p>
-    <w:p>
-      <w:pPr>
-        <w:numPr>
-          <w:ilvl w:val="0"/>
-          <w:numId w:val="1014"/>
-        </w:numPr>
-      </w:pPr>
-      <w:r>
-        <w:rPr>
-          <w:bCs/>
-          <w:b/>
-        </w:rPr>
-        <w:t xml:space="preserve">复杂度高、对比难完全公平</w:t>
-      </w:r>
-      <w:r>
-        <w:t xml:space="preserve">：flow 更贵更不稳；跨环境共用超参、MEow 等基线来源不一。</w:t>
-      </w:r>
-    </w:p>
-    <w:bookmarkEnd w:id="50"/>
-    <w:bookmarkStart w:id="51" w:name="给作者的问题-1"/>
+          <w:numId w:val="1029"/>
+        </w:numPr>
+        <w:pStyle w:val="Compact"/>
+      </w:pPr>
+      <w:r>
+        <w:t xml:space="preserve">摘要表述强于实验（SAC/CrossQ 多任务更优）。</w:t>
+      </w:r>
+      <w:r>
+        <w:br/>
+      </w:r>
+    </w:p>
+    <w:p>
+      <w:pPr>
+        <w:numPr>
+          <w:ilvl w:val="0"/>
+          <w:numId w:val="1029"/>
+        </w:numPr>
+        <w:pStyle w:val="Compact"/>
+      </w:pPr>
+      <w:r>
+        <w:t xml:space="preserve">超参共用、缺 wall-time、探索任务失败。</w:t>
+      </w:r>
+    </w:p>
+    <w:bookmarkEnd w:id="80"/>
+    <w:bookmarkStart w:id="81" w:name="给作者的问题-1"/>
     <w:p>
       <w:pPr>
         <w:pStyle w:val="Heading3"/>
@@ -3671,99 +7680,76 @@
       <w:pPr>
         <w:numPr>
           <w:ilvl w:val="0"/>
-          <w:numId w:val="1015"/>
-        </w:numPr>
-      </w:pPr>
-      <w:r>
-        <w:t xml:space="preserve">cheetah-run / walker-run / hopper-stand：</w:t>
-      </w:r>
-      <w:r>
-        <w:rPr>
-          <w:bCs/>
-          <w:b/>
-        </w:rPr>
-        <w:t xml:space="preserve">同步数、同 wall-time</w:t>
-      </w:r>
-      <w:r>
-        <w:t xml:space="preserve"> </w:t>
-      </w:r>
-      <w:r>
-        <w:t xml:space="preserve">下相对 SAC/CrossQ 的</w:t>
-      </w:r>
-      <w:r>
-        <w:t xml:space="preserve"> </w:t>
-      </w:r>
-      <w:r>
-        <w:rPr>
-          <w:bCs/>
-          <w:b/>
-        </w:rPr>
-        <w:t xml:space="preserve">最终 IQM 与显著性</w:t>
-      </w:r>
-      <w:r>
-        <w:t xml:space="preserve">？</w:t>
-      </w:r>
-    </w:p>
-    <w:p>
-      <w:pPr>
-        <w:numPr>
-          <w:ilvl w:val="0"/>
-          <w:numId w:val="1015"/>
-        </w:numPr>
-      </w:pPr>
-      <w:r>
-        <w:t xml:space="preserve">收益是否主要来自</w:t>
-      </w:r>
-      <w:r>
-        <w:t xml:space="preserve"> </w:t>
-      </w:r>
-      <w:r>
-        <w:rPr>
-          <w:bCs/>
-          <w:b/>
-        </w:rPr>
-        <w:t xml:space="preserve">(</w:t>
-      </w:r>
-      <w:r>
-        <w:rPr>
-          <w:bCs/>
-          <w:b/>
-        </w:rPr>
-        <w:t xml:space="preserve">)-OLS + greed</w:t>
-      </w:r>
-      <w:r>
-        <w:t xml:space="preserve">，而非单模型参数化？能否 ablate flow + SAC 熵调、无 greed？</w:t>
-      </w:r>
-    </w:p>
-    <w:p>
-      <w:pPr>
-        <w:numPr>
-          <w:ilvl w:val="0"/>
-          <w:numId w:val="1015"/>
-        </w:numPr>
-      </w:pPr>
-      <w:r>
-        <w:t xml:space="preserve">是否公开</w:t>
-      </w:r>
-      <w:r>
-        <w:t xml:space="preserve"> </w:t>
-      </w:r>
-      <w:r>
-        <w:rPr>
-          <w:bCs/>
-          <w:b/>
-        </w:rPr>
-        <w:t xml:space="preserve">完整超参与代码</w:t>
-      </w:r>
-      <w:r>
-        <w:t xml:space="preserve"> </w:t>
-      </w:r>
-      <w:r>
-        <w:t xml:space="preserve">以精确复现各 baseline？</w:t>
-      </w:r>
-    </w:p>
-    <w:bookmarkEnd w:id="51"/>
-    <w:bookmarkStart w:id="52" w:name="建议总评"/>
+          <w:numId w:val="1030"/>
+        </w:numPr>
+        <w:pStyle w:val="Compact"/>
+      </w:pPr>
+      <w:r>
+        <w:t xml:space="preserve">关键任务上同步数、同 wall-time 的 IQM 与显著性？</w:t>
+      </w:r>
+      <w:r>
+        <w:br/>
+      </w:r>
+    </w:p>
+    <w:p>
+      <w:pPr>
+        <w:numPr>
+          <w:ilvl w:val="0"/>
+          <w:numId w:val="1030"/>
+        </w:numPr>
+        <w:pStyle w:val="Compact"/>
+      </w:pPr>
+      <w:r>
+        <w:t xml:space="preserve">消融：无 greed / SAC 式调熵？</w:t>
+      </w:r>
+      <w:r>
+        <w:br/>
+      </w:r>
+    </w:p>
+    <w:p>
+      <w:pPr>
+        <w:numPr>
+          <w:ilvl w:val="0"/>
+          <w:numId w:val="1030"/>
+        </w:numPr>
+        <w:pStyle w:val="Compact"/>
+      </w:pPr>
+      <w:r>
+        <w:t xml:space="preserve">代码与超参能否精确复现 baseline？</w:t>
+      </w:r>
+      <w:r>
+        <w:br/>
+      </w:r>
+    </w:p>
+    <w:p>
+      <w:pPr>
+        <w:numPr>
+          <w:ilvl w:val="0"/>
+          <w:numId w:val="1030"/>
+        </w:numPr>
+        <w:pStyle w:val="Compact"/>
+      </w:pPr>
+      <w:r>
+        <w:t xml:space="preserve">随机 eval 对排序影响？</w:t>
+      </w:r>
+      <w:r>
+        <w:br/>
+      </w:r>
+    </w:p>
+    <w:p>
+      <w:pPr>
+        <w:numPr>
+          <w:ilvl w:val="0"/>
+          <w:numId w:val="1030"/>
+        </w:numPr>
+        <w:pStyle w:val="Compact"/>
+      </w:pPr>
+      <w:r>
+        <w:t xml:space="preserve">semi-gradient 偏差分析？</w:t>
+      </w:r>
+    </w:p>
+    <w:bookmarkEnd w:id="81"/>
+    <w:bookmarkStart w:id="82" w:name="建议总评-1"/>
     <w:p>
       <w:pPr>
         <w:pStyle w:val="Heading3"/>
@@ -3776,7 +7762,7 @@
       <w:pPr>
         <w:numPr>
           <w:ilvl w:val="0"/>
-          <w:numId w:val="1016"/>
+          <w:numId w:val="1031"/>
         </w:numPr>
         <w:pStyle w:val="Compact"/>
       </w:pPr>
@@ -3801,7 +7787,7 @@
       <w:pPr>
         <w:numPr>
           <w:ilvl w:val="0"/>
-          <w:numId w:val="1016"/>
+          <w:numId w:val="1031"/>
         </w:numPr>
         <w:pStyle w:val="Compact"/>
       </w:pPr>
@@ -3835,12 +7821,12 @@
           <w:iCs/>
           <w:i/>
         </w:rPr>
-        <w:t xml:space="preserve">Generated for reviewer paste-in. Adjust AI Documentation to match your actual AI use policy.</w:t>
-      </w:r>
-    </w:p>
-    <w:bookmarkEnd w:id="52"/>
-    <w:bookmarkEnd w:id="53"/>
-    <w:bookmarkEnd w:id="54"/>
+        <w:t xml:space="preserve">Document version: extended detail for local reading + OpenReview paste-in. Adjust AI Documentation to match your conference AI policy.</w:t>
+      </w:r>
+    </w:p>
+    <w:bookmarkEnd w:id="82"/>
+    <w:bookmarkEnd w:id="83"/>
+    <w:bookmarkEnd w:id="84"/>
     <w:sectPr/>
   </w:body>
 </w:document>
@@ -4142,97 +8128,16 @@
     </w:lvlOverride>
   </w:num>
   <w:num w:numId="1002">
-    <w:abstractNumId w:val="99411"/>
-    <w:lvlOverride w:ilvl="0">
-      <w:startOverride w:val="1"/>
-    </w:lvlOverride>
-    <w:lvlOverride w:ilvl="1">
-      <w:startOverride w:val="1"/>
-    </w:lvlOverride>
-    <w:lvlOverride w:ilvl="2">
-      <w:startOverride w:val="1"/>
-    </w:lvlOverride>
-    <w:lvlOverride w:ilvl="3">
-      <w:startOverride w:val="1"/>
-    </w:lvlOverride>
-    <w:lvlOverride w:ilvl="4">
-      <w:startOverride w:val="1"/>
-    </w:lvlOverride>
-    <w:lvlOverride w:ilvl="5">
-      <w:startOverride w:val="1"/>
-    </w:lvlOverride>
-    <w:lvlOverride w:ilvl="6">
-      <w:startOverride w:val="1"/>
-    </w:lvlOverride>
-    <w:lvlOverride w:ilvl="7">
-      <w:startOverride w:val="1"/>
-    </w:lvlOverride>
-    <w:lvlOverride w:ilvl="8">
-      <w:startOverride w:val="1"/>
-    </w:lvlOverride>
+    <w:abstractNumId w:val="991"/>
   </w:num>
   <w:num w:numId="1003">
-    <w:abstractNumId w:val="99411"/>
-    <w:lvlOverride w:ilvl="0">
-      <w:startOverride w:val="1"/>
-    </w:lvlOverride>
-    <w:lvlOverride w:ilvl="1">
-      <w:startOverride w:val="1"/>
-    </w:lvlOverride>
-    <w:lvlOverride w:ilvl="2">
-      <w:startOverride w:val="1"/>
-    </w:lvlOverride>
-    <w:lvlOverride w:ilvl="3">
-      <w:startOverride w:val="1"/>
-    </w:lvlOverride>
-    <w:lvlOverride w:ilvl="4">
-      <w:startOverride w:val="1"/>
-    </w:lvlOverride>
-    <w:lvlOverride w:ilvl="5">
-      <w:startOverride w:val="1"/>
-    </w:lvlOverride>
-    <w:lvlOverride w:ilvl="6">
-      <w:startOverride w:val="1"/>
-    </w:lvlOverride>
-    <w:lvlOverride w:ilvl="7">
-      <w:startOverride w:val="1"/>
-    </w:lvlOverride>
-    <w:lvlOverride w:ilvl="8">
-      <w:startOverride w:val="1"/>
-    </w:lvlOverride>
+    <w:abstractNumId w:val="991"/>
   </w:num>
   <w:num w:numId="1004">
     <w:abstractNumId w:val="991"/>
   </w:num>
   <w:num w:numId="1005">
-    <w:abstractNumId w:val="99411"/>
-    <w:lvlOverride w:ilvl="0">
-      <w:startOverride w:val="1"/>
-    </w:lvlOverride>
-    <w:lvlOverride w:ilvl="1">
-      <w:startOverride w:val="1"/>
-    </w:lvlOverride>
-    <w:lvlOverride w:ilvl="2">
-      <w:startOverride w:val="1"/>
-    </w:lvlOverride>
-    <w:lvlOverride w:ilvl="3">
-      <w:startOverride w:val="1"/>
-    </w:lvlOverride>
-    <w:lvlOverride w:ilvl="4">
-      <w:startOverride w:val="1"/>
-    </w:lvlOverride>
-    <w:lvlOverride w:ilvl="5">
-      <w:startOverride w:val="1"/>
-    </w:lvlOverride>
-    <w:lvlOverride w:ilvl="6">
-      <w:startOverride w:val="1"/>
-    </w:lvlOverride>
-    <w:lvlOverride w:ilvl="7">
-      <w:startOverride w:val="1"/>
-    </w:lvlOverride>
-    <w:lvlOverride w:ilvl="8">
-      <w:startOverride w:val="1"/>
-    </w:lvlOverride>
+    <w:abstractNumId w:val="991"/>
   </w:num>
   <w:num w:numId="1006">
     <w:abstractNumId w:val="99411"/>
@@ -4391,34 +8296,7 @@
     <w:abstractNumId w:val="991"/>
   </w:num>
   <w:num w:numId="1013">
-    <w:abstractNumId w:val="99411"/>
-    <w:lvlOverride w:ilvl="0">
-      <w:startOverride w:val="1"/>
-    </w:lvlOverride>
-    <w:lvlOverride w:ilvl="1">
-      <w:startOverride w:val="1"/>
-    </w:lvlOverride>
-    <w:lvlOverride w:ilvl="2">
-      <w:startOverride w:val="1"/>
-    </w:lvlOverride>
-    <w:lvlOverride w:ilvl="3">
-      <w:startOverride w:val="1"/>
-    </w:lvlOverride>
-    <w:lvlOverride w:ilvl="4">
-      <w:startOverride w:val="1"/>
-    </w:lvlOverride>
-    <w:lvlOverride w:ilvl="5">
-      <w:startOverride w:val="1"/>
-    </w:lvlOverride>
-    <w:lvlOverride w:ilvl="6">
-      <w:startOverride w:val="1"/>
-    </w:lvlOverride>
-    <w:lvlOverride w:ilvl="7">
-      <w:startOverride w:val="1"/>
-    </w:lvlOverride>
-    <w:lvlOverride w:ilvl="8">
-      <w:startOverride w:val="1"/>
-    </w:lvlOverride>
+    <w:abstractNumId w:val="991"/>
   </w:num>
   <w:num w:numId="1014">
     <w:abstractNumId w:val="99411"/>
@@ -4481,6 +8359,294 @@
     </w:lvlOverride>
   </w:num>
   <w:num w:numId="1016">
+    <w:abstractNumId w:val="99411"/>
+    <w:lvlOverride w:ilvl="0">
+      <w:startOverride w:val="1"/>
+    </w:lvlOverride>
+    <w:lvlOverride w:ilvl="1">
+      <w:startOverride w:val="1"/>
+    </w:lvlOverride>
+    <w:lvlOverride w:ilvl="2">
+      <w:startOverride w:val="1"/>
+    </w:lvlOverride>
+    <w:lvlOverride w:ilvl="3">
+      <w:startOverride w:val="1"/>
+    </w:lvlOverride>
+    <w:lvlOverride w:ilvl="4">
+      <w:startOverride w:val="1"/>
+    </w:lvlOverride>
+    <w:lvlOverride w:ilvl="5">
+      <w:startOverride w:val="1"/>
+    </w:lvlOverride>
+    <w:lvlOverride w:ilvl="6">
+      <w:startOverride w:val="1"/>
+    </w:lvlOverride>
+    <w:lvlOverride w:ilvl="7">
+      <w:startOverride w:val="1"/>
+    </w:lvlOverride>
+    <w:lvlOverride w:ilvl="8">
+      <w:startOverride w:val="1"/>
+    </w:lvlOverride>
+  </w:num>
+  <w:num w:numId="1017">
+    <w:abstractNumId w:val="991"/>
+  </w:num>
+  <w:num w:numId="1018">
+    <w:abstractNumId w:val="991"/>
+  </w:num>
+  <w:num w:numId="1019">
+    <w:abstractNumId w:val="991"/>
+  </w:num>
+  <w:num w:numId="1020">
+    <w:abstractNumId w:val="991"/>
+  </w:num>
+  <w:num w:numId="1021">
+    <w:abstractNumId w:val="991"/>
+  </w:num>
+  <w:num w:numId="1022">
+    <w:abstractNumId w:val="99411"/>
+    <w:lvlOverride w:ilvl="0">
+      <w:startOverride w:val="1"/>
+    </w:lvlOverride>
+    <w:lvlOverride w:ilvl="1">
+      <w:startOverride w:val="1"/>
+    </w:lvlOverride>
+    <w:lvlOverride w:ilvl="2">
+      <w:startOverride w:val="1"/>
+    </w:lvlOverride>
+    <w:lvlOverride w:ilvl="3">
+      <w:startOverride w:val="1"/>
+    </w:lvlOverride>
+    <w:lvlOverride w:ilvl="4">
+      <w:startOverride w:val="1"/>
+    </w:lvlOverride>
+    <w:lvlOverride w:ilvl="5">
+      <w:startOverride w:val="1"/>
+    </w:lvlOverride>
+    <w:lvlOverride w:ilvl="6">
+      <w:startOverride w:val="1"/>
+    </w:lvlOverride>
+    <w:lvlOverride w:ilvl="7">
+      <w:startOverride w:val="1"/>
+    </w:lvlOverride>
+    <w:lvlOverride w:ilvl="8">
+      <w:startOverride w:val="1"/>
+    </w:lvlOverride>
+  </w:num>
+  <w:num w:numId="1023">
+    <w:abstractNumId w:val="99411"/>
+    <w:lvlOverride w:ilvl="0">
+      <w:startOverride w:val="1"/>
+    </w:lvlOverride>
+    <w:lvlOverride w:ilvl="1">
+      <w:startOverride w:val="1"/>
+    </w:lvlOverride>
+    <w:lvlOverride w:ilvl="2">
+      <w:startOverride w:val="1"/>
+    </w:lvlOverride>
+    <w:lvlOverride w:ilvl="3">
+      <w:startOverride w:val="1"/>
+    </w:lvlOverride>
+    <w:lvlOverride w:ilvl="4">
+      <w:startOverride w:val="1"/>
+    </w:lvlOverride>
+    <w:lvlOverride w:ilvl="5">
+      <w:startOverride w:val="1"/>
+    </w:lvlOverride>
+    <w:lvlOverride w:ilvl="6">
+      <w:startOverride w:val="1"/>
+    </w:lvlOverride>
+    <w:lvlOverride w:ilvl="7">
+      <w:startOverride w:val="1"/>
+    </w:lvlOverride>
+    <w:lvlOverride w:ilvl="8">
+      <w:startOverride w:val="1"/>
+    </w:lvlOverride>
+  </w:num>
+  <w:num w:numId="1024">
+    <w:abstractNumId w:val="99411"/>
+    <w:lvlOverride w:ilvl="0">
+      <w:startOverride w:val="1"/>
+    </w:lvlOverride>
+    <w:lvlOverride w:ilvl="1">
+      <w:startOverride w:val="1"/>
+    </w:lvlOverride>
+    <w:lvlOverride w:ilvl="2">
+      <w:startOverride w:val="1"/>
+    </w:lvlOverride>
+    <w:lvlOverride w:ilvl="3">
+      <w:startOverride w:val="1"/>
+    </w:lvlOverride>
+    <w:lvlOverride w:ilvl="4">
+      <w:startOverride w:val="1"/>
+    </w:lvlOverride>
+    <w:lvlOverride w:ilvl="5">
+      <w:startOverride w:val="1"/>
+    </w:lvlOverride>
+    <w:lvlOverride w:ilvl="6">
+      <w:startOverride w:val="1"/>
+    </w:lvlOverride>
+    <w:lvlOverride w:ilvl="7">
+      <w:startOverride w:val="1"/>
+    </w:lvlOverride>
+    <w:lvlOverride w:ilvl="8">
+      <w:startOverride w:val="1"/>
+    </w:lvlOverride>
+  </w:num>
+  <w:num w:numId="1025">
+    <w:abstractNumId w:val="99411"/>
+    <w:lvlOverride w:ilvl="0">
+      <w:startOverride w:val="1"/>
+    </w:lvlOverride>
+    <w:lvlOverride w:ilvl="1">
+      <w:startOverride w:val="1"/>
+    </w:lvlOverride>
+    <w:lvlOverride w:ilvl="2">
+      <w:startOverride w:val="1"/>
+    </w:lvlOverride>
+    <w:lvlOverride w:ilvl="3">
+      <w:startOverride w:val="1"/>
+    </w:lvlOverride>
+    <w:lvlOverride w:ilvl="4">
+      <w:startOverride w:val="1"/>
+    </w:lvlOverride>
+    <w:lvlOverride w:ilvl="5">
+      <w:startOverride w:val="1"/>
+    </w:lvlOverride>
+    <w:lvlOverride w:ilvl="6">
+      <w:startOverride w:val="1"/>
+    </w:lvlOverride>
+    <w:lvlOverride w:ilvl="7">
+      <w:startOverride w:val="1"/>
+    </w:lvlOverride>
+    <w:lvlOverride w:ilvl="8">
+      <w:startOverride w:val="1"/>
+    </w:lvlOverride>
+  </w:num>
+  <w:num w:numId="1026">
+    <w:abstractNumId w:val="99411"/>
+    <w:lvlOverride w:ilvl="0">
+      <w:startOverride w:val="1"/>
+    </w:lvlOverride>
+    <w:lvlOverride w:ilvl="1">
+      <w:startOverride w:val="1"/>
+    </w:lvlOverride>
+    <w:lvlOverride w:ilvl="2">
+      <w:startOverride w:val="1"/>
+    </w:lvlOverride>
+    <w:lvlOverride w:ilvl="3">
+      <w:startOverride w:val="1"/>
+    </w:lvlOverride>
+    <w:lvlOverride w:ilvl="4">
+      <w:startOverride w:val="1"/>
+    </w:lvlOverride>
+    <w:lvlOverride w:ilvl="5">
+      <w:startOverride w:val="1"/>
+    </w:lvlOverride>
+    <w:lvlOverride w:ilvl="6">
+      <w:startOverride w:val="1"/>
+    </w:lvlOverride>
+    <w:lvlOverride w:ilvl="7">
+      <w:startOverride w:val="1"/>
+    </w:lvlOverride>
+    <w:lvlOverride w:ilvl="8">
+      <w:startOverride w:val="1"/>
+    </w:lvlOverride>
+  </w:num>
+  <w:num w:numId="1027">
+    <w:abstractNumId w:val="991"/>
+  </w:num>
+  <w:num w:numId="1028">
+    <w:abstractNumId w:val="99411"/>
+    <w:lvlOverride w:ilvl="0">
+      <w:startOverride w:val="1"/>
+    </w:lvlOverride>
+    <w:lvlOverride w:ilvl="1">
+      <w:startOverride w:val="1"/>
+    </w:lvlOverride>
+    <w:lvlOverride w:ilvl="2">
+      <w:startOverride w:val="1"/>
+    </w:lvlOverride>
+    <w:lvlOverride w:ilvl="3">
+      <w:startOverride w:val="1"/>
+    </w:lvlOverride>
+    <w:lvlOverride w:ilvl="4">
+      <w:startOverride w:val="1"/>
+    </w:lvlOverride>
+    <w:lvlOverride w:ilvl="5">
+      <w:startOverride w:val="1"/>
+    </w:lvlOverride>
+    <w:lvlOverride w:ilvl="6">
+      <w:startOverride w:val="1"/>
+    </w:lvlOverride>
+    <w:lvlOverride w:ilvl="7">
+      <w:startOverride w:val="1"/>
+    </w:lvlOverride>
+    <w:lvlOverride w:ilvl="8">
+      <w:startOverride w:val="1"/>
+    </w:lvlOverride>
+  </w:num>
+  <w:num w:numId="1029">
+    <w:abstractNumId w:val="99411"/>
+    <w:lvlOverride w:ilvl="0">
+      <w:startOverride w:val="1"/>
+    </w:lvlOverride>
+    <w:lvlOverride w:ilvl="1">
+      <w:startOverride w:val="1"/>
+    </w:lvlOverride>
+    <w:lvlOverride w:ilvl="2">
+      <w:startOverride w:val="1"/>
+    </w:lvlOverride>
+    <w:lvlOverride w:ilvl="3">
+      <w:startOverride w:val="1"/>
+    </w:lvlOverride>
+    <w:lvlOverride w:ilvl="4">
+      <w:startOverride w:val="1"/>
+    </w:lvlOverride>
+    <w:lvlOverride w:ilvl="5">
+      <w:startOverride w:val="1"/>
+    </w:lvlOverride>
+    <w:lvlOverride w:ilvl="6">
+      <w:startOverride w:val="1"/>
+    </w:lvlOverride>
+    <w:lvlOverride w:ilvl="7">
+      <w:startOverride w:val="1"/>
+    </w:lvlOverride>
+    <w:lvlOverride w:ilvl="8">
+      <w:startOverride w:val="1"/>
+    </w:lvlOverride>
+  </w:num>
+  <w:num w:numId="1030">
+    <w:abstractNumId w:val="99411"/>
+    <w:lvlOverride w:ilvl="0">
+      <w:startOverride w:val="1"/>
+    </w:lvlOverride>
+    <w:lvlOverride w:ilvl="1">
+      <w:startOverride w:val="1"/>
+    </w:lvlOverride>
+    <w:lvlOverride w:ilvl="2">
+      <w:startOverride w:val="1"/>
+    </w:lvlOverride>
+    <w:lvlOverride w:ilvl="3">
+      <w:startOverride w:val="1"/>
+    </w:lvlOverride>
+    <w:lvlOverride w:ilvl="4">
+      <w:startOverride w:val="1"/>
+    </w:lvlOverride>
+    <w:lvlOverride w:ilvl="5">
+      <w:startOverride w:val="1"/>
+    </w:lvlOverride>
+    <w:lvlOverride w:ilvl="6">
+      <w:startOverride w:val="1"/>
+    </w:lvlOverride>
+    <w:lvlOverride w:ilvl="7">
+      <w:startOverride w:val="1"/>
+    </w:lvlOverride>
+    <w:lvlOverride w:ilvl="8">
+      <w:startOverride w:val="1"/>
+    </w:lvlOverride>
+  </w:num>
+  <w:num w:numId="1031">
     <w:abstractNumId w:val="991"/>
   </w:num>
 </w:numbering>

--- a/reviews/ICLR2027_42504_50972_reviews_pandoc.docx
+++ b/reviews/ICLR2027_42504_50972_reviews_pandoc.docx
@@ -48,39 +48,482 @@
         <w:t xml:space="preserve"> </w:t>
       </w:r>
       <w:r>
-        <w:t xml:space="preserve">block below into the corresponding OpenReview fields.</w:t>
-      </w:r>
-      <w:r>
-        <w:br/>
-      </w:r>
-      <w:r>
-        <w:rPr>
-          <w:bCs/>
-          <w:b/>
-        </w:rPr>
-        <w:t xml:space="preserve">Scales:</w:t>
-      </w:r>
-      <w:r>
-        <w:t xml:space="preserve"> </w:t>
-      </w:r>
-      <w:r>
-        <w:t xml:space="preserve">Presentation / Informativeness / Soundness are</w:t>
-      </w:r>
-      <w:r>
-        <w:t xml:space="preserve"> </w:t>
-      </w:r>
-      <w:r>
-        <w:rPr>
-          <w:bCs/>
-          <w:b/>
-        </w:rPr>
-        <w:t xml:space="preserve">1–3</w:t>
-      </w:r>
-      <w:r>
-        <w:t xml:space="preserve"> </w:t>
-      </w:r>
-      <w:r>
-        <w:t xml:space="preserve">(select the number in the form; rationale is in the table for your notes).</w:t>
+        <w:t xml:space="preserve">block into the matching OpenReview field (one paper at a time).</w:t>
+      </w:r>
+    </w:p>
+    <w:p>
+      <w:pPr>
+        <w:pStyle w:val="BodyText"/>
+      </w:pPr>
+      <w:r>
+        <w:rPr>
+          <w:bCs/>
+          <w:b/>
+        </w:rPr>
+        <w:t xml:space="preserve">Field checklist (per paper)</w:t>
+      </w:r>
+    </w:p>
+    <w:tbl>
+      <w:tblPr>
+        <w:tblStyle w:val="Table"/>
+        <w:tblW w:type="pct" w:w="5000"/>
+        <w:tblLook w:firstRow="1" w:lastRow="0" w:firstColumn="0" w:lastColumn="0" w:noHBand="0" w:noVBand="0" w:val="0020"/>
+        <w:jc w:val="start"/>
+      </w:tblPr>
+      <w:tblGrid>
+        <w:gridCol w:w="3394"/>
+        <w:gridCol w:w="4525"/>
+      </w:tblGrid>
+      <w:tr>
+        <w:trPr>
+          <w:tblHeader w:val="true"/>
+        </w:trPr>
+        <w:tc>
+          <w:tcPr/>
+          <w:p>
+            <w:pPr>
+              <w:pStyle w:val="Compact"/>
+              <w:jc w:val="left"/>
+            </w:pPr>
+            <w:r>
+              <w:t xml:space="preserve">OpenReview field</w:t>
+            </w:r>
+          </w:p>
+        </w:tc>
+        <w:tc>
+          <w:tcPr/>
+          <w:p>
+            <w:pPr>
+              <w:pStyle w:val="Compact"/>
+              <w:jc w:val="left"/>
+            </w:pPr>
+            <w:r>
+              <w:t xml:space="preserve">Section heading below</w:t>
+            </w:r>
+          </w:p>
+        </w:tc>
+      </w:tr>
+      <w:tr>
+        <w:tc>
+          <w:tcPr/>
+          <w:p>
+            <w:pPr>
+              <w:pStyle w:val="Compact"/>
+              <w:jc w:val="left"/>
+            </w:pPr>
+            <w:r>
+              <w:t xml:space="preserve">AI Documentation For Reviewing</w:t>
+            </w:r>
+          </w:p>
+        </w:tc>
+        <w:tc>
+          <w:tcPr/>
+          <w:p>
+            <w:pPr>
+              <w:pStyle w:val="Compact"/>
+              <w:jc w:val="left"/>
+            </w:pPr>
+            <w:r>
+              <w:t xml:space="preserve">optional</w:t>
+            </w:r>
+          </w:p>
+        </w:tc>
+      </w:tr>
+      <w:tr>
+        <w:tc>
+          <w:tcPr/>
+          <w:p>
+            <w:pPr>
+              <w:pStyle w:val="Compact"/>
+              <w:jc w:val="left"/>
+            </w:pPr>
+            <w:r>
+              <w:t xml:space="preserve">Paper Summary *</w:t>
+            </w:r>
+          </w:p>
+        </w:tc>
+        <w:tc>
+          <w:tcPr/>
+          <w:p>
+            <w:pPr>
+              <w:pStyle w:val="Compact"/>
+              <w:jc w:val="left"/>
+            </w:pPr>
+            <w:r>
+              <w:t xml:space="preserve">required</w:t>
+            </w:r>
+          </w:p>
+        </w:tc>
+      </w:tr>
+      <w:tr>
+        <w:tc>
+          <w:tcPr/>
+          <w:p>
+            <w:pPr>
+              <w:pStyle w:val="Compact"/>
+              <w:jc w:val="left"/>
+            </w:pPr>
+            <w:r>
+              <w:t xml:space="preserve">Presentation</w:t>
+            </w:r>
+          </w:p>
+        </w:tc>
+        <w:tc>
+          <w:tcPr/>
+          <w:p>
+            <w:pPr>
+              <w:pStyle w:val="Compact"/>
+              <w:jc w:val="left"/>
+            </w:pPr>
+            <w:r>
+              <w:t xml:space="preserve">score</w:t>
+            </w:r>
+            <w:r>
+              <w:t xml:space="preserve"> </w:t>
+            </w:r>
+            <w:r>
+              <w:rPr>
+                <w:bCs/>
+                <w:b/>
+              </w:rPr>
+              <w:t xml:space="preserve">1–3</w:t>
+            </w:r>
+            <w:r>
+              <w:t xml:space="preserve"> </w:t>
+            </w:r>
+            <w:r>
+              <w:t xml:space="preserve">in form; rationale in table</w:t>
+            </w:r>
+          </w:p>
+        </w:tc>
+      </w:tr>
+      <w:tr>
+        <w:tc>
+          <w:tcPr/>
+          <w:p>
+            <w:pPr>
+              <w:pStyle w:val="Compact"/>
+              <w:jc w:val="left"/>
+            </w:pPr>
+            <w:r>
+              <w:t xml:space="preserve">Informativeness</w:t>
+            </w:r>
+          </w:p>
+        </w:tc>
+        <w:tc>
+          <w:tcPr/>
+          <w:p>
+            <w:pPr>
+              <w:pStyle w:val="Compact"/>
+              <w:jc w:val="left"/>
+            </w:pPr>
+            <w:r>
+              <w:t xml:space="preserve">score</w:t>
+            </w:r>
+            <w:r>
+              <w:t xml:space="preserve"> </w:t>
+            </w:r>
+            <w:r>
+              <w:rPr>
+                <w:bCs/>
+                <w:b/>
+              </w:rPr>
+              <w:t xml:space="preserve">1–3</w:t>
+            </w:r>
+          </w:p>
+        </w:tc>
+      </w:tr>
+      <w:tr>
+        <w:tc>
+          <w:tcPr/>
+          <w:p>
+            <w:pPr>
+              <w:pStyle w:val="Compact"/>
+              <w:jc w:val="left"/>
+            </w:pPr>
+            <w:r>
+              <w:t xml:space="preserve">Soundness</w:t>
+            </w:r>
+          </w:p>
+        </w:tc>
+        <w:tc>
+          <w:tcPr/>
+          <w:p>
+            <w:pPr>
+              <w:pStyle w:val="Compact"/>
+              <w:jc w:val="left"/>
+            </w:pPr>
+            <w:r>
+              <w:t xml:space="preserve">score</w:t>
+            </w:r>
+            <w:r>
+              <w:t xml:space="preserve"> </w:t>
+            </w:r>
+            <w:r>
+              <w:rPr>
+                <w:bCs/>
+                <w:b/>
+              </w:rPr>
+              <w:t xml:space="preserve">1–3</w:t>
+            </w:r>
+          </w:p>
+        </w:tc>
+      </w:tr>
+      <w:tr>
+        <w:tc>
+          <w:tcPr/>
+          <w:p>
+            <w:pPr>
+              <w:pStyle w:val="Compact"/>
+              <w:jc w:val="left"/>
+            </w:pPr>
+            <w:r>
+              <w:t xml:space="preserve">Critical Strengths</w:t>
+            </w:r>
+          </w:p>
+        </w:tc>
+        <w:tc>
+          <w:tcPr/>
+          <w:p>
+            <w:pPr>
+              <w:pStyle w:val="Compact"/>
+              <w:jc w:val="left"/>
+            </w:pPr>
+            <w:r>
+              <w:t xml:space="preserve">numbered list</w:t>
+            </w:r>
+          </w:p>
+        </w:tc>
+      </w:tr>
+      <w:tr>
+        <w:tc>
+          <w:tcPr/>
+          <w:p>
+            <w:pPr>
+              <w:pStyle w:val="Compact"/>
+              <w:jc w:val="left"/>
+            </w:pPr>
+            <w:r>
+              <w:t xml:space="preserve">Critical Weaknesses</w:t>
+            </w:r>
+          </w:p>
+        </w:tc>
+        <w:tc>
+          <w:tcPr/>
+          <w:p>
+            <w:pPr>
+              <w:pStyle w:val="Compact"/>
+              <w:jc w:val="left"/>
+            </w:pPr>
+            <w:r>
+              <w:t xml:space="preserve">numbered list</w:t>
+            </w:r>
+          </w:p>
+        </w:tc>
+      </w:tr>
+      <w:tr>
+        <w:tc>
+          <w:tcPr/>
+          <w:p>
+            <w:pPr>
+              <w:pStyle w:val="Compact"/>
+              <w:jc w:val="left"/>
+            </w:pPr>
+            <w:r>
+              <w:t xml:space="preserve">Questions For Authors *</w:t>
+            </w:r>
+          </w:p>
+        </w:tc>
+        <w:tc>
+          <w:tcPr/>
+          <w:p>
+            <w:pPr>
+              <w:pStyle w:val="Compact"/>
+              <w:jc w:val="left"/>
+            </w:pPr>
+            <w:r>
+              <w:t xml:space="preserve">required</w:t>
+            </w:r>
+          </w:p>
+        </w:tc>
+      </w:tr>
+      <w:tr>
+        <w:tc>
+          <w:tcPr/>
+          <w:p>
+            <w:pPr>
+              <w:pStyle w:val="Compact"/>
+              <w:jc w:val="left"/>
+            </w:pPr>
+            <w:r>
+              <w:t xml:space="preserve">Overall Recommendation / Rating *</w:t>
+            </w:r>
+          </w:p>
+        </w:tc>
+        <w:tc>
+          <w:tcPr/>
+          <w:p>
+            <w:pPr>
+              <w:pStyle w:val="Compact"/>
+              <w:jc w:val="left"/>
+            </w:pPr>
+            <w:r>
+              <w:rPr>
+                <w:bCs/>
+                <w:b/>
+              </w:rPr>
+              <w:t xml:space="preserve">0–10 even scale</w:t>
+            </w:r>
+            <w:r>
+              <w:t xml:space="preserve"> </w:t>
+            </w:r>
+            <w:r>
+              <w:t xml:space="preserve">(if your form has it)</w:t>
+            </w:r>
+          </w:p>
+        </w:tc>
+      </w:tr>
+      <w:tr>
+        <w:tc>
+          <w:tcPr/>
+          <w:p>
+            <w:pPr>
+              <w:pStyle w:val="Compact"/>
+              <w:jc w:val="left"/>
+            </w:pPr>
+            <w:r>
+              <w:t xml:space="preserve">Confidence *</w:t>
+            </w:r>
+          </w:p>
+        </w:tc>
+        <w:tc>
+          <w:tcPr/>
+          <w:p>
+            <w:pPr>
+              <w:pStyle w:val="Compact"/>
+              <w:jc w:val="left"/>
+            </w:pPr>
+            <w:r>
+              <w:rPr>
+                <w:bCs/>
+                <w:b/>
+              </w:rPr>
+              <w:t xml:space="preserve">1–5</w:t>
+            </w:r>
+            <w:r>
+              <w:t xml:space="preserve"> </w:t>
+            </w:r>
+            <w:r>
+              <w:t xml:space="preserve">(if your form has it)</w:t>
+            </w:r>
+          </w:p>
+        </w:tc>
+      </w:tr>
+      <w:tr>
+        <w:tc>
+          <w:tcPr/>
+          <w:p>
+            <w:pPr>
+              <w:pStyle w:val="Compact"/>
+              <w:jc w:val="left"/>
+            </w:pPr>
+            <w:r>
+              <w:t xml:space="preserve">Supporting arguments (free text)</w:t>
+            </w:r>
+          </w:p>
+        </w:tc>
+        <w:tc>
+          <w:tcPr/>
+          <w:p>
+            <w:pPr>
+              <w:pStyle w:val="Compact"/>
+              <w:jc w:val="left"/>
+            </w:pPr>
+            <w:r>
+              <w:t xml:space="preserve">if form has a general</w:t>
+            </w:r>
+            <w:r>
+              <w:t xml:space="preserve"> </w:t>
+            </w:r>
+            <w:r>
+              <w:t xml:space="preserve">“</w:t>
+            </w:r>
+            <w:r>
+              <w:t xml:space="preserve">Review</w:t>
+            </w:r>
+            <w:r>
+              <w:t xml:space="preserve">”</w:t>
+            </w:r>
+            <w:r>
+              <w:t xml:space="preserve"> </w:t>
+            </w:r>
+            <w:r>
+              <w:t xml:space="preserve">or recommendation box</w:t>
+            </w:r>
+          </w:p>
+        </w:tc>
+      </w:tr>
+      <w:tr>
+        <w:tc>
+          <w:tcPr/>
+          <w:p>
+            <w:pPr>
+              <w:pStyle w:val="Compact"/>
+              <w:jc w:val="left"/>
+            </w:pPr>
+            <w:r>
+              <w:t xml:space="preserve">Additional feedback (optional)</w:t>
+            </w:r>
+          </w:p>
+        </w:tc>
+        <w:tc>
+          <w:tcPr/>
+          <w:p>
+            <w:pPr>
+              <w:pStyle w:val="Compact"/>
+              <w:jc w:val="left"/>
+            </w:pPr>
+            <w:r>
+              <w:t xml:space="preserve">improvement suggestions, not scored</w:t>
+            </w:r>
+          </w:p>
+        </w:tc>
+      </w:tr>
+    </w:tbl>
+    <w:p>
+      <w:pPr>
+        <w:pStyle w:val="BodyText"/>
+      </w:pPr>
+      <w:r>
+        <w:rPr>
+          <w:bCs/>
+          <w:b/>
+        </w:rPr>
+        <w:t xml:space="preserve">Split files:</w:t>
+      </w:r>
+      <w:r>
+        <w:t xml:space="preserve"> </w:t>
+      </w:r>
+      <w:r>
+        <w:rPr>
+          <w:rStyle w:val="VerbatimChar"/>
+        </w:rPr>
+        <w:t xml:space="preserve">ICLR2027_42504_review_only.md</w:t>
+      </w:r>
+      <w:r>
+        <w:t xml:space="preserve">,</w:t>
+      </w:r>
+      <w:r>
+        <w:t xml:space="preserve"> </w:t>
+      </w:r>
+      <w:r>
+        <w:rPr>
+          <w:rStyle w:val="VerbatimChar"/>
+        </w:rPr>
+        <w:t xml:space="preserve">ICLR2027_50972_review_only.md</w:t>
+      </w:r>
+      <w:r>
+        <w:t xml:space="preserve">.</w:t>
       </w:r>
     </w:p>
     <w:p>
@@ -91,7 +534,7 @@
       </w:r>
     </w:p>
     <w:bookmarkEnd w:id="20"/>
-    <w:bookmarkStart w:id="39" w:name="Xe4b7e8361d7b0ee3b90d10688439e92c6775c24"/>
+    <w:bookmarkStart w:id="47" w:name="Xe4b7e8361d7b0ee3b90d10688439e92c6775c24"/>
     <w:p>
       <w:pPr>
         <w:pStyle w:val="Heading1"/>
@@ -110,7 +553,7 @@
         <w:t xml:space="preserve">An Analysis of Mirror-Descent Soft Actor-Critic</w:t>
       </w:r>
     </w:p>
-    <w:bookmarkStart w:id="29" w:name="english"/>
+    <w:bookmarkStart w:id="33" w:name="english"/>
     <w:p>
       <w:pPr>
         <w:pStyle w:val="Heading2"/>
@@ -1725,6 +2168,548 @@
         <w:t xml:space="preserve">exponent?</w:t>
       </w:r>
     </w:p>
+    <w:bookmarkEnd w:id="28"/>
+    <w:bookmarkStart w:id="29" w:name="overall-recommendation"/>
+    <w:p>
+      <w:pPr>
+        <w:pStyle w:val="Heading3"/>
+      </w:pPr>
+      <w:r>
+        <w:t xml:space="preserve">Overall Recommendation *</w:t>
+      </w:r>
+    </w:p>
+    <w:tbl>
+      <w:tblPr>
+        <w:tblStyle w:val="Table"/>
+        <w:tblW w:type="pct" w:w="5000"/>
+        <w:tblLook w:firstRow="1" w:lastRow="0" w:firstColumn="0" w:lastColumn="0" w:noHBand="0" w:noVBand="0" w:val="0020"/>
+        <w:jc w:val="start"/>
+      </w:tblPr>
+      <w:tblGrid>
+        <w:gridCol w:w="6660"/>
+        <w:gridCol w:w="1260"/>
+      </w:tblGrid>
+      <w:tr>
+        <w:trPr>
+          <w:tblHeader w:val="true"/>
+        </w:trPr>
+        <w:tc>
+          <w:tcPr/>
+          <w:p>
+            <w:pPr>
+              <w:pStyle w:val="Compact"/>
+              <w:jc w:val="left"/>
+            </w:pPr>
+            <w:r>
+              <w:t xml:space="preserve">Select on form (0–10, even numbers)</w:t>
+            </w:r>
+          </w:p>
+        </w:tc>
+        <w:tc>
+          <w:tcPr/>
+          <w:p>
+            <w:pPr>
+              <w:pStyle w:val="Compact"/>
+              <w:jc w:val="left"/>
+            </w:pPr>
+            <w:r>
+              <w:rPr>
+                <w:bCs/>
+                <w:b/>
+              </w:rPr>
+              <w:t xml:space="preserve">5</w:t>
+            </w:r>
+          </w:p>
+        </w:tc>
+      </w:tr>
+      <w:tr>
+        <w:tc>
+          <w:tcPr/>
+          <w:p>
+            <w:pPr>
+              <w:pStyle w:val="Compact"/>
+              <w:jc w:val="left"/>
+            </w:pPr>
+            <w:r>
+              <w:rPr>
+                <w:bCs/>
+                <w:b/>
+              </w:rPr>
+              <w:t xml:space="preserve">Label</w:t>
+            </w:r>
+          </w:p>
+        </w:tc>
+        <w:tc>
+          <w:tcPr/>
+          <w:p>
+            <w:pPr>
+              <w:pStyle w:val="Compact"/>
+              <w:jc w:val="left"/>
+            </w:pPr>
+            <w:r>
+              <w:t xml:space="preserve">Marginally below acceptance threshold</w:t>
+            </w:r>
+          </w:p>
+        </w:tc>
+      </w:tr>
+      <w:tr>
+        <w:tc>
+          <w:tcPr/>
+          <w:p>
+            <w:pPr>
+              <w:pStyle w:val="Compact"/>
+              <w:jc w:val="left"/>
+            </w:pPr>
+            <w:r>
+              <w:rPr>
+                <w:bCs/>
+                <w:b/>
+              </w:rPr>
+              <w:t xml:space="preserve">One-line reason</w:t>
+            </w:r>
+          </w:p>
+        </w:tc>
+        <w:tc>
+          <w:tcPr/>
+          <w:p>
+            <w:pPr>
+              <w:pStyle w:val="Compact"/>
+              <w:jc w:val="left"/>
+            </w:pPr>
+            <w:r>
+              <w:t xml:space="preserve">Solid SAC theory for a narrow audience, but population oracle, unverifiable curvature, and appendix-only experiments limit impact for ICLR’s broad program.</w:t>
+            </w:r>
+          </w:p>
+        </w:tc>
+      </w:tr>
+    </w:tbl>
+    <w:p>
+      <w:pPr>
+        <w:pStyle w:val="BodyText"/>
+      </w:pPr>
+      <w:r>
+        <w:rPr>
+          <w:bCs/>
+          <w:b/>
+        </w:rPr>
+        <w:t xml:space="preserve">Two key reasons (accept vs reject):</w:t>
+      </w:r>
+      <w:r>
+        <w:t xml:space="preserve"> </w:t>
+      </w:r>
+      <w:r>
+        <w:t xml:space="preserve">(1)</w:t>
+      </w:r>
+      <w:r>
+        <w:t xml:space="preserve"> </w:t>
+      </w:r>
+      <w:r>
+        <w:rPr>
+          <w:bCs/>
+          <w:b/>
+        </w:rPr>
+        <w:t xml:space="preserve">Accept angle:</w:t>
+      </w:r>
+      <w:r>
+        <w:t xml:space="preserve"> </w:t>
+      </w:r>
+      <w:r>
+        <w:t xml:space="preserve">first population guarantees for squashed-Gaussian SAC with partial KL steps and a sharp Gibbs-vs-MD tracking comparison (Corollary 1, Fig. 2). (2)</w:t>
+      </w:r>
+      <w:r>
+        <w:t xml:space="preserve"> </w:t>
+      </w:r>
+      <w:r>
+        <w:rPr>
+          <w:bCs/>
+          <w:b/>
+        </w:rPr>
+        <w:t xml:space="preserve">Reject angle:</w:t>
+      </w:r>
+      <w:r>
+        <w:t xml:space="preserve"> </w:t>
+      </w:r>
+      <w:r>
+        <w:t xml:space="preserve">main claims do not connect to deep SAC training (no TD/sample complexity; (R_{</w:t>
+      </w:r>
+      <w:r>
+        <w:t xml:space="preserve">Q}/2&lt;</w:t>
+      </w:r>
+      <w:r>
+        <w:t xml:space="preserve">) not checkable); empirical section does not validate the (N^{-1/5}) rate.</w:t>
+      </w:r>
+    </w:p>
+    <w:p>
+      <w:pPr>
+        <w:pStyle w:val="BodyText"/>
+      </w:pPr>
+      <w:r>
+        <w:rPr>
+          <w:iCs/>
+          <w:i/>
+        </w:rPr>
+        <w:t xml:space="preserve">If your form uses Accept/Reject only:</w:t>
+      </w:r>
+      <w:r>
+        <w:t xml:space="preserve"> </w:t>
+      </w:r>
+      <w:r>
+        <w:t xml:space="preserve">lean</w:t>
+      </w:r>
+      <w:r>
+        <w:t xml:space="preserve"> </w:t>
+      </w:r>
+      <w:r>
+        <w:rPr>
+          <w:bCs/>
+          <w:b/>
+        </w:rPr>
+        <w:t xml:space="preserve">Borderline / Weak Reject</w:t>
+      </w:r>
+      <w:r>
+        <w:t xml:space="preserve"> </w:t>
+      </w:r>
+      <w:r>
+        <w:t xml:space="preserve">for the main conference;</w:t>
+      </w:r>
+      <w:r>
+        <w:t xml:space="preserve"> </w:t>
+      </w:r>
+      <w:r>
+        <w:rPr>
+          <w:bCs/>
+          <w:b/>
+        </w:rPr>
+        <w:t xml:space="preserve">Weak Accept</w:t>
+      </w:r>
+      <w:r>
+        <w:t xml:space="preserve"> </w:t>
+      </w:r>
+      <w:r>
+        <w:t xml:space="preserve">if the AC prioritizes RL theory.</w:t>
+      </w:r>
+    </w:p>
+    <w:bookmarkEnd w:id="29"/>
+    <w:bookmarkStart w:id="30" w:name="confidence"/>
+    <w:p>
+      <w:pPr>
+        <w:pStyle w:val="Heading3"/>
+      </w:pPr>
+      <w:r>
+        <w:t xml:space="preserve">Confidence *</w:t>
+      </w:r>
+    </w:p>
+    <w:tbl>
+      <w:tblPr>
+        <w:tblStyle w:val="Table"/>
+        <w:tblW w:type="pct" w:w="5000"/>
+        <w:tblLook w:firstRow="1" w:lastRow="0" w:firstColumn="0" w:lastColumn="0" w:noHBand="0" w:noVBand="0" w:val="0020"/>
+        <w:jc w:val="start"/>
+      </w:tblPr>
+      <w:tblGrid>
+        <w:gridCol w:w="5148"/>
+        <w:gridCol w:w="2772"/>
+      </w:tblGrid>
+      <w:tr>
+        <w:trPr>
+          <w:tblHeader w:val="true"/>
+        </w:trPr>
+        <w:tc>
+          <w:tcPr/>
+          <w:p>
+            <w:pPr>
+              <w:pStyle w:val="Compact"/>
+              <w:jc w:val="left"/>
+            </w:pPr>
+            <w:r>
+              <w:t xml:space="preserve">Score (1–5)</w:t>
+            </w:r>
+          </w:p>
+        </w:tc>
+        <w:tc>
+          <w:tcPr/>
+          <w:p>
+            <w:pPr>
+              <w:pStyle w:val="Compact"/>
+              <w:jc w:val="left"/>
+            </w:pPr>
+            <w:r>
+              <w:rPr>
+                <w:bCs/>
+                <w:b/>
+              </w:rPr>
+              <w:t xml:space="preserve">3</w:t>
+            </w:r>
+          </w:p>
+        </w:tc>
+      </w:tr>
+      <w:tr>
+        <w:tc>
+          <w:tcPr/>
+          <w:p>
+            <w:pPr>
+              <w:pStyle w:val="Compact"/>
+              <w:jc w:val="left"/>
+            </w:pPr>
+            <w:r>
+              <w:rPr>
+                <w:bCs/>
+                <w:b/>
+              </w:rPr>
+              <w:t xml:space="preserve">Justification</w:t>
+            </w:r>
+          </w:p>
+        </w:tc>
+        <w:tc>
+          <w:tcPr/>
+          <w:p>
+            <w:pPr>
+              <w:pStyle w:val="Compact"/>
+              <w:jc w:val="left"/>
+            </w:pPr>
+            <w:r>
+              <w:t xml:space="preserve">Comfortable with entropy-regularized RL, SAC, and policy mirror descent at a high level; I read the main text and theorem statements but did not verify every appendix proof in full detail.</w:t>
+            </w:r>
+          </w:p>
+        </w:tc>
+      </w:tr>
+    </w:tbl>
+    <w:bookmarkEnd w:id="30"/>
+    <w:bookmarkStart w:id="31" w:name="supporting-arguments-for-recommendation"/>
+    <w:p>
+      <w:pPr>
+        <w:pStyle w:val="Heading3"/>
+      </w:pPr>
+      <w:r>
+        <w:t xml:space="preserve">Supporting Arguments For Recommendation *</w:t>
+      </w:r>
+    </w:p>
+    <w:p>
+      <w:pPr>
+        <w:pStyle w:val="FirstParagraph"/>
+      </w:pPr>
+      <w:r>
+        <w:t xml:space="preserve">The paper addresses a real mismatch between SAC implementations (squashed Gaussian, few reverse-KL steps, moving targets) and theory that often assumes policy-space updates or well-behaved direct policy gradients. The Gibbs versus MD target comparison is the most distinctive deliverable: the non-vanishing (1/</w:t>
+      </w:r>
+      <w:r>
+        <w:t xml:space="preserve">) term in Corollary 1 is an explicit warning that a classical softmax target can be hard to track when the actor only takes partial steps, whereas (</w:t>
+      </w:r>
+      <w:r>
+        <w:t xml:space="preserve">) gives a knob in the MD formulation. Theorem 3’s (N^{-1/5}) rate with (</w:t>
+      </w:r>
+      <w:r>
+        <w:t xml:space="preserve">=</w:t>
+      </w:r>
+      <w:r>
+        <w:t xml:space="preserve">(N^{-4/5})) is a concrete, if slow, finite-time statement.</w:t>
+      </w:r>
+    </w:p>
+    <w:p>
+      <w:pPr>
+        <w:pStyle w:val="BodyText"/>
+      </w:pPr>
+      <w:r>
+        <w:t xml:space="preserve">However, for ICLR as a whole, the work reads as</w:t>
+      </w:r>
+      <w:r>
+        <w:t xml:space="preserve"> </w:t>
+      </w:r>
+      <w:r>
+        <w:rPr>
+          <w:bCs/>
+          <w:b/>
+        </w:rPr>
+        <w:t xml:space="preserve">conditional theory</w:t>
+      </w:r>
+      <w:r>
+        <w:t xml:space="preserve">: the critic oracle abstracts away the hardest practical component, and the curvature assumption is doing substantial work without a path to verification for neural critics. The toy experiments are useful for intuition but do not compensate for the lack of deep RL evidence or rate validation. I would raise to</w:t>
+      </w:r>
+      <w:r>
+        <w:t xml:space="preserve"> </w:t>
+      </w:r>
+      <w:r>
+        <w:rPr>
+          <w:bCs/>
+          <w:b/>
+        </w:rPr>
+        <w:t xml:space="preserve">6</w:t>
+      </w:r>
+      <w:r>
+        <w:t xml:space="preserve"> </w:t>
+      </w:r>
+      <w:r>
+        <w:t xml:space="preserve">if the authors convincingly clarify novelty over</w:t>
+      </w:r>
+      <w:r>
+        <w:t xml:space="preserve"> </w:t>
+      </w:r>
+      <w:r>
+        <w:t xml:space="preserve">“</w:t>
+      </w:r>
+      <w:r>
+        <w:t xml:space="preserve">proximal targets move slowly</w:t>
+      </w:r>
+      <w:r>
+        <w:t xml:space="preserve">”</w:t>
+      </w:r>
+      <w:r>
+        <w:t xml:space="preserve"> </w:t>
+      </w:r>
+      <w:r>
+        <w:t xml:space="preserve">and provide a credible bridge to multi-step actors or linear TD critics in rebuttal.</w:t>
+      </w:r>
+    </w:p>
+    <w:bookmarkEnd w:id="31"/>
+    <w:bookmarkStart w:id="32" w:name="X7e750572d46aa60d4f8a86c1b090435cf1947f2"/>
+    <w:p>
+      <w:pPr>
+        <w:pStyle w:val="Heading3"/>
+      </w:pPr>
+      <w:r>
+        <w:t xml:space="preserve">Additional Feedback To Improve The Paper (optional; not part of decision)</w:t>
+      </w:r>
+    </w:p>
+    <w:p>
+      <w:pPr>
+        <w:numPr>
+          <w:ilvl w:val="0"/>
+          <w:numId w:val="1004"/>
+        </w:numPr>
+        <w:pStyle w:val="Compact"/>
+      </w:pPr>
+      <w:r>
+        <w:t xml:space="preserve">Add a short</w:t>
+      </w:r>
+      <w:r>
+        <w:t xml:space="preserve"> </w:t>
+      </w:r>
+      <w:r>
+        <w:rPr>
+          <w:bCs/>
+          <w:b/>
+        </w:rPr>
+        <w:t xml:space="preserve">“</w:t>
+      </w:r>
+      <w:r>
+        <w:rPr>
+          <w:bCs/>
+          <w:b/>
+        </w:rPr>
+        <w:t xml:space="preserve">practitioner’s summary</w:t>
+      </w:r>
+      <w:r>
+        <w:rPr>
+          <w:bCs/>
+          <w:b/>
+        </w:rPr>
+        <w:t xml:space="preserve">”</w:t>
+      </w:r>
+      <w:r>
+        <w:t xml:space="preserve"> </w:t>
+      </w:r>
+      <w:r>
+        <w:t xml:space="preserve">box: what should a SAC user change (if anything) about targets or (</w:t>
+      </w:r>
+      <w:r>
+        <w:t xml:space="preserve">) given your theory?</w:t>
+      </w:r>
+      <w:r>
+        <w:br/>
+      </w:r>
+    </w:p>
+    <w:p>
+      <w:pPr>
+        <w:numPr>
+          <w:ilvl w:val="0"/>
+          <w:numId w:val="1004"/>
+        </w:numPr>
+        <w:pStyle w:val="Compact"/>
+      </w:pPr>
+      <w:r>
+        <w:t xml:space="preserve">Discuss</w:t>
+      </w:r>
+      <w:r>
+        <w:t xml:space="preserve"> </w:t>
+      </w:r>
+      <w:r>
+        <w:rPr>
+          <w:bCs/>
+          <w:b/>
+        </w:rPr>
+        <w:t xml:space="preserve">target networks on Q</w:t>
+      </w:r>
+      <w:r>
+        <w:t xml:space="preserve"> </w:t>
+      </w:r>
+      <w:r>
+        <w:t xml:space="preserve">and whether slowing (</w:t>
+      </w:r>
+      <w:r>
+        <w:t xml:space="preserve">Q) mimics small-(</w:t>
+      </w:r>
+      <w:r>
+        <w:t xml:space="preserve">) MD advantages (ties to Question 4).</w:t>
+      </w:r>
+      <w:r>
+        <w:br/>
+      </w:r>
+    </w:p>
+    <w:p>
+      <w:pPr>
+        <w:numPr>
+          <w:ilvl w:val="0"/>
+          <w:numId w:val="1004"/>
+        </w:numPr>
+        <w:pStyle w:val="Compact"/>
+      </w:pPr>
+      <w:r>
+        <w:t xml:space="preserve">Report</w:t>
+      </w:r>
+      <w:r>
+        <w:t xml:space="preserve"> </w:t>
+      </w:r>
+      <w:r>
+        <w:rPr>
+          <w:bCs/>
+          <w:b/>
+        </w:rPr>
+        <w:t xml:space="preserve">numerical constants</w:t>
+      </w:r>
+      <w:r>
+        <w:t xml:space="preserve"> </w:t>
+      </w:r>
+      <w:r>
+        <w:t xml:space="preserve">(strong convexity (</w:t>
+      </w:r>
+      <w:r>
+        <w:t xml:space="preserve">)) in Appendix K when the curvature condition holds vs fails—helps readers see when theory is vacuous.</w:t>
+      </w:r>
+      <w:r>
+        <w:br/>
+      </w:r>
+    </w:p>
+    <w:p>
+      <w:pPr>
+        <w:numPr>
+          <w:ilvl w:val="0"/>
+          <w:numId w:val="1004"/>
+        </w:numPr>
+        <w:pStyle w:val="Compact"/>
+      </w:pPr>
+      <w:r>
+        <w:t xml:space="preserve">Fix any notation drift between (</w:t>
+      </w:r>
+      <w:r>
+        <w:rPr>
+          <w:iCs/>
+          <w:i/>
+        </w:rPr>
+        <w:t xml:space="preserve">n) (MD chain) and actor (</w:t>
+      </w:r>
+      <w:r>
+        <w:t xml:space="preserve">{w_n}) in Algorithm 1 captions for implementers.</w:t>
+      </w:r>
+    </w:p>
     <w:p>
       <w:r>
         <w:pict>
@@ -1732,9 +2717,9 @@
         </w:pict>
       </w:r>
     </w:p>
-    <w:bookmarkEnd w:id="28"/>
-    <w:bookmarkEnd w:id="29"/>
-    <w:bookmarkStart w:id="38" w:name="中文"/>
+    <w:bookmarkEnd w:id="32"/>
+    <w:bookmarkEnd w:id="33"/>
+    <w:bookmarkStart w:id="46" w:name="中文"/>
     <w:p>
       <w:pPr>
         <w:pStyle w:val="Heading2"/>
@@ -1743,7 +2728,7 @@
         <w:t xml:space="preserve">中文</w:t>
       </w:r>
     </w:p>
-    <w:bookmarkStart w:id="30" w:name="ai-文档说明可选作者不可见"/>
+    <w:bookmarkStart w:id="34" w:name="ai-文档说明可选作者不可见"/>
     <w:p>
       <w:pPr>
         <w:pStyle w:val="Heading3"/>
@@ -1780,8 +2765,8 @@
         <w:t xml:space="preserve">（广义 ICLR）。原话要点：population SAC + Gibbs/MD tracking 对照有贡献，但 oracle/曲率假设强、仅附录玩具实验，工程启示有限。</w:t>
       </w:r>
     </w:p>
-    <w:bookmarkEnd w:id="30"/>
-    <w:bookmarkStart w:id="31" w:name="论文摘要"/>
+    <w:bookmarkEnd w:id="34"/>
+    <w:bookmarkStart w:id="35" w:name="论文摘要"/>
     <w:p>
       <w:pPr>
         <w:pStyle w:val="Heading3"/>
@@ -2280,8 +3265,8 @@
         <w:t xml:space="preserve">率的验证。</w:t>
       </w:r>
     </w:p>
-    <w:bookmarkEnd w:id="31"/>
-    <w:bookmarkStart w:id="32" w:name="presentation呈现"/>
+    <w:bookmarkEnd w:id="35"/>
+    <w:bookmarkStart w:id="36" w:name="presentation呈现"/>
     <w:p>
       <w:pPr>
         <w:pStyle w:val="Heading3"/>
@@ -2365,8 +3350,8 @@
         </w:tc>
       </w:tr>
     </w:tbl>
-    <w:bookmarkEnd w:id="32"/>
-    <w:bookmarkStart w:id="33" w:name="informativeness信息量"/>
+    <w:bookmarkEnd w:id="36"/>
+    <w:bookmarkStart w:id="37" w:name="informativeness信息量"/>
     <w:p>
       <w:pPr>
         <w:pStyle w:val="Heading3"/>
@@ -2482,8 +3467,8 @@
         </w:tc>
       </w:tr>
     </w:tbl>
-    <w:bookmarkEnd w:id="33"/>
-    <w:bookmarkStart w:id="34" w:name="soundness可靠性"/>
+    <w:bookmarkEnd w:id="37"/>
+    <w:bookmarkStart w:id="38" w:name="soundness可靠性"/>
     <w:p>
       <w:pPr>
         <w:pStyle w:val="Heading3"/>
@@ -2583,229 +3568,14 @@
         </w:tc>
       </w:tr>
     </w:tbl>
-    <w:bookmarkEnd w:id="34"/>
-    <w:bookmarkStart w:id="35" w:name="critical-strengths关键优点"/>
+    <w:bookmarkEnd w:id="38"/>
+    <w:bookmarkStart w:id="39" w:name="critical-strengths关键优点"/>
     <w:p>
       <w:pPr>
         <w:pStyle w:val="Heading3"/>
       </w:pPr>
       <w:r>
         <w:t xml:space="preserve">Critical Strengths（关键优点）</w:t>
-      </w:r>
-    </w:p>
-    <w:p>
-      <w:pPr>
-        <w:numPr>
-          <w:ilvl w:val="0"/>
-          <w:numId w:val="1004"/>
-        </w:numPr>
-        <w:pStyle w:val="Compact"/>
-      </w:pPr>
-      <w:r>
-        <w:rPr>
-          <w:bCs/>
-          <w:b/>
-        </w:rPr>
-        <w:t xml:space="preserve">贴近实现的 actor 模型</w:t>
-      </w:r>
-      <w:r>
-        <w:t xml:space="preserve">：固定协方差 squashed Gaussian + 每轮</w:t>
-      </w:r>
-      <w:r>
-        <w:t xml:space="preserve"> </w:t>
-      </w:r>
-      <w:r>
-        <w:rPr>
-          <w:bCs/>
-          <w:b/>
-        </w:rPr>
-        <w:t xml:space="preserve">一步</w:t>
-      </w:r>
-      <w:r>
-        <w:t xml:space="preserve"> </w:t>
-      </w:r>
-      <w:r>
-        <w:t xml:space="preserve">reverse-KL，衔接 policy-space MD 与工程 SAC。</w:t>
-      </w:r>
-      <w:r>
-        <w:br/>
-      </w:r>
-    </w:p>
-    <w:p>
-      <w:pPr>
-        <w:numPr>
-          <w:ilvl w:val="0"/>
-          <w:numId w:val="1004"/>
-        </w:numPr>
-        <w:pStyle w:val="Compact"/>
-      </w:pPr>
-      <w:r>
-        <w:rPr>
-          <w:bCs/>
-          <w:b/>
-        </w:rPr>
-        <w:t xml:space="preserve">显式 best-iterate 率</w:t>
-      </w:r>
-      <w:r>
-        <w:t xml:space="preserve">：定理 3 的</w:t>
-      </w:r>
-      <w:r>
-        <w:t xml:space="preserve"> </w:t>
-      </w:r>
-      <w:r>
-        <w:rPr>
-          <w:bCs/>
-          <w:b/>
-        </w:rPr>
-        <w:t xml:space="preserve">(O(N^{-1/5}))</w:t>
-      </w:r>
-      <w:r>
-        <w:t xml:space="preserve"> </w:t>
-      </w:r>
-      <w:r>
-        <w:t xml:space="preserve">与</w:t>
-      </w:r>
-      <w:r>
-        <w:t xml:space="preserve"> </w:t>
-      </w:r>
-      <w:r>
-        <w:rPr>
-          <w:bCs/>
-          <w:b/>
-        </w:rPr>
-        <w:t xml:space="preserve">(</w:t>
-      </w:r>
-      <w:r>
-        <w:rPr>
-          <w:bCs/>
-          <w:b/>
-        </w:rPr>
-        <w:t xml:space="preserve">=</w:t>
-      </w:r>
-      <w:r>
-        <w:rPr>
-          <w:bCs/>
-          <w:b/>
-        </w:rPr>
-        <w:t xml:space="preserve">(N^{-4/5}))</w:t>
-      </w:r>
-      <w:r>
-        <w:t xml:space="preserve"> </w:t>
-      </w:r>
-      <w:r>
-        <w:t xml:space="preserve">给出 actor–target 时间尺度权衡。</w:t>
-      </w:r>
-      <w:r>
-        <w:br/>
-      </w:r>
-    </w:p>
-    <w:p>
-      <w:pPr>
-        <w:numPr>
-          <w:ilvl w:val="0"/>
-          <w:numId w:val="1004"/>
-        </w:numPr>
-        <w:pStyle w:val="Compact"/>
-      </w:pPr>
-      <w:r>
-        <w:rPr>
-          <w:bCs/>
-          <w:b/>
-        </w:rPr>
-        <w:t xml:space="preserve">Gibbs vs MD 的推导性对照</w:t>
-      </w:r>
-      <w:r>
-        <w:t xml:space="preserve">：推论 1 中</w:t>
-      </w:r>
-      <w:r>
-        <w:t xml:space="preserve"> </w:t>
-      </w:r>
-      <w:r>
-        <w:rPr>
-          <w:bCs/>
-          <w:b/>
-        </w:rPr>
-        <w:t xml:space="preserve">(1/</w:t>
-      </w:r>
-      <w:r>
-        <w:rPr>
-          <w:bCs/>
-          <w:b/>
-        </w:rPr>
-        <w:t xml:space="preserve">)</w:t>
-      </w:r>
-      <w:r>
-        <w:t xml:space="preserve"> </w:t>
-      </w:r>
-      <w:r>
-        <w:t xml:space="preserve">残留 vs</w:t>
-      </w:r>
-      <w:r>
-        <w:t xml:space="preserve"> </w:t>
-      </w:r>
-      <w:r>
-        <w:rPr>
-          <w:bCs/>
-          <w:b/>
-        </w:rPr>
-        <w:t xml:space="preserve">(</w:t>
-      </w:r>
-      <w:r>
-        <w:rPr>
-          <w:bCs/>
-          <w:b/>
-        </w:rPr>
-        <w:t xml:space="preserve">)</w:t>
-      </w:r>
-      <w:r>
-        <w:t xml:space="preserve"> </w:t>
-      </w:r>
-      <w:r>
-        <w:t xml:space="preserve">控漂移；引理 9 与图 2 在精确 critic 设定下支持机制。</w:t>
-      </w:r>
-      <w:r>
-        <w:br/>
-      </w:r>
-    </w:p>
-    <w:p>
-      <w:pPr>
-        <w:numPr>
-          <w:ilvl w:val="0"/>
-          <w:numId w:val="1004"/>
-        </w:numPr>
-        <w:pStyle w:val="Compact"/>
-      </w:pPr>
-      <w:r>
-        <w:rPr>
-          <w:bCs/>
-          <w:b/>
-        </w:rPr>
-        <w:t xml:space="preserve">曲率与失败模式</w:t>
-      </w:r>
-      <w:r>
-        <w:t xml:space="preserve">：定理 2 将 (R_{</w:t>
-      </w:r>
-      <w:r>
-        <w:t xml:space="preserve">Q}/2&lt;</w:t>
-      </w:r>
-      <w:r>
-        <w:t xml:space="preserve">) 与 actor 子问题强凸性联系；附录 K 在相同 (</w:t>
-      </w:r>
-      <w:r>
-        <w:t xml:space="preserve">_{</w:t>
-      </w:r>
-      <w:r>
-        <w:t xml:space="preserve">}) 下对比满足/违反曲率（图 1）。</w:t>
-      </w:r>
-    </w:p>
-    <w:bookmarkEnd w:id="35"/>
-    <w:bookmarkStart w:id="36" w:name="critical-weaknesses关键缺点"/>
-    <w:p>
-      <w:pPr>
-        <w:pStyle w:val="Heading3"/>
-      </w:pPr>
-      <w:r>
-        <w:t xml:space="preserve">Critical Weaknesses（关键缺点）</w:t>
       </w:r>
     </w:p>
     <w:p>
@@ -2821,13 +3591,26 @@
           <w:bCs/>
           <w:b/>
         </w:rPr>
-        <w:t xml:space="preserve">Population critic oracle</w:t>
-      </w:r>
-      <w:r>
-        <w:t xml:space="preserve"> </w:t>
-      </w:r>
-      <w:r>
-        <w:t xml:space="preserve">不含 TD、随机 replay、双 Q 与 critic target network，与标准深度 SAC 动力学有 gap。</w:t>
+        <w:t xml:space="preserve">贴近实现的 actor 模型</w:t>
+      </w:r>
+      <w:r>
+        <w:t xml:space="preserve">：固定协方差 squashed Gaussian + 每轮</w:t>
+      </w:r>
+      <w:r>
+        <w:t xml:space="preserve"> </w:t>
+      </w:r>
+      <w:r>
+        <w:rPr>
+          <w:bCs/>
+          <w:b/>
+        </w:rPr>
+        <w:t xml:space="preserve">一步</w:t>
+      </w:r>
+      <w:r>
+        <w:t xml:space="preserve"> </w:t>
+      </w:r>
+      <w:r>
+        <w:t xml:space="preserve">reverse-KL，衔接 policy-space MD 与工程 SAC。</w:t>
       </w:r>
       <w:r>
         <w:br/>
@@ -2846,40 +3629,56 @@
           <w:bCs/>
           <w:b/>
         </w:rPr>
-        <w:t xml:space="preserve">(R_{</w:t>
-      </w:r>
-      <w:r>
-        <w:rPr>
-          <w:bCs/>
-          <w:b/>
-        </w:rPr>
-        <w:t xml:space="preserve">Q}/2&lt;</w:t>
-      </w:r>
-      <w:r>
-        <w:rPr>
-          <w:bCs/>
-          <w:b/>
-        </w:rPr>
-        <w:t xml:space="preserve">)</w:t>
-      </w:r>
-      <w:r>
-        <w:t xml:space="preserve"> </w:t>
-      </w:r>
-      <w:r>
-        <w:t xml:space="preserve">对深度 critic</w:t>
-      </w:r>
-      <w:r>
-        <w:t xml:space="preserve"> </w:t>
-      </w:r>
-      <w:r>
-        <w:rPr>
-          <w:bCs/>
-          <w:b/>
-        </w:rPr>
-        <w:t xml:space="preserve">难验证</w:t>
-      </w:r>
-      <w:r>
-        <w:t xml:space="preserve">；可构造例主要为 Fourier 线性 critic。</w:t>
+        <w:t xml:space="preserve">显式 best-iterate 率</w:t>
+      </w:r>
+      <w:r>
+        <w:t xml:space="preserve">：定理 3 的</w:t>
+      </w:r>
+      <w:r>
+        <w:t xml:space="preserve"> </w:t>
+      </w:r>
+      <w:r>
+        <w:rPr>
+          <w:bCs/>
+          <w:b/>
+        </w:rPr>
+        <w:t xml:space="preserve">(O(N^{-1/5}))</w:t>
+      </w:r>
+      <w:r>
+        <w:t xml:space="preserve"> </w:t>
+      </w:r>
+      <w:r>
+        <w:t xml:space="preserve">与</w:t>
+      </w:r>
+      <w:r>
+        <w:t xml:space="preserve"> </w:t>
+      </w:r>
+      <w:r>
+        <w:rPr>
+          <w:bCs/>
+          <w:b/>
+        </w:rPr>
+        <w:t xml:space="preserve">(</w:t>
+      </w:r>
+      <w:r>
+        <w:rPr>
+          <w:bCs/>
+          <w:b/>
+        </w:rPr>
+        <w:t xml:space="preserve">=</w:t>
+      </w:r>
+      <w:r>
+        <w:rPr>
+          <w:bCs/>
+          <w:b/>
+        </w:rPr>
+        <w:t xml:space="preserve">(N^{-4/5}))</w:t>
+      </w:r>
+      <w:r>
+        <w:t xml:space="preserve"> </w:t>
+      </w:r>
+      <w:r>
+        <w:t xml:space="preserve">给出 actor–target 时间尺度权衡。</w:t>
       </w:r>
       <w:r>
         <w:br/>
@@ -2898,29 +3697,56 @@
           <w:bCs/>
           <w:b/>
         </w:rPr>
-        <w:t xml:space="preserve">单步 actor</w:t>
-      </w:r>
-      <w:r>
-        <w:t xml:space="preserve"> </w:t>
-      </w:r>
-      <w:r>
-        <w:t xml:space="preserve">vs 实践中每 critic</w:t>
-      </w:r>
-      <w:r>
-        <w:t xml:space="preserve"> </w:t>
-      </w:r>
-      <w:r>
-        <w:rPr>
-          <w:bCs/>
-          <w:b/>
-        </w:rPr>
-        <w:t xml:space="preserve">多步</w:t>
-      </w:r>
-      <w:r>
-        <w:t xml:space="preserve"> </w:t>
-      </w:r>
-      <w:r>
-        <w:t xml:space="preserve">actor 更新；定理 3 未覆盖。</w:t>
+        <w:t xml:space="preserve">Gibbs vs MD 的推导性对照</w:t>
+      </w:r>
+      <w:r>
+        <w:t xml:space="preserve">：推论 1 中</w:t>
+      </w:r>
+      <w:r>
+        <w:t xml:space="preserve"> </w:t>
+      </w:r>
+      <w:r>
+        <w:rPr>
+          <w:bCs/>
+          <w:b/>
+        </w:rPr>
+        <w:t xml:space="preserve">(1/</w:t>
+      </w:r>
+      <w:r>
+        <w:rPr>
+          <w:bCs/>
+          <w:b/>
+        </w:rPr>
+        <w:t xml:space="preserve">)</w:t>
+      </w:r>
+      <w:r>
+        <w:t xml:space="preserve"> </w:t>
+      </w:r>
+      <w:r>
+        <w:t xml:space="preserve">残留 vs</w:t>
+      </w:r>
+      <w:r>
+        <w:t xml:space="preserve"> </w:t>
+      </w:r>
+      <w:r>
+        <w:rPr>
+          <w:bCs/>
+          <w:b/>
+        </w:rPr>
+        <w:t xml:space="preserve">(</w:t>
+      </w:r>
+      <w:r>
+        <w:rPr>
+          <w:bCs/>
+          <w:b/>
+        </w:rPr>
+        <w:t xml:space="preserve">)</w:t>
+      </w:r>
+      <w:r>
+        <w:t xml:space="preserve"> </w:t>
+      </w:r>
+      <w:r>
+        <w:t xml:space="preserve">控漂移；引理 9 与图 2 在精确 critic 设定下支持机制。</w:t>
       </w:r>
       <w:r>
         <w:br/>
@@ -2935,84 +3761,36 @@
         <w:pStyle w:val="Compact"/>
       </w:pPr>
       <w:r>
-        <w:t xml:space="preserve">**MD 链 (</w:t>
-      </w:r>
-      <w:r>
-        <w:t xml:space="preserve">_n)** 与部分 SAC 实现（仅 Q target network 等）未必一致；MD 优势与式 (5) 中</w:t>
-      </w:r>
-      <w:r>
-        <w:t xml:space="preserve"> </w:t>
-      </w:r>
-      <w:r>
-        <w:rPr>
-          <w:bCs/>
-          <w:b/>
-        </w:rPr>
-        <w:t xml:space="preserve">(1/</w:t>
-      </w:r>
-      <w:r>
-        <w:rPr>
-          <w:bCs/>
-          <w:b/>
-        </w:rPr>
-        <w:t xml:space="preserve">)</w:t>
-      </w:r>
-      <w:r>
-        <w:t xml:space="preserve"> </w:t>
-      </w:r>
-      <w:r>
-        <w:t xml:space="preserve">KL 的内在关系应更明确。</w:t>
-      </w:r>
-      <w:r>
-        <w:br/>
-      </w:r>
-    </w:p>
-    <w:p>
-      <w:pPr>
-        <w:numPr>
-          <w:ilvl w:val="0"/>
-          <w:numId w:val="1005"/>
-        </w:numPr>
-        <w:pStyle w:val="Compact"/>
-      </w:pPr>
-      <w:r>
-        <w:rPr>
-          <w:bCs/>
-          <w:b/>
-        </w:rPr>
-        <w:t xml:space="preserve">实验</w:t>
-      </w:r>
-      <w:r>
-        <w:t xml:space="preserve"> </w:t>
-      </w:r>
-      <w:r>
-        <w:t xml:space="preserve">仅附录玩具 MDP，未验证</w:t>
-      </w:r>
-      <w:r>
-        <w:t xml:space="preserve"> </w:t>
-      </w:r>
-      <w:r>
-        <w:rPr>
-          <w:bCs/>
-          <w:b/>
-        </w:rPr>
-        <w:t xml:space="preserve">(N^{-1/5})</w:t>
-      </w:r>
-      <w:r>
-        <w:t xml:space="preserve"> </w:t>
-      </w:r>
-      <w:r>
-        <w:t xml:space="preserve">标度或高维控制。</w:t>
-      </w:r>
-    </w:p>
-    <w:bookmarkEnd w:id="36"/>
-    <w:bookmarkStart w:id="37" w:name="questions-for-authors-给作者的问题"/>
+        <w:rPr>
+          <w:bCs/>
+          <w:b/>
+        </w:rPr>
+        <w:t xml:space="preserve">曲率与失败模式</w:t>
+      </w:r>
+      <w:r>
+        <w:t xml:space="preserve">：定理 2 将 (R_{</w:t>
+      </w:r>
+      <w:r>
+        <w:t xml:space="preserve">Q}/2&lt;</w:t>
+      </w:r>
+      <w:r>
+        <w:t xml:space="preserve">) 与 actor 子问题强凸性联系；附录 K 在相同 (</w:t>
+      </w:r>
+      <w:r>
+        <w:t xml:space="preserve">_{</w:t>
+      </w:r>
+      <w:r>
+        <w:t xml:space="preserve">}) 下对比满足/违反曲率（图 1）。</w:t>
+      </w:r>
+    </w:p>
+    <w:bookmarkEnd w:id="39"/>
+    <w:bookmarkStart w:id="40" w:name="critical-weaknesses关键缺点"/>
     <w:p>
       <w:pPr>
         <w:pStyle w:val="Heading3"/>
       </w:pPr>
       <w:r>
-        <w:t xml:space="preserve">Questions For Authors *（给作者的问题）</w:t>
+        <w:t xml:space="preserve">Critical Weaknesses（关键缺点）</w:t>
       </w:r>
     </w:p>
     <w:p>
@@ -3024,29 +3802,17 @@
         <w:pStyle w:val="Compact"/>
       </w:pPr>
       <w:r>
-        <w:t xml:space="preserve">对非 Fourier critic，是否有</w:t>
-      </w:r>
-      <w:r>
-        <w:t xml:space="preserve"> </w:t>
-      </w:r>
-      <w:r>
-        <w:rPr>
-          <w:bCs/>
-          <w:b/>
-        </w:rPr>
-        <w:t xml:space="preserve">可检验</w:t>
-      </w:r>
-      <w:r>
-        <w:t xml:space="preserve"> </w:t>
-      </w:r>
-      <w:r>
-        <w:t xml:space="preserve">的充分条件或在线估计保证 (R_{</w:t>
-      </w:r>
-      <w:r>
-        <w:t xml:space="preserve">Q}/2&lt;</w:t>
-      </w:r>
-      <w:r>
-        <w:t xml:space="preserve">)？</w:t>
+        <w:rPr>
+          <w:bCs/>
+          <w:b/>
+        </w:rPr>
+        <w:t xml:space="preserve">Population critic oracle</w:t>
+      </w:r>
+      <w:r>
+        <w:t xml:space="preserve"> </w:t>
+      </w:r>
+      <w:r>
+        <w:t xml:space="preserve">不含 TD、随机 replay、双 Q 与 critic target network，与标准深度 SAC 动力学有 gap。</w:t>
       </w:r>
       <w:r>
         <w:br/>
@@ -3061,23 +3827,44 @@
         <w:pStyle w:val="Compact"/>
       </w:pPr>
       <w:r>
-        <w:t xml:space="preserve">每 critic</w:t>
-      </w:r>
-      <w:r>
-        <w:t xml:space="preserve"> </w:t>
-      </w:r>
-      <w:r>
-        <w:rPr>
-          <w:bCs/>
-          <w:b/>
-        </w:rPr>
-        <w:t xml:space="preserve">(K&gt;1)</w:t>
-      </w:r>
-      <w:r>
-        <w:t xml:space="preserve"> </w:t>
-      </w:r>
-      <w:r>
-        <w:t xml:space="preserve">步 actor 时，tracking 与值差距界如何变化？</w:t>
+        <w:rPr>
+          <w:bCs/>
+          <w:b/>
+        </w:rPr>
+        <w:t xml:space="preserve">(R_{</w:t>
+      </w:r>
+      <w:r>
+        <w:rPr>
+          <w:bCs/>
+          <w:b/>
+        </w:rPr>
+        <w:t xml:space="preserve">Q}/2&lt;</w:t>
+      </w:r>
+      <w:r>
+        <w:rPr>
+          <w:bCs/>
+          <w:b/>
+        </w:rPr>
+        <w:t xml:space="preserve">)</w:t>
+      </w:r>
+      <w:r>
+        <w:t xml:space="preserve"> </w:t>
+      </w:r>
+      <w:r>
+        <w:t xml:space="preserve">对深度 critic</w:t>
+      </w:r>
+      <w:r>
+        <w:t xml:space="preserve"> </w:t>
+      </w:r>
+      <w:r>
+        <w:rPr>
+          <w:bCs/>
+          <w:b/>
+        </w:rPr>
+        <w:t xml:space="preserve">难验证</w:t>
+      </w:r>
+      <w:r>
+        <w:t xml:space="preserve">；可构造例主要为 Fourier 线性 critic。</w:t>
       </w:r>
       <w:r>
         <w:br/>
@@ -3092,39 +3879,33 @@
         <w:pStyle w:val="Compact"/>
       </w:pPr>
       <w:r>
-        <w:t xml:space="preserve">能否将</w:t>
-      </w:r>
-      <w:r>
-        <w:t xml:space="preserve"> </w:t>
-      </w:r>
-      <w:r>
-        <w:rPr>
-          <w:bCs/>
-          <w:b/>
-        </w:rPr>
-        <w:t xml:space="preserve">oracle</w:t>
-      </w:r>
-      <w:r>
-        <w:t xml:space="preserve"> </w:t>
-      </w:r>
-      <w:r>
-        <w:t xml:space="preserve">替换为（即使线性）TD 的</w:t>
-      </w:r>
-      <w:r>
-        <w:t xml:space="preserve"> </w:t>
-      </w:r>
-      <w:r>
-        <w:rPr>
-          <w:bCs/>
-          <w:b/>
-        </w:rPr>
-        <w:t xml:space="preserve">样本复杂度</w:t>
-      </w:r>
-      <w:r>
-        <w:t xml:space="preserve"> </w:t>
-      </w:r>
-      <w:r>
-        <w:t xml:space="preserve">界？</w:t>
+        <w:rPr>
+          <w:bCs/>
+          <w:b/>
+        </w:rPr>
+        <w:t xml:space="preserve">单步 actor</w:t>
+      </w:r>
+      <w:r>
+        <w:t xml:space="preserve"> </w:t>
+      </w:r>
+      <w:r>
+        <w:t xml:space="preserve">vs 实践中每 critic</w:t>
+      </w:r>
+      <w:r>
+        <w:t xml:space="preserve"> </w:t>
+      </w:r>
+      <w:r>
+        <w:rPr>
+          <w:bCs/>
+          <w:b/>
+        </w:rPr>
+        <w:t xml:space="preserve">多步</w:t>
+      </w:r>
+      <w:r>
+        <w:t xml:space="preserve"> </w:t>
+      </w:r>
+      <w:r>
+        <w:t xml:space="preserve">actor 更新；定理 3 未覆盖。</w:t>
       </w:r>
       <w:r>
         <w:br/>
@@ -3139,26 +3920,33 @@
         <w:pStyle w:val="Compact"/>
       </w:pPr>
       <w:r>
-        <w:t xml:space="preserve">若</w:t>
-      </w:r>
-      <w:r>
-        <w:t xml:space="preserve"> </w:t>
-      </w:r>
-      <w:r>
-        <w:rPr>
-          <w:bCs/>
-          <w:b/>
-        </w:rPr>
-        <w:t xml:space="preserve">放慢 Gibbs target</w:t>
-      </w:r>
-      <w:r>
-        <w:t xml:space="preserve"> </w:t>
-      </w:r>
-      <w:r>
-        <w:t xml:space="preserve">以匹配小 (</w:t>
-      </w:r>
-      <w:r>
-        <w:t xml:space="preserve">) 的有效漂移，MD 优势还剩多少？</w:t>
+        <w:t xml:space="preserve">**MD 链 (</w:t>
+      </w:r>
+      <w:r>
+        <w:t xml:space="preserve">_n)** 与部分 SAC 实现（仅 Q target network 等）未必一致；MD 优势与式 (5) 中</w:t>
+      </w:r>
+      <w:r>
+        <w:t xml:space="preserve"> </w:t>
+      </w:r>
+      <w:r>
+        <w:rPr>
+          <w:bCs/>
+          <w:b/>
+        </w:rPr>
+        <w:t xml:space="preserve">(1/</w:t>
+      </w:r>
+      <w:r>
+        <w:rPr>
+          <w:bCs/>
+          <w:b/>
+        </w:rPr>
+        <w:t xml:space="preserve">)</w:t>
+      </w:r>
+      <w:r>
+        <w:t xml:space="preserve"> </w:t>
+      </w:r>
+      <w:r>
+        <w:t xml:space="preserve">KL 的内在关系应更明确。</w:t>
       </w:r>
       <w:r>
         <w:br/>
@@ -3173,6 +3961,203 @@
         <w:pStyle w:val="Compact"/>
       </w:pPr>
       <w:r>
+        <w:rPr>
+          <w:bCs/>
+          <w:b/>
+        </w:rPr>
+        <w:t xml:space="preserve">实验</w:t>
+      </w:r>
+      <w:r>
+        <w:t xml:space="preserve"> </w:t>
+      </w:r>
+      <w:r>
+        <w:t xml:space="preserve">仅附录玩具 MDP，未验证</w:t>
+      </w:r>
+      <w:r>
+        <w:t xml:space="preserve"> </w:t>
+      </w:r>
+      <w:r>
+        <w:rPr>
+          <w:bCs/>
+          <w:b/>
+        </w:rPr>
+        <w:t xml:space="preserve">(N^{-1/5})</w:t>
+      </w:r>
+      <w:r>
+        <w:t xml:space="preserve"> </w:t>
+      </w:r>
+      <w:r>
+        <w:t xml:space="preserve">标度或高维控制。</w:t>
+      </w:r>
+    </w:p>
+    <w:bookmarkEnd w:id="40"/>
+    <w:bookmarkStart w:id="41" w:name="questions-for-authors-给作者的问题"/>
+    <w:p>
+      <w:pPr>
+        <w:pStyle w:val="Heading3"/>
+      </w:pPr>
+      <w:r>
+        <w:t xml:space="preserve">Questions For Authors *（给作者的问题）</w:t>
+      </w:r>
+    </w:p>
+    <w:p>
+      <w:pPr>
+        <w:numPr>
+          <w:ilvl w:val="0"/>
+          <w:numId w:val="1007"/>
+        </w:numPr>
+        <w:pStyle w:val="Compact"/>
+      </w:pPr>
+      <w:r>
+        <w:t xml:space="preserve">对非 Fourier critic，是否有</w:t>
+      </w:r>
+      <w:r>
+        <w:t xml:space="preserve"> </w:t>
+      </w:r>
+      <w:r>
+        <w:rPr>
+          <w:bCs/>
+          <w:b/>
+        </w:rPr>
+        <w:t xml:space="preserve">可检验</w:t>
+      </w:r>
+      <w:r>
+        <w:t xml:space="preserve"> </w:t>
+      </w:r>
+      <w:r>
+        <w:t xml:space="preserve">的充分条件或在线估计保证 (R_{</w:t>
+      </w:r>
+      <w:r>
+        <w:t xml:space="preserve">Q}/2&lt;</w:t>
+      </w:r>
+      <w:r>
+        <w:t xml:space="preserve">)？</w:t>
+      </w:r>
+      <w:r>
+        <w:br/>
+      </w:r>
+    </w:p>
+    <w:p>
+      <w:pPr>
+        <w:numPr>
+          <w:ilvl w:val="0"/>
+          <w:numId w:val="1007"/>
+        </w:numPr>
+        <w:pStyle w:val="Compact"/>
+      </w:pPr>
+      <w:r>
+        <w:t xml:space="preserve">每 critic</w:t>
+      </w:r>
+      <w:r>
+        <w:t xml:space="preserve"> </w:t>
+      </w:r>
+      <w:r>
+        <w:rPr>
+          <w:bCs/>
+          <w:b/>
+        </w:rPr>
+        <w:t xml:space="preserve">(K&gt;1)</w:t>
+      </w:r>
+      <w:r>
+        <w:t xml:space="preserve"> </w:t>
+      </w:r>
+      <w:r>
+        <w:t xml:space="preserve">步 actor 时，tracking 与值差距界如何变化？</w:t>
+      </w:r>
+      <w:r>
+        <w:br/>
+      </w:r>
+    </w:p>
+    <w:p>
+      <w:pPr>
+        <w:numPr>
+          <w:ilvl w:val="0"/>
+          <w:numId w:val="1007"/>
+        </w:numPr>
+        <w:pStyle w:val="Compact"/>
+      </w:pPr>
+      <w:r>
+        <w:t xml:space="preserve">能否将</w:t>
+      </w:r>
+      <w:r>
+        <w:t xml:space="preserve"> </w:t>
+      </w:r>
+      <w:r>
+        <w:rPr>
+          <w:bCs/>
+          <w:b/>
+        </w:rPr>
+        <w:t xml:space="preserve">oracle</w:t>
+      </w:r>
+      <w:r>
+        <w:t xml:space="preserve"> </w:t>
+      </w:r>
+      <w:r>
+        <w:t xml:space="preserve">替换为（即使线性）TD 的</w:t>
+      </w:r>
+      <w:r>
+        <w:t xml:space="preserve"> </w:t>
+      </w:r>
+      <w:r>
+        <w:rPr>
+          <w:bCs/>
+          <w:b/>
+        </w:rPr>
+        <w:t xml:space="preserve">样本复杂度</w:t>
+      </w:r>
+      <w:r>
+        <w:t xml:space="preserve"> </w:t>
+      </w:r>
+      <w:r>
+        <w:t xml:space="preserve">界？</w:t>
+      </w:r>
+      <w:r>
+        <w:br/>
+      </w:r>
+    </w:p>
+    <w:p>
+      <w:pPr>
+        <w:numPr>
+          <w:ilvl w:val="0"/>
+          <w:numId w:val="1007"/>
+        </w:numPr>
+        <w:pStyle w:val="Compact"/>
+      </w:pPr>
+      <w:r>
+        <w:t xml:space="preserve">若</w:t>
+      </w:r>
+      <w:r>
+        <w:t xml:space="preserve"> </w:t>
+      </w:r>
+      <w:r>
+        <w:rPr>
+          <w:bCs/>
+          <w:b/>
+        </w:rPr>
+        <w:t xml:space="preserve">放慢 Gibbs target</w:t>
+      </w:r>
+      <w:r>
+        <w:t xml:space="preserve"> </w:t>
+      </w:r>
+      <w:r>
+        <w:t xml:space="preserve">以匹配小 (</w:t>
+      </w:r>
+      <w:r>
+        <w:t xml:space="preserve">) 的有效漂移，MD 优势还剩多少？</w:t>
+      </w:r>
+      <w:r>
+        <w:br/>
+      </w:r>
+    </w:p>
+    <w:p>
+      <w:pPr>
+        <w:numPr>
+          <w:ilvl w:val="0"/>
+          <w:numId w:val="1007"/>
+        </w:numPr>
+        <w:pStyle w:val="Compact"/>
+      </w:pPr>
+      <w:r>
         <w:t xml:space="preserve">能否在附录 K 加</w:t>
       </w:r>
       <w:r>
@@ -3203,6 +4188,560 @@
       </w:r>
       <w:r>
         <w:t xml:space="preserve">？</w:t>
+      </w:r>
+    </w:p>
+    <w:bookmarkEnd w:id="41"/>
+    <w:bookmarkStart w:id="42" w:name="overall-recommendation-总评-rating"/>
+    <w:p>
+      <w:pPr>
+        <w:pStyle w:val="Heading3"/>
+      </w:pPr>
+      <w:r>
+        <w:t xml:space="preserve">Overall Recommendation *（总评 / Rating）</w:t>
+      </w:r>
+    </w:p>
+    <w:tbl>
+      <w:tblPr>
+        <w:tblStyle w:val="Table"/>
+        <w:tblW w:type="pct" w:w="5000"/>
+        <w:tblLook w:firstRow="1" w:lastRow="0" w:firstColumn="0" w:lastColumn="0" w:noHBand="0" w:noVBand="0" w:val="0020"/>
+        <w:jc w:val="start"/>
+      </w:tblPr>
+      <w:tblGrid>
+        <w:gridCol w:w="6008"/>
+        <w:gridCol w:w="1911"/>
+      </w:tblGrid>
+      <w:tr>
+        <w:trPr>
+          <w:tblHeader w:val="true"/>
+        </w:trPr>
+        <w:tc>
+          <w:tcPr/>
+          <w:p>
+            <w:pPr>
+              <w:pStyle w:val="Compact"/>
+              <w:jc w:val="left"/>
+            </w:pPr>
+            <w:r>
+              <w:t xml:space="preserve">表单选择（0–10 偶数）</w:t>
+            </w:r>
+          </w:p>
+        </w:tc>
+        <w:tc>
+          <w:tcPr/>
+          <w:p>
+            <w:pPr>
+              <w:pStyle w:val="Compact"/>
+              <w:jc w:val="left"/>
+            </w:pPr>
+            <w:r>
+              <w:rPr>
+                <w:bCs/>
+                <w:b/>
+              </w:rPr>
+              <w:t xml:space="preserve">5</w:t>
+            </w:r>
+          </w:p>
+        </w:tc>
+      </w:tr>
+      <w:tr>
+        <w:tc>
+          <w:tcPr/>
+          <w:p>
+            <w:pPr>
+              <w:pStyle w:val="Compact"/>
+              <w:jc w:val="left"/>
+            </w:pPr>
+            <w:r>
+              <w:rPr>
+                <w:bCs/>
+                <w:b/>
+              </w:rPr>
+              <w:t xml:space="preserve">含义</w:t>
+            </w:r>
+          </w:p>
+        </w:tc>
+        <w:tc>
+          <w:tcPr/>
+          <w:p>
+            <w:pPr>
+              <w:pStyle w:val="Compact"/>
+              <w:jc w:val="left"/>
+            </w:pPr>
+            <w:r>
+              <w:t xml:space="preserve">略低于接收线（Marginally below）</w:t>
+            </w:r>
+          </w:p>
+        </w:tc>
+      </w:tr>
+      <w:tr>
+        <w:tc>
+          <w:tcPr/>
+          <w:p>
+            <w:pPr>
+              <w:pStyle w:val="Compact"/>
+              <w:jc w:val="left"/>
+            </w:pPr>
+            <w:r>
+              <w:rPr>
+                <w:bCs/>
+                <w:b/>
+              </w:rPr>
+              <w:t xml:space="preserve">一句话</w:t>
+            </w:r>
+          </w:p>
+        </w:tc>
+        <w:tc>
+          <w:tcPr/>
+          <w:p>
+            <w:pPr>
+              <w:pStyle w:val="Compact"/>
+              <w:jc w:val="left"/>
+            </w:pPr>
+            <w:r>
+              <w:t xml:space="preserve">RL 理论受众有价值，但 oracle/曲率/仅附录实验使对 ICLR 广义项目影响有限。</w:t>
+            </w:r>
+          </w:p>
+        </w:tc>
+      </w:tr>
+    </w:tbl>
+    <w:p>
+      <w:pPr>
+        <w:pStyle w:val="BodyText"/>
+      </w:pPr>
+      <w:r>
+        <w:rPr>
+          <w:bCs/>
+          <w:b/>
+        </w:rPr>
+        <w:t xml:space="preserve">两条核心理由：</w:t>
+      </w:r>
+      <w:r>
+        <w:t xml:space="preserve">（1）</w:t>
+      </w:r>
+      <w:r>
+        <w:rPr>
+          <w:bCs/>
+          <w:b/>
+        </w:rPr>
+        <w:t xml:space="preserve">接收面：</w:t>
+      </w:r>
+      <w:r>
+        <w:t xml:space="preserve"> </w:t>
+      </w:r>
+      <w:r>
+        <w:t xml:space="preserve">squashed Gaussian + 部分 KL 的 population 分析，Gibbs vs MD tracking（推论 1、图 2）有明确增量。（2）</w:t>
+      </w:r>
+      <w:r>
+        <w:rPr>
+          <w:bCs/>
+          <w:b/>
+        </w:rPr>
+        <w:t xml:space="preserve">拒稿面：</w:t>
+      </w:r>
+      <w:r>
+        <w:t xml:space="preserve"> </w:t>
+      </w:r>
+      <w:r>
+        <w:t xml:space="preserve">与深度 SAC（TD、采样、多步 actor）脱节；(R_{</w:t>
+      </w:r>
+      <w:r>
+        <w:t xml:space="preserve">Q}/2&lt;</w:t>
+      </w:r>
+      <w:r>
+        <w:t xml:space="preserve">) 不可检验；未验证 (N^{-1/5}) 率。</w:t>
+      </w:r>
+    </w:p>
+    <w:p>
+      <w:pPr>
+        <w:pStyle w:val="BodyText"/>
+      </w:pPr>
+      <w:r>
+        <w:rPr>
+          <w:iCs/>
+          <w:i/>
+        </w:rPr>
+        <w:t xml:space="preserve">若表单仅为 Accept/Reject：</w:t>
+      </w:r>
+      <w:r>
+        <w:t xml:space="preserve"> </w:t>
+      </w:r>
+      <w:r>
+        <w:t xml:space="preserve">主会倾向</w:t>
+      </w:r>
+      <w:r>
+        <w:t xml:space="preserve"> </w:t>
+      </w:r>
+      <w:r>
+        <w:rPr>
+          <w:bCs/>
+          <w:b/>
+        </w:rPr>
+        <w:t xml:space="preserve">边界/弱拒</w:t>
+      </w:r>
+      <w:r>
+        <w:t xml:space="preserve">；若 AC 偏理论可</w:t>
+      </w:r>
+      <w:r>
+        <w:t xml:space="preserve"> </w:t>
+      </w:r>
+      <w:r>
+        <w:rPr>
+          <w:bCs/>
+          <w:b/>
+        </w:rPr>
+        <w:t xml:space="preserve">弱接收</w:t>
+      </w:r>
+      <w:r>
+        <w:t xml:space="preserve">。</w:t>
+      </w:r>
+    </w:p>
+    <w:bookmarkEnd w:id="42"/>
+    <w:bookmarkStart w:id="43" w:name="confidence-置信度"/>
+    <w:p>
+      <w:pPr>
+        <w:pStyle w:val="Heading3"/>
+      </w:pPr>
+      <w:r>
+        <w:t xml:space="preserve">Confidence *（置信度）</w:t>
+      </w:r>
+    </w:p>
+    <w:tbl>
+      <w:tblPr>
+        <w:tblStyle w:val="Table"/>
+        <w:tblW w:type="pct" w:w="5000"/>
+        <w:tblLook w:firstRow="1" w:lastRow="0" w:firstColumn="0" w:lastColumn="0" w:noHBand="0" w:noVBand="0" w:val="0020"/>
+        <w:jc w:val="start"/>
+      </w:tblPr>
+      <w:tblGrid>
+        <w:gridCol w:w="5002"/>
+        <w:gridCol w:w="2917"/>
+      </w:tblGrid>
+      <w:tr>
+        <w:trPr>
+          <w:tblHeader w:val="true"/>
+        </w:trPr>
+        <w:tc>
+          <w:tcPr/>
+          <w:p>
+            <w:pPr>
+              <w:pStyle w:val="Compact"/>
+              <w:jc w:val="left"/>
+            </w:pPr>
+            <w:r>
+              <w:t xml:space="preserve">分数 (1–5)</w:t>
+            </w:r>
+          </w:p>
+        </w:tc>
+        <w:tc>
+          <w:tcPr/>
+          <w:p>
+            <w:pPr>
+              <w:pStyle w:val="Compact"/>
+              <w:jc w:val="left"/>
+            </w:pPr>
+            <w:r>
+              <w:rPr>
+                <w:bCs/>
+                <w:b/>
+              </w:rPr>
+              <w:t xml:space="preserve">3</w:t>
+            </w:r>
+          </w:p>
+        </w:tc>
+      </w:tr>
+      <w:tr>
+        <w:tc>
+          <w:tcPr/>
+          <w:p>
+            <w:pPr>
+              <w:pStyle w:val="Compact"/>
+              <w:jc w:val="left"/>
+            </w:pPr>
+            <w:r>
+              <w:rPr>
+                <w:bCs/>
+                <w:b/>
+              </w:rPr>
+              <w:t xml:space="preserve">理由</w:t>
+            </w:r>
+          </w:p>
+        </w:tc>
+        <w:tc>
+          <w:tcPr/>
+          <w:p>
+            <w:pPr>
+              <w:pStyle w:val="Compact"/>
+              <w:jc w:val="left"/>
+            </w:pPr>
+            <w:r>
+              <w:t xml:space="preserve">熟悉熵正则 RL/SAC/MD 主线；读过正文与定理，未逐行核对全部附录证明。</w:t>
+            </w:r>
+          </w:p>
+        </w:tc>
+      </w:tr>
+    </w:tbl>
+    <w:bookmarkEnd w:id="43"/>
+    <w:bookmarkStart w:id="44" w:name="X1d3e3ba0327d9c7e8a29d10202f559404145dd2"/>
+    <w:p>
+      <w:pPr>
+        <w:pStyle w:val="Heading3"/>
+      </w:pPr>
+      <w:r>
+        <w:t xml:space="preserve">Supporting Arguments For Recommendation *（支持总评的论述）</w:t>
+      </w:r>
+    </w:p>
+    <w:p>
+      <w:pPr>
+        <w:pStyle w:val="FirstParagraph"/>
+      </w:pPr>
+      <w:r>
+        <w:t xml:space="preserve">本文针对 SAC 实现（tanh 高斯、少量 reverse-KL 步、target 变化）与 policy-space 理论之间的空白，给出 population 层面的 tracking 与 best-iterate 率。Gibbs 目标中</w:t>
+      </w:r>
+      <w:r>
+        <w:t xml:space="preserve"> </w:t>
+      </w:r>
+      <w:r>
+        <w:rPr>
+          <w:bCs/>
+          <w:b/>
+        </w:rPr>
+        <w:t xml:space="preserve">(1/</w:t>
+      </w:r>
+      <w:r>
+        <w:rPr>
+          <w:bCs/>
+          <w:b/>
+        </w:rPr>
+        <w:t xml:space="preserve">)</w:t>
+      </w:r>
+      <w:r>
+        <w:t xml:space="preserve"> </w:t>
+      </w:r>
+      <w:r>
+        <w:t xml:space="preserve">不消失项对理解「actor 跟不上 softmax target」尤其有用；定理 3 的 (</w:t>
+      </w:r>
+      <w:r>
+        <w:t xml:space="preserve">)–(N) 标度给出了可引用的 tuning 量级。</w:t>
+      </w:r>
+    </w:p>
+    <w:p>
+      <w:pPr>
+        <w:pStyle w:val="BodyText"/>
+      </w:pPr>
+      <w:r>
+        <w:t xml:space="preserve">但对 ICLR 整体而言，结论</w:t>
+      </w:r>
+      <w:r>
+        <w:t xml:space="preserve"> </w:t>
+      </w:r>
+      <w:r>
+        <w:rPr>
+          <w:bCs/>
+          <w:b/>
+        </w:rPr>
+        <w:t xml:space="preserve">条件性过强</w:t>
+      </w:r>
+      <w:r>
+        <w:t xml:space="preserve">：critic oracle 回避了 TD 学习难点，曲率假设缺乏深度网络下的检验路径，实验无法支撑主定理的率。若 rebuttal 能清晰界定相对「proximal target 慢动」的增量，并给出多步 actor 或线性 TD 的扩展 sketch，我会考虑提高到</w:t>
+      </w:r>
+      <w:r>
+        <w:t xml:space="preserve"> </w:t>
+      </w:r>
+      <w:r>
+        <w:rPr>
+          <w:bCs/>
+          <w:b/>
+        </w:rPr>
+        <w:t xml:space="preserve">6</w:t>
+      </w:r>
+      <w:r>
+        <w:t xml:space="preserve">。</w:t>
+      </w:r>
+    </w:p>
+    <w:bookmarkEnd w:id="44"/>
+    <w:bookmarkStart w:id="45" w:name="X2c8cbb475dc7f2fde933afe14b0501d8ef62a39"/>
+    <w:p>
+      <w:pPr>
+        <w:pStyle w:val="Heading3"/>
+      </w:pPr>
+      <w:r>
+        <w:t xml:space="preserve">Additional Feedback To Improve The Paper（可选；不计入打分）</w:t>
+      </w:r>
+    </w:p>
+    <w:p>
+      <w:pPr>
+        <w:numPr>
+          <w:ilvl w:val="0"/>
+          <w:numId w:val="1008"/>
+        </w:numPr>
+        <w:pStyle w:val="Compact"/>
+      </w:pPr>
+      <w:r>
+        <w:t xml:space="preserve">增加</w:t>
+      </w:r>
+      <w:r>
+        <w:t xml:space="preserve"> </w:t>
+      </w:r>
+      <w:r>
+        <w:rPr>
+          <w:bCs/>
+          <w:b/>
+        </w:rPr>
+        <w:t xml:space="preserve">实践者摘要</w:t>
+      </w:r>
+      <w:r>
+        <w:t xml:space="preserve">：SAC 用户是否应改 target 类型或 (</w:t>
+      </w:r>
+      <w:r>
+        <w:t xml:space="preserve">)？</w:t>
+      </w:r>
+      <w:r>
+        <w:br/>
+      </w:r>
+    </w:p>
+    <w:p>
+      <w:pPr>
+        <w:numPr>
+          <w:ilvl w:val="0"/>
+          <w:numId w:val="1008"/>
+        </w:numPr>
+        <w:pStyle w:val="Compact"/>
+      </w:pPr>
+      <w:r>
+        <w:t xml:space="preserve">讨论</w:t>
+      </w:r>
+      <w:r>
+        <w:t xml:space="preserve"> </w:t>
+      </w:r>
+      <w:r>
+        <w:rPr>
+          <w:bCs/>
+          <w:b/>
+        </w:rPr>
+        <w:t xml:space="preserve">Q 的 target network</w:t>
+      </w:r>
+      <w:r>
+        <w:t xml:space="preserve"> </w:t>
+      </w:r>
+      <w:r>
+        <w:t xml:space="preserve">与放慢 Gibbs 是否复现 MD 小 (</w:t>
+      </w:r>
+      <w:r>
+        <w:t xml:space="preserve">) 优势。</w:t>
+      </w:r>
+      <w:r>
+        <w:br/>
+      </w:r>
+    </w:p>
+    <w:p>
+      <w:pPr>
+        <w:numPr>
+          <w:ilvl w:val="0"/>
+          <w:numId w:val="1008"/>
+        </w:numPr>
+        <w:pStyle w:val="Compact"/>
+      </w:pPr>
+      <w:r>
+        <w:t xml:space="preserve">附录 K 报告满足/违反曲率时的</w:t>
+      </w:r>
+      <w:r>
+        <w:t xml:space="preserve"> </w:t>
+      </w:r>
+      <w:r>
+        <w:rPr>
+          <w:bCs/>
+          <w:b/>
+        </w:rPr>
+        <w:t xml:space="preserve">(</w:t>
+      </w:r>
+      <w:r>
+        <w:rPr>
+          <w:bCs/>
+          <w:b/>
+        </w:rPr>
+        <w:t xml:space="preserve">)</w:t>
+      </w:r>
+      <w:r>
+        <w:t xml:space="preserve"> </w:t>
+      </w:r>
+      <w:r>
+        <w:t xml:space="preserve">数值，避免强凸常数退化却未说明。</w:t>
+      </w:r>
+      <w:r>
+        <w:br/>
+      </w:r>
+    </w:p>
+    <w:p>
+      <w:pPr>
+        <w:numPr>
+          <w:ilvl w:val="0"/>
+          <w:numId w:val="1008"/>
+        </w:numPr>
+        <w:pStyle w:val="Compact"/>
+      </w:pPr>
+      <w:r>
+        <w:t xml:space="preserve">Algorithm 1 旁注区分</w:t>
+      </w:r>
+      <w:r>
+        <w:t xml:space="preserve"> </w:t>
+      </w:r>
+      <w:r>
+        <w:rPr>
+          <w:bCs/>
+          <w:b/>
+        </w:rPr>
+        <w:t xml:space="preserve">(</w:t>
+      </w:r>
+      <w:r>
+        <w:rPr>
+          <w:iCs/>
+          <w:i/>
+          <w:bCs/>
+          <w:b/>
+        </w:rPr>
+        <w:t xml:space="preserve">n)</w:t>
+      </w:r>
+      <w:r>
+        <w:rPr>
+          <w:bCs/>
+          <w:b/>
+          <w:iCs/>
+          <w:i/>
+          <w:bCs/>
+          <w:b/>
+        </w:rPr>
+        <w:t xml:space="preserve">（MD 链）与</w:t>
+      </w:r>
+      <w:r>
+        <w:rPr>
+          <w:bCs/>
+          <w:b/>
+          <w:iCs/>
+          <w:i/>
+          <w:bCs/>
+          <w:b/>
+        </w:rPr>
+        <w:t xml:space="preserve"> </w:t>
+      </w:r>
+      <w:r>
+        <w:rPr>
+          <w:iCs/>
+          <w:i/>
+          <w:bCs/>
+          <w:b/>
+        </w:rPr>
+        <w:t xml:space="preserve">(</w:t>
+      </w:r>
+      <w:r>
+        <w:rPr>
+          <w:bCs/>
+          <w:b/>
+        </w:rPr>
+        <w:t xml:space="preserve">{w_n})</w:t>
+      </w:r>
+      <w:r>
+        <w:t xml:space="preserve">（actor）。</w:t>
       </w:r>
     </w:p>
     <w:p>
@@ -3212,10 +4751,10 @@
         </w:pict>
       </w:r>
     </w:p>
-    <w:bookmarkEnd w:id="37"/>
-    <w:bookmarkEnd w:id="38"/>
-    <w:bookmarkEnd w:id="39"/>
-    <w:bookmarkStart w:id="58" w:name="X9f3ca886038b85229b3fc92de2a5966c75a3423"/>
+    <w:bookmarkEnd w:id="45"/>
+    <w:bookmarkEnd w:id="46"/>
+    <w:bookmarkEnd w:id="47"/>
+    <w:bookmarkStart w:id="74" w:name="X9f3ca886038b85229b3fc92de2a5966c75a3423"/>
     <w:p>
       <w:pPr>
         <w:pStyle w:val="Heading1"/>
@@ -3240,7 +4779,7 @@
         <w:t xml:space="preserve">(QNF)</w:t>
       </w:r>
     </w:p>
-    <w:bookmarkStart w:id="48" w:name="english-1"/>
+    <w:bookmarkStart w:id="60" w:name="english-1"/>
     <w:p>
       <w:pPr>
         <w:pStyle w:val="Heading2"/>
@@ -3249,7 +4788,7 @@
         <w:t xml:space="preserve">English</w:t>
       </w:r>
     </w:p>
-    <w:bookmarkStart w:id="40" w:name="X31659882b6b0e652cea1a0ee32ce91c5574f3c9"/>
+    <w:bookmarkStart w:id="48" w:name="X31659882b6b0e652cea1a0ee32ce91c5574f3c9"/>
     <w:p>
       <w:pPr>
         <w:pStyle w:val="Heading3"/>
@@ -3279,8 +4818,8 @@
         <w:t xml:space="preserve">—clean idea and reasonable ablations, but the abstract overclaims relative to SAC/CrossQ on several tasks and baseline tuning/fairness is unclear.</w:t>
       </w:r>
     </w:p>
-    <w:bookmarkEnd w:id="40"/>
-    <w:bookmarkStart w:id="41" w:name="paper-summary-1"/>
+    <w:bookmarkEnd w:id="48"/>
+    <w:bookmarkStart w:id="49" w:name="paper-summary-1"/>
     <w:p>
       <w:pPr>
         <w:pStyle w:val="Heading3"/>
@@ -3800,8 +5339,8 @@
         <w:t xml:space="preserve">focused; the authors acknowledge higher compute and stability tricks (e.g., split quadratic solve) versus Gaussian actors.</w:t>
       </w:r>
     </w:p>
-    <w:bookmarkEnd w:id="41"/>
-    <w:bookmarkStart w:id="42" w:name="presentation-1"/>
+    <w:bookmarkEnd w:id="49"/>
+    <w:bookmarkStart w:id="50" w:name="presentation-1"/>
     <w:p>
       <w:pPr>
         <w:pStyle w:val="Heading3"/>
@@ -3885,8 +5424,8 @@
         </w:tc>
       </w:tr>
     </w:tbl>
-    <w:bookmarkEnd w:id="42"/>
-    <w:bookmarkStart w:id="43" w:name="informativeness-1"/>
+    <w:bookmarkEnd w:id="50"/>
+    <w:bookmarkStart w:id="51" w:name="informativeness-1"/>
     <w:p>
       <w:pPr>
         <w:pStyle w:val="Heading3"/>
@@ -4025,8 +5564,8 @@
         </w:tc>
       </w:tr>
     </w:tbl>
-    <w:bookmarkEnd w:id="43"/>
-    <w:bookmarkStart w:id="44" w:name="soundness-1"/>
+    <w:bookmarkEnd w:id="51"/>
+    <w:bookmarkStart w:id="52" w:name="soundness-1"/>
     <w:p>
       <w:pPr>
         <w:pStyle w:val="Heading3"/>
@@ -4139,408 +5678,14 @@
         </w:tc>
       </w:tr>
     </w:tbl>
-    <w:bookmarkEnd w:id="44"/>
-    <w:bookmarkStart w:id="45" w:name="critical-strengths-1"/>
+    <w:bookmarkEnd w:id="52"/>
+    <w:bookmarkStart w:id="53" w:name="critical-strengths-1"/>
     <w:p>
       <w:pPr>
         <w:pStyle w:val="Heading3"/>
       </w:pPr>
       <w:r>
         <w:t xml:space="preserve">Critical Strengths</w:t>
-      </w:r>
-    </w:p>
-    <w:p>
-      <w:pPr>
-        <w:numPr>
-          <w:ilvl w:val="0"/>
-          <w:numId w:val="1007"/>
-        </w:numPr>
-      </w:pPr>
-      <w:r>
-        <w:rPr>
-          <w:bCs/>
-          <w:b/>
-        </w:rPr>
-        <w:t xml:space="preserve">Conceptual unification.</w:t>
-      </w:r>
-      <w:r>
-        <w:t xml:space="preserve"> </w:t>
-      </w:r>
-      <w:r>
-        <w:t xml:space="preserve">Representing the</w:t>
-      </w:r>
-      <w:r>
-        <w:t xml:space="preserve"> </w:t>
-      </w:r>
-      <w:r>
-        <w:rPr>
-          <w:bCs/>
-          <w:b/>
-        </w:rPr>
-        <w:t xml:space="preserve">entropy-regularized policy as the generative model</w:t>
-      </w:r>
-      <w:r>
-        <w:t xml:space="preserve"> </w:t>
-      </w:r>
-      <w:r>
-        <w:t xml:space="preserve">removes the separate actor head that regresses toward an implicit softmax of Q, simplifying the training loop while keeping standard off-policy TD machinery.</w:t>
-      </w:r>
-    </w:p>
-    <w:p>
-      <w:pPr>
-        <w:numPr>
-          <w:ilvl w:val="0"/>
-          <w:numId w:val="1007"/>
-        </w:numPr>
-      </w:pPr>
-      <w:r>
-        <w:rPr>
-          <w:bCs/>
-          <w:b/>
-        </w:rPr>
-        <w:t xml:space="preserve">Practical training knobs with evidence.</w:t>
-      </w:r>
-      <w:r>
-        <w:t xml:space="preserve"> </w:t>
-      </w:r>
-      <w:r>
-        <w:rPr>
-          <w:bCs/>
-          <w:b/>
-        </w:rPr>
-        <w:t xml:space="preserve">(</w:t>
-      </w:r>
-      <w:r>
-        <w:rPr>
-          <w:bCs/>
-          <w:b/>
-        </w:rPr>
-        <w:t xml:space="preserve">) OLS autotuning</w:t>
-      </w:r>
-      <w:r>
-        <w:t xml:space="preserve"> </w:t>
-      </w:r>
-      <w:r>
-        <w:t xml:space="preserve">and</w:t>
-      </w:r>
-      <w:r>
-        <w:t xml:space="preserve"> </w:t>
-      </w:r>
-      <w:r>
-        <w:rPr>
-          <w:bCs/>
-          <w:b/>
-        </w:rPr>
-        <w:t xml:space="preserve">greedification</w:t>
-      </w:r>
-      <w:r>
-        <w:t xml:space="preserve"> </w:t>
-      </w:r>
-      <w:r>
-        <w:t xml:space="preserve">are motivated by fixed-(</w:t>
-      </w:r>
-      <w:r>
-        <w:t xml:space="preserve">) sensitivity and (</w:t>
-      </w:r>
-      <w:r>
-        <w:t xml:space="preserve">) stagnation; Figure 4 shows competitive returns with autotuned (</w:t>
-      </w:r>
-      <w:r>
-        <w:t xml:space="preserve">) and documents collapse at large (</w:t>
-      </w:r>
-      <w:r>
-        <w:t xml:space="preserve">).</w:t>
-      </w:r>
-    </w:p>
-    <w:p>
-      <w:pPr>
-        <w:numPr>
-          <w:ilvl w:val="0"/>
-          <w:numId w:val="1007"/>
-        </w:numPr>
-      </w:pPr>
-      <w:r>
-        <w:rPr>
-          <w:bCs/>
-          <w:b/>
-        </w:rPr>
-        <w:t xml:space="preserve">Architecture choice within QNF.</w:t>
-      </w:r>
-      <w:r>
-        <w:t xml:space="preserve"> </w:t>
-      </w:r>
-      <w:r>
-        <w:t xml:space="preserve">Figure 3 compares multiple flow families;</w:t>
-      </w:r>
-      <w:r>
-        <w:t xml:space="preserve"> </w:t>
-      </w:r>
-      <w:r>
-        <w:rPr>
-          <w:bCs/>
-          <w:b/>
-        </w:rPr>
-        <w:t xml:space="preserve">QMANSF</w:t>
-      </w:r>
-      <w:r>
-        <w:t xml:space="preserve"> </w:t>
-      </w:r>
-      <w:r>
-        <w:t xml:space="preserve">is consistently strong among QNF variants, supporting the main experimental configuration.</w:t>
-      </w:r>
-    </w:p>
-    <w:p>
-      <w:pPr>
-        <w:numPr>
-          <w:ilvl w:val="0"/>
-          <w:numId w:val="1007"/>
-        </w:numPr>
-      </w:pPr>
-      <w:r>
-        <w:rPr>
-          <w:bCs/>
-          <w:b/>
-        </w:rPr>
-        <w:t xml:space="preserve">Honest scope statement.</w:t>
-      </w:r>
-      <w:r>
-        <w:t xml:space="preserve"> </w:t>
-      </w:r>
-      <w:r>
-        <w:t xml:space="preserve">The paper acknowledges flow</w:t>
-      </w:r>
-      <w:r>
-        <w:t xml:space="preserve"> </w:t>
-      </w:r>
-      <w:r>
-        <w:rPr>
-          <w:bCs/>
-          <w:b/>
-        </w:rPr>
-        <w:t xml:space="preserve">compute cost</w:t>
-      </w:r>
-      <w:r>
-        <w:t xml:space="preserve">,</w:t>
-      </w:r>
-      <w:r>
-        <w:t xml:space="preserve"> </w:t>
-      </w:r>
-      <w:r>
-        <w:rPr>
-          <w:bCs/>
-          <w:b/>
-        </w:rPr>
-        <w:t xml:space="preserve">instability</w:t>
-      </w:r>
-      <w:r>
-        <w:t xml:space="preserve"> </w:t>
-      </w:r>
-      <w:r>
-        <w:t xml:space="preserve">mitigations, and lack of sparse/high-dimensional evaluation, which helps readers calibrate claims.</w:t>
-      </w:r>
-    </w:p>
-    <w:bookmarkEnd w:id="45"/>
-    <w:bookmarkStart w:id="46" w:name="critical-weaknesses-1"/>
-    <w:p>
-      <w:pPr>
-        <w:pStyle w:val="Heading3"/>
-      </w:pPr>
-      <w:r>
-        <w:t xml:space="preserve">Critical Weaknesses</w:t>
-      </w:r>
-    </w:p>
-    <w:p>
-      <w:pPr>
-        <w:numPr>
-          <w:ilvl w:val="0"/>
-          <w:numId w:val="1008"/>
-        </w:numPr>
-      </w:pPr>
-      <w:r>
-        <w:rPr>
-          <w:bCs/>
-          <w:b/>
-        </w:rPr>
-        <w:t xml:space="preserve">Abstract vs results.</w:t>
-      </w:r>
-      <w:r>
-        <w:t xml:space="preserve"> </w:t>
-      </w:r>
-      <w:r>
-        <w:t xml:space="preserve">The claim that QNF performs</w:t>
-      </w:r>
-      <w:r>
-        <w:t xml:space="preserve"> </w:t>
-      </w:r>
-      <w:r>
-        <w:rPr>
-          <w:bCs/>
-          <w:b/>
-        </w:rPr>
-        <w:t xml:space="preserve">similarly to widely used actor–critic</w:t>
-      </w:r>
-      <w:r>
-        <w:t xml:space="preserve"> </w:t>
-      </w:r>
-      <w:r>
-        <w:t xml:space="preserve">methods is not supported on multiple reported tasks where</w:t>
-      </w:r>
-      <w:r>
-        <w:t xml:space="preserve"> </w:t>
-      </w:r>
-      <w:r>
-        <w:rPr>
-          <w:bCs/>
-          <w:b/>
-        </w:rPr>
-        <w:t xml:space="preserve">SAC/CrossQ achieve higher IQM</w:t>
-      </w:r>
-      <w:r>
-        <w:t xml:space="preserve">, especially exploitation-dominated runners.</w:t>
-      </w:r>
-    </w:p>
-    <w:p>
-      <w:pPr>
-        <w:numPr>
-          <w:ilvl w:val="0"/>
-          <w:numId w:val="1008"/>
-        </w:numPr>
-      </w:pPr>
-      <w:r>
-        <w:rPr>
-          <w:bCs/>
-          <w:b/>
-        </w:rPr>
-        <w:t xml:space="preserve">Baseline fairness and tuning.</w:t>
-      </w:r>
-      <w:r>
-        <w:t xml:space="preserve"> </w:t>
-      </w:r>
-      <w:r>
-        <w:t xml:space="preserve">One hyperparameter sheet across all environments, MEow built from Gym Hopper defaults with manual entropy adjustment, and SAC (</w:t>
-      </w:r>
-      <w:r>
-        <w:t xml:space="preserve">) initialization differing from some official implementations (noted in text) make it hard to attribute gaps purely to modeling choice.</w:t>
-      </w:r>
-    </w:p>
-    <w:p>
-      <w:pPr>
-        <w:numPr>
-          <w:ilvl w:val="0"/>
-          <w:numId w:val="1008"/>
-        </w:numPr>
-      </w:pPr>
-      <w:r>
-        <w:rPr>
-          <w:bCs/>
-          <w:b/>
-        </w:rPr>
-        <w:t xml:space="preserve">Exploration failure mode.</w:t>
-      </w:r>
-      <w:r>
-        <w:t xml:space="preserve"> </w:t>
-      </w:r>
-      <w:r>
-        <w:rPr>
-          <w:bCs/>
-          <w:b/>
-        </w:rPr>
-        <w:t xml:space="preserve">hopper-stand</w:t>
-      </w:r>
-      <w:r>
-        <w:t xml:space="preserve"> </w:t>
-      </w:r>
-      <w:r>
-        <w:t xml:space="preserve">and related weak-signal settings expose a limitation of the greedification + autotune (</w:t>
-      </w:r>
-      <w:r>
-        <w:t xml:space="preserve">) design relative to CrossQ’s entropy adaptation—undermining</w:t>
-      </w:r>
-      <w:r>
-        <w:t xml:space="preserve"> </w:t>
-      </w:r>
-      <w:r>
-        <w:t xml:space="preserve">“</w:t>
-      </w:r>
-      <w:r>
-        <w:t xml:space="preserve">general continuous Q-learning</w:t>
-      </w:r>
-      <w:r>
-        <w:t xml:space="preserve">”</w:t>
-      </w:r>
-      <w:r>
-        <w:t xml:space="preserve"> </w:t>
-      </w:r>
-      <w:r>
-        <w:t xml:space="preserve">messaging.</w:t>
-      </w:r>
-    </w:p>
-    <w:p>
-      <w:pPr>
-        <w:numPr>
-          <w:ilvl w:val="0"/>
-          <w:numId w:val="1008"/>
-        </w:numPr>
-      </w:pPr>
-      <w:r>
-        <w:rPr>
-          <w:bCs/>
-          <w:b/>
-        </w:rPr>
-        <w:t xml:space="preserve">Missing compute-normalized comparisons.</w:t>
-      </w:r>
-      <w:r>
-        <w:t xml:space="preserve"> </w:t>
-      </w:r>
-      <w:r>
-        <w:t xml:space="preserve">Flows require sampling and log-determinant computation; without</w:t>
-      </w:r>
-      <w:r>
-        <w:t xml:space="preserve"> </w:t>
-      </w:r>
-      <w:r>
-        <w:rPr>
-          <w:bCs/>
-          <w:b/>
-        </w:rPr>
-        <w:t xml:space="preserve">wall-time</w:t>
-      </w:r>
-      <w:r>
-        <w:t xml:space="preserve"> </w:t>
-      </w:r>
-      <w:r>
-        <w:t xml:space="preserve">or matched compute, sample-efficiency plots may misrank methods.</w:t>
-      </w:r>
-    </w:p>
-    <w:p>
-      <w:pPr>
-        <w:numPr>
-          <w:ilvl w:val="0"/>
-          <w:numId w:val="1008"/>
-        </w:numPr>
-      </w:pPr>
-      <w:r>
-        <w:rPr>
-          <w:bCs/>
-          <w:b/>
-        </w:rPr>
-        <w:t xml:space="preserve">No theory for semi-gradient TD through flows.</w:t>
-      </w:r>
-      <w:r>
-        <w:t xml:space="preserve"> </w:t>
-      </w:r>
-      <w:r>
-        <w:t xml:space="preserve">Bias/stationarity of the QNF update is argued informally; Trust-PCL contrast does not substitute for guarantees or systematic bias measurement.</w:t>
-      </w:r>
-    </w:p>
-    <w:bookmarkEnd w:id="46"/>
-    <w:bookmarkStart w:id="47" w:name="questions-for-authors-1"/>
-    <w:p>
-      <w:pPr>
-        <w:pStyle w:val="Heading3"/>
-      </w:pPr>
-      <w:r>
-        <w:t xml:space="preserve">Questions For Authors *</w:t>
       </w:r>
     </w:p>
     <w:p>
@@ -4551,65 +5696,33 @@
         </w:numPr>
       </w:pPr>
       <w:r>
-        <w:t xml:space="preserve">On</w:t>
-      </w:r>
-      <w:r>
-        <w:t xml:space="preserve"> </w:t>
-      </w:r>
-      <w:r>
-        <w:rPr>
-          <w:bCs/>
-          <w:b/>
-        </w:rPr>
-        <w:t xml:space="preserve">cheetah-run, walker-run, and hopper-stand</w:t>
-      </w:r>
-      <w:r>
-        <w:t xml:space="preserve">, what are the</w:t>
-      </w:r>
-      <w:r>
-        <w:t xml:space="preserve"> </w:t>
-      </w:r>
-      <w:r>
-        <w:rPr>
-          <w:bCs/>
-          <w:b/>
-        </w:rPr>
-        <w:t xml:space="preserve">final IQM</w:t>
-      </w:r>
-      <w:r>
-        <w:t xml:space="preserve"> </w:t>
-      </w:r>
-      <w:r>
-        <w:t xml:space="preserve">and CIs vs SAC/CrossQ at</w:t>
-      </w:r>
-      <w:r>
-        <w:t xml:space="preserve"> </w:t>
-      </w:r>
-      <w:r>
-        <w:rPr>
-          <w:bCs/>
-          <w:b/>
-        </w:rPr>
-        <w:t xml:space="preserve">matched environment steps</w:t>
-      </w:r>
-      <w:r>
-        <w:t xml:space="preserve"> </w:t>
-      </w:r>
-      <w:r>
-        <w:t xml:space="preserve">and</w:t>
-      </w:r>
-      <w:r>
-        <w:t xml:space="preserve"> </w:t>
-      </w:r>
-      <w:r>
-        <w:rPr>
-          <w:bCs/>
-          <w:b/>
-        </w:rPr>
-        <w:t xml:space="preserve">matched wall-clock</w:t>
-      </w:r>
-      <w:r>
-        <w:t xml:space="preserve">, with statistical tests against the strongest baseline per task?</w:t>
+        <w:rPr>
+          <w:bCs/>
+          <w:b/>
+        </w:rPr>
+        <w:t xml:space="preserve">Conceptual unification.</w:t>
+      </w:r>
+      <w:r>
+        <w:t xml:space="preserve"> </w:t>
+      </w:r>
+      <w:r>
+        <w:t xml:space="preserve">Representing the</w:t>
+      </w:r>
+      <w:r>
+        <w:t xml:space="preserve"> </w:t>
+      </w:r>
+      <w:r>
+        <w:rPr>
+          <w:bCs/>
+          <w:b/>
+        </w:rPr>
+        <w:t xml:space="preserve">entropy-regularized policy as the generative model</w:t>
+      </w:r>
+      <w:r>
+        <w:t xml:space="preserve"> </w:t>
+      </w:r>
+      <w:r>
+        <w:t xml:space="preserve">removes the separate actor head that regresses toward an implicit softmax of Q, simplifying the training loop while keeping standard off-policy TD machinery.</w:t>
       </w:r>
     </w:p>
     <w:p>
@@ -4620,20 +5733,11 @@
         </w:numPr>
       </w:pPr>
       <w:r>
-        <w:t xml:space="preserve">Does performance depend primarily on</w:t>
-      </w:r>
-      <w:r>
-        <w:t xml:space="preserve"> </w:t>
-      </w:r>
-      <w:r>
-        <w:rPr>
-          <w:bCs/>
-          <w:b/>
-        </w:rPr>
-        <w:t xml:space="preserve">flow parameterization</w:t>
-      </w:r>
-      <w:r>
-        <w:t xml:space="preserve">, or on</w:t>
+        <w:rPr>
+          <w:bCs/>
+          <w:b/>
+        </w:rPr>
+        <w:t xml:space="preserve">Practical training knobs with evidence.</w:t>
       </w:r>
       <w:r>
         <w:t xml:space="preserve"> </w:t>
@@ -4650,20 +5754,7 @@
           <w:bCs/>
           <w:b/>
         </w:rPr>
-        <w:t xml:space="preserve">)-OLS + greedification</w:t>
-      </w:r>
-      <w:r>
-        <w:t xml:space="preserve">? Please ablate</w:t>
-      </w:r>
-      <w:r>
-        <w:t xml:space="preserve"> </w:t>
-      </w:r>
-      <w:r>
-        <w:rPr>
-          <w:bCs/>
-          <w:b/>
-        </w:rPr>
-        <w:t xml:space="preserve">flow actor + SAC-style entropy tuning without greed</w:t>
+        <w:t xml:space="preserve">) OLS autotuning</w:t>
       </w:r>
       <w:r>
         <w:t xml:space="preserve"> </w:t>
@@ -4679,17 +5770,25 @@
           <w:bCs/>
           <w:b/>
         </w:rPr>
-        <w:t xml:space="preserve">fixed (</w:t>
-      </w:r>
-      <w:r>
-        <w:rPr>
-          <w:bCs/>
-          <w:b/>
-        </w:rPr>
-        <w:t xml:space="preserve">) + greed</w:t>
-      </w:r>
-      <w:r>
-        <w:t xml:space="preserve">.</w:t>
+        <w:t xml:space="preserve">greedification</w:t>
+      </w:r>
+      <w:r>
+        <w:t xml:space="preserve"> </w:t>
+      </w:r>
+      <w:r>
+        <w:t xml:space="preserve">are motivated by fixed-(</w:t>
+      </w:r>
+      <w:r>
+        <w:t xml:space="preserve">) sensitivity and (</w:t>
+      </w:r>
+      <w:r>
+        <w:t xml:space="preserve">) stagnation; Figure 4 shows competitive returns with autotuned (</w:t>
+      </w:r>
+      <w:r>
+        <w:t xml:space="preserve">) and documents collapse at large (</w:t>
+      </w:r>
+      <w:r>
+        <w:t xml:space="preserve">).</w:t>
       </w:r>
     </w:p>
     <w:p>
@@ -4700,42 +5799,33 @@
         </w:numPr>
       </w:pPr>
       <w:r>
-        <w:t xml:space="preserve">Will the anonymous</w:t>
-      </w:r>
-      <w:r>
-        <w:t xml:space="preserve"> </w:t>
-      </w:r>
-      <w:r>
-        <w:rPr>
-          <w:bCs/>
-          <w:b/>
-        </w:rPr>
-        <w:t xml:space="preserve">code and full hyperparameter tables</w:t>
-      </w:r>
-      <w:r>
-        <w:t xml:space="preserve"> </w:t>
-      </w:r>
-      <w:r>
-        <w:t xml:space="preserve">reproduce</w:t>
-      </w:r>
-      <w:r>
-        <w:t xml:space="preserve"> </w:t>
-      </w:r>
-      <w:r>
-        <w:rPr>
-          <w:bCs/>
-          <w:b/>
-        </w:rPr>
-        <w:t xml:space="preserve">all</w:t>
-      </w:r>
-      <w:r>
-        <w:t xml:space="preserve"> </w:t>
-      </w:r>
-      <w:r>
-        <w:t xml:space="preserve">baselines exactly (including MEow and SAC (</w:t>
-      </w:r>
-      <w:r>
-        <w:t xml:space="preserve">) init)?</w:t>
+        <w:rPr>
+          <w:bCs/>
+          <w:b/>
+        </w:rPr>
+        <w:t xml:space="preserve">Architecture choice within QNF.</w:t>
+      </w:r>
+      <w:r>
+        <w:t xml:space="preserve"> </w:t>
+      </w:r>
+      <w:r>
+        <w:t xml:space="preserve">Figure 3 compares multiple flow families;</w:t>
+      </w:r>
+      <w:r>
+        <w:t xml:space="preserve"> </w:t>
+      </w:r>
+      <w:r>
+        <w:rPr>
+          <w:bCs/>
+          <w:b/>
+        </w:rPr>
+        <w:t xml:space="preserve">QMANSF</w:t>
+      </w:r>
+      <w:r>
+        <w:t xml:space="preserve"> </w:t>
+      </w:r>
+      <w:r>
+        <w:t xml:space="preserve">is consistently strong among QNF variants, supporting the main experimental configuration.</w:t>
       </w:r>
     </w:p>
     <w:p>
@@ -4746,33 +5836,482 @@
         </w:numPr>
       </w:pPr>
       <w:r>
-        <w:t xml:space="preserve">How much do rankings change if Gaussian baselines are evaluated</w:t>
-      </w:r>
-      <w:r>
-        <w:t xml:space="preserve"> </w:t>
-      </w:r>
-      <w:r>
-        <w:rPr>
-          <w:bCs/>
-          <w:b/>
-        </w:rPr>
-        <w:t xml:space="preserve">deterministically</w:t>
-      </w:r>
-      <w:r>
-        <w:t xml:space="preserve"> </w:t>
-      </w:r>
-      <w:r>
-        <w:t xml:space="preserve">while flows remain stochastic?</w:t>
+        <w:rPr>
+          <w:bCs/>
+          <w:b/>
+        </w:rPr>
+        <w:t xml:space="preserve">Honest scope statement.</w:t>
+      </w:r>
+      <w:r>
+        <w:t xml:space="preserve"> </w:t>
+      </w:r>
+      <w:r>
+        <w:t xml:space="preserve">The paper acknowledges flow</w:t>
+      </w:r>
+      <w:r>
+        <w:t xml:space="preserve"> </w:t>
+      </w:r>
+      <w:r>
+        <w:rPr>
+          <w:bCs/>
+          <w:b/>
+        </w:rPr>
+        <w:t xml:space="preserve">compute cost</w:t>
+      </w:r>
+      <w:r>
+        <w:t xml:space="preserve">,</w:t>
+      </w:r>
+      <w:r>
+        <w:t xml:space="preserve"> </w:t>
+      </w:r>
+      <w:r>
+        <w:rPr>
+          <w:bCs/>
+          <w:b/>
+        </w:rPr>
+        <w:t xml:space="preserve">instability</w:t>
+      </w:r>
+      <w:r>
+        <w:t xml:space="preserve"> </w:t>
+      </w:r>
+      <w:r>
+        <w:t xml:space="preserve">mitigations, and lack of sparse/high-dimensional evaluation, which helps readers calibrate claims.</w:t>
+      </w:r>
+    </w:p>
+    <w:bookmarkEnd w:id="53"/>
+    <w:bookmarkStart w:id="54" w:name="critical-weaknesses-1"/>
+    <w:p>
+      <w:pPr>
+        <w:pStyle w:val="Heading3"/>
+      </w:pPr>
+      <w:r>
+        <w:t xml:space="preserve">Critical Weaknesses</w:t>
       </w:r>
     </w:p>
     <w:p>
       <w:pPr>
         <w:numPr>
           <w:ilvl w:val="0"/>
-          <w:numId w:val="1009"/>
+          <w:numId w:val="1010"/>
         </w:numPr>
       </w:pPr>
       <w:r>
+        <w:rPr>
+          <w:bCs/>
+          <w:b/>
+        </w:rPr>
+        <w:t xml:space="preserve">Abstract vs results.</w:t>
+      </w:r>
+      <w:r>
+        <w:t xml:space="preserve"> </w:t>
+      </w:r>
+      <w:r>
+        <w:t xml:space="preserve">The claim that QNF performs</w:t>
+      </w:r>
+      <w:r>
+        <w:t xml:space="preserve"> </w:t>
+      </w:r>
+      <w:r>
+        <w:rPr>
+          <w:bCs/>
+          <w:b/>
+        </w:rPr>
+        <w:t xml:space="preserve">similarly to widely used actor–critic</w:t>
+      </w:r>
+      <w:r>
+        <w:t xml:space="preserve"> </w:t>
+      </w:r>
+      <w:r>
+        <w:t xml:space="preserve">methods is not supported on multiple reported tasks where</w:t>
+      </w:r>
+      <w:r>
+        <w:t xml:space="preserve"> </w:t>
+      </w:r>
+      <w:r>
+        <w:rPr>
+          <w:bCs/>
+          <w:b/>
+        </w:rPr>
+        <w:t xml:space="preserve">SAC/CrossQ achieve higher IQM</w:t>
+      </w:r>
+      <w:r>
+        <w:t xml:space="preserve">, especially exploitation-dominated runners.</w:t>
+      </w:r>
+    </w:p>
+    <w:p>
+      <w:pPr>
+        <w:numPr>
+          <w:ilvl w:val="0"/>
+          <w:numId w:val="1010"/>
+        </w:numPr>
+      </w:pPr>
+      <w:r>
+        <w:rPr>
+          <w:bCs/>
+          <w:b/>
+        </w:rPr>
+        <w:t xml:space="preserve">Baseline fairness and tuning.</w:t>
+      </w:r>
+      <w:r>
+        <w:t xml:space="preserve"> </w:t>
+      </w:r>
+      <w:r>
+        <w:t xml:space="preserve">One hyperparameter sheet across all environments, MEow built from Gym Hopper defaults with manual entropy adjustment, and SAC (</w:t>
+      </w:r>
+      <w:r>
+        <w:t xml:space="preserve">) initialization differing from some official implementations (noted in text) make it hard to attribute gaps purely to modeling choice.</w:t>
+      </w:r>
+    </w:p>
+    <w:p>
+      <w:pPr>
+        <w:numPr>
+          <w:ilvl w:val="0"/>
+          <w:numId w:val="1010"/>
+        </w:numPr>
+      </w:pPr>
+      <w:r>
+        <w:rPr>
+          <w:bCs/>
+          <w:b/>
+        </w:rPr>
+        <w:t xml:space="preserve">Exploration failure mode.</w:t>
+      </w:r>
+      <w:r>
+        <w:t xml:space="preserve"> </w:t>
+      </w:r>
+      <w:r>
+        <w:rPr>
+          <w:bCs/>
+          <w:b/>
+        </w:rPr>
+        <w:t xml:space="preserve">hopper-stand</w:t>
+      </w:r>
+      <w:r>
+        <w:t xml:space="preserve"> </w:t>
+      </w:r>
+      <w:r>
+        <w:t xml:space="preserve">and related weak-signal settings expose a limitation of the greedification + autotune (</w:t>
+      </w:r>
+      <w:r>
+        <w:t xml:space="preserve">) design relative to CrossQ’s entropy adaptation—undermining</w:t>
+      </w:r>
+      <w:r>
+        <w:t xml:space="preserve"> </w:t>
+      </w:r>
+      <w:r>
+        <w:t xml:space="preserve">“</w:t>
+      </w:r>
+      <w:r>
+        <w:t xml:space="preserve">general continuous Q-learning</w:t>
+      </w:r>
+      <w:r>
+        <w:t xml:space="preserve">”</w:t>
+      </w:r>
+      <w:r>
+        <w:t xml:space="preserve"> </w:t>
+      </w:r>
+      <w:r>
+        <w:t xml:space="preserve">messaging.</w:t>
+      </w:r>
+    </w:p>
+    <w:p>
+      <w:pPr>
+        <w:numPr>
+          <w:ilvl w:val="0"/>
+          <w:numId w:val="1010"/>
+        </w:numPr>
+      </w:pPr>
+      <w:r>
+        <w:rPr>
+          <w:bCs/>
+          <w:b/>
+        </w:rPr>
+        <w:t xml:space="preserve">Missing compute-normalized comparisons.</w:t>
+      </w:r>
+      <w:r>
+        <w:t xml:space="preserve"> </w:t>
+      </w:r>
+      <w:r>
+        <w:t xml:space="preserve">Flows require sampling and log-determinant computation; without</w:t>
+      </w:r>
+      <w:r>
+        <w:t xml:space="preserve"> </w:t>
+      </w:r>
+      <w:r>
+        <w:rPr>
+          <w:bCs/>
+          <w:b/>
+        </w:rPr>
+        <w:t xml:space="preserve">wall-time</w:t>
+      </w:r>
+      <w:r>
+        <w:t xml:space="preserve"> </w:t>
+      </w:r>
+      <w:r>
+        <w:t xml:space="preserve">or matched compute, sample-efficiency plots may misrank methods.</w:t>
+      </w:r>
+    </w:p>
+    <w:p>
+      <w:pPr>
+        <w:numPr>
+          <w:ilvl w:val="0"/>
+          <w:numId w:val="1010"/>
+        </w:numPr>
+      </w:pPr>
+      <w:r>
+        <w:rPr>
+          <w:bCs/>
+          <w:b/>
+        </w:rPr>
+        <w:t xml:space="preserve">No theory for semi-gradient TD through flows.</w:t>
+      </w:r>
+      <w:r>
+        <w:t xml:space="preserve"> </w:t>
+      </w:r>
+      <w:r>
+        <w:t xml:space="preserve">Bias/stationarity of the QNF update is argued informally; Trust-PCL contrast does not substitute for guarantees or systematic bias measurement.</w:t>
+      </w:r>
+    </w:p>
+    <w:bookmarkEnd w:id="54"/>
+    <w:bookmarkStart w:id="55" w:name="questions-for-authors-1"/>
+    <w:p>
+      <w:pPr>
+        <w:pStyle w:val="Heading3"/>
+      </w:pPr>
+      <w:r>
+        <w:t xml:space="preserve">Questions For Authors *</w:t>
+      </w:r>
+    </w:p>
+    <w:p>
+      <w:pPr>
+        <w:numPr>
+          <w:ilvl w:val="0"/>
+          <w:numId w:val="1011"/>
+        </w:numPr>
+      </w:pPr>
+      <w:r>
+        <w:t xml:space="preserve">On</w:t>
+      </w:r>
+      <w:r>
+        <w:t xml:space="preserve"> </w:t>
+      </w:r>
+      <w:r>
+        <w:rPr>
+          <w:bCs/>
+          <w:b/>
+        </w:rPr>
+        <w:t xml:space="preserve">cheetah-run, walker-run, and hopper-stand</w:t>
+      </w:r>
+      <w:r>
+        <w:t xml:space="preserve">, what are the</w:t>
+      </w:r>
+      <w:r>
+        <w:t xml:space="preserve"> </w:t>
+      </w:r>
+      <w:r>
+        <w:rPr>
+          <w:bCs/>
+          <w:b/>
+        </w:rPr>
+        <w:t xml:space="preserve">final IQM</w:t>
+      </w:r>
+      <w:r>
+        <w:t xml:space="preserve"> </w:t>
+      </w:r>
+      <w:r>
+        <w:t xml:space="preserve">and CIs vs SAC/CrossQ at</w:t>
+      </w:r>
+      <w:r>
+        <w:t xml:space="preserve"> </w:t>
+      </w:r>
+      <w:r>
+        <w:rPr>
+          <w:bCs/>
+          <w:b/>
+        </w:rPr>
+        <w:t xml:space="preserve">matched environment steps</w:t>
+      </w:r>
+      <w:r>
+        <w:t xml:space="preserve"> </w:t>
+      </w:r>
+      <w:r>
+        <w:t xml:space="preserve">and</w:t>
+      </w:r>
+      <w:r>
+        <w:t xml:space="preserve"> </w:t>
+      </w:r>
+      <w:r>
+        <w:rPr>
+          <w:bCs/>
+          <w:b/>
+        </w:rPr>
+        <w:t xml:space="preserve">matched wall-clock</w:t>
+      </w:r>
+      <w:r>
+        <w:t xml:space="preserve">, with statistical tests against the strongest baseline per task?</w:t>
+      </w:r>
+    </w:p>
+    <w:p>
+      <w:pPr>
+        <w:numPr>
+          <w:ilvl w:val="0"/>
+          <w:numId w:val="1011"/>
+        </w:numPr>
+      </w:pPr>
+      <w:r>
+        <w:t xml:space="preserve">Does performance depend primarily on</w:t>
+      </w:r>
+      <w:r>
+        <w:t xml:space="preserve"> </w:t>
+      </w:r>
+      <w:r>
+        <w:rPr>
+          <w:bCs/>
+          <w:b/>
+        </w:rPr>
+        <w:t xml:space="preserve">flow parameterization</w:t>
+      </w:r>
+      <w:r>
+        <w:t xml:space="preserve">, or on</w:t>
+      </w:r>
+      <w:r>
+        <w:t xml:space="preserve"> </w:t>
+      </w:r>
+      <w:r>
+        <w:rPr>
+          <w:bCs/>
+          <w:b/>
+        </w:rPr>
+        <w:t xml:space="preserve">(</w:t>
+      </w:r>
+      <w:r>
+        <w:rPr>
+          <w:bCs/>
+          <w:b/>
+        </w:rPr>
+        <w:t xml:space="preserve">)-OLS + greedification</w:t>
+      </w:r>
+      <w:r>
+        <w:t xml:space="preserve">? Please ablate</w:t>
+      </w:r>
+      <w:r>
+        <w:t xml:space="preserve"> </w:t>
+      </w:r>
+      <w:r>
+        <w:rPr>
+          <w:bCs/>
+          <w:b/>
+        </w:rPr>
+        <w:t xml:space="preserve">flow actor + SAC-style entropy tuning without greed</w:t>
+      </w:r>
+      <w:r>
+        <w:t xml:space="preserve"> </w:t>
+      </w:r>
+      <w:r>
+        <w:t xml:space="preserve">and</w:t>
+      </w:r>
+      <w:r>
+        <w:t xml:space="preserve"> </w:t>
+      </w:r>
+      <w:r>
+        <w:rPr>
+          <w:bCs/>
+          <w:b/>
+        </w:rPr>
+        <w:t xml:space="preserve">fixed (</w:t>
+      </w:r>
+      <w:r>
+        <w:rPr>
+          <w:bCs/>
+          <w:b/>
+        </w:rPr>
+        <w:t xml:space="preserve">) + greed</w:t>
+      </w:r>
+      <w:r>
+        <w:t xml:space="preserve">.</w:t>
+      </w:r>
+    </w:p>
+    <w:p>
+      <w:pPr>
+        <w:numPr>
+          <w:ilvl w:val="0"/>
+          <w:numId w:val="1011"/>
+        </w:numPr>
+      </w:pPr>
+      <w:r>
+        <w:t xml:space="preserve">Will the anonymous</w:t>
+      </w:r>
+      <w:r>
+        <w:t xml:space="preserve"> </w:t>
+      </w:r>
+      <w:r>
+        <w:rPr>
+          <w:bCs/>
+          <w:b/>
+        </w:rPr>
+        <w:t xml:space="preserve">code and full hyperparameter tables</w:t>
+      </w:r>
+      <w:r>
+        <w:t xml:space="preserve"> </w:t>
+      </w:r>
+      <w:r>
+        <w:t xml:space="preserve">reproduce</w:t>
+      </w:r>
+      <w:r>
+        <w:t xml:space="preserve"> </w:t>
+      </w:r>
+      <w:r>
+        <w:rPr>
+          <w:bCs/>
+          <w:b/>
+        </w:rPr>
+        <w:t xml:space="preserve">all</w:t>
+      </w:r>
+      <w:r>
+        <w:t xml:space="preserve"> </w:t>
+      </w:r>
+      <w:r>
+        <w:t xml:space="preserve">baselines exactly (including MEow and SAC (</w:t>
+      </w:r>
+      <w:r>
+        <w:t xml:space="preserve">) init)?</w:t>
+      </w:r>
+    </w:p>
+    <w:p>
+      <w:pPr>
+        <w:numPr>
+          <w:ilvl w:val="0"/>
+          <w:numId w:val="1011"/>
+        </w:numPr>
+      </w:pPr>
+      <w:r>
+        <w:t xml:space="preserve">How much do rankings change if Gaussian baselines are evaluated</w:t>
+      </w:r>
+      <w:r>
+        <w:t xml:space="preserve"> </w:t>
+      </w:r>
+      <w:r>
+        <w:rPr>
+          <w:bCs/>
+          <w:b/>
+        </w:rPr>
+        <w:t xml:space="preserve">deterministically</w:t>
+      </w:r>
+      <w:r>
+        <w:t xml:space="preserve"> </w:t>
+      </w:r>
+      <w:r>
+        <w:t xml:space="preserve">while flows remain stochastic?</w:t>
+      </w:r>
+    </w:p>
+    <w:p>
+      <w:pPr>
+        <w:numPr>
+          <w:ilvl w:val="0"/>
+          <w:numId w:val="1011"/>
+        </w:numPr>
+      </w:pPr>
+      <w:r>
         <w:t xml:space="preserve">Can you characterize</w:t>
       </w:r>
       <w:r>
@@ -4790,6 +6329,510 @@
       </w:r>
       <w:r>
         <w:t xml:space="preserve">(even empirically) relative to a full-gradient Trust-PCL-style update on a small diagnostic task?</w:t>
+      </w:r>
+    </w:p>
+    <w:bookmarkEnd w:id="55"/>
+    <w:bookmarkStart w:id="56" w:name="overall-recommendation-1"/>
+    <w:p>
+      <w:pPr>
+        <w:pStyle w:val="Heading3"/>
+      </w:pPr>
+      <w:r>
+        <w:t xml:space="preserve">Overall Recommendation *</w:t>
+      </w:r>
+    </w:p>
+    <w:tbl>
+      <w:tblPr>
+        <w:tblStyle w:val="Table"/>
+        <w:tblW w:type="pct" w:w="5000"/>
+        <w:tblLook w:firstRow="1" w:lastRow="0" w:firstColumn="0" w:lastColumn="0" w:noHBand="0" w:noVBand="0" w:val="0020"/>
+        <w:jc w:val="start"/>
+      </w:tblPr>
+      <w:tblGrid>
+        <w:gridCol w:w="6660"/>
+        <w:gridCol w:w="1260"/>
+      </w:tblGrid>
+      <w:tr>
+        <w:trPr>
+          <w:tblHeader w:val="true"/>
+        </w:trPr>
+        <w:tc>
+          <w:tcPr/>
+          <w:p>
+            <w:pPr>
+              <w:pStyle w:val="Compact"/>
+              <w:jc w:val="left"/>
+            </w:pPr>
+            <w:r>
+              <w:t xml:space="preserve">Select on form (0–10, even numbers)</w:t>
+            </w:r>
+          </w:p>
+        </w:tc>
+        <w:tc>
+          <w:tcPr/>
+          <w:p>
+            <w:pPr>
+              <w:pStyle w:val="Compact"/>
+              <w:jc w:val="left"/>
+            </w:pPr>
+            <w:r>
+              <w:rPr>
+                <w:bCs/>
+                <w:b/>
+              </w:rPr>
+              <w:t xml:space="preserve">6</w:t>
+            </w:r>
+          </w:p>
+        </w:tc>
+      </w:tr>
+      <w:tr>
+        <w:tc>
+          <w:tcPr/>
+          <w:p>
+            <w:pPr>
+              <w:pStyle w:val="Compact"/>
+              <w:jc w:val="left"/>
+            </w:pPr>
+            <w:r>
+              <w:rPr>
+                <w:bCs/>
+                <w:b/>
+              </w:rPr>
+              <w:t xml:space="preserve">Label</w:t>
+            </w:r>
+          </w:p>
+        </w:tc>
+        <w:tc>
+          <w:tcPr/>
+          <w:p>
+            <w:pPr>
+              <w:pStyle w:val="Compact"/>
+              <w:jc w:val="left"/>
+            </w:pPr>
+            <w:r>
+              <w:t xml:space="preserve">Marginally above acceptance threshold</w:t>
+            </w:r>
+          </w:p>
+        </w:tc>
+      </w:tr>
+      <w:tr>
+        <w:tc>
+          <w:tcPr/>
+          <w:p>
+            <w:pPr>
+              <w:pStyle w:val="Compact"/>
+              <w:jc w:val="left"/>
+            </w:pPr>
+            <w:r>
+              <w:rPr>
+                <w:bCs/>
+                <w:b/>
+              </w:rPr>
+              <w:t xml:space="preserve">One-line reason</w:t>
+            </w:r>
+          </w:p>
+        </w:tc>
+        <w:tc>
+          <w:tcPr/>
+          <w:p>
+            <w:pPr>
+              <w:pStyle w:val="Compact"/>
+              <w:jc w:val="left"/>
+            </w:pPr>
+            <w:r>
+              <w:t xml:space="preserve">Elegant softmax-as-flow idea with useful (</w:t>
+            </w:r>
+            <w:r>
+              <w:t xml:space="preserve">)/(</w:t>
+            </w:r>
+            <w:r>
+              <w:t xml:space="preserve">) ablations, but headline</w:t>
+            </w:r>
+            <w:r>
+              <w:t xml:space="preserve"> </w:t>
+            </w:r>
+            <w:r>
+              <w:t xml:space="preserve">“</w:t>
+            </w:r>
+            <w:r>
+              <w:t xml:space="preserve">similar to actor-critic</w:t>
+            </w:r>
+            <w:r>
+              <w:t xml:space="preserve">”</w:t>
+            </w:r>
+            <w:r>
+              <w:t xml:space="preserve"> </w:t>
+            </w:r>
+            <w:r>
+              <w:t xml:space="preserve">is overstated and key tasks favor SAC/CrossQ.</w:t>
+            </w:r>
+          </w:p>
+        </w:tc>
+      </w:tr>
+    </w:tbl>
+    <w:p>
+      <w:pPr>
+        <w:pStyle w:val="BodyText"/>
+      </w:pPr>
+      <w:r>
+        <w:rPr>
+          <w:bCs/>
+          <w:b/>
+        </w:rPr>
+        <w:t xml:space="preserve">Two key reasons:</w:t>
+      </w:r>
+      <w:r>
+        <w:t xml:space="preserve"> </w:t>
+      </w:r>
+      <w:r>
+        <w:t xml:space="preserve">(1)</w:t>
+      </w:r>
+      <w:r>
+        <w:t xml:space="preserve"> </w:t>
+      </w:r>
+      <w:r>
+        <w:rPr>
+          <w:bCs/>
+          <w:b/>
+        </w:rPr>
+        <w:t xml:space="preserve">Accept:</w:t>
+      </w:r>
+      <w:r>
+        <w:t xml:space="preserve"> </w:t>
+      </w:r>
+      <w:r>
+        <w:t xml:space="preserve">removes separate policy-improvement regression while keeping off-policy TD; QMANSF + Fig. 3–4 ablations show engineering care. (2)</w:t>
+      </w:r>
+      <w:r>
+        <w:t xml:space="preserve"> </w:t>
+      </w:r>
+      <w:r>
+        <w:rPr>
+          <w:bCs/>
+          <w:b/>
+        </w:rPr>
+        <w:t xml:space="preserve">Reject:</w:t>
+      </w:r>
+      <w:r>
+        <w:t xml:space="preserve"> </w:t>
+      </w:r>
+      <w:r>
+        <w:t xml:space="preserve">exploitation and exploration tasks expose limits; baseline tuning/fairness and missing wall-time weaken empirical claims.</w:t>
+      </w:r>
+    </w:p>
+    <w:p>
+      <w:pPr>
+        <w:pStyle w:val="BodyText"/>
+      </w:pPr>
+      <w:r>
+        <w:rPr>
+          <w:iCs/>
+          <w:i/>
+        </w:rPr>
+        <w:t xml:space="preserve">If your form uses Accept/Reject only:</w:t>
+      </w:r>
+      <w:r>
+        <w:t xml:space="preserve"> </w:t>
+      </w:r>
+      <w:r>
+        <w:rPr>
+          <w:bCs/>
+          <w:b/>
+        </w:rPr>
+        <w:t xml:space="preserve">Borderline Accept</w:t>
+      </w:r>
+      <w:r>
+        <w:t xml:space="preserve">.</w:t>
+      </w:r>
+    </w:p>
+    <w:bookmarkEnd w:id="56"/>
+    <w:bookmarkStart w:id="57" w:name="confidence-1"/>
+    <w:p>
+      <w:pPr>
+        <w:pStyle w:val="Heading3"/>
+      </w:pPr>
+      <w:r>
+        <w:t xml:space="preserve">Confidence *</w:t>
+      </w:r>
+    </w:p>
+    <w:tbl>
+      <w:tblPr>
+        <w:tblStyle w:val="Table"/>
+        <w:tblW w:type="pct" w:w="5000"/>
+        <w:tblLook w:firstRow="1" w:lastRow="0" w:firstColumn="0" w:lastColumn="0" w:noHBand="0" w:noVBand="0" w:val="0020"/>
+        <w:jc w:val="start"/>
+      </w:tblPr>
+      <w:tblGrid>
+        <w:gridCol w:w="5148"/>
+        <w:gridCol w:w="2772"/>
+      </w:tblGrid>
+      <w:tr>
+        <w:trPr>
+          <w:tblHeader w:val="true"/>
+        </w:trPr>
+        <w:tc>
+          <w:tcPr/>
+          <w:p>
+            <w:pPr>
+              <w:pStyle w:val="Compact"/>
+              <w:jc w:val="left"/>
+            </w:pPr>
+            <w:r>
+              <w:t xml:space="preserve">Score (1–5)</w:t>
+            </w:r>
+          </w:p>
+        </w:tc>
+        <w:tc>
+          <w:tcPr/>
+          <w:p>
+            <w:pPr>
+              <w:pStyle w:val="Compact"/>
+              <w:jc w:val="left"/>
+            </w:pPr>
+            <w:r>
+              <w:rPr>
+                <w:bCs/>
+                <w:b/>
+              </w:rPr>
+              <w:t xml:space="preserve">3</w:t>
+            </w:r>
+          </w:p>
+        </w:tc>
+      </w:tr>
+      <w:tr>
+        <w:tc>
+          <w:tcPr/>
+          <w:p>
+            <w:pPr>
+              <w:pStyle w:val="Compact"/>
+              <w:jc w:val="left"/>
+            </w:pPr>
+            <w:r>
+              <w:rPr>
+                <w:bCs/>
+                <w:b/>
+              </w:rPr>
+              <w:t xml:space="preserve">Justification</w:t>
+            </w:r>
+          </w:p>
+        </w:tc>
+        <w:tc>
+          <w:tcPr/>
+          <w:p>
+            <w:pPr>
+              <w:pStyle w:val="Compact"/>
+              <w:jc w:val="left"/>
+            </w:pPr>
+            <w:r>
+              <w:t xml:space="preserve">Familiar with SAC/CrossQ, normalizing flows, and DMC benchmarking; I read the full paper but am not an expert on Trust-PCL / MEow internals.</w:t>
+            </w:r>
+          </w:p>
+        </w:tc>
+      </w:tr>
+    </w:tbl>
+    <w:bookmarkEnd w:id="57"/>
+    <w:bookmarkStart w:id="58" w:name="Xba0216af7aec55f85896d529917232a19b8df3f"/>
+    <w:p>
+      <w:pPr>
+        <w:pStyle w:val="Heading3"/>
+      </w:pPr>
+      <w:r>
+        <w:t xml:space="preserve">Supporting Arguments For Recommendation *</w:t>
+      </w:r>
+    </w:p>
+    <w:p>
+      <w:pPr>
+        <w:pStyle w:val="FirstParagraph"/>
+      </w:pPr>
+      <w:r>
+        <w:t xml:space="preserve">QNF is a coherent answer to</w:t>
+      </w:r>
+      <w:r>
+        <w:t xml:space="preserve"> </w:t>
+      </w:r>
+      <w:r>
+        <w:t xml:space="preserve">“</w:t>
+      </w:r>
+      <w:r>
+        <w:t xml:space="preserve">how do we represent the softmax policy in continuous Q-learning without a separate actor head?</w:t>
+      </w:r>
+      <w:r>
+        <w:t xml:space="preserve">”</w:t>
+      </w:r>
+      <w:r>
+        <w:t xml:space="preserve"> </w:t>
+      </w:r>
+      <w:r>
+        <w:t xml:space="preserve">Semi-gradient TD plus OLS (</w:t>
+      </w:r>
+      <w:r>
+        <w:t xml:space="preserve">) and greedification are plausible responses to known pain points (fixed temperature, premature sharpening). The paper is well written and appropriately discloses compute and stability issues.</w:t>
+      </w:r>
+    </w:p>
+    <w:p>
+      <w:pPr>
+        <w:pStyle w:val="BodyText"/>
+      </w:pPr>
+      <w:r>
+        <w:t xml:space="preserve">The gap to a clear accept is empirical: several locomotion tasks still favor simpler Gaussian actor–critic methods, and hopper-stand suggests the training recipe does not yet replace CrossQ-style entropy adaptation in weak-signal regimes. Shared hyperparameters across eight environments and partially ad hoc MEow tuning make it hard to attribute gaps to modeling alone. I would move to</w:t>
+      </w:r>
+      <w:r>
+        <w:t xml:space="preserve"> </w:t>
+      </w:r>
+      <w:r>
+        <w:rPr>
+          <w:bCs/>
+          <w:b/>
+        </w:rPr>
+        <w:t xml:space="preserve">8</w:t>
+      </w:r>
+      <w:r>
+        <w:t xml:space="preserve"> </w:t>
+      </w:r>
+      <w:r>
+        <w:t xml:space="preserve">with matched wall-time, per-task tuned strong baselines, and a ablation isolating flow parameterization from OLS+greed.</w:t>
+      </w:r>
+    </w:p>
+    <w:bookmarkEnd w:id="58"/>
+    <w:bookmarkStart w:id="59" w:name="X402340d66444687d2a1d1549df17420b62b7c16"/>
+    <w:p>
+      <w:pPr>
+        <w:pStyle w:val="Heading3"/>
+      </w:pPr>
+      <w:r>
+        <w:t xml:space="preserve">Additional Feedback To Improve The Paper (optional; not part of decision)</w:t>
+      </w:r>
+    </w:p>
+    <w:p>
+      <w:pPr>
+        <w:numPr>
+          <w:ilvl w:val="0"/>
+          <w:numId w:val="1012"/>
+        </w:numPr>
+        <w:pStyle w:val="Compact"/>
+      </w:pPr>
+      <w:r>
+        <w:t xml:space="preserve">Tone down abstract/conclusion claims to</w:t>
+      </w:r>
+      <w:r>
+        <w:t xml:space="preserve"> </w:t>
+      </w:r>
+      <w:r>
+        <w:t xml:space="preserve">“</w:t>
+      </w:r>
+      <w:r>
+        <w:t xml:space="preserve">competitive on several DMC tasks</w:t>
+      </w:r>
+      <w:r>
+        <w:t xml:space="preserve">”</w:t>
+      </w:r>
+      <w:r>
+        <w:t xml:space="preserve"> </w:t>
+      </w:r>
+      <w:r>
+        <w:t xml:space="preserve">rather than parity with</w:t>
+      </w:r>
+      <w:r>
+        <w:t xml:space="preserve"> </w:t>
+      </w:r>
+      <w:r>
+        <w:t xml:space="preserve">“</w:t>
+      </w:r>
+      <w:r>
+        <w:t xml:space="preserve">widely used actor-critic.</w:t>
+      </w:r>
+      <w:r>
+        <w:t xml:space="preserve">”</w:t>
+      </w:r>
+      <w:r>
+        <w:br/>
+      </w:r>
+    </w:p>
+    <w:p>
+      <w:pPr>
+        <w:numPr>
+          <w:ilvl w:val="0"/>
+          <w:numId w:val="1012"/>
+        </w:numPr>
+        <w:pStyle w:val="Compact"/>
+      </w:pPr>
+      <w:r>
+        <w:t xml:space="preserve">Add a</w:t>
+      </w:r>
+      <w:r>
+        <w:t xml:space="preserve"> </w:t>
+      </w:r>
+      <w:r>
+        <w:rPr>
+          <w:bCs/>
+          <w:b/>
+        </w:rPr>
+        <w:t xml:space="preserve">compute table</w:t>
+      </w:r>
+      <w:r>
+        <w:t xml:space="preserve"> </w:t>
+      </w:r>
+      <w:r>
+        <w:t xml:space="preserve">(forward+backward ms/step, samples to threshold return).</w:t>
+      </w:r>
+      <w:r>
+        <w:br/>
+      </w:r>
+    </w:p>
+    <w:p>
+      <w:pPr>
+        <w:numPr>
+          <w:ilvl w:val="0"/>
+          <w:numId w:val="1012"/>
+        </w:numPr>
+        <w:pStyle w:val="Compact"/>
+      </w:pPr>
+      <w:r>
+        <w:t xml:space="preserve">Include</w:t>
+      </w:r>
+      <w:r>
+        <w:t xml:space="preserve"> </w:t>
+      </w:r>
+      <w:r>
+        <w:rPr>
+          <w:bCs/>
+          <w:b/>
+        </w:rPr>
+        <w:t xml:space="preserve">deterministic-eval</w:t>
+      </w:r>
+      <w:r>
+        <w:t xml:space="preserve"> </w:t>
+      </w:r>
+      <w:r>
+        <w:t xml:space="preserve">SAC/CrossQ curves alongside stochastic flow eval.</w:t>
+      </w:r>
+      <w:r>
+        <w:br/>
+      </w:r>
+    </w:p>
+    <w:p>
+      <w:pPr>
+        <w:numPr>
+          <w:ilvl w:val="0"/>
+          <w:numId w:val="1012"/>
+        </w:numPr>
+        <w:pStyle w:val="Compact"/>
+      </w:pPr>
+      <w:r>
+        <w:t xml:space="preserve">Clarify</w:t>
+      </w:r>
+      <w:r>
+        <w:t xml:space="preserve"> </w:t>
+      </w:r>
+      <w:r>
+        <w:rPr>
+          <w:bCs/>
+          <w:b/>
+        </w:rPr>
+        <w:t xml:space="preserve">reproducibility</w:t>
+      </w:r>
+      <w:r>
+        <w:t xml:space="preserve">: exact MEow and SAC configs in supplement tables.</w:t>
       </w:r>
     </w:p>
     <w:p>
@@ -4799,9 +6842,9 @@
         </w:pict>
       </w:r>
     </w:p>
-    <w:bookmarkEnd w:id="47"/>
-    <w:bookmarkEnd w:id="48"/>
-    <w:bookmarkStart w:id="57" w:name="中文-1"/>
+    <w:bookmarkEnd w:id="59"/>
+    <w:bookmarkEnd w:id="60"/>
+    <w:bookmarkStart w:id="73" w:name="中文-1"/>
     <w:p>
       <w:pPr>
         <w:pStyle w:val="Heading2"/>
@@ -4810,7 +6853,7 @@
         <w:t xml:space="preserve">中文</w:t>
       </w:r>
     </w:p>
-    <w:bookmarkStart w:id="49" w:name="ai-文档说明可选作者不可见-1"/>
+    <w:bookmarkStart w:id="61" w:name="ai-文档说明可选作者不可见-1"/>
     <w:p>
       <w:pPr>
         <w:pStyle w:val="Heading3"/>
@@ -4837,8 +6880,8 @@
         <w:t xml:space="preserve">——思路清晰、消融合理，但摘要相对 SAC/CrossQ 偏强，基线公平性与调参对齐不足。</w:t>
       </w:r>
     </w:p>
-    <w:bookmarkEnd w:id="49"/>
-    <w:bookmarkStart w:id="50" w:name="论文摘要-1"/>
+    <w:bookmarkEnd w:id="61"/>
+    <w:bookmarkStart w:id="62" w:name="论文摘要-1"/>
     <w:p>
       <w:pPr>
         <w:pStyle w:val="Heading3"/>
@@ -5269,8 +7312,8 @@
         <w:t xml:space="preserve">技巧（如 split quadratic solve）。</w:t>
       </w:r>
     </w:p>
-    <w:bookmarkEnd w:id="50"/>
-    <w:bookmarkStart w:id="51" w:name="presentation呈现-1"/>
+    <w:bookmarkEnd w:id="62"/>
+    <w:bookmarkStart w:id="63" w:name="presentation呈现-1"/>
     <w:p>
       <w:pPr>
         <w:pStyle w:val="Heading3"/>
@@ -5354,8 +7397,8 @@
         </w:tc>
       </w:tr>
     </w:tbl>
-    <w:bookmarkEnd w:id="51"/>
-    <w:bookmarkStart w:id="52" w:name="informativeness信息量-1"/>
+    <w:bookmarkEnd w:id="63"/>
+    <w:bookmarkStart w:id="64" w:name="informativeness信息量-1"/>
     <w:p>
       <w:pPr>
         <w:pStyle w:val="Heading3"/>
@@ -5472,8 +7515,8 @@
         </w:tc>
       </w:tr>
     </w:tbl>
-    <w:bookmarkEnd w:id="52"/>
-    <w:bookmarkStart w:id="53" w:name="soundness可靠性-1"/>
+    <w:bookmarkEnd w:id="64"/>
+    <w:bookmarkStart w:id="65" w:name="soundness可靠性-1"/>
     <w:p>
       <w:pPr>
         <w:pStyle w:val="Heading3"/>
@@ -5583,8 +7626,8 @@
         </w:tc>
       </w:tr>
     </w:tbl>
-    <w:bookmarkEnd w:id="53"/>
-    <w:bookmarkStart w:id="54" w:name="critical-strengths关键优点-1"/>
+    <w:bookmarkEnd w:id="65"/>
+    <w:bookmarkStart w:id="66" w:name="critical-strengths关键优点-1"/>
     <w:p>
       <w:pPr>
         <w:pStyle w:val="Heading3"/>
@@ -5597,7 +7640,7 @@
       <w:pPr>
         <w:numPr>
           <w:ilvl w:val="0"/>
-          <w:numId w:val="1010"/>
+          <w:numId w:val="1013"/>
         </w:numPr>
         <w:pStyle w:val="Compact"/>
       </w:pPr>
@@ -5619,7 +7662,7 @@
       <w:pPr>
         <w:numPr>
           <w:ilvl w:val="0"/>
-          <w:numId w:val="1010"/>
+          <w:numId w:val="1013"/>
         </w:numPr>
         <w:pStyle w:val="Compact"/>
       </w:pPr>
@@ -5686,7 +7729,7 @@
       <w:pPr>
         <w:numPr>
           <w:ilvl w:val="0"/>
-          <w:numId w:val="1010"/>
+          <w:numId w:val="1013"/>
         </w:numPr>
         <w:pStyle w:val="Compact"/>
       </w:pPr>
@@ -5708,7 +7751,7 @@
       <w:pPr>
         <w:numPr>
           <w:ilvl w:val="0"/>
-          <w:numId w:val="1010"/>
+          <w:numId w:val="1013"/>
         </w:numPr>
         <w:pStyle w:val="Compact"/>
       </w:pPr>
@@ -5723,8 +7766,8 @@
         <w:t xml:space="preserve">：承认算力、稳定性与任务范围限制。</w:t>
       </w:r>
     </w:p>
-    <w:bookmarkEnd w:id="54"/>
-    <w:bookmarkStart w:id="55" w:name="critical-weaknesses关键缺点-1"/>
+    <w:bookmarkEnd w:id="66"/>
+    <w:bookmarkStart w:id="67" w:name="critical-weaknesses关键缺点-1"/>
     <w:p>
       <w:pPr>
         <w:pStyle w:val="Heading3"/>
@@ -5737,7 +7780,7 @@
       <w:pPr>
         <w:numPr>
           <w:ilvl w:val="0"/>
-          <w:numId w:val="1011"/>
+          <w:numId w:val="1014"/>
         </w:numPr>
         <w:pStyle w:val="Compact"/>
       </w:pPr>
@@ -5775,7 +7818,7 @@
       <w:pPr>
         <w:numPr>
           <w:ilvl w:val="0"/>
-          <w:numId w:val="1011"/>
+          <w:numId w:val="1014"/>
         </w:numPr>
         <w:pStyle w:val="Compact"/>
       </w:pPr>
@@ -5800,7 +7843,7 @@
       <w:pPr>
         <w:numPr>
           <w:ilvl w:val="0"/>
-          <w:numId w:val="1011"/>
+          <w:numId w:val="1014"/>
         </w:numPr>
         <w:pStyle w:val="Compact"/>
       </w:pPr>
@@ -5825,7 +7868,7 @@
       <w:pPr>
         <w:numPr>
           <w:ilvl w:val="0"/>
-          <w:numId w:val="1011"/>
+          <w:numId w:val="1014"/>
         </w:numPr>
         <w:pStyle w:val="Compact"/>
       </w:pPr>
@@ -5850,7 +7893,7 @@
       <w:pPr>
         <w:numPr>
           <w:ilvl w:val="0"/>
-          <w:numId w:val="1011"/>
+          <w:numId w:val="1014"/>
         </w:numPr>
         <w:pStyle w:val="Compact"/>
       </w:pPr>
@@ -5868,8 +7911,8 @@
         <w:t xml:space="preserve">semi-gradient TD+flow 的理论或系统偏差测量。</w:t>
       </w:r>
     </w:p>
-    <w:bookmarkEnd w:id="55"/>
-    <w:bookmarkStart w:id="56" w:name="questions-for-authors-给作者的问题-1"/>
+    <w:bookmarkEnd w:id="67"/>
+    <w:bookmarkStart w:id="68" w:name="questions-for-authors-给作者的问题-1"/>
     <w:p>
       <w:pPr>
         <w:pStyle w:val="Heading3"/>
@@ -5882,7 +7925,7 @@
       <w:pPr>
         <w:numPr>
           <w:ilvl w:val="0"/>
-          <w:numId w:val="1012"/>
+          <w:numId w:val="1015"/>
         </w:numPr>
         <w:pStyle w:val="Compact"/>
       </w:pPr>
@@ -5930,7 +7973,7 @@
       <w:pPr>
         <w:numPr>
           <w:ilvl w:val="0"/>
-          <w:numId w:val="1012"/>
+          <w:numId w:val="1015"/>
         </w:numPr>
         <w:pStyle w:val="Compact"/>
       </w:pPr>
@@ -5981,7 +8024,7 @@
       <w:pPr>
         <w:numPr>
           <w:ilvl w:val="0"/>
-          <w:numId w:val="1012"/>
+          <w:numId w:val="1015"/>
         </w:numPr>
         <w:pStyle w:val="Compact"/>
       </w:pPr>
@@ -6025,7 +8068,7 @@
       <w:pPr>
         <w:numPr>
           <w:ilvl w:val="0"/>
-          <w:numId w:val="1012"/>
+          <w:numId w:val="1015"/>
         </w:numPr>
         <w:pStyle w:val="Compact"/>
       </w:pPr>
@@ -6056,7 +8099,7 @@
       <w:pPr>
         <w:numPr>
           <w:ilvl w:val="0"/>
-          <w:numId w:val="1012"/>
+          <w:numId w:val="1015"/>
         </w:numPr>
         <w:pStyle w:val="Compact"/>
       </w:pPr>
@@ -6078,6 +8121,426 @@
       </w:r>
       <w:r>
         <w:t xml:space="preserve">的偏差？</w:t>
+      </w:r>
+    </w:p>
+    <w:bookmarkEnd w:id="68"/>
+    <w:bookmarkStart w:id="69" w:name="overall-recommendation-总评-rating-1"/>
+    <w:p>
+      <w:pPr>
+        <w:pStyle w:val="Heading3"/>
+      </w:pPr>
+      <w:r>
+        <w:t xml:space="preserve">Overall Recommendation *（总评 / Rating）</w:t>
+      </w:r>
+    </w:p>
+    <w:tbl>
+      <w:tblPr>
+        <w:tblStyle w:val="Table"/>
+        <w:tblW w:type="pct" w:w="5000"/>
+        <w:tblLook w:firstRow="1" w:lastRow="0" w:firstColumn="0" w:lastColumn="0" w:noHBand="0" w:noVBand="0" w:val="0020"/>
+        <w:jc w:val="start"/>
+      </w:tblPr>
+      <w:tblGrid>
+        <w:gridCol w:w="6008"/>
+        <w:gridCol w:w="1911"/>
+      </w:tblGrid>
+      <w:tr>
+        <w:trPr>
+          <w:tblHeader w:val="true"/>
+        </w:trPr>
+        <w:tc>
+          <w:tcPr/>
+          <w:p>
+            <w:pPr>
+              <w:pStyle w:val="Compact"/>
+              <w:jc w:val="left"/>
+            </w:pPr>
+            <w:r>
+              <w:t xml:space="preserve">表单选择（0–10 偶数）</w:t>
+            </w:r>
+          </w:p>
+        </w:tc>
+        <w:tc>
+          <w:tcPr/>
+          <w:p>
+            <w:pPr>
+              <w:pStyle w:val="Compact"/>
+              <w:jc w:val="left"/>
+            </w:pPr>
+            <w:r>
+              <w:rPr>
+                <w:bCs/>
+                <w:b/>
+              </w:rPr>
+              <w:t xml:space="preserve">6</w:t>
+            </w:r>
+          </w:p>
+        </w:tc>
+      </w:tr>
+      <w:tr>
+        <w:tc>
+          <w:tcPr/>
+          <w:p>
+            <w:pPr>
+              <w:pStyle w:val="Compact"/>
+              <w:jc w:val="left"/>
+            </w:pPr>
+            <w:r>
+              <w:rPr>
+                <w:bCs/>
+                <w:b/>
+              </w:rPr>
+              <w:t xml:space="preserve">含义</w:t>
+            </w:r>
+          </w:p>
+        </w:tc>
+        <w:tc>
+          <w:tcPr/>
+          <w:p>
+            <w:pPr>
+              <w:pStyle w:val="Compact"/>
+              <w:jc w:val="left"/>
+            </w:pPr>
+            <w:r>
+              <w:t xml:space="preserve">略高于接收线（Marginally above）</w:t>
+            </w:r>
+          </w:p>
+        </w:tc>
+      </w:tr>
+      <w:tr>
+        <w:tc>
+          <w:tcPr/>
+          <w:p>
+            <w:pPr>
+              <w:pStyle w:val="Compact"/>
+              <w:jc w:val="left"/>
+            </w:pPr>
+            <w:r>
+              <w:rPr>
+                <w:bCs/>
+                <w:b/>
+              </w:rPr>
+              <w:t xml:space="preserve">一句话</w:t>
+            </w:r>
+          </w:p>
+        </w:tc>
+        <w:tc>
+          <w:tcPr/>
+          <w:p>
+            <w:pPr>
+              <w:pStyle w:val="Compact"/>
+              <w:jc w:val="left"/>
+            </w:pPr>
+            <w:r>
+              <w:t xml:space="preserve">softmax-as-flow 思路清晰、消融到位，但摘要「与 actor-critic 相当」偏强，关键任务 SAC/CrossQ 更优。</w:t>
+            </w:r>
+          </w:p>
+        </w:tc>
+      </w:tr>
+    </w:tbl>
+    <w:p>
+      <w:pPr>
+        <w:pStyle w:val="BodyText"/>
+      </w:pPr>
+      <w:r>
+        <w:rPr>
+          <w:bCs/>
+          <w:b/>
+        </w:rPr>
+        <w:t xml:space="preserve">两条理由：</w:t>
+      </w:r>
+      <w:r>
+        <w:t xml:space="preserve">（1）</w:t>
+      </w:r>
+      <w:r>
+        <w:rPr>
+          <w:bCs/>
+          <w:b/>
+        </w:rPr>
+        <w:t xml:space="preserve">接收：</w:t>
+      </w:r>
+      <w:r>
+        <w:t xml:space="preserve"> </w:t>
+      </w:r>
+      <w:r>
+        <w:t xml:space="preserve">去掉独立 policy improvement，保留 off-policy TD；QMANSF 与图 3–4 体现工程完整性。（2）</w:t>
+      </w:r>
+      <w:r>
+        <w:rPr>
+          <w:bCs/>
+          <w:b/>
+        </w:rPr>
+        <w:t xml:space="preserve">拒稿：</w:t>
+      </w:r>
+      <w:r>
+        <w:t xml:space="preserve"> </w:t>
+      </w:r>
+      <w:r>
+        <w:t xml:space="preserve">利用型/探索型任务暴露局限；基线公平性与 wall-time 不足。</w:t>
+      </w:r>
+    </w:p>
+    <w:p>
+      <w:pPr>
+        <w:pStyle w:val="BodyText"/>
+      </w:pPr>
+      <w:r>
+        <w:rPr>
+          <w:iCs/>
+          <w:i/>
+        </w:rPr>
+        <w:t xml:space="preserve">若表单仅为 Accept/Reject：</w:t>
+      </w:r>
+      <w:r>
+        <w:t xml:space="preserve"> </w:t>
+      </w:r>
+      <w:r>
+        <w:rPr>
+          <w:bCs/>
+          <w:b/>
+        </w:rPr>
+        <w:t xml:space="preserve">边界接收</w:t>
+      </w:r>
+      <w:r>
+        <w:t xml:space="preserve">。</w:t>
+      </w:r>
+    </w:p>
+    <w:bookmarkEnd w:id="69"/>
+    <w:bookmarkStart w:id="70" w:name="confidence-置信度-1"/>
+    <w:p>
+      <w:pPr>
+        <w:pStyle w:val="Heading3"/>
+      </w:pPr>
+      <w:r>
+        <w:t xml:space="preserve">Confidence *（置信度）</w:t>
+      </w:r>
+    </w:p>
+    <w:tbl>
+      <w:tblPr>
+        <w:tblStyle w:val="Table"/>
+        <w:tblW w:type="pct" w:w="5000"/>
+        <w:tblLook w:firstRow="1" w:lastRow="0" w:firstColumn="0" w:lastColumn="0" w:noHBand="0" w:noVBand="0" w:val="0020"/>
+        <w:jc w:val="start"/>
+      </w:tblPr>
+      <w:tblGrid>
+        <w:gridCol w:w="5002"/>
+        <w:gridCol w:w="2917"/>
+      </w:tblGrid>
+      <w:tr>
+        <w:trPr>
+          <w:tblHeader w:val="true"/>
+        </w:trPr>
+        <w:tc>
+          <w:tcPr/>
+          <w:p>
+            <w:pPr>
+              <w:pStyle w:val="Compact"/>
+              <w:jc w:val="left"/>
+            </w:pPr>
+            <w:r>
+              <w:t xml:space="preserve">分数 (1–5)</w:t>
+            </w:r>
+          </w:p>
+        </w:tc>
+        <w:tc>
+          <w:tcPr/>
+          <w:p>
+            <w:pPr>
+              <w:pStyle w:val="Compact"/>
+              <w:jc w:val="left"/>
+            </w:pPr>
+            <w:r>
+              <w:rPr>
+                <w:bCs/>
+                <w:b/>
+              </w:rPr>
+              <w:t xml:space="preserve">3</w:t>
+            </w:r>
+          </w:p>
+        </w:tc>
+      </w:tr>
+      <w:tr>
+        <w:tc>
+          <w:tcPr/>
+          <w:p>
+            <w:pPr>
+              <w:pStyle w:val="Compact"/>
+              <w:jc w:val="left"/>
+            </w:pPr>
+            <w:r>
+              <w:rPr>
+                <w:bCs/>
+                <w:b/>
+              </w:rPr>
+              <w:t xml:space="preserve">理由</w:t>
+            </w:r>
+          </w:p>
+        </w:tc>
+        <w:tc>
+          <w:tcPr/>
+          <w:p>
+            <w:pPr>
+              <w:pStyle w:val="Compact"/>
+              <w:jc w:val="left"/>
+            </w:pPr>
+            <w:r>
+              <w:t xml:space="preserve">熟悉 SAC/CrossQ、flow 与 DMC 评测；非 Trust-PCL/MEow 实现细节专家。</w:t>
+            </w:r>
+          </w:p>
+        </w:tc>
+      </w:tr>
+    </w:tbl>
+    <w:bookmarkEnd w:id="70"/>
+    <w:bookmarkStart w:id="71" w:name="X312618423da112862673f2b32bcdf809f30f4a7"/>
+    <w:p>
+      <w:pPr>
+        <w:pStyle w:val="Heading3"/>
+      </w:pPr>
+      <w:r>
+        <w:t xml:space="preserve">Supporting Arguments For Recommendation *（支持总评的论述）</w:t>
+      </w:r>
+    </w:p>
+    <w:p>
+      <w:pPr>
+        <w:pStyle w:val="FirstParagraph"/>
+      </w:pPr>
+      <w:r>
+        <w:t xml:space="preserve">QNF 直接参数化熵正则策略密度，概念上统一了 Q-learning 与 maximum-entropy 控制中的 softmax。 (</w:t>
+      </w:r>
+      <w:r>
+        <w:t xml:space="preserve">) 的 OLS 与 greedification 针对实际训练中的敏感点，图 4 提供了可读证据。局限部分对算力与稳定性诚实。</w:t>
+      </w:r>
+    </w:p>
+    <w:p>
+      <w:pPr>
+        <w:pStyle w:val="BodyText"/>
+      </w:pPr>
+      <w:r>
+        <w:t xml:space="preserve">距明确接收差在实证：cheetah-run、walker-run 等仍落后强基线；hopper-stand 说明在弱奖励下不如 CrossQ 的熵适应。跨环境共用超参与 MEow 调参来源使对比难以定论。若补充同 wall-time、分环境调强的 SAC/CrossQ 与「无 greed / 无 OLS」消融，可考虑升至</w:t>
+      </w:r>
+      <w:r>
+        <w:t xml:space="preserve"> </w:t>
+      </w:r>
+      <w:r>
+        <w:rPr>
+          <w:bCs/>
+          <w:b/>
+        </w:rPr>
+        <w:t xml:space="preserve">8</w:t>
+      </w:r>
+      <w:r>
+        <w:t xml:space="preserve">。</w:t>
+      </w:r>
+    </w:p>
+    <w:bookmarkEnd w:id="71"/>
+    <w:bookmarkStart w:id="72" w:name="X372f043251aee64001df17da398c53fb6e2123e"/>
+    <w:p>
+      <w:pPr>
+        <w:pStyle w:val="Heading3"/>
+      </w:pPr>
+      <w:r>
+        <w:t xml:space="preserve">Additional Feedback To Improve The Paper（可选；不计入打分）</w:t>
+      </w:r>
+    </w:p>
+    <w:p>
+      <w:pPr>
+        <w:numPr>
+          <w:ilvl w:val="0"/>
+          <w:numId w:val="1016"/>
+        </w:numPr>
+        <w:pStyle w:val="Compact"/>
+      </w:pPr>
+      <w:r>
+        <w:t xml:space="preserve">摘要/结论改为「在若干 DMC 任务上具有竞争力」。</w:t>
+      </w:r>
+      <w:r>
+        <w:br/>
+      </w:r>
+    </w:p>
+    <w:p>
+      <w:pPr>
+        <w:numPr>
+          <w:ilvl w:val="0"/>
+          <w:numId w:val="1016"/>
+        </w:numPr>
+        <w:pStyle w:val="Compact"/>
+      </w:pPr>
+      <w:r>
+        <w:t xml:space="preserve">增加</w:t>
+      </w:r>
+      <w:r>
+        <w:t xml:space="preserve"> </w:t>
+      </w:r>
+      <w:r>
+        <w:rPr>
+          <w:bCs/>
+          <w:b/>
+        </w:rPr>
+        <w:t xml:space="preserve">算力/每步耗时</w:t>
+      </w:r>
+      <w:r>
+        <w:t xml:space="preserve"> </w:t>
+      </w:r>
+      <w:r>
+        <w:t xml:space="preserve">表。</w:t>
+      </w:r>
+      <w:r>
+        <w:br/>
+      </w:r>
+    </w:p>
+    <w:p>
+      <w:pPr>
+        <w:numPr>
+          <w:ilvl w:val="0"/>
+          <w:numId w:val="1016"/>
+        </w:numPr>
+        <w:pStyle w:val="Compact"/>
+      </w:pPr>
+      <w:r>
+        <w:t xml:space="preserve">补充高斯基线</w:t>
+      </w:r>
+      <w:r>
+        <w:t xml:space="preserve"> </w:t>
+      </w:r>
+      <w:r>
+        <w:rPr>
+          <w:bCs/>
+          <w:b/>
+        </w:rPr>
+        <w:t xml:space="preserve">确定性 eval</w:t>
+      </w:r>
+      <w:r>
+        <w:t xml:space="preserve"> </w:t>
+      </w:r>
+      <w:r>
+        <w:t xml:space="preserve">曲线。</w:t>
+      </w:r>
+      <w:r>
+        <w:br/>
+      </w:r>
+    </w:p>
+    <w:p>
+      <w:pPr>
+        <w:numPr>
+          <w:ilvl w:val="0"/>
+          <w:numId w:val="1016"/>
+        </w:numPr>
+        <w:pStyle w:val="Compact"/>
+      </w:pPr>
+      <w:r>
+        <w:t xml:space="preserve">补充 MEow、SAC 的</w:t>
+      </w:r>
+      <w:r>
+        <w:t xml:space="preserve"> </w:t>
+      </w:r>
+      <w:r>
+        <w:rPr>
+          <w:bCs/>
+          <w:b/>
+        </w:rPr>
+        <w:t xml:space="preserve">完整可复现配置表</w:t>
+      </w:r>
+      <w:r>
+        <w:t xml:space="preserve">。</w:t>
       </w:r>
     </w:p>
     <w:p>
@@ -6096,12 +8559,12 @@
           <w:iCs/>
           <w:i/>
         </w:rPr>
-        <w:t xml:space="preserve">End of review document. Select Presentation / Informativeness / Soundness scores (1–3) in OpenReview to match the tables above.</w:t>
-      </w:r>
-    </w:p>
-    <w:bookmarkEnd w:id="56"/>
-    <w:bookmarkEnd w:id="57"/>
-    <w:bookmarkEnd w:id="58"/>
+        <w:t xml:space="preserve">End of review document. Match all dropdown scores to the tables above before submitting.</w:t>
+      </w:r>
+    </w:p>
+    <w:bookmarkEnd w:id="72"/>
+    <w:bookmarkEnd w:id="73"/>
+    <w:bookmarkEnd w:id="74"/>
     <w:sectPr/>
   </w:body>
 </w:document>
@@ -6293,6 +8756,82 @@
       </w:pPr>
     </w:lvl>
   </w:abstractNum>
+  <w:abstractNum w:abstractNumId="991">
+    <w:nsid w:val="A991"/>
+    <w:multiLevelType w:val="multilevel"/>
+    <w:lvl w:ilvl="0">
+      <w:numFmt w:val="bullet"/>
+      <w:lvlText w:val="•"/>
+      <w:lvlJc w:val="left"/>
+      <w:pPr>
+        <w:ind w:left="720" w:hanging="480"/>
+      </w:pPr>
+    </w:lvl>
+    <w:lvl w:ilvl="1">
+      <w:numFmt w:val="bullet"/>
+      <w:lvlText w:val="–"/>
+      <w:lvlJc w:val="left"/>
+      <w:pPr>
+        <w:ind w:left="1440" w:hanging="480"/>
+      </w:pPr>
+    </w:lvl>
+    <w:lvl w:ilvl="2">
+      <w:numFmt w:val="bullet"/>
+      <w:lvlText w:val="•"/>
+      <w:lvlJc w:val="left"/>
+      <w:pPr>
+        <w:ind w:left="2160" w:hanging="480"/>
+      </w:pPr>
+    </w:lvl>
+    <w:lvl w:ilvl="3">
+      <w:numFmt w:val="bullet"/>
+      <w:lvlText w:val="–"/>
+      <w:lvlJc w:val="left"/>
+      <w:pPr>
+        <w:ind w:left="2880" w:hanging="480"/>
+      </w:pPr>
+    </w:lvl>
+    <w:lvl w:ilvl="4">
+      <w:numFmt w:val="bullet"/>
+      <w:lvlText w:val="•"/>
+      <w:lvlJc w:val="left"/>
+      <w:pPr>
+        <w:ind w:left="3600" w:hanging="480"/>
+      </w:pPr>
+    </w:lvl>
+    <w:lvl w:ilvl="5">
+      <w:numFmt w:val="bullet"/>
+      <w:lvlText w:val="–"/>
+      <w:lvlJc w:val="left"/>
+      <w:pPr>
+        <w:ind w:left="4320" w:hanging="480"/>
+      </w:pPr>
+    </w:lvl>
+    <w:lvl w:ilvl="6">
+      <w:numFmt w:val="bullet"/>
+      <w:lvlText w:val="•"/>
+      <w:lvlJc w:val="left"/>
+      <w:pPr>
+        <w:ind w:left="5040" w:hanging="480"/>
+      </w:pPr>
+    </w:lvl>
+    <w:lvl w:ilvl="7">
+      <w:numFmt w:val="bullet"/>
+      <w:lvlText w:val="–"/>
+      <w:lvlJc w:val="left"/>
+      <w:pPr>
+        <w:ind w:left="5760" w:hanging="480"/>
+      </w:pPr>
+    </w:lvl>
+    <w:lvl w:ilvl="8">
+      <w:numFmt w:val="bullet"/>
+      <w:lvlText w:val="•"/>
+      <w:lvlJc w:val="left"/>
+      <w:pPr>
+        <w:ind w:left="6480" w:hanging="480"/>
+      </w:pPr>
+    </w:lvl>
+  </w:abstractNum>
   <w:num w:numId="1000">
     <w:abstractNumId w:val="990"/>
   </w:num>
@@ -6387,34 +8926,7 @@
     </w:lvlOverride>
   </w:num>
   <w:num w:numId="1004">
-    <w:abstractNumId w:val="99411"/>
-    <w:lvlOverride w:ilvl="0">
-      <w:startOverride w:val="1"/>
-    </w:lvlOverride>
-    <w:lvlOverride w:ilvl="1">
-      <w:startOverride w:val="1"/>
-    </w:lvlOverride>
-    <w:lvlOverride w:ilvl="2">
-      <w:startOverride w:val="1"/>
-    </w:lvlOverride>
-    <w:lvlOverride w:ilvl="3">
-      <w:startOverride w:val="1"/>
-    </w:lvlOverride>
-    <w:lvlOverride w:ilvl="4">
-      <w:startOverride w:val="1"/>
-    </w:lvlOverride>
-    <w:lvlOverride w:ilvl="5">
-      <w:startOverride w:val="1"/>
-    </w:lvlOverride>
-    <w:lvlOverride w:ilvl="6">
-      <w:startOverride w:val="1"/>
-    </w:lvlOverride>
-    <w:lvlOverride w:ilvl="7">
-      <w:startOverride w:val="1"/>
-    </w:lvlOverride>
-    <w:lvlOverride w:ilvl="8">
-      <w:startOverride w:val="1"/>
-    </w:lvlOverride>
+    <w:abstractNumId w:val="991"/>
   </w:num>
   <w:num w:numId="1005">
     <w:abstractNumId w:val="99411"/>
@@ -6507,34 +9019,7 @@
     </w:lvlOverride>
   </w:num>
   <w:num w:numId="1008">
-    <w:abstractNumId w:val="99411"/>
-    <w:lvlOverride w:ilvl="0">
-      <w:startOverride w:val="1"/>
-    </w:lvlOverride>
-    <w:lvlOverride w:ilvl="1">
-      <w:startOverride w:val="1"/>
-    </w:lvlOverride>
-    <w:lvlOverride w:ilvl="2">
-      <w:startOverride w:val="1"/>
-    </w:lvlOverride>
-    <w:lvlOverride w:ilvl="3">
-      <w:startOverride w:val="1"/>
-    </w:lvlOverride>
-    <w:lvlOverride w:ilvl="4">
-      <w:startOverride w:val="1"/>
-    </w:lvlOverride>
-    <w:lvlOverride w:ilvl="5">
-      <w:startOverride w:val="1"/>
-    </w:lvlOverride>
-    <w:lvlOverride w:ilvl="6">
-      <w:startOverride w:val="1"/>
-    </w:lvlOverride>
-    <w:lvlOverride w:ilvl="7">
-      <w:startOverride w:val="1"/>
-    </w:lvlOverride>
-    <w:lvlOverride w:ilvl="8">
-      <w:startOverride w:val="1"/>
-    </w:lvlOverride>
+    <w:abstractNumId w:val="991"/>
   </w:num>
   <w:num w:numId="1009">
     <w:abstractNumId w:val="99411"/>
@@ -6627,6 +9112,9 @@
     </w:lvlOverride>
   </w:num>
   <w:num w:numId="1012">
+    <w:abstractNumId w:val="991"/>
+  </w:num>
+  <w:num w:numId="1013">
     <w:abstractNumId w:val="99411"/>
     <w:lvlOverride w:ilvl="0">
       <w:startOverride w:val="1"/>
@@ -6655,6 +9143,69 @@
     <w:lvlOverride w:ilvl="8">
       <w:startOverride w:val="1"/>
     </w:lvlOverride>
+  </w:num>
+  <w:num w:numId="1014">
+    <w:abstractNumId w:val="99411"/>
+    <w:lvlOverride w:ilvl="0">
+      <w:startOverride w:val="1"/>
+    </w:lvlOverride>
+    <w:lvlOverride w:ilvl="1">
+      <w:startOverride w:val="1"/>
+    </w:lvlOverride>
+    <w:lvlOverride w:ilvl="2">
+      <w:startOverride w:val="1"/>
+    </w:lvlOverride>
+    <w:lvlOverride w:ilvl="3">
+      <w:startOverride w:val="1"/>
+    </w:lvlOverride>
+    <w:lvlOverride w:ilvl="4">
+      <w:startOverride w:val="1"/>
+    </w:lvlOverride>
+    <w:lvlOverride w:ilvl="5">
+      <w:startOverride w:val="1"/>
+    </w:lvlOverride>
+    <w:lvlOverride w:ilvl="6">
+      <w:startOverride w:val="1"/>
+    </w:lvlOverride>
+    <w:lvlOverride w:ilvl="7">
+      <w:startOverride w:val="1"/>
+    </w:lvlOverride>
+    <w:lvlOverride w:ilvl="8">
+      <w:startOverride w:val="1"/>
+    </w:lvlOverride>
+  </w:num>
+  <w:num w:numId="1015">
+    <w:abstractNumId w:val="99411"/>
+    <w:lvlOverride w:ilvl="0">
+      <w:startOverride w:val="1"/>
+    </w:lvlOverride>
+    <w:lvlOverride w:ilvl="1">
+      <w:startOverride w:val="1"/>
+    </w:lvlOverride>
+    <w:lvlOverride w:ilvl="2">
+      <w:startOverride w:val="1"/>
+    </w:lvlOverride>
+    <w:lvlOverride w:ilvl="3">
+      <w:startOverride w:val="1"/>
+    </w:lvlOverride>
+    <w:lvlOverride w:ilvl="4">
+      <w:startOverride w:val="1"/>
+    </w:lvlOverride>
+    <w:lvlOverride w:ilvl="5">
+      <w:startOverride w:val="1"/>
+    </w:lvlOverride>
+    <w:lvlOverride w:ilvl="6">
+      <w:startOverride w:val="1"/>
+    </w:lvlOverride>
+    <w:lvlOverride w:ilvl="7">
+      <w:startOverride w:val="1"/>
+    </w:lvlOverride>
+    <w:lvlOverride w:ilvl="8">
+      <w:startOverride w:val="1"/>
+    </w:lvlOverride>
+  </w:num>
+  <w:num w:numId="1016">
+    <w:abstractNumId w:val="991"/>
   </w:num>
 </w:numbering>
 </file>

--- a/reviews/ICLR2027_42504_50972_reviews_pandoc.docx
+++ b/reviews/ICLR2027_42504_50972_reviews_pandoc.docx
@@ -524,6 +524,112 @@
       </w:r>
       <w:r>
         <w:t xml:space="preserve">.</w:t>
+      </w:r>
+      <w:r>
+        <w:br/>
+      </w:r>
+      <w:r>
+        <w:rPr>
+          <w:bCs/>
+          <w:b/>
+        </w:rPr>
+        <w:t xml:space="preserve">Plain-text paste (no markdown):</w:t>
+      </w:r>
+      <w:r>
+        <w:t xml:space="preserve"> </w:t>
+      </w:r>
+      <w:r>
+        <w:rPr>
+          <w:rStyle w:val="VerbatimChar"/>
+        </w:rPr>
+        <w:t xml:space="preserve">paste/42504_EN_paste.txt</w:t>
+      </w:r>
+      <w:r>
+        <w:t xml:space="preserve">,</w:t>
+      </w:r>
+      <w:r>
+        <w:t xml:space="preserve"> </w:t>
+      </w:r>
+      <w:r>
+        <w:rPr>
+          <w:rStyle w:val="VerbatimChar"/>
+        </w:rPr>
+        <w:t xml:space="preserve">paste/42504_ZH_paste.txt</w:t>
+      </w:r>
+      <w:r>
+        <w:t xml:space="preserve">,</w:t>
+      </w:r>
+      <w:r>
+        <w:t xml:space="preserve"> </w:t>
+      </w:r>
+      <w:r>
+        <w:rPr>
+          <w:rStyle w:val="VerbatimChar"/>
+        </w:rPr>
+        <w:t xml:space="preserve">paste/50972_*</w:t>
+      </w:r>
+      <w:r>
+        <w:t xml:space="preserve">.</w:t>
+      </w:r>
+      <w:r>
+        <w:br/>
+      </w:r>
+      <w:r>
+        <w:rPr>
+          <w:bCs/>
+          <w:b/>
+        </w:rPr>
+        <w:t xml:space="preserve">CoE form drafts:</w:t>
+      </w:r>
+      <w:r>
+        <w:t xml:space="preserve"> </w:t>
+      </w:r>
+      <w:r>
+        <w:rPr>
+          <w:rStyle w:val="VerbatimChar"/>
+        </w:rPr>
+        <w:t xml:space="preserve">ICLR2027_CoE_reports.md</w:t>
+      </w:r>
+      <w:r>
+        <w:t xml:space="preserve">.</w:t>
+      </w:r>
+      <w:r>
+        <w:br/>
+      </w:r>
+      <w:r>
+        <w:rPr>
+          <w:bCs/>
+          <w:b/>
+        </w:rPr>
+        <w:t xml:space="preserve">42504 stricter option:</w:t>
+      </w:r>
+      <w:r>
+        <w:t xml:space="preserve"> </w:t>
+      </w:r>
+      <w:r>
+        <w:rPr>
+          <w:rStyle w:val="VerbatimChar"/>
+        </w:rPr>
+        <w:t xml:space="preserve">ICLR2027_42504_review_rating4_optional.md</w:t>
+      </w:r>
+      <w:r>
+        <w:t xml:space="preserve"> </w:t>
+      </w:r>
+      <w:r>
+        <w:t xml:space="preserve">(Rating</w:t>
+      </w:r>
+      <w:r>
+        <w:t xml:space="preserve"> </w:t>
+      </w:r>
+      <w:r>
+        <w:rPr>
+          <w:bCs/>
+          <w:b/>
+        </w:rPr>
+        <w:t xml:space="preserve">4</w:t>
+      </w:r>
+      <w:r>
+        <w:t xml:space="preserve">).</w:t>
       </w:r>
     </w:p>
     <w:p>
